--- a/docs/EFK_Project_Design_Document.docx
+++ b/docs/EFK_Project_Design_Document.docx
@@ -1,3701 +1,3701 @@
 
 <file path=word/document.xml><?xml version="1.0" encoding="utf-8"?>
-<w:document xmlns:wpc="http://schemas.microsoft.com/office/word/2010/wordprocessingCanvas" xmlns:cx="http://schemas.microsoft.com/office/drawing/2014/chartex" xmlns:cx1="http://schemas.microsoft.com/office/drawing/2015/9/8/chartex" xmlns:cx2="http://schemas.microsoft.com/office/drawing/2015/10/21/chartex" xmlns:cx3="http://schemas.microsoft.com/office/drawing/2016/5/9/chartex" xmlns:cx4="http://schemas.microsoft.com/office/drawing/2016/5/10/chartex" xmlns:cx5="http://schemas.microsoft.com/office/drawing/2016/5/11/chartex" xmlns:cx6="http://schemas.microsoft.com/office/drawing/2016/5/12/chartex" xmlns:cx7="http://schemas.microsoft.com/office/drawing/2016/5/13/chartex" xmlns:cx8="http://schemas.microsoft.com/office/drawing/2016/5/14/chartex" xmlns:mc="http://schemas.openxmlformats.org/markup-compatibility/2006" xmlns:aink="http://schemas.microsoft.com/office/drawing/2016/ink" xmlns:am3d="http://schemas.microsoft.com/office/drawing/2017/model3d" xmlns:o="urn:schemas-microsoft-com:office:office" xmlns:oel="http://schemas.microsoft.com/office/2019/extlst" xmlns:r="http://schemas.openxmlformats.org/officeDocument/2006/relationships" xmlns:m="http://schemas.openxmlformats.org/officeDocument/2006/math" xmlns:v="urn:schemas-microsoft-com:vml" xmlns:wp14="http://schemas.microsoft.com/office/word/2010/wordprocessingDrawing" xmlns:wp="http://schemas.openxmlformats.org/drawingml/2006/wordprocessingDrawing" xmlns:w10="urn:schemas-microsoft-com:office:word" xmlns:w="http://schemas.openxmlformats.org/wordprocessingml/2006/main" xmlns:w14="http://schemas.microsoft.com/office/word/2010/wordml" xmlns:w15="http://schemas.microsoft.com/office/word/2012/wordml" xmlns:w16cex="http://schemas.microsoft.com/office/word/2018/wordml/cex" xmlns:w16cid="http://schemas.microsoft.com/office/word/2016/wordml/cid" xmlns:w16="http://schemas.microsoft.com/office/word/2018/wordml" xmlns:w16du="http://schemas.microsoft.com/office/word/2023/wordml/word16du" xmlns:w16sdtdh="http://schemas.microsoft.com/office/word/2020/wordml/sdtdatahash" xmlns:w16sdtfl="http://schemas.microsoft.com/office/word/2024/wordml/sdtformatlock" xmlns:w16se="http://schemas.microsoft.com/office/word/2015/wordml/symex" xmlns:wpg="http://schemas.microsoft.com/office/word/2010/wordprocessingGroup" xmlns:wpi="http://schemas.microsoft.com/office/word/2010/wordprocessingInk" xmlns:wne="http://schemas.microsoft.com/office/word/2006/wordml" xmlns:wps="http://schemas.microsoft.com/office/word/2010/wordprocessingShape" mc:Ignorable="w14 w15 w16se w16cid w16 w16cex w16sdtdh w16sdtfl w16du wp14">
-  <w:body>
-    <w:p>
-      <w:pPr>
-        <w:pStyle w:val="Heading1"/>
-        <w:keepNext w:val="0"/>
-        <w:keepLines w:val="0"/>
-        <w:spacing w:before="480"/>
-        <w:rPr>
-          <w:b/>
-          <w:bCs/>
-          <w:sz w:val="46"/>
-          <w:szCs w:val="46"/>
-        </w:rPr>
-      </w:pPr>
-      <w:bookmarkStart w:id="0" w:name="_f5f63ff8ea1l" w:colFirst="0" w:colLast="0"/>
-      <w:bookmarkEnd w:id="0"/>
-      <w:r>
-        <w:rPr>
-          <w:b/>
-          <w:bCs/>
-          <w:sz w:val="46"/>
-          <w:szCs w:val="46"/>
-        </w:rPr>
-        <w:t>COMP 8051 – Project Design Document</w:t>
-      </w:r>
-    </w:p>
-    <w:p>
-      <w:pPr>
-        <w:pStyle w:val="Heading2"/>
-        <w:keepNext w:val="0"/>
-        <w:keepLines w:val="0"/>
-        <w:spacing w:after="80"/>
-        <w:rPr>
-          <w:b/>
-          <w:bCs/>
-          <w:sz w:val="34"/>
-          <w:szCs w:val="34"/>
-        </w:rPr>
-      </w:pPr>
-      <w:bookmarkStart w:id="1" w:name="_trudukc4el3a" w:colFirst="0" w:colLast="0"/>
-      <w:bookmarkEnd w:id="1"/>
-      <w:r>
-        <w:rPr>
-          <w:b/>
-          <w:bCs/>
-          <w:sz w:val="34"/>
-          <w:szCs w:val="34"/>
-        </w:rPr>
-        <w:t>Echoes of the Forgotten Keep</w:t>
-      </w:r>
-    </w:p>
-    <w:p>
-      <w:r>
-        <w:pict w14:anchorId="515E6B56">
-          <v:rect id="_x0000_i1025" style="width:0;height:1.5pt" o:hralign="center" o:hrstd="t" o:hr="t" fillcolor="#a0a0a0" stroked="f"/>
-        </w:pict>
-      </w:r>
-    </w:p>
-    <w:p>
-      <w:pPr>
-        <w:pStyle w:val="Heading1"/>
-        <w:keepNext w:val="0"/>
-        <w:keepLines w:val="0"/>
-        <w:spacing w:before="0" w:line="240" w:lineRule="auto"/>
-        <w:rPr>
-          <w:b/>
-          <w:bCs/>
-          <w:sz w:val="46"/>
-          <w:szCs w:val="46"/>
-        </w:rPr>
-      </w:pPr>
-      <w:bookmarkStart w:id="2" w:name="_k9fqqynoh7hf" w:colFirst="0" w:colLast="0"/>
-      <w:bookmarkEnd w:id="2"/>
-      <w:r>
-        <w:rPr>
-          <w:b/>
-          <w:bCs/>
-          <w:sz w:val="46"/>
-          <w:szCs w:val="46"/>
-        </w:rPr>
-        <w:t>1. Team Members &amp; Roles</w:t>
-      </w:r>
-    </w:p>
-    <w:p>
-      <w:pPr>
-        <w:pStyle w:val="Heading3"/>
-        <w:keepNext w:val="0"/>
-        <w:keepLines w:val="0"/>
-        <w:spacing w:before="280"/>
-        <w:rPr>
-          <w:b/>
-          <w:bCs/>
-          <w:color w:val="000000"/>
-          <w:sz w:val="26"/>
-          <w:szCs w:val="26"/>
-        </w:rPr>
-      </w:pPr>
-      <w:bookmarkStart w:id="3" w:name="_rl76ee18b7j" w:colFirst="0" w:colLast="0"/>
-      <w:bookmarkEnd w:id="3"/>
-      <w:r>
-        <w:rPr>
-          <w:b/>
-          <w:bCs/>
-          <w:color w:val="000000"/>
-          <w:sz w:val="26"/>
-          <w:szCs w:val="26"/>
-        </w:rPr>
-        <w:t>Repository</w:t>
-      </w:r>
-    </w:p>
-    <w:p>
-      <w:pPr>
-        <w:spacing w:before="240" w:after="240"/>
-        <w:rPr>
-          <w:color w:val="1155CC"/>
-          <w:u w:val="single"/>
-        </w:rPr>
-      </w:pPr>
-      <w:r>
-        <w:t>GitHub Repository:</w:t>
-      </w:r>
-      <w:r>
-        <w:br/>
-      </w:r>
-      <w:hyperlink r:id="rId5">
-        <w:r>
-          <w:rPr>
-            <w:color w:val="1155CC"/>
-            <w:u w:val="single"/>
-          </w:rPr>
-          <w:t>https://github.com/JosephDriedger/echoes-of-the-forgotten-keep</w:t>
-        </w:r>
-      </w:hyperlink>
-    </w:p>
-    <w:p>
-      <w:pPr>
-        <w:spacing w:before="240" w:after="240"/>
-        <w:rPr>
-          <w:color w:val="1155CC"/>
-          <w:u w:val="single"/>
-        </w:rPr>
-      </w:pPr>
-      <w:r>
-        <w:t>Project Board:</w:t>
-      </w:r>
-      <w:r>
-        <w:br/>
-      </w:r>
-      <w:hyperlink r:id="rId6">
-        <w:r>
-          <w:rPr>
-            <w:color w:val="1155CC"/>
-            <w:u w:val="single"/>
-          </w:rPr>
-          <w:t>https://github.com/users/JosephDriedger/projects/2</w:t>
-        </w:r>
-      </w:hyperlink>
-    </w:p>
-    <w:p>
-      <w:r>
-        <w:pict w14:anchorId="51F8944B">
-          <v:rect id="_x0000_i1026" style="width:0;height:1.5pt" o:hralign="center" o:hrstd="t" o:hr="t" fillcolor="#a0a0a0" stroked="f"/>
-        </w:pict>
-      </w:r>
-    </w:p>
-    <w:p>
-      <w:pPr>
-        <w:pStyle w:val="Heading1"/>
-        <w:keepNext w:val="0"/>
-        <w:keepLines w:val="0"/>
-        <w:spacing w:before="0"/>
-        <w:rPr>
-          <w:b/>
-          <w:bCs/>
-          <w:sz w:val="46"/>
-          <w:szCs w:val="46"/>
-        </w:rPr>
-      </w:pPr>
-      <w:bookmarkStart w:id="4" w:name="_s29hd79rrg1a" w:colFirst="0" w:colLast="0"/>
-      <w:bookmarkEnd w:id="4"/>
-      <w:r>
-        <w:rPr>
-          <w:b/>
-          <w:bCs/>
-          <w:sz w:val="46"/>
-          <w:szCs w:val="46"/>
-        </w:rPr>
-        <w:t>Joey Driedger</w:t>
-      </w:r>
-    </w:p>
-    <w:p>
-      <w:pPr>
-        <w:spacing w:before="240" w:after="240"/>
-        <w:rPr>
-          <w:color w:val="1155CC"/>
-          <w:u w:val="single"/>
-        </w:rPr>
-      </w:pPr>
-      <w:r>
-        <w:t>GitHub:</w:t>
-      </w:r>
-      <w:hyperlink r:id="rId7">
-        <w:r>
-          <w:t xml:space="preserve"> </w:t>
-        </w:r>
-      </w:hyperlink>
-      <w:hyperlink r:id="rId8">
-        <w:r>
-          <w:rPr>
-            <w:color w:val="1155CC"/>
-            <w:u w:val="single"/>
-          </w:rPr>
-          <w:t>https://github.com/JosephDriedger</w:t>
-        </w:r>
-      </w:hyperlink>
-    </w:p>
-    <w:p>
-      <w:pPr>
-        <w:pStyle w:val="Heading3"/>
-        <w:keepNext w:val="0"/>
-        <w:keepLines w:val="0"/>
-        <w:spacing w:before="280"/>
-        <w:rPr>
-          <w:b/>
-          <w:bCs/>
-          <w:color w:val="000000"/>
-          <w:sz w:val="26"/>
-          <w:szCs w:val="26"/>
-        </w:rPr>
-      </w:pPr>
-      <w:bookmarkStart w:id="5" w:name="_4tjsbjowy6kn" w:colFirst="0" w:colLast="0"/>
-      <w:bookmarkEnd w:id="5"/>
-      <w:r>
-        <w:rPr>
-          <w:b/>
-          <w:bCs/>
-          <w:color w:val="000000"/>
-          <w:sz w:val="26"/>
-          <w:szCs w:val="26"/>
-        </w:rPr>
-        <w:t>Role: Engine &amp; Architecture Lead</w:t>
-      </w:r>
-    </w:p>
-    <w:p>
-      <w:pPr>
-        <w:pStyle w:val="Heading3"/>
-        <w:keepNext w:val="0"/>
-        <w:keepLines w:val="0"/>
-        <w:spacing w:before="280"/>
-        <w:rPr>
-          <w:b/>
-          <w:bCs/>
-          <w:color w:val="000000"/>
-          <w:sz w:val="26"/>
-          <w:szCs w:val="26"/>
-        </w:rPr>
-      </w:pPr>
-      <w:bookmarkStart w:id="6" w:name="_jdhbixnz0rc" w:colFirst="0" w:colLast="0"/>
-      <w:bookmarkEnd w:id="6"/>
-      <w:r>
-        <w:rPr>
-          <w:b/>
-          <w:bCs/>
-          <w:color w:val="000000"/>
-          <w:sz w:val="26"/>
-          <w:szCs w:val="26"/>
-        </w:rPr>
-        <w:t>Programming Responsibilities</w:t>
-      </w:r>
-    </w:p>
-    <w:p>
-      <w:pPr>
-        <w:spacing w:before="240" w:after="240"/>
-      </w:pPr>
-      <w:r>
-        <w:rPr>
-          <w:rFonts w:ascii="Arial Unicode MS" w:eastAsia="Arial Unicode MS" w:hAnsi="Arial Unicode MS" w:cs="Arial Unicode MS"/>
-        </w:rPr>
-        <w:t>Core engine architecture design</w:t>
-      </w:r>
-      <w:r>
-        <w:rPr>
-          <w:rFonts w:ascii="Arial Unicode MS" w:eastAsia="Arial Unicode MS" w:hAnsi="Arial Unicode MS" w:cs="Arial Unicode MS"/>
-        </w:rPr>
-        <w:br/>
-        <w:t>Engine main loop implementation (initialize → update → render)</w:t>
-      </w:r>
-      <w:r>
-        <w:rPr>
-          <w:rFonts w:ascii="Arial Unicode MS" w:eastAsia="Arial Unicode MS" w:hAnsi="Arial Unicode MS" w:cs="Arial Unicode MS"/>
-        </w:rPr>
-        <w:br/>
-        <w:t>Hybrid ECS framework implementation</w:t>
-      </w:r>
-      <w:r>
-        <w:rPr>
-          <w:rFonts w:ascii="Arial Unicode MS" w:eastAsia="Arial Unicode MS" w:hAnsi="Arial Unicode MS" w:cs="Arial Unicode MS"/>
-        </w:rPr>
-        <w:br/>
-        <w:t>Scene management system (stack-based with overlays)</w:t>
-      </w:r>
-      <w:r>
-        <w:rPr>
-          <w:rFonts w:ascii="Arial Unicode MS" w:eastAsia="Arial Unicode MS" w:hAnsi="Arial Unicode MS" w:cs="Arial Unicode MS"/>
-        </w:rPr>
-        <w:br/>
-        <w:t>Time system (delta time with 100ms clamp)</w:t>
-      </w:r>
-      <w:r>
-        <w:rPr>
-          <w:rFonts w:ascii="Arial Unicode MS" w:eastAsia="Arial Unicode MS" w:hAnsi="Arial Unicode MS" w:cs="Arial Unicode MS"/>
-        </w:rPr>
-        <w:br/>
-        <w:t>Input handling system (keyboard, mouse, frame-based edge detection)</w:t>
-      </w:r>
-      <w:r>
-        <w:rPr>
-          <w:rFonts w:ascii="Arial Unicode MS" w:eastAsia="Arial Unicode MS" w:hAnsi="Arial Unicode MS" w:cs="Arial Unicode MS"/>
-        </w:rPr>
-        <w:br/>
-        <w:t>Prefab manager and procedural dungeon generation</w:t>
-      </w:r>
-      <w:r>
-        <w:rPr>
-          <w:rFonts w:ascii="Arial Unicode MS" w:eastAsia="Arial Unicode MS" w:hAnsi="Arial Unicode MS" w:cs="Arial Unicode MS"/>
-        </w:rPr>
-        <w:br/>
-        <w:t>Build room system and floor generator</w:t>
-      </w:r>
-    </w:p>
-    <w:p>
-      <w:pPr>
-        <w:pStyle w:val="Heading3"/>
-        <w:keepNext w:val="0"/>
-        <w:keepLines w:val="0"/>
-        <w:spacing w:before="280"/>
-        <w:rPr>
-          <w:b/>
-          <w:bCs/>
-          <w:color w:val="000000"/>
-          <w:sz w:val="26"/>
-          <w:szCs w:val="26"/>
-        </w:rPr>
-      </w:pPr>
-      <w:bookmarkStart w:id="7" w:name="_kxhui4vy8lh0" w:colFirst="0" w:colLast="0"/>
-      <w:bookmarkEnd w:id="7"/>
-      <w:r>
-        <w:rPr>
-          <w:b/>
-          <w:bCs/>
-          <w:color w:val="000000"/>
-          <w:sz w:val="26"/>
-          <w:szCs w:val="26"/>
-        </w:rPr>
-        <w:t>Documentation Responsibilities</w:t>
-      </w:r>
-    </w:p>
-    <w:p>
-      <w:pPr>
-        <w:spacing w:before="240" w:after="240"/>
-      </w:pPr>
-      <w:r>
-        <w:t>Engine architecture description</w:t>
-      </w:r>
-      <w:r>
-        <w:br/>
-        <w:t>ECS design explanation</w:t>
-      </w:r>
-      <w:r>
-        <w:br/>
-        <w:t>Scene management documentation</w:t>
-      </w:r>
-      <w:r>
-        <w:br/>
-        <w:t>Technical system overview</w:t>
-      </w:r>
-    </w:p>
-    <w:p>
-      <w:r>
-        <w:lastRenderedPageBreak/>
-        <w:pict w14:anchorId="4E4FC0F0">
-          <v:rect id="_x0000_i1027" style="width:0;height:1.5pt" o:hralign="center" o:hrstd="t" o:hr="t" fillcolor="#a0a0a0" stroked="f"/>
-        </w:pict>
-      </w:r>
-    </w:p>
-    <w:p>
-      <w:pPr>
-        <w:pStyle w:val="Heading1"/>
-        <w:keepNext w:val="0"/>
-        <w:keepLines w:val="0"/>
-        <w:spacing w:before="0"/>
-        <w:rPr>
-          <w:b/>
-          <w:bCs/>
-          <w:sz w:val="46"/>
-          <w:szCs w:val="46"/>
-        </w:rPr>
-      </w:pPr>
-      <w:bookmarkStart w:id="8" w:name="_pupwbo7ugddo" w:colFirst="0" w:colLast="0"/>
-      <w:bookmarkEnd w:id="8"/>
-      <w:r>
-        <w:rPr>
-          <w:b/>
-          <w:bCs/>
-          <w:sz w:val="46"/>
-          <w:szCs w:val="46"/>
-        </w:rPr>
-        <w:t>Adam Van Woerden</w:t>
-      </w:r>
-    </w:p>
-    <w:p>
-      <w:pPr>
-        <w:spacing w:before="240" w:after="240"/>
-        <w:rPr>
-          <w:color w:val="1155CC"/>
-          <w:u w:val="single"/>
-        </w:rPr>
-      </w:pPr>
-      <w:r>
-        <w:t>GitHub:</w:t>
-      </w:r>
-      <w:hyperlink r:id="rId9">
-        <w:r>
-          <w:t xml:space="preserve"> </w:t>
-        </w:r>
-      </w:hyperlink>
-      <w:hyperlink r:id="rId10">
-        <w:r>
-          <w:rPr>
-            <w:color w:val="1155CC"/>
-            <w:u w:val="single"/>
-          </w:rPr>
-          <w:t>https://github.com/AdamBcit</w:t>
-        </w:r>
-      </w:hyperlink>
-    </w:p>
-    <w:p>
-      <w:pPr>
-        <w:pStyle w:val="Heading3"/>
-        <w:keepNext w:val="0"/>
-        <w:keepLines w:val="0"/>
-        <w:spacing w:before="280"/>
-        <w:rPr>
-          <w:b/>
-          <w:bCs/>
-          <w:color w:val="000000"/>
-          <w:sz w:val="26"/>
-          <w:szCs w:val="26"/>
-        </w:rPr>
-      </w:pPr>
-      <w:bookmarkStart w:id="9" w:name="_tfv746uvut9r" w:colFirst="0" w:colLast="0"/>
-      <w:bookmarkEnd w:id="9"/>
-      <w:r>
-        <w:rPr>
-          <w:b/>
-          <w:bCs/>
-          <w:color w:val="000000"/>
-          <w:sz w:val="26"/>
-          <w:szCs w:val="26"/>
-        </w:rPr>
-        <w:t>Role: Graphics &amp; Rendering Lead</w:t>
-      </w:r>
-    </w:p>
-    <w:p>
-      <w:pPr>
-        <w:pStyle w:val="Heading3"/>
-        <w:keepNext w:val="0"/>
-        <w:keepLines w:val="0"/>
-        <w:spacing w:before="280"/>
-        <w:rPr>
-          <w:b/>
-          <w:bCs/>
-          <w:color w:val="000000"/>
-          <w:sz w:val="26"/>
-          <w:szCs w:val="26"/>
-        </w:rPr>
-      </w:pPr>
-      <w:bookmarkStart w:id="10" w:name="_9v8nvbcd3mv2" w:colFirst="0" w:colLast="0"/>
-      <w:bookmarkEnd w:id="10"/>
-      <w:r>
-        <w:rPr>
-          <w:b/>
-          <w:bCs/>
-          <w:color w:val="000000"/>
-          <w:sz w:val="26"/>
-          <w:szCs w:val="26"/>
-        </w:rPr>
-        <w:t>Programming Responsibilities</w:t>
-      </w:r>
-    </w:p>
-    <w:p>
-      <w:pPr>
-        <w:spacing w:before="240" w:after="240"/>
-      </w:pPr>
-      <w:r>
-        <w:t>Shader system (GLSL compilation, uniform caching)</w:t>
-      </w:r>
-      <w:r>
-        <w:br/>
-        <w:t xml:space="preserve">Mesh system (GLB/GLTF loading via </w:t>
-      </w:r>
-      <w:proofErr w:type="spellStart"/>
-      <w:r>
-        <w:t>Assimp</w:t>
-      </w:r>
-      <w:proofErr w:type="spellEnd"/>
-      <w:r>
-        <w:t>)</w:t>
-      </w:r>
-      <w:r>
-        <w:br/>
-        <w:t>Texture manager (PNG loading via SDL3_image, path-based deduplication)</w:t>
-      </w:r>
-      <w:r>
-        <w:br/>
-        <w:t>Lighting system (Phong shading with directional light)</w:t>
-      </w:r>
-      <w:r>
-        <w:br/>
-        <w:t>Camera system (perspective for gameplay, orthographic for UI, zoom control)</w:t>
-      </w:r>
-      <w:r>
-        <w:br/>
-        <w:t>Render system (forward rendering pipeline)</w:t>
-      </w:r>
-      <w:r>
-        <w:br/>
-        <w:t>Skeletal animation system (bone hierarchy, keyframe interpolation, animation blending)</w:t>
-      </w:r>
-      <w:r>
-        <w:br/>
-        <w:t xml:space="preserve">Text renderer (TrueType font atlas via </w:t>
-      </w:r>
-      <w:proofErr w:type="spellStart"/>
-      <w:r>
-        <w:t>stb_truetype</w:t>
-      </w:r>
-      <w:proofErr w:type="spellEnd"/>
-      <w:r>
-        <w:t>)</w:t>
-      </w:r>
-      <w:r>
-        <w:br/>
-        <w:t>Quad renderer (solid-color rectangles for UI)</w:t>
-      </w:r>
-    </w:p>
-    <w:p>
-      <w:pPr>
-        <w:pStyle w:val="Heading3"/>
-        <w:keepNext w:val="0"/>
-        <w:keepLines w:val="0"/>
-        <w:spacing w:before="280"/>
-        <w:rPr>
-          <w:b/>
-          <w:bCs/>
-          <w:color w:val="000000"/>
-          <w:sz w:val="26"/>
-          <w:szCs w:val="26"/>
-        </w:rPr>
-      </w:pPr>
-      <w:bookmarkStart w:id="11" w:name="_p39szu6pgc3w" w:colFirst="0" w:colLast="0"/>
-      <w:bookmarkEnd w:id="11"/>
-      <w:r>
-        <w:rPr>
-          <w:b/>
-          <w:bCs/>
-          <w:color w:val="000000"/>
-          <w:sz w:val="26"/>
-          <w:szCs w:val="26"/>
-        </w:rPr>
-        <w:t>Documentation Responsibilities</w:t>
-      </w:r>
-    </w:p>
-    <w:p>
-      <w:pPr>
-        <w:spacing w:before="240" w:after="240"/>
-      </w:pPr>
-      <w:r>
-        <w:t>Rendering pipeline explanation</w:t>
-      </w:r>
-      <w:r>
-        <w:br/>
-        <w:t>Graphics system documentation</w:t>
-      </w:r>
-      <w:r>
-        <w:br/>
-        <w:t>Skeletal animation design</w:t>
-      </w:r>
-      <w:r>
-        <w:br/>
-        <w:t>Camera and lighting design</w:t>
-      </w:r>
-      <w:r>
-        <w:br/>
-        <w:t>Graphics API decisions</w:t>
-      </w:r>
-    </w:p>
-    <w:p>
-      <w:r>
-        <w:pict w14:anchorId="5D59B669">
-          <v:rect id="_x0000_i1028" style="width:0;height:1.5pt" o:hralign="center" o:hrstd="t" o:hr="t" fillcolor="#a0a0a0" stroked="f"/>
-        </w:pict>
-      </w:r>
-    </w:p>
-    <w:p>
-      <w:pPr>
-        <w:pStyle w:val="Heading1"/>
-        <w:keepNext w:val="0"/>
-        <w:keepLines w:val="0"/>
-        <w:spacing w:before="0"/>
-        <w:rPr>
-          <w:b/>
-          <w:bCs/>
-          <w:sz w:val="46"/>
-          <w:szCs w:val="46"/>
-        </w:rPr>
-      </w:pPr>
-      <w:bookmarkStart w:id="12" w:name="_p03z6583ss2d" w:colFirst="0" w:colLast="0"/>
-      <w:bookmarkEnd w:id="12"/>
-      <w:r>
-        <w:rPr>
-          <w:b/>
-          <w:bCs/>
-          <w:sz w:val="46"/>
-          <w:szCs w:val="46"/>
-        </w:rPr>
-        <w:t>Elijah Fabon</w:t>
-      </w:r>
-    </w:p>
-    <w:p>
-      <w:pPr>
-        <w:spacing w:before="240" w:after="240"/>
-        <w:rPr>
-          <w:color w:val="1155CC"/>
-          <w:u w:val="single"/>
-        </w:rPr>
-      </w:pPr>
-      <w:r>
-        <w:t>GitHub:</w:t>
-      </w:r>
-      <w:hyperlink r:id="rId11">
-        <w:r>
-          <w:t xml:space="preserve"> </w:t>
-        </w:r>
-      </w:hyperlink>
-      <w:hyperlink r:id="rId12">
-        <w:r>
-          <w:rPr>
-            <w:color w:val="1155CC"/>
-            <w:u w:val="single"/>
-          </w:rPr>
-          <w:t>https://github.com/Elijah-Fabon</w:t>
-        </w:r>
-      </w:hyperlink>
-    </w:p>
-    <w:p>
-      <w:pPr>
-        <w:pStyle w:val="Heading3"/>
-        <w:keepNext w:val="0"/>
-        <w:keepLines w:val="0"/>
-        <w:spacing w:before="280"/>
-        <w:rPr>
-          <w:b/>
-          <w:bCs/>
-          <w:color w:val="000000"/>
-          <w:sz w:val="26"/>
-          <w:szCs w:val="26"/>
-        </w:rPr>
-      </w:pPr>
-      <w:bookmarkStart w:id="13" w:name="_rcx8rchmldz9" w:colFirst="0" w:colLast="0"/>
-      <w:bookmarkEnd w:id="13"/>
-      <w:r>
-        <w:rPr>
-          <w:b/>
-          <w:bCs/>
-          <w:color w:val="000000"/>
-          <w:sz w:val="26"/>
-          <w:szCs w:val="26"/>
-        </w:rPr>
-        <w:t>Role: Gameplay &amp; Systems Lead</w:t>
-      </w:r>
-    </w:p>
-    <w:p>
-      <w:pPr>
-        <w:pStyle w:val="Heading3"/>
-        <w:keepNext w:val="0"/>
-        <w:keepLines w:val="0"/>
-        <w:spacing w:before="280"/>
-        <w:rPr>
-          <w:b/>
-          <w:bCs/>
-          <w:color w:val="000000"/>
-          <w:sz w:val="26"/>
-          <w:szCs w:val="26"/>
-        </w:rPr>
-      </w:pPr>
-      <w:bookmarkStart w:id="14" w:name="_t99r37kt6up2" w:colFirst="0" w:colLast="0"/>
-      <w:bookmarkEnd w:id="14"/>
-      <w:r>
-        <w:rPr>
-          <w:b/>
-          <w:bCs/>
-          <w:color w:val="000000"/>
-          <w:sz w:val="26"/>
-          <w:szCs w:val="26"/>
-        </w:rPr>
-        <w:t>Programming Responsibilities</w:t>
-      </w:r>
-    </w:p>
-    <w:p>
-      <w:pPr>
-        <w:spacing w:before="240" w:after="240"/>
-      </w:pPr>
-      <w:r>
-        <w:t>Player movement system</w:t>
-      </w:r>
-      <w:r>
-        <w:br/>
-        <w:t>Collision detection system (AABB)</w:t>
-      </w:r>
-      <w:r>
-        <w:br/>
-        <w:t>Enemy AI system (patrol, chase, and attack behavior)</w:t>
-      </w:r>
-      <w:r>
-        <w:br/>
-        <w:t>Health and damage system</w:t>
-      </w:r>
-      <w:r>
-        <w:br/>
-        <w:t>Combat input system (3-hit combo chain with lunge)</w:t>
-      </w:r>
-      <w:r>
-        <w:br/>
-        <w:t>Attack hitbox system</w:t>
-      </w:r>
-      <w:r>
-        <w:br/>
-      </w:r>
-      <w:r>
-        <w:lastRenderedPageBreak/>
-        <w:t>Hit timer system (invincibility frames)</w:t>
-      </w:r>
-      <w:r>
-        <w:br/>
-        <w:t>Death system</w:t>
-      </w:r>
-      <w:r>
-        <w:br/>
-        <w:t>Door system (proximity-based and puzzle-triggered)</w:t>
-      </w:r>
-      <w:r>
-        <w:br/>
-        <w:t>Switch trigger system</w:t>
-      </w:r>
-      <w:r>
-        <w:br/>
-        <w:t>Room management and transition system</w:t>
-      </w:r>
-      <w:r>
-        <w:br/>
-        <w:t>UI system (health bar HUD)</w:t>
-      </w:r>
-      <w:r>
-        <w:br/>
-        <w:t>Menu system (main menu, pause menu, settings)</w:t>
-      </w:r>
-      <w:r>
-        <w:br/>
-        <w:t>Audio integration (SDL3_mixer)</w:t>
-      </w:r>
-      <w:bookmarkStart w:id="15" w:name="_4g5qs9oh7fby" w:colFirst="0" w:colLast="0"/>
-      <w:bookmarkEnd w:id="15"/>
-    </w:p>
-    <w:p>
-      <w:pPr>
-        <w:pStyle w:val="Heading3"/>
-        <w:keepNext w:val="0"/>
-        <w:keepLines w:val="0"/>
-        <w:spacing w:before="280"/>
-        <w:rPr>
-          <w:b/>
-          <w:bCs/>
-          <w:color w:val="000000"/>
-          <w:sz w:val="26"/>
-          <w:szCs w:val="26"/>
-        </w:rPr>
-      </w:pPr>
-      <w:bookmarkStart w:id="16" w:name="_bei0avimilnh" w:colFirst="0" w:colLast="0"/>
-      <w:bookmarkEnd w:id="16"/>
-      <w:r>
-        <w:rPr>
-          <w:b/>
-          <w:bCs/>
-          <w:color w:val="000000"/>
-          <w:sz w:val="26"/>
-          <w:szCs w:val="26"/>
-        </w:rPr>
-        <w:t>Documentation Responsibilities</w:t>
-      </w:r>
-    </w:p>
-    <w:p>
-      <w:pPr>
-        <w:spacing w:before="240" w:after="240"/>
-      </w:pPr>
-      <w:r>
-        <w:t>Game design section</w:t>
-      </w:r>
-      <w:r>
-        <w:br/>
-        <w:t>Gameplay systems documentation</w:t>
-      </w:r>
-      <w:r>
-        <w:br/>
-        <w:t>Combat system documentation</w:t>
-      </w:r>
-      <w:r>
-        <w:br/>
-        <w:t>Menu and UI system documentation</w:t>
-      </w:r>
-      <w:r>
-        <w:br/>
-        <w:t>Risk analysis</w:t>
-      </w:r>
-      <w:r>
-        <w:br/>
-        <w:t>Tools and technology section</w:t>
-      </w:r>
-    </w:p>
-    <w:p>
-      <w:r>
-        <w:pict w14:anchorId="5CF4666F">
-          <v:rect id="_x0000_i1029" style="width:0;height:1.5pt" o:hralign="center" o:hrstd="t" o:hr="t" fillcolor="#a0a0a0" stroked="f"/>
-        </w:pict>
-      </w:r>
-    </w:p>
-    <w:p>
-      <w:pPr>
-        <w:pStyle w:val="Heading1"/>
-        <w:keepNext w:val="0"/>
-        <w:keepLines w:val="0"/>
-        <w:spacing w:before="0"/>
-        <w:rPr>
-          <w:b/>
-          <w:bCs/>
-          <w:sz w:val="46"/>
-          <w:szCs w:val="46"/>
-        </w:rPr>
-      </w:pPr>
-      <w:bookmarkStart w:id="17" w:name="_4fpy8shehrt4" w:colFirst="0" w:colLast="0"/>
-      <w:bookmarkEnd w:id="17"/>
-      <w:r>
-        <w:rPr>
-          <w:b/>
-          <w:bCs/>
-          <w:sz w:val="46"/>
-          <w:szCs w:val="46"/>
-        </w:rPr>
-        <w:t>Shared Responsibilities</w:t>
-      </w:r>
-    </w:p>
-    <w:p>
-      <w:pPr>
-        <w:spacing w:before="240" w:after="240"/>
-      </w:pPr>
-      <w:r>
-        <w:t>All team members will contribute to:</w:t>
-      </w:r>
-    </w:p>
-    <w:p>
-      <w:pPr>
-        <w:spacing w:before="240" w:after="240"/>
-      </w:pPr>
-      <w:r>
-        <w:t>Code reviews</w:t>
-      </w:r>
-      <w:r>
-        <w:br/>
-        <w:t>Git version control and pull requests</w:t>
-      </w:r>
-      <w:r>
-        <w:br/>
-        <w:t>Testing and debugging</w:t>
-      </w:r>
-      <w:r>
-        <w:br/>
-        <w:t>Asset integration</w:t>
-      </w:r>
-      <w:r>
-        <w:br/>
-        <w:t>Final documentation review</w:t>
-      </w:r>
-      <w:r>
-        <w:br/>
-        <w:t>Final presentation preparation</w:t>
-      </w:r>
-    </w:p>
-    <w:p>
-      <w:r>
-        <w:pict w14:anchorId="3BABE428">
-          <v:rect id="_x0000_i1030" style="width:0;height:1.5pt" o:hralign="center" o:hrstd="t" o:hr="t" fillcolor="#a0a0a0" stroked="f"/>
-        </w:pict>
-      </w:r>
-    </w:p>
-    <w:p>
-      <w:pPr>
-        <w:pStyle w:val="Heading1"/>
-        <w:keepNext w:val="0"/>
-        <w:keepLines w:val="0"/>
-        <w:spacing w:before="0"/>
-        <w:rPr>
-          <w:b/>
-          <w:bCs/>
-          <w:sz w:val="46"/>
-          <w:szCs w:val="46"/>
-        </w:rPr>
-      </w:pPr>
-      <w:bookmarkStart w:id="18" w:name="_vjq9fy2y6qo" w:colFirst="0" w:colLast="0"/>
-      <w:bookmarkEnd w:id="18"/>
-      <w:r>
-        <w:rPr>
-          <w:b/>
-          <w:bCs/>
-          <w:sz w:val="46"/>
-          <w:szCs w:val="46"/>
-        </w:rPr>
-        <w:t>2. Engine Design</w:t>
-      </w:r>
-    </w:p>
-    <w:p>
-      <w:pPr>
-        <w:pStyle w:val="Heading2"/>
-        <w:keepNext w:val="0"/>
-        <w:keepLines w:val="0"/>
-        <w:spacing w:after="80"/>
-        <w:rPr>
-          <w:b/>
-          <w:bCs/>
-          <w:sz w:val="34"/>
-          <w:szCs w:val="34"/>
-        </w:rPr>
-      </w:pPr>
-      <w:bookmarkStart w:id="19" w:name="_erszi4llkw73" w:colFirst="0" w:colLast="0"/>
-      <w:bookmarkEnd w:id="19"/>
-      <w:r>
-        <w:rPr>
-          <w:b/>
-          <w:bCs/>
-          <w:sz w:val="34"/>
-          <w:szCs w:val="34"/>
-        </w:rPr>
-        <w:t>Overview</w:t>
-      </w:r>
-    </w:p>
-    <w:p>
-      <w:pPr>
-        <w:spacing w:before="240" w:after="240"/>
-      </w:pPr>
-      <w:r>
-        <w:t>Echoes of the Forgotten Keep is built on a custom 3D game engine developed in C++20.</w:t>
-      </w:r>
-    </w:p>
-    <w:p>
-      <w:pPr>
-        <w:spacing w:before="240" w:after="240"/>
-      </w:pPr>
-      <w:r>
-        <w:t>The engine extends lecture material and implements additional systems required for a complete 3D top-down dungeon game.</w:t>
-      </w:r>
-    </w:p>
-    <w:p>
-      <w:pPr>
-        <w:spacing w:before="240" w:after="240"/>
-      </w:pPr>
-      <w:r>
-        <w:t>The engine uses:</w:t>
-      </w:r>
-    </w:p>
-    <w:p>
-      <w:pPr>
-        <w:spacing w:before="240"/>
-      </w:pPr>
-      <w:r>
-        <w:rPr>
-          <w:b/>
-          <w:bCs/>
-        </w:rPr>
-        <w:lastRenderedPageBreak/>
-        <w:t>SDL3 for window creation, input handling, and platform abstraction</w:t>
-      </w:r>
-      <w:r>
-        <w:rPr>
-          <w:b/>
-          <w:bCs/>
-        </w:rPr>
-        <w:br/>
-        <w:t>SDL3_mixer for audio playback (music and sound effects)</w:t>
-      </w:r>
-      <w:r>
-        <w:rPr>
-          <w:b/>
-          <w:bCs/>
-        </w:rPr>
-        <w:br/>
-        <w:t>SDL3_image for texture loading (PNG)</w:t>
-      </w:r>
-      <w:r>
-        <w:rPr>
-          <w:b/>
-          <w:bCs/>
-        </w:rPr>
-        <w:br/>
-        <w:t>OpenGL 4.6 for 3D rendering (loaded via GLAD)</w:t>
-      </w:r>
-      <w:r>
-        <w:rPr>
-          <w:b/>
-          <w:bCs/>
-        </w:rPr>
-        <w:br/>
-        <w:t>GLM for vector and matrix mathematics</w:t>
-      </w:r>
-      <w:r>
-        <w:rPr>
-          <w:b/>
-          <w:bCs/>
-        </w:rPr>
-        <w:br/>
-      </w:r>
-      <w:proofErr w:type="spellStart"/>
-      <w:r>
-        <w:rPr>
-          <w:b/>
-          <w:bCs/>
-        </w:rPr>
-        <w:t>Assimp</w:t>
-      </w:r>
-      <w:proofErr w:type="spellEnd"/>
-      <w:r>
-        <w:rPr>
-          <w:b/>
-          <w:bCs/>
-        </w:rPr>
-        <w:t xml:space="preserve"> for 3D model and animation loading (GLB/GLTF)</w:t>
-      </w:r>
-      <w:r>
-        <w:rPr>
-          <w:b/>
-          <w:bCs/>
-        </w:rPr>
-        <w:br/>
-      </w:r>
-      <w:proofErr w:type="spellStart"/>
-      <w:r>
-        <w:rPr>
-          <w:b/>
-          <w:bCs/>
-        </w:rPr>
-        <w:t>stb_truetype</w:t>
-      </w:r>
-      <w:proofErr w:type="spellEnd"/>
-      <w:r>
-        <w:rPr>
-          <w:b/>
-          <w:bCs/>
-        </w:rPr>
-        <w:t xml:space="preserve"> for TrueType font rasterization</w:t>
-      </w:r>
-    </w:p>
-    <w:p>
-      <w:pPr>
-        <w:spacing w:before="240" w:after="240"/>
-      </w:pPr>
-      <w:r>
-        <w:t>The engine supports a fully 3D environment using a perspective camera to create a top-down dungeon perspective with depth and lighting. The engine also features full skeletal animation support with animation blending, a procedural dungeon generation system, and a menu/UI framework.</w:t>
-      </w:r>
-    </w:p>
-    <w:p>
-      <w:r>
-        <w:pict w14:anchorId="4AD6527E">
-          <v:rect id="_x0000_i1031" style="width:0;height:1.5pt" o:hralign="center" o:hrstd="t" o:hr="t" fillcolor="#a0a0a0" stroked="f"/>
-        </w:pict>
-      </w:r>
-    </w:p>
-    <w:p>
-      <w:pPr>
-        <w:pStyle w:val="Heading2"/>
-        <w:keepNext w:val="0"/>
-        <w:keepLines w:val="0"/>
-        <w:spacing w:before="0" w:after="80"/>
-        <w:rPr>
-          <w:b/>
-          <w:bCs/>
-          <w:sz w:val="34"/>
-          <w:szCs w:val="34"/>
-        </w:rPr>
-      </w:pPr>
-      <w:bookmarkStart w:id="20" w:name="_t8pjhw2k1ukx" w:colFirst="0" w:colLast="0"/>
-      <w:bookmarkEnd w:id="20"/>
-      <w:r>
-        <w:rPr>
-          <w:b/>
-          <w:bCs/>
-          <w:sz w:val="34"/>
-          <w:szCs w:val="34"/>
-        </w:rPr>
-        <w:t>2D vs 3D</w:t>
-      </w:r>
-    </w:p>
-    <w:p>
-      <w:pPr>
-        <w:spacing w:before="240" w:after="240"/>
-      </w:pPr>
-      <w:r>
-        <w:t>The engine is fully 3D and includes:</w:t>
-      </w:r>
-    </w:p>
-    <w:p>
-      <w:pPr>
-        <w:numPr>
-          <w:ilvl w:val="0"/>
-          <w:numId w:val="27"/>
-        </w:numPr>
-        <w:spacing w:before="240"/>
-      </w:pPr>
-      <w:r>
-        <w:t>3D models (GLB format)</w:t>
-      </w:r>
-    </w:p>
-    <w:p>
-      <w:pPr>
-        <w:numPr>
-          <w:ilvl w:val="0"/>
-          <w:numId w:val="27"/>
-        </w:numPr>
-      </w:pPr>
-      <w:r>
-        <w:t>Depth testing</w:t>
-      </w:r>
-    </w:p>
-    <w:p>
-      <w:pPr>
-        <w:numPr>
-          <w:ilvl w:val="0"/>
-          <w:numId w:val="27"/>
-        </w:numPr>
-      </w:pPr>
-      <w:r>
-        <w:t>Lighting and material shading</w:t>
-      </w:r>
-    </w:p>
-    <w:p>
-      <w:pPr>
-        <w:numPr>
-          <w:ilvl w:val="0"/>
-          <w:numId w:val="27"/>
-        </w:numPr>
-        <w:spacing w:after="240"/>
-      </w:pPr>
-      <w:r>
-        <w:t>3D transformations (translation, rotation, scaling)</w:t>
-      </w:r>
-    </w:p>
-    <w:p>
-      <w:pPr>
-        <w:spacing w:before="240" w:after="240"/>
-      </w:pPr>
-      <w:r>
-        <w:t>Gameplay is presented using a perspective projection with a top-down camera angle, providing 3D depth perception while maintaining a classic dungeon-crawler viewpoint. The camera supports zoom control via mouse wheel.</w:t>
-      </w:r>
-    </w:p>
-    <w:p>
-      <w:r>
-        <w:pict w14:anchorId="6A01AABF">
-          <v:rect id="_x0000_i1032" style="width:0;height:1.5pt" o:hralign="center" o:hrstd="t" o:hr="t" fillcolor="#a0a0a0" stroked="f"/>
-        </w:pict>
-      </w:r>
-    </w:p>
-    <w:p>
-      <w:pPr>
-        <w:pStyle w:val="Heading2"/>
-        <w:keepNext w:val="0"/>
-        <w:keepLines w:val="0"/>
-        <w:spacing w:before="0" w:after="80"/>
-        <w:rPr>
-          <w:b/>
-          <w:bCs/>
-          <w:sz w:val="34"/>
-          <w:szCs w:val="34"/>
-        </w:rPr>
-      </w:pPr>
-      <w:bookmarkStart w:id="21" w:name="_89wfjmgmrel" w:colFirst="0" w:colLast="0"/>
-      <w:bookmarkEnd w:id="21"/>
-      <w:r>
-        <w:rPr>
-          <w:b/>
-          <w:bCs/>
-          <w:sz w:val="34"/>
-          <w:szCs w:val="34"/>
-        </w:rPr>
-        <w:t>Engine Architecture</w:t>
-      </w:r>
-    </w:p>
-    <w:p>
-      <w:pPr>
-        <w:spacing w:before="240" w:after="240"/>
-      </w:pPr>
-      <w:r>
-        <w:t>The engine follows a layered architecture:</w:t>
-      </w:r>
-    </w:p>
-    <w:p>
-      <w:pPr>
-        <w:pStyle w:val="Heading3"/>
-        <w:keepNext w:val="0"/>
-        <w:keepLines w:val="0"/>
-        <w:spacing w:before="280"/>
-        <w:rPr>
-          <w:b/>
-          <w:bCs/>
-          <w:color w:val="000000"/>
-          <w:sz w:val="26"/>
-          <w:szCs w:val="26"/>
-        </w:rPr>
-      </w:pPr>
-      <w:bookmarkStart w:id="22" w:name="_2563fdmrl30x" w:colFirst="0" w:colLast="0"/>
-      <w:bookmarkEnd w:id="22"/>
-      <w:r>
-        <w:rPr>
-          <w:b/>
-          <w:bCs/>
-          <w:color w:val="000000"/>
-          <w:sz w:val="26"/>
-          <w:szCs w:val="26"/>
-        </w:rPr>
-        <w:t>Application Layer</w:t>
-      </w:r>
-    </w:p>
-    <w:p>
-      <w:pPr>
-        <w:numPr>
-          <w:ilvl w:val="0"/>
-          <w:numId w:val="7"/>
-        </w:numPr>
-        <w:spacing w:before="240"/>
-      </w:pPr>
-      <w:r>
-        <w:t>Game logic</w:t>
-      </w:r>
-    </w:p>
-    <w:p>
-      <w:pPr>
-        <w:numPr>
-          <w:ilvl w:val="0"/>
-          <w:numId w:val="7"/>
-        </w:numPr>
-      </w:pPr>
-      <w:r>
-        <w:t>Scene definitions</w:t>
-      </w:r>
-    </w:p>
-    <w:p>
-      <w:pPr>
-        <w:numPr>
-          <w:ilvl w:val="0"/>
-          <w:numId w:val="7"/>
-        </w:numPr>
-      </w:pPr>
-      <w:r>
-        <w:t>Room layout</w:t>
-      </w:r>
-    </w:p>
-    <w:p>
-      <w:pPr>
-        <w:numPr>
-          <w:ilvl w:val="0"/>
-          <w:numId w:val="7"/>
-        </w:numPr>
-        <w:spacing w:after="240"/>
-      </w:pPr>
-      <w:r>
-        <w:t>Enemy configuration</w:t>
-      </w:r>
-    </w:p>
-    <w:p>
-      <w:pPr>
-        <w:pStyle w:val="Heading3"/>
-        <w:keepNext w:val="0"/>
-        <w:keepLines w:val="0"/>
-        <w:spacing w:before="280"/>
-        <w:rPr>
-          <w:b/>
-          <w:bCs/>
-          <w:color w:val="000000"/>
-          <w:sz w:val="26"/>
-          <w:szCs w:val="26"/>
-        </w:rPr>
-      </w:pPr>
-      <w:bookmarkStart w:id="23" w:name="_do8u6yvdo3gc" w:colFirst="0" w:colLast="0"/>
-      <w:bookmarkEnd w:id="23"/>
-      <w:r>
-        <w:rPr>
-          <w:b/>
-          <w:bCs/>
-          <w:color w:val="000000"/>
-          <w:sz w:val="26"/>
-          <w:szCs w:val="26"/>
-        </w:rPr>
-        <w:t>Engine Core Layer</w:t>
-      </w:r>
-    </w:p>
-    <w:p>
-      <w:pPr>
-        <w:numPr>
-          <w:ilvl w:val="0"/>
-          <w:numId w:val="21"/>
-        </w:numPr>
-        <w:spacing w:before="240"/>
-      </w:pPr>
-      <w:r>
-        <w:rPr>
-          <w:rFonts w:ascii="Arial Unicode MS" w:eastAsia="Arial Unicode MS" w:hAnsi="Arial Unicode MS" w:cs="Arial Unicode MS"/>
-        </w:rPr>
-        <w:t>Main loop (initialize → update → render)</w:t>
-      </w:r>
-    </w:p>
-    <w:p>
-      <w:pPr>
-        <w:numPr>
-          <w:ilvl w:val="0"/>
-          <w:numId w:val="21"/>
-        </w:numPr>
-      </w:pPr>
-      <w:r>
-        <w:t>ECS framework</w:t>
-      </w:r>
-    </w:p>
-    <w:p>
-      <w:pPr>
-        <w:numPr>
-          <w:ilvl w:val="0"/>
-          <w:numId w:val="21"/>
-        </w:numPr>
-      </w:pPr>
-      <w:r>
-        <w:t>Scene management</w:t>
-      </w:r>
-    </w:p>
-    <w:p>
-      <w:pPr>
-        <w:numPr>
-          <w:ilvl w:val="0"/>
-          <w:numId w:val="21"/>
-        </w:numPr>
-        <w:spacing w:after="240"/>
-      </w:pPr>
-      <w:r>
-        <w:lastRenderedPageBreak/>
-        <w:t>Input handling</w:t>
-      </w:r>
-    </w:p>
-    <w:p>
-      <w:pPr>
-        <w:pStyle w:val="Heading3"/>
-        <w:keepNext w:val="0"/>
-        <w:keepLines w:val="0"/>
-        <w:spacing w:before="280"/>
-        <w:rPr>
-          <w:b/>
-          <w:bCs/>
-          <w:color w:val="000000"/>
-          <w:sz w:val="26"/>
-          <w:szCs w:val="26"/>
-        </w:rPr>
-      </w:pPr>
-      <w:bookmarkStart w:id="24" w:name="_rjogtxl7b1hw" w:colFirst="0" w:colLast="0"/>
-      <w:bookmarkEnd w:id="24"/>
-      <w:r>
-        <w:rPr>
-          <w:b/>
-          <w:bCs/>
-          <w:color w:val="000000"/>
-          <w:sz w:val="26"/>
-          <w:szCs w:val="26"/>
-        </w:rPr>
-        <w:t>Rendering Layer</w:t>
-      </w:r>
-    </w:p>
-    <w:p>
-      <w:pPr>
-        <w:numPr>
-          <w:ilvl w:val="0"/>
-          <w:numId w:val="16"/>
-        </w:numPr>
-        <w:spacing w:before="240"/>
-      </w:pPr>
-      <w:r>
-        <w:t>Shader abstraction system</w:t>
-      </w:r>
-    </w:p>
-    <w:p>
-      <w:pPr>
-        <w:numPr>
-          <w:ilvl w:val="0"/>
-          <w:numId w:val="16"/>
-        </w:numPr>
-      </w:pPr>
-      <w:r>
-        <w:t>Mesh loading system (GLB support)</w:t>
-      </w:r>
-    </w:p>
-    <w:p>
-      <w:pPr>
-        <w:numPr>
-          <w:ilvl w:val="0"/>
-          <w:numId w:val="16"/>
-        </w:numPr>
-      </w:pPr>
-      <w:r>
-        <w:t>Texture management</w:t>
-      </w:r>
-    </w:p>
-    <w:p>
-      <w:pPr>
-        <w:pStyle w:val="Heading3"/>
-        <w:keepNext w:val="0"/>
-        <w:keepLines w:val="0"/>
-        <w:spacing w:before="280"/>
-        <w:rPr>
-          <w:b/>
-          <w:bCs/>
-          <w:color w:val="000000"/>
-          <w:sz w:val="26"/>
-          <w:szCs w:val="26"/>
-        </w:rPr>
-      </w:pPr>
-      <w:bookmarkStart w:id="25" w:name="_vmef45wsyz99" w:colFirst="0" w:colLast="0"/>
-      <w:bookmarkEnd w:id="25"/>
-      <w:r>
-        <w:rPr>
-          <w:b/>
-          <w:bCs/>
-          <w:color w:val="000000"/>
-          <w:sz w:val="26"/>
-          <w:szCs w:val="26"/>
-        </w:rPr>
-        <w:t>Platform Layer</w:t>
-      </w:r>
-    </w:p>
-    <w:p>
-      <w:pPr>
-        <w:numPr>
-          <w:ilvl w:val="0"/>
-          <w:numId w:val="30"/>
-        </w:numPr>
-        <w:spacing w:before="240"/>
-      </w:pPr>
-      <w:r>
-        <w:t>SDL3 window management</w:t>
-      </w:r>
-    </w:p>
-    <w:p>
-      <w:pPr>
-        <w:numPr>
-          <w:ilvl w:val="0"/>
-          <w:numId w:val="30"/>
-        </w:numPr>
-      </w:pPr>
-      <w:r>
-        <w:t>OpenGL context handling</w:t>
-      </w:r>
-    </w:p>
-    <w:p>
-      <w:pPr>
-        <w:numPr>
-          <w:ilvl w:val="0"/>
-          <w:numId w:val="30"/>
-        </w:numPr>
-        <w:spacing w:after="240"/>
-      </w:pPr>
-      <w:r>
-        <w:t>Input abstraction (keyboard, mouse, frame-based edge detection)</w:t>
-      </w:r>
-      <w:r>
-        <w:br/>
-        <w:t>Audio system (SDL3_mixer for music and sound effects)</w:t>
-      </w:r>
-    </w:p>
-    <w:p>
-      <w:pPr>
-        <w:spacing w:before="240" w:after="240"/>
-      </w:pPr>
-      <w:r>
-        <w:t>This layered approach ensures:</w:t>
-      </w:r>
-    </w:p>
-    <w:p>
-      <w:pPr>
-        <w:numPr>
-          <w:ilvl w:val="0"/>
-          <w:numId w:val="8"/>
-        </w:numPr>
-        <w:spacing w:before="240"/>
-      </w:pPr>
-      <w:r>
-        <w:t>Separation of engine and gameplay logic</w:t>
-      </w:r>
-    </w:p>
-    <w:p>
-      <w:pPr>
-        <w:numPr>
-          <w:ilvl w:val="0"/>
-          <w:numId w:val="8"/>
-        </w:numPr>
-      </w:pPr>
-      <w:r>
-        <w:t>Modular design</w:t>
-      </w:r>
-    </w:p>
-    <w:p>
-      <w:pPr>
-        <w:numPr>
-          <w:ilvl w:val="0"/>
-          <w:numId w:val="8"/>
-        </w:numPr>
-      </w:pPr>
-      <w:r>
-        <w:t>Improved maintainability</w:t>
-      </w:r>
-    </w:p>
-    <w:p>
-      <w:pPr>
-        <w:numPr>
-          <w:ilvl w:val="0"/>
-          <w:numId w:val="8"/>
-        </w:numPr>
-        <w:spacing w:after="240"/>
-      </w:pPr>
-      <w:r>
-        <w:t>Clear system boundaries</w:t>
-      </w:r>
-    </w:p>
-    <w:p>
-      <w:r>
-        <w:pict w14:anchorId="4B3E4C21">
-          <v:rect id="_x0000_i1033" style="width:0;height:1.5pt" o:hralign="center" o:hrstd="t" o:hr="t" fillcolor="#a0a0a0" stroked="f"/>
-        </w:pict>
-      </w:r>
-    </w:p>
-    <w:p>
-      <w:pPr>
-        <w:pStyle w:val="Heading2"/>
-        <w:keepNext w:val="0"/>
-        <w:keepLines w:val="0"/>
-        <w:spacing w:before="0" w:after="80"/>
-        <w:rPr>
-          <w:b/>
-          <w:bCs/>
-          <w:sz w:val="34"/>
-          <w:szCs w:val="34"/>
-        </w:rPr>
-      </w:pPr>
-      <w:bookmarkStart w:id="26" w:name="_2lic3y6gcgmg" w:colFirst="0" w:colLast="0"/>
-      <w:bookmarkEnd w:id="26"/>
-      <w:r>
-        <w:rPr>
-          <w:b/>
-          <w:bCs/>
-          <w:sz w:val="34"/>
-          <w:szCs w:val="34"/>
-        </w:rPr>
-        <w:t>Graphics &amp; Math</w:t>
-      </w:r>
-    </w:p>
-    <w:p>
-      <w:pPr>
-        <w:spacing w:before="240" w:after="240"/>
-      </w:pPr>
-      <w:r>
-        <w:t>The engine will use GLM for:</w:t>
-      </w:r>
-    </w:p>
-    <w:p>
-      <w:pPr>
-        <w:numPr>
-          <w:ilvl w:val="0"/>
-          <w:numId w:val="1"/>
-        </w:numPr>
-        <w:spacing w:before="240"/>
-      </w:pPr>
-      <w:r>
-        <w:t>vec3 (positions, directions)</w:t>
-      </w:r>
-    </w:p>
-    <w:p>
-      <w:pPr>
-        <w:numPr>
-          <w:ilvl w:val="0"/>
-          <w:numId w:val="1"/>
-        </w:numPr>
-      </w:pPr>
-      <w:r>
-        <w:t>mat4 (transformation matrices)</w:t>
-      </w:r>
-    </w:p>
-    <w:p>
-      <w:pPr>
-        <w:numPr>
-          <w:ilvl w:val="0"/>
-          <w:numId w:val="1"/>
-        </w:numPr>
-      </w:pPr>
-      <w:proofErr w:type="spellStart"/>
-      <w:r>
-        <w:t>lookAt</w:t>
-      </w:r>
-      <w:proofErr w:type="spellEnd"/>
-      <w:r>
-        <w:t xml:space="preserve"> (view matrix)</w:t>
-      </w:r>
-    </w:p>
-    <w:p>
-      <w:pPr>
-        <w:numPr>
-          <w:ilvl w:val="0"/>
-          <w:numId w:val="1"/>
-        </w:numPr>
-        <w:spacing w:after="240"/>
-      </w:pPr>
-      <w:r>
-        <w:t>perspective / ortho (projection matrices)</w:t>
-      </w:r>
-      <w:r>
-        <w:br/>
-        <w:t>quaternion interpolation (animation blending)</w:t>
-      </w:r>
-    </w:p>
-    <w:p>
-      <w:pPr>
-        <w:spacing w:before="240" w:after="240"/>
-      </w:pPr>
-      <w:r>
-        <w:t>Matrices used:</w:t>
-      </w:r>
-    </w:p>
-    <w:p>
-      <w:pPr>
-        <w:numPr>
-          <w:ilvl w:val="0"/>
-          <w:numId w:val="6"/>
-        </w:numPr>
-        <w:spacing w:before="240"/>
-      </w:pPr>
-      <w:r>
-        <w:t>Model matrix</w:t>
-      </w:r>
-    </w:p>
-    <w:p>
-      <w:pPr>
-        <w:numPr>
-          <w:ilvl w:val="0"/>
-          <w:numId w:val="6"/>
-        </w:numPr>
-      </w:pPr>
-      <w:r>
-        <w:t>View matrix</w:t>
-      </w:r>
-    </w:p>
-    <w:p>
-      <w:pPr>
-        <w:numPr>
-          <w:ilvl w:val="0"/>
-          <w:numId w:val="6"/>
-        </w:numPr>
-        <w:spacing w:after="240"/>
-      </w:pPr>
-      <w:r>
-        <w:t>Orthographic projection matrix</w:t>
-      </w:r>
-    </w:p>
-    <w:p>
-      <w:r>
-        <w:pict w14:anchorId="49565817">
-          <v:rect id="_x0000_i1034" style="width:0;height:1.5pt" o:hralign="center" o:hrstd="t" o:hr="t" fillcolor="#a0a0a0" stroked="f"/>
-        </w:pict>
-      </w:r>
-    </w:p>
-    <w:p>
-      <w:pPr>
-        <w:pStyle w:val="Heading2"/>
-        <w:keepNext w:val="0"/>
-        <w:keepLines w:val="0"/>
-        <w:spacing w:before="0" w:after="80"/>
-        <w:rPr>
-          <w:b/>
-          <w:bCs/>
-          <w:sz w:val="34"/>
-          <w:szCs w:val="34"/>
-        </w:rPr>
-      </w:pPr>
-      <w:bookmarkStart w:id="27" w:name="_ivantk7mgrdv" w:colFirst="0" w:colLast="0"/>
-      <w:bookmarkEnd w:id="27"/>
-      <w:r>
-        <w:rPr>
-          <w:b/>
-          <w:bCs/>
-          <w:sz w:val="34"/>
-          <w:szCs w:val="34"/>
-        </w:rPr>
-        <w:t>Rendering Pipeline</w:t>
-      </w:r>
-    </w:p>
-    <w:p>
-      <w:pPr>
-        <w:spacing w:before="240" w:after="240"/>
-      </w:pPr>
-      <w:r>
-        <w:t>The rendering pipeline will follow this sequence each frame:</w:t>
-      </w:r>
-    </w:p>
-    <w:p>
-      <w:pPr>
-        <w:numPr>
-          <w:ilvl w:val="0"/>
-          <w:numId w:val="18"/>
-        </w:numPr>
-        <w:spacing w:before="240"/>
-      </w:pPr>
-      <w:r>
-        <w:t>Clear color and depth buffers</w:t>
-      </w:r>
-    </w:p>
-    <w:p>
-      <w:pPr>
-        <w:numPr>
-          <w:ilvl w:val="0"/>
-          <w:numId w:val="18"/>
-        </w:numPr>
-      </w:pPr>
-      <w:r>
-        <w:lastRenderedPageBreak/>
-        <w:t>Update camera view and projection matrices</w:t>
-      </w:r>
-    </w:p>
-    <w:p>
-      <w:pPr>
-        <w:numPr>
-          <w:ilvl w:val="0"/>
-          <w:numId w:val="18"/>
-        </w:numPr>
-      </w:pPr>
-      <w:r>
-        <w:t xml:space="preserve">For each </w:t>
-      </w:r>
-      <w:proofErr w:type="spellStart"/>
-      <w:r>
-        <w:t>renderable</w:t>
-      </w:r>
-      <w:proofErr w:type="spellEnd"/>
-      <w:r>
-        <w:t xml:space="preserve"> entity:</w:t>
-      </w:r>
-    </w:p>
-    <w:p>
-      <w:pPr>
-        <w:numPr>
-          <w:ilvl w:val="1"/>
-          <w:numId w:val="18"/>
-        </w:numPr>
-      </w:pPr>
-      <w:proofErr w:type="gramStart"/>
-      <w:r>
-        <w:t>Compute</w:t>
-      </w:r>
-      <w:proofErr w:type="gramEnd"/>
-      <w:r>
-        <w:t xml:space="preserve"> model matrix</w:t>
-      </w:r>
-    </w:p>
-    <w:p>
-      <w:pPr>
-        <w:numPr>
-          <w:ilvl w:val="1"/>
-          <w:numId w:val="18"/>
-        </w:numPr>
-      </w:pPr>
-      <w:r>
-        <w:t>Bind shader program</w:t>
-      </w:r>
-    </w:p>
-    <w:p>
-      <w:pPr>
-        <w:numPr>
-          <w:ilvl w:val="1"/>
-          <w:numId w:val="18"/>
-        </w:numPr>
-      </w:pPr>
-      <w:r>
-        <w:t>Send uniforms (model, view, projection)</w:t>
-      </w:r>
-    </w:p>
-    <w:p>
-      <w:pPr>
-        <w:numPr>
-          <w:ilvl w:val="1"/>
-          <w:numId w:val="18"/>
-        </w:numPr>
-      </w:pPr>
-      <w:r>
-        <w:t>Bind texture and material</w:t>
-      </w:r>
-    </w:p>
-    <w:p>
-      <w:pPr>
-        <w:numPr>
-          <w:ilvl w:val="1"/>
-          <w:numId w:val="18"/>
-        </w:numPr>
-      </w:pPr>
-      <w:r>
-        <w:t>Issue draw call</w:t>
-      </w:r>
-    </w:p>
-    <w:p>
-      <w:pPr>
-        <w:numPr>
-          <w:ilvl w:val="0"/>
-          <w:numId w:val="18"/>
-        </w:numPr>
-        <w:spacing w:after="240"/>
-      </w:pPr>
-      <w:r>
-        <w:t>Swap buffers</w:t>
-      </w:r>
-    </w:p>
-    <w:p>
-      <w:pPr>
-        <w:spacing w:before="240" w:after="240"/>
-      </w:pPr>
-      <w:r>
-        <w:t>Rendering features include:</w:t>
-      </w:r>
-    </w:p>
-    <w:p>
-      <w:pPr>
-        <w:numPr>
-          <w:ilvl w:val="0"/>
-          <w:numId w:val="23"/>
-        </w:numPr>
-        <w:spacing w:before="240"/>
-      </w:pPr>
-      <w:r>
-        <w:t>Depth testing enabled</w:t>
-      </w:r>
-    </w:p>
-    <w:p>
-      <w:pPr>
-        <w:numPr>
-          <w:ilvl w:val="0"/>
-          <w:numId w:val="23"/>
-        </w:numPr>
-      </w:pPr>
-      <w:r>
-        <w:t>Back-face culling enabled</w:t>
-      </w:r>
-    </w:p>
-    <w:p>
-      <w:pPr>
-        <w:numPr>
-          <w:ilvl w:val="0"/>
-          <w:numId w:val="23"/>
-        </w:numPr>
-      </w:pPr>
-      <w:r>
-        <w:t>Phong shading model (ambient + diffuse + specular)</w:t>
-      </w:r>
-      <w:r>
-        <w:br/>
-        <w:t>Directional light source</w:t>
-      </w:r>
-      <w:r>
-        <w:br/>
-        <w:t>Skeletal animation with GPU skinning (100 bone matrices per entity)</w:t>
-      </w:r>
-      <w:r>
-        <w:br/>
-        <w:t>Animation blending for smooth transitions between states</w:t>
-      </w:r>
-    </w:p>
-    <w:p>
-      <w:r>
-        <w:pict w14:anchorId="67DDC608">
-          <v:rect id="_x0000_i1035" style="width:0;height:1.5pt" o:hralign="center" o:hrstd="t" o:hr="t" fillcolor="#a0a0a0" stroked="f"/>
-        </w:pict>
-      </w:r>
-    </w:p>
-    <w:p>
-      <w:pPr>
-        <w:pStyle w:val="Heading2"/>
-        <w:keepNext w:val="0"/>
-        <w:keepLines w:val="0"/>
-        <w:spacing w:before="0" w:after="80"/>
-        <w:rPr>
-          <w:b/>
-          <w:bCs/>
-          <w:sz w:val="34"/>
-          <w:szCs w:val="34"/>
-        </w:rPr>
-      </w:pPr>
-      <w:bookmarkStart w:id="28" w:name="_pc5ae7xr78pl" w:colFirst="0" w:colLast="0"/>
-      <w:bookmarkEnd w:id="28"/>
-      <w:r>
-        <w:rPr>
-          <w:b/>
-          <w:bCs/>
-          <w:sz w:val="34"/>
-          <w:szCs w:val="34"/>
-        </w:rPr>
-        <w:t>Architecture Approach – Hybrid ECS</w:t>
-      </w:r>
-    </w:p>
-    <w:p>
-      <w:pPr>
-        <w:spacing w:before="240" w:after="240"/>
-      </w:pPr>
-      <w:r>
-        <w:t>The engine implements a hybrid Entity Component System.</w:t>
-      </w:r>
-    </w:p>
-    <w:p>
-      <w:pPr>
-        <w:pStyle w:val="Heading3"/>
-        <w:keepNext w:val="0"/>
-        <w:keepLines w:val="0"/>
-        <w:spacing w:before="280"/>
-        <w:rPr>
-          <w:b/>
-          <w:bCs/>
-          <w:color w:val="000000"/>
-          <w:sz w:val="26"/>
-          <w:szCs w:val="26"/>
-        </w:rPr>
-      </w:pPr>
-      <w:bookmarkStart w:id="29" w:name="_11p9yirvha7d" w:colFirst="0" w:colLast="0"/>
-      <w:bookmarkEnd w:id="29"/>
-      <w:r>
-        <w:rPr>
-          <w:b/>
-          <w:bCs/>
-          <w:color w:val="000000"/>
-          <w:sz w:val="26"/>
-          <w:szCs w:val="26"/>
-        </w:rPr>
-        <w:t>Design Principles</w:t>
-      </w:r>
-    </w:p>
-    <w:p>
-      <w:pPr>
-        <w:numPr>
-          <w:ilvl w:val="0"/>
-          <w:numId w:val="29"/>
-        </w:numPr>
-        <w:spacing w:before="240"/>
-      </w:pPr>
-      <w:r>
-        <w:t>Entities are represented by integer IDs</w:t>
-      </w:r>
-    </w:p>
-    <w:p>
-      <w:pPr>
-        <w:numPr>
-          <w:ilvl w:val="0"/>
-          <w:numId w:val="29"/>
-        </w:numPr>
-      </w:pPr>
-      <w:r>
-        <w:t>Components store data only</w:t>
-      </w:r>
-    </w:p>
-    <w:p>
-      <w:pPr>
-        <w:numPr>
-          <w:ilvl w:val="0"/>
-          <w:numId w:val="29"/>
-        </w:numPr>
-      </w:pPr>
-      <w:r>
-        <w:t>Systems contain logic and operate on relevant components</w:t>
-      </w:r>
-    </w:p>
-    <w:p>
-      <w:pPr>
-        <w:numPr>
-          <w:ilvl w:val="0"/>
-          <w:numId w:val="29"/>
-        </w:numPr>
-        <w:spacing w:after="240"/>
-      </w:pPr>
-      <w:r>
-        <w:t>Scene manager owns and manages entity registry</w:t>
-      </w:r>
-      <w:r>
-        <w:br/>
-        <w:t>Systems are either static (stateless) or instance-based (hold persistent state)</w:t>
-      </w:r>
-    </w:p>
-    <w:p>
-      <w:pPr>
-        <w:pStyle w:val="Heading3"/>
-        <w:keepNext w:val="0"/>
-        <w:keepLines w:val="0"/>
-        <w:spacing w:before="280"/>
-        <w:rPr>
-          <w:b/>
-          <w:bCs/>
-          <w:color w:val="000000"/>
-          <w:sz w:val="26"/>
-          <w:szCs w:val="26"/>
-        </w:rPr>
-      </w:pPr>
-      <w:bookmarkStart w:id="30" w:name="_dm0l4le0omjc" w:colFirst="0" w:colLast="0"/>
-      <w:bookmarkEnd w:id="30"/>
-      <w:r>
-        <w:rPr>
-          <w:b/>
-          <w:bCs/>
-          <w:color w:val="000000"/>
-          <w:sz w:val="26"/>
-          <w:szCs w:val="26"/>
-        </w:rPr>
-        <w:t>Rationale</w:t>
-      </w:r>
-    </w:p>
-    <w:p>
-      <w:pPr>
-        <w:spacing w:before="240" w:after="240"/>
-      </w:pPr>
-      <w:r>
-        <w:t>A pure data-oriented ECS (e.g., Unity DOTS) is unnecessary for this project’s scope.</w:t>
-      </w:r>
-      <w:r>
-        <w:br/>
-        <w:t>A hybrid approach balances:</w:t>
-      </w:r>
-    </w:p>
-    <w:p>
-      <w:pPr>
-        <w:numPr>
-          <w:ilvl w:val="0"/>
-          <w:numId w:val="19"/>
-        </w:numPr>
-        <w:spacing w:before="240"/>
-      </w:pPr>
-      <w:r>
-        <w:t>Performance</w:t>
-      </w:r>
-    </w:p>
-    <w:p>
-      <w:pPr>
-        <w:numPr>
-          <w:ilvl w:val="0"/>
-          <w:numId w:val="19"/>
-        </w:numPr>
-      </w:pPr>
-      <w:r>
-        <w:t>Simplicity</w:t>
-      </w:r>
-    </w:p>
-    <w:p>
-      <w:pPr>
-        <w:numPr>
-          <w:ilvl w:val="0"/>
-          <w:numId w:val="19"/>
-        </w:numPr>
-      </w:pPr>
-      <w:r>
-        <w:t>Development speed</w:t>
-      </w:r>
-    </w:p>
-    <w:p>
-      <w:pPr>
-        <w:numPr>
-          <w:ilvl w:val="0"/>
-          <w:numId w:val="19"/>
-        </w:numPr>
-        <w:spacing w:after="240"/>
-      </w:pPr>
-      <w:r>
-        <w:t>Maintainability</w:t>
-      </w:r>
-    </w:p>
-    <w:p>
-      <w:r>
-        <w:pict w14:anchorId="36DCE668">
-          <v:rect id="_x0000_i1036" style="width:0;height:1.5pt" o:hralign="center" o:hrstd="t" o:hr="t" fillcolor="#a0a0a0" stroked="f"/>
-        </w:pict>
-      </w:r>
-    </w:p>
-    <w:p>
-      <w:pPr>
-        <w:pStyle w:val="Heading1"/>
-        <w:keepNext w:val="0"/>
-        <w:keepLines w:val="0"/>
-        <w:spacing w:before="0"/>
-        <w:rPr>
-          <w:b/>
-          <w:bCs/>
-          <w:sz w:val="46"/>
-          <w:szCs w:val="46"/>
-        </w:rPr>
-      </w:pPr>
-      <w:bookmarkStart w:id="31" w:name="_xzxolg8ff7bv" w:colFirst="0" w:colLast="0"/>
-      <w:bookmarkEnd w:id="31"/>
-      <w:r>
-        <w:rPr>
-          <w:b/>
-          <w:bCs/>
-          <w:sz w:val="46"/>
-          <w:szCs w:val="46"/>
-        </w:rPr>
-        <w:t>3. Systems</w:t>
-      </w:r>
-    </w:p>
-    <w:p>
-      <w:pPr>
-        <w:pStyle w:val="Heading2"/>
-        <w:keepNext w:val="0"/>
-        <w:keepLines w:val="0"/>
-        <w:spacing w:after="80"/>
-        <w:rPr>
-          <w:b/>
-          <w:bCs/>
-          <w:sz w:val="34"/>
-          <w:szCs w:val="34"/>
-        </w:rPr>
-      </w:pPr>
-      <w:bookmarkStart w:id="32" w:name="_okf5yp4jzqay" w:colFirst="0" w:colLast="0"/>
-      <w:bookmarkEnd w:id="32"/>
-      <w:r>
-        <w:rPr>
-          <w:b/>
-          <w:bCs/>
-          <w:sz w:val="34"/>
-          <w:szCs w:val="34"/>
-        </w:rPr>
-        <w:lastRenderedPageBreak/>
-        <w:t>Core Systems</w:t>
-      </w:r>
-    </w:p>
-    <w:p>
-      <w:pPr>
-        <w:numPr>
-          <w:ilvl w:val="0"/>
-          <w:numId w:val="2"/>
-        </w:numPr>
-        <w:spacing w:before="240"/>
-      </w:pPr>
-      <w:r>
-        <w:t>Engine loop (initialize → update → render)</w:t>
-      </w:r>
-      <w:r>
-        <w:br/>
-        <w:t>Time system (delta time with 100ms clamp)</w:t>
-      </w:r>
-      <w:r>
-        <w:br/>
-        <w:t>Scene manager (scene stack with push/pop for overlays)</w:t>
-      </w:r>
-      <w:r>
-        <w:br/>
-        <w:t>Room manager (room tracking and transitions)</w:t>
-      </w:r>
-      <w:r>
-        <w:br/>
-        <w:t>Input system (keyboard and mouse with frame-based edge detection)</w:t>
-      </w:r>
-      <w:r>
-        <w:br/>
-        <w:t>Audio manager (SDL3_mixer, music and SFX with volume control)</w:t>
-      </w:r>
-      <w:r>
-        <w:br/>
-        <w:t>Audio event queue (deferred audio playback)</w:t>
-      </w:r>
-    </w:p>
-    <w:p>
-      <w:pPr>
-        <w:pStyle w:val="Heading2"/>
-        <w:keepNext w:val="0"/>
-        <w:keepLines w:val="0"/>
-        <w:spacing w:after="80"/>
-        <w:rPr>
-          <w:b/>
-          <w:bCs/>
-          <w:sz w:val="34"/>
-          <w:szCs w:val="34"/>
-        </w:rPr>
-      </w:pPr>
-      <w:bookmarkStart w:id="33" w:name="_3wyl5gf5c0fp" w:colFirst="0" w:colLast="0"/>
-      <w:bookmarkEnd w:id="33"/>
-      <w:r>
-        <w:rPr>
-          <w:b/>
-          <w:bCs/>
-          <w:sz w:val="34"/>
-          <w:szCs w:val="34"/>
-        </w:rPr>
-        <w:t>Rendering Systems</w:t>
-      </w:r>
-    </w:p>
-    <w:p>
-      <w:r>
-        <w:t>Shader system (GLSL compilation, uniform caching)</w:t>
-      </w:r>
-      <w:r>
-        <w:br/>
-        <w:t xml:space="preserve">Mesh system (GLB/GLTF loading via </w:t>
-      </w:r>
-      <w:proofErr w:type="spellStart"/>
-      <w:r>
-        <w:t>Assimp</w:t>
-      </w:r>
-      <w:proofErr w:type="spellEnd"/>
-      <w:r>
-        <w:t>)</w:t>
-      </w:r>
-      <w:r>
-        <w:br/>
-        <w:t>Texture manager (PNG loading via SDL3_image, path-based deduplication)</w:t>
-      </w:r>
-      <w:r>
-        <w:br/>
-        <w:t>Lighting system (Phong shading with directional light)</w:t>
-      </w:r>
-      <w:r>
-        <w:br/>
-        <w:t>Camera system (perspective for gameplay, orthographic for UI, zoom control)</w:t>
-      </w:r>
-      <w:r>
-        <w:br/>
-        <w:t>Render system (forward rendering pipeline)</w:t>
-      </w:r>
-      <w:r>
-        <w:br/>
-        <w:t>Skeletal animation system (bone hierarchy, keyframe interpolation, animation blending)</w:t>
-      </w:r>
-      <w:r>
-        <w:br/>
-        <w:t xml:space="preserve">Text renderer (TrueType font atlas via </w:t>
-      </w:r>
-      <w:proofErr w:type="spellStart"/>
-      <w:r>
-        <w:t>stb_truetype</w:t>
-      </w:r>
-      <w:proofErr w:type="spellEnd"/>
-      <w:r>
-        <w:t>)</w:t>
-      </w:r>
-      <w:r>
-        <w:br/>
-        <w:t>Quad renderer (solid-color rectangles for UI)</w:t>
-      </w:r>
-      <w:bookmarkStart w:id="34" w:name="_y5phravvmn0t" w:colFirst="0" w:colLast="0"/>
-      <w:bookmarkEnd w:id="34"/>
-    </w:p>
-    <w:p>
-      <w:pPr>
-        <w:pStyle w:val="Heading2"/>
-        <w:keepNext w:val="0"/>
-        <w:keepLines w:val="0"/>
-        <w:spacing w:after="80"/>
-        <w:rPr>
-          <w:b/>
-          <w:bCs/>
-          <w:sz w:val="34"/>
-          <w:szCs w:val="34"/>
-        </w:rPr>
-      </w:pPr>
-      <w:bookmarkStart w:id="35" w:name="_6uq9axncdi6s" w:colFirst="0" w:colLast="0"/>
-      <w:bookmarkEnd w:id="35"/>
-      <w:r>
-        <w:rPr>
-          <w:b/>
-          <w:bCs/>
-          <w:sz w:val="34"/>
-          <w:szCs w:val="34"/>
-        </w:rPr>
-        <w:t>Gameplay Systems</w:t>
-      </w:r>
-    </w:p>
-    <w:p>
-      <w:pPr>
-        <w:spacing w:before="240"/>
-      </w:pPr>
-      <w:r>
-        <w:t>Movement system (WASD input, smooth rotation, lunge during attacks)</w:t>
-      </w:r>
-      <w:r>
-        <w:br/>
-        <w:t>Collision system (AABB-based detection and resolution)</w:t>
-      </w:r>
-      <w:r>
-        <w:br/>
-        <w:t>Combat input system (space key to attack, combo queuing)</w:t>
-      </w:r>
-      <w:r>
-        <w:br/>
-        <w:t>Attack hitbox system (temporary hitbox creation, multi-hit prevention)</w:t>
-      </w:r>
-      <w:r>
-        <w:br/>
-        <w:t>Damage system (applies incoming hits, triggers knockback and hit reactions)</w:t>
-      </w:r>
-      <w:r>
-        <w:br/>
-        <w:t>Hit timer system (invincibility frames, 0.5s duration after being hit)</w:t>
-      </w:r>
-      <w:r>
-        <w:br/>
-        <w:t>Death system (marks dead entities, adds corpse lifetime timer)</w:t>
-      </w:r>
-      <w:r>
-        <w:br/>
-        <w:t>Health system (current/max HP tracking)</w:t>
-      </w:r>
-      <w:r>
-        <w:br/>
-        <w:t>Enemy AI system (state machine: idle, patrol, chase, attack with knockback)</w:t>
-      </w:r>
-      <w:r>
-        <w:br/>
-        <w:t>Door system (proximity-based automatic opening with swing animation)</w:t>
-      </w:r>
-      <w:r>
-        <w:br/>
-        <w:t>Door puzzle system (switch-triggered doors linked by trigger IDs)</w:t>
-      </w:r>
-      <w:r>
-        <w:br/>
-        <w:t>Switch trigger system (floor switches activated by player collision)</w:t>
-      </w:r>
-      <w:r>
-        <w:br/>
-        <w:t>Room transition system (room loading/unloading)</w:t>
-      </w:r>
-      <w:r>
-        <w:br/>
-        <w:t>Bone attachment system (attaches weapons to skeleton bones)</w:t>
-      </w:r>
-      <w:r>
-        <w:br/>
-        <w:t>Lifetime system (auto-destroys entities after duration)</w:t>
-      </w:r>
-      <w:r>
-        <w:br/>
-        <w:t>Camera follow system (smooth follow with mouse wheel zoom, range 8-60)</w:t>
-      </w:r>
-      <w:r>
-        <w:br/>
-        <w:t>Dungeon spawn system (procedural dungeon generation with prefabs)</w:t>
-      </w:r>
-      <w:r>
-        <w:br/>
-        <w:t>Entity spawn system (component registration and entity prefab creation)</w:t>
-      </w:r>
-    </w:p>
-    <w:p>
-      <w:pPr>
-        <w:pStyle w:val="Heading2"/>
-        <w:keepNext w:val="0"/>
-        <w:keepLines w:val="0"/>
-        <w:spacing w:after="80"/>
-        <w:rPr>
-          <w:b/>
-          <w:bCs/>
-          <w:sz w:val="34"/>
-          <w:szCs w:val="34"/>
-        </w:rPr>
-      </w:pPr>
-      <w:bookmarkStart w:id="36" w:name="_rtev1cd2zy6z" w:colFirst="0" w:colLast="0"/>
-      <w:bookmarkEnd w:id="36"/>
-      <w:r>
-        <w:rPr>
-          <w:b/>
-          <w:bCs/>
-          <w:sz w:val="34"/>
-          <w:szCs w:val="34"/>
-        </w:rPr>
-        <w:lastRenderedPageBreak/>
-        <w:t>Utility &amp; Debug Systems</w:t>
-      </w:r>
-    </w:p>
-    <w:p>
-      <w:pPr>
-        <w:numPr>
-          <w:ilvl w:val="0"/>
-          <w:numId w:val="15"/>
-        </w:numPr>
-        <w:spacing w:before="240"/>
-      </w:pPr>
-      <w:r>
-        <w:t>FPS counter (frame rate tracking, toggled with F4)</w:t>
-      </w:r>
-      <w:r>
-        <w:br/>
-        <w:t>Debug collider visualization (wireframe AABB rendering, toggled with F5)</w:t>
-      </w:r>
-      <w:r>
-        <w:br/>
-        <w:t>Debug mode toggle (F3 enables debug features)</w:t>
-      </w:r>
-    </w:p>
-    <w:p>
-      <w:r>
-        <w:pict w14:anchorId="6F83C997">
-          <v:rect id="_x0000_i1037" style="width:0;height:1.5pt" o:hralign="center" o:hrstd="t" o:hr="t" fillcolor="#a0a0a0" stroked="f"/>
-        </w:pict>
-      </w:r>
-    </w:p>
-    <w:p>
-      <w:pPr>
-        <w:pStyle w:val="Heading1"/>
-        <w:keepNext w:val="0"/>
-        <w:keepLines w:val="0"/>
-        <w:spacing w:before="0"/>
-        <w:rPr>
-          <w:b/>
-          <w:bCs/>
-          <w:sz w:val="46"/>
-          <w:szCs w:val="46"/>
-        </w:rPr>
-      </w:pPr>
-      <w:bookmarkStart w:id="37" w:name="_lzqbt5offga0" w:colFirst="0" w:colLast="0"/>
-      <w:bookmarkEnd w:id="37"/>
-      <w:r>
-        <w:rPr>
-          <w:b/>
-          <w:bCs/>
-          <w:sz w:val="46"/>
-          <w:szCs w:val="46"/>
-        </w:rPr>
-        <w:t>4. Game Design</w:t>
-      </w:r>
-    </w:p>
-    <w:p>
-      <w:pPr>
-        <w:pStyle w:val="Heading2"/>
-        <w:keepNext w:val="0"/>
-        <w:keepLines w:val="0"/>
-        <w:spacing w:after="80"/>
-        <w:rPr>
-          <w:b/>
-          <w:bCs/>
-          <w:sz w:val="34"/>
-          <w:szCs w:val="34"/>
-        </w:rPr>
-      </w:pPr>
-      <w:bookmarkStart w:id="38" w:name="_7l3gd7k2np0j" w:colFirst="0" w:colLast="0"/>
-      <w:bookmarkEnd w:id="38"/>
-      <w:r>
-        <w:rPr>
-          <w:b/>
-          <w:bCs/>
-          <w:sz w:val="34"/>
-          <w:szCs w:val="34"/>
-        </w:rPr>
-        <w:t>Game Title</w:t>
-      </w:r>
-    </w:p>
-    <w:p>
-      <w:pPr>
-        <w:spacing w:before="240" w:after="240"/>
-      </w:pPr>
-      <w:r>
-        <w:t>Echoes of the Forgotten Keep</w:t>
-      </w:r>
-    </w:p>
-    <w:p>
-      <w:pPr>
-        <w:pStyle w:val="Heading2"/>
-        <w:keepNext w:val="0"/>
-        <w:keepLines w:val="0"/>
-        <w:spacing w:after="80"/>
-        <w:rPr>
-          <w:b/>
-          <w:bCs/>
-          <w:sz w:val="34"/>
-          <w:szCs w:val="34"/>
-        </w:rPr>
-      </w:pPr>
-      <w:bookmarkStart w:id="39" w:name="_oyx67lt9e96l" w:colFirst="0" w:colLast="0"/>
-      <w:bookmarkEnd w:id="39"/>
-      <w:r>
-        <w:rPr>
-          <w:b/>
-          <w:bCs/>
-          <w:sz w:val="34"/>
-          <w:szCs w:val="34"/>
-        </w:rPr>
-        <w:t>Genre</w:t>
-      </w:r>
-    </w:p>
-    <w:p>
-      <w:pPr>
-        <w:spacing w:before="240" w:after="240"/>
-      </w:pPr>
-      <w:r>
-        <w:t>3D Top-Down Dungeon Action Game</w:t>
-      </w:r>
-    </w:p>
-    <w:p>
-      <w:pPr>
-        <w:pStyle w:val="Heading2"/>
-        <w:keepNext w:val="0"/>
-        <w:keepLines w:val="0"/>
-        <w:spacing w:after="80"/>
-        <w:rPr>
-          <w:b/>
-          <w:bCs/>
-          <w:sz w:val="34"/>
-          <w:szCs w:val="34"/>
-        </w:rPr>
-      </w:pPr>
-      <w:bookmarkStart w:id="40" w:name="_cix12z399v7" w:colFirst="0" w:colLast="0"/>
-      <w:bookmarkEnd w:id="40"/>
-      <w:r>
-        <w:rPr>
-          <w:b/>
-          <w:bCs/>
-          <w:sz w:val="34"/>
-          <w:szCs w:val="34"/>
-        </w:rPr>
-        <w:t>Description</w:t>
-      </w:r>
-    </w:p>
-    <w:p>
-      <w:pPr>
-        <w:spacing w:before="240" w:after="240"/>
-      </w:pPr>
-      <w:r>
-        <w:t>The player explores an abandoned dungeon once used to protect a sacred relic.</w:t>
-      </w:r>
-      <w:r>
-        <w:br/>
-        <w:t>Now corrupted and overrun by hostile creatures, the dungeon presents increasingly dangerous rooms.</w:t>
-      </w:r>
-    </w:p>
-    <w:p>
-      <w:pPr>
-        <w:spacing w:before="240" w:after="240"/>
-      </w:pPr>
-      <w:r>
-        <w:t>Each room presents combat encounters with skeleton enemies that must be defeated.</w:t>
-      </w:r>
-      <w:r>
-        <w:br/>
-        <w:t>The player uses a 3-hit melee combo system with knockback and invincibility frames.</w:t>
-      </w:r>
-    </w:p>
-    <w:p>
-      <w:pPr>
-        <w:spacing w:before="240" w:after="240"/>
-      </w:pPr>
-      <w:r>
-        <w:t>The game uses a perspective camera that follows the player from above, with adjustable zoom.</w:t>
-      </w:r>
-    </w:p>
-    <w:p>
-      <w:r>
-        <w:pict w14:anchorId="2DD9AAB4">
-          <v:rect id="_x0000_i1038" style="width:0;height:1.5pt" o:hralign="center" o:hrstd="t" o:hr="t" fillcolor="#a0a0a0" stroked="f"/>
-        </w:pict>
-      </w:r>
-    </w:p>
-    <w:p>
-      <w:pPr>
-        <w:pStyle w:val="Heading2"/>
-        <w:keepNext w:val="0"/>
-        <w:keepLines w:val="0"/>
-        <w:spacing w:after="80"/>
-        <w:rPr>
-          <w:b/>
-          <w:bCs/>
-          <w:sz w:val="34"/>
-          <w:szCs w:val="34"/>
-        </w:rPr>
-      </w:pPr>
-      <w:bookmarkStart w:id="41" w:name="_nqaxosd78gwt" w:colFirst="0" w:colLast="0"/>
-      <w:bookmarkEnd w:id="41"/>
-    </w:p>
-    <w:p>
-      <w:pPr>
-        <w:pStyle w:val="Heading2"/>
-        <w:keepNext w:val="0"/>
-        <w:keepLines w:val="0"/>
-        <w:spacing w:before="0" w:after="80"/>
-        <w:rPr>
-          <w:b/>
-          <w:bCs/>
-          <w:sz w:val="34"/>
-          <w:szCs w:val="34"/>
-        </w:rPr>
-      </w:pPr>
-      <w:bookmarkStart w:id="42" w:name="_8v3t21r43twr" w:colFirst="0" w:colLast="0"/>
-      <w:bookmarkEnd w:id="42"/>
-      <w:r>
-        <w:rPr>
-          <w:b/>
-          <w:bCs/>
-          <w:sz w:val="34"/>
-          <w:szCs w:val="34"/>
-        </w:rPr>
-        <w:t>High-Level Features</w:t>
-      </w:r>
-    </w:p>
-    <w:p>
-      <w:pPr>
-        <w:numPr>
-          <w:ilvl w:val="0"/>
-          <w:numId w:val="4"/>
-        </w:numPr>
-        <w:spacing w:before="240"/>
-      </w:pPr>
-      <w:r>
-        <w:t>3D top-down movement with smooth rotation</w:t>
-      </w:r>
-      <w:r>
-        <w:br/>
-        <w:t>Perspective camera with zoom control</w:t>
-      </w:r>
-      <w:r>
-        <w:br/>
-        <w:t>Procedurally generated dungeon layout</w:t>
-      </w:r>
-      <w:r>
-        <w:br/>
-        <w:t>3-hit combo melee combat system with lunge on final attack</w:t>
-      </w:r>
-      <w:r>
-        <w:br/>
-        <w:t>Enemy AI (idle, patrol, chase, and attack states with knockback)</w:t>
-      </w:r>
-      <w:r>
-        <w:br/>
-        <w:t>Health and damage system with invincibility frames</w:t>
-      </w:r>
-      <w:r>
-        <w:br/>
-        <w:t>Skeletal animation with blending</w:t>
-      </w:r>
-      <w:r>
-        <w:br/>
-        <w:t>Sound effects and background music with volume control</w:t>
-      </w:r>
-      <w:r>
-        <w:br/>
-      </w:r>
-      <w:r>
-        <w:lastRenderedPageBreak/>
-        <w:t>UI health bar (heart-based display)</w:t>
-      </w:r>
-      <w:r>
-        <w:br/>
-        <w:t>Menu system (main menu, pause menu, settings with volume sliders)</w:t>
-      </w:r>
-      <w:r>
-        <w:br/>
-        <w:t>Interactive doors (proximity-based and switch-triggered)</w:t>
-      </w:r>
-      <w:r>
-        <w:br/>
-        <w:t>Debug tools (FPS counter, collider visualization)</w:t>
-      </w:r>
-      <w:r>
-        <w:br/>
-        <w:t>Procedural dungeon generation with configurable room count and seed</w:t>
-      </w:r>
-    </w:p>
-    <w:p>
-      <w:pPr>
-        <w:spacing w:before="240" w:after="240"/>
-      </w:pPr>
-      <w:r>
-        <w:t>Multiplayer is not included to maintain scope control.</w:t>
-      </w:r>
-    </w:p>
-    <w:p>
-      <w:r>
-        <w:pict w14:anchorId="1276972E">
-          <v:rect id="_x0000_i1039" style="width:0;height:1.5pt" o:hralign="center" o:hrstd="t" o:hr="t" fillcolor="#a0a0a0" stroked="f"/>
-        </w:pict>
-      </w:r>
-    </w:p>
-    <w:p>
-      <w:pPr>
-        <w:pStyle w:val="Heading2"/>
-        <w:keepNext w:val="0"/>
-        <w:keepLines w:val="0"/>
-        <w:spacing w:before="0" w:after="80"/>
-        <w:rPr>
-          <w:b/>
-          <w:bCs/>
-          <w:sz w:val="34"/>
-          <w:szCs w:val="34"/>
-        </w:rPr>
-      </w:pPr>
-      <w:bookmarkStart w:id="43" w:name="_4cxpu8vayg7e" w:colFirst="0" w:colLast="0"/>
-      <w:bookmarkEnd w:id="43"/>
-      <w:r>
-        <w:rPr>
-          <w:b/>
-          <w:bCs/>
-          <w:sz w:val="34"/>
-          <w:szCs w:val="34"/>
-        </w:rPr>
-        <w:t>Platform</w:t>
-      </w:r>
-    </w:p>
-    <w:p>
-      <w:pPr>
-        <w:spacing w:before="240" w:after="240"/>
-      </w:pPr>
-      <w:r>
-        <w:t>Primary platform:</w:t>
-      </w:r>
-    </w:p>
-    <w:p>
-      <w:pPr>
-        <w:numPr>
-          <w:ilvl w:val="0"/>
-          <w:numId w:val="20"/>
-        </w:numPr>
-        <w:spacing w:before="240" w:after="240"/>
-      </w:pPr>
-      <w:r>
-        <w:t>Windows</w:t>
-      </w:r>
-    </w:p>
-    <w:p>
-      <w:r>
-        <w:pict w14:anchorId="6A9286BE">
-          <v:rect id="_x0000_i1040" style="width:0;height:1.5pt" o:hralign="center" o:hrstd="t" o:hr="t" fillcolor="#a0a0a0" stroked="f"/>
-        </w:pict>
-      </w:r>
-    </w:p>
-    <w:p>
-      <w:pPr>
-        <w:pStyle w:val="Heading2"/>
-        <w:keepNext w:val="0"/>
-        <w:keepLines w:val="0"/>
-        <w:spacing w:before="0" w:after="80"/>
-        <w:rPr>
-          <w:b/>
-          <w:bCs/>
-          <w:sz w:val="34"/>
-          <w:szCs w:val="34"/>
-        </w:rPr>
-      </w:pPr>
-      <w:bookmarkStart w:id="44" w:name="_plre0ticvi1f" w:colFirst="0" w:colLast="0"/>
-      <w:bookmarkEnd w:id="44"/>
-      <w:r>
-        <w:rPr>
-          <w:b/>
-          <w:bCs/>
-          <w:sz w:val="34"/>
-          <w:szCs w:val="34"/>
-        </w:rPr>
-        <w:t>Narrative</w:t>
-      </w:r>
-    </w:p>
-    <w:p>
-      <w:pPr>
-        <w:spacing w:before="240" w:after="240"/>
-      </w:pPr>
-      <w:r>
-        <w:t>The Forgotten Keep once guarded an ancient relic of immense power.</w:t>
-      </w:r>
-      <w:r>
-        <w:br/>
-        <w:t>After years of abandonment, dark forces have taken control.</w:t>
-      </w:r>
-    </w:p>
-    <w:p>
-      <w:pPr>
-        <w:spacing w:before="240" w:after="240"/>
-      </w:pPr>
-      <w:r>
-        <w:t>The player ventures inside to restore balance and uncover the fate of the fortress.</w:t>
-      </w:r>
-    </w:p>
-    <w:p>
-      <w:pPr>
-        <w:spacing w:before="240" w:after="240"/>
-      </w:pPr>
-      <w:r>
-        <w:t>Story elements are delivered through:</w:t>
-      </w:r>
-    </w:p>
-    <w:p>
-      <w:pPr>
-        <w:numPr>
-          <w:ilvl w:val="0"/>
-          <w:numId w:val="11"/>
-        </w:numPr>
-        <w:spacing w:before="240"/>
-      </w:pPr>
-      <w:r>
-        <w:t>Environmental design (dungeon atmosphere)</w:t>
-      </w:r>
-      <w:r>
-        <w:br/>
-        <w:t>Room progression (procedurally generated layouts)</w:t>
-      </w:r>
-      <w:r>
-        <w:br/>
-        <w:t>Enemy placement (skeleton enemies spawned per room)</w:t>
-      </w:r>
-      <w:r>
-        <w:br/>
-        <w:t>Interactive elements (doors and switches)</w:t>
-      </w:r>
-    </w:p>
-    <w:p>
-      <w:r>
-        <w:pict w14:anchorId="1248085C">
-          <v:rect id="_x0000_i1041" style="width:0;height:1.5pt" o:hralign="center" o:hrstd="t" o:hr="t" fillcolor="#a0a0a0" stroked="f"/>
-        </w:pict>
-      </w:r>
-    </w:p>
-    <w:p>
-      <w:pPr>
-        <w:pStyle w:val="Heading2"/>
-        <w:keepNext w:val="0"/>
-        <w:keepLines w:val="0"/>
-        <w:spacing w:before="0" w:after="80"/>
-        <w:rPr>
-          <w:b/>
-          <w:bCs/>
-          <w:sz w:val="34"/>
-          <w:szCs w:val="34"/>
-        </w:rPr>
-      </w:pPr>
-      <w:bookmarkStart w:id="45" w:name="_9u8rycgl9mc0" w:colFirst="0" w:colLast="0"/>
-      <w:bookmarkEnd w:id="45"/>
-      <w:r>
-        <w:rPr>
-          <w:b/>
-          <w:bCs/>
-          <w:sz w:val="34"/>
-          <w:szCs w:val="34"/>
-        </w:rPr>
-        <w:t>Art Assets</w:t>
-      </w:r>
-    </w:p>
-    <w:p>
-      <w:pPr>
-        <w:spacing w:before="240" w:after="240"/>
-      </w:pPr>
-      <w:r>
-        <w:t>Assets include:</w:t>
-      </w:r>
-    </w:p>
-    <w:p>
-      <w:pPr>
-        <w:numPr>
-          <w:ilvl w:val="0"/>
-          <w:numId w:val="24"/>
-        </w:numPr>
-        <w:spacing w:before="240"/>
-      </w:pPr>
-      <w:r>
-        <w:t>Royalty-free GLB/GLTF 3D models (characters, dungeon tiles, equipment)</w:t>
-      </w:r>
-      <w:r>
-        <w:br/>
-        <w:t>Skeletal animation clips (idle, run, attack combo, hit reaction, death)</w:t>
-      </w:r>
-      <w:r>
-        <w:br/>
-        <w:t>Free-use sound effects and background music (OGG format)</w:t>
-      </w:r>
-      <w:r>
-        <w:br/>
-        <w:t>TrueType fonts for UI text rendering</w:t>
-      </w:r>
-      <w:r>
-        <w:br/>
-        <w:t>Custom UI textures (health bar hearts, borders)</w:t>
-      </w:r>
-    </w:p>
-    <w:p>
-      <w:pPr>
-        <w:spacing w:before="240" w:after="240"/>
-      </w:pPr>
-      <w:r>
-        <w:t>All assets will be included within the GitHub repository.</w:t>
-      </w:r>
-    </w:p>
-    <w:p>
-      <w:r>
-        <w:pict w14:anchorId="70756306">
-          <v:rect id="_x0000_i1042" style="width:0;height:1.5pt" o:hralign="center" o:hrstd="t" o:hr="t" fillcolor="#a0a0a0" stroked="f"/>
-        </w:pict>
-      </w:r>
-    </w:p>
-    <w:p>
-      <w:pPr>
-        <w:pStyle w:val="Heading1"/>
-        <w:keepNext w:val="0"/>
-        <w:keepLines w:val="0"/>
-        <w:spacing w:before="0"/>
-        <w:rPr>
-          <w:b/>
-          <w:bCs/>
-          <w:sz w:val="46"/>
-          <w:szCs w:val="46"/>
-        </w:rPr>
-      </w:pPr>
-      <w:bookmarkStart w:id="46" w:name="_t042fpcp3hh2" w:colFirst="0" w:colLast="0"/>
-      <w:bookmarkEnd w:id="46"/>
-      <w:r>
-        <w:rPr>
-          <w:b/>
-          <w:bCs/>
-          <w:sz w:val="46"/>
-          <w:szCs w:val="46"/>
-        </w:rPr>
-        <w:t>5. Tools and Risks</w:t>
-      </w:r>
-    </w:p>
-    <w:p>
-      <w:pPr>
-        <w:pStyle w:val="Heading2"/>
-        <w:keepNext w:val="0"/>
-        <w:keepLines w:val="0"/>
-        <w:spacing w:after="80"/>
-        <w:sectPr>
-          <w:pgSz w:w="12240" w:h="15840"/>
-          <w:pgMar w:top="1440" w:right="1440" w:bottom="1440" w:left="1440" w:header="720" w:footer="720" w:gutter="0"/>
-          <w:pgNumType w:start="1"/>
-          <w:cols w:space="720"/>
-        </w:sectPr>
-      </w:pPr>
-      <w:bookmarkStart w:id="47" w:name="_lcrrxhc68xnw" w:colFirst="0" w:colLast="0"/>
-      <w:bookmarkEnd w:id="47"/>
-      <w:r>
-        <w:rPr>
-          <w:b/>
-          <w:bCs/>
-          <w:sz w:val="34"/>
-          <w:szCs w:val="34"/>
-        </w:rPr>
-        <w:lastRenderedPageBreak/>
-        <w:t>Tools</w:t>
-      </w:r>
-    </w:p>
-    <w:p>
-      <w:pPr>
-        <w:numPr>
-          <w:ilvl w:val="0"/>
-          <w:numId w:val="14"/>
-        </w:numPr>
-      </w:pPr>
-      <w:r>
-        <w:t>C++</w:t>
-      </w:r>
-    </w:p>
-    <w:p>
-      <w:pPr>
-        <w:numPr>
-          <w:ilvl w:val="0"/>
-          <w:numId w:val="14"/>
-        </w:numPr>
-      </w:pPr>
-      <w:r>
-        <w:t>SDL3</w:t>
-      </w:r>
-    </w:p>
-    <w:p>
-      <w:pPr>
-        <w:numPr>
-          <w:ilvl w:val="0"/>
-          <w:numId w:val="14"/>
-        </w:numPr>
-      </w:pPr>
-      <w:r>
-        <w:t>OpenGL</w:t>
-      </w:r>
-    </w:p>
-    <w:p>
-      <w:pPr>
-        <w:numPr>
-          <w:ilvl w:val="0"/>
-          <w:numId w:val="14"/>
-        </w:numPr>
-      </w:pPr>
-      <w:r>
-        <w:t>GLM</w:t>
-      </w:r>
-    </w:p>
-    <w:p>
-      <w:pPr>
-        <w:numPr>
-          <w:ilvl w:val="0"/>
-          <w:numId w:val="14"/>
-        </w:numPr>
-      </w:pPr>
-      <w:proofErr w:type="spellStart"/>
-      <w:r>
-        <w:t>CMake</w:t>
-      </w:r>
-      <w:proofErr w:type="spellEnd"/>
-    </w:p>
-    <w:p>
-      <w:pPr>
-        <w:numPr>
-          <w:ilvl w:val="0"/>
-          <w:numId w:val="14"/>
-        </w:numPr>
-      </w:pPr>
-      <w:proofErr w:type="spellStart"/>
-      <w:r>
-        <w:t>CLion</w:t>
-      </w:r>
-      <w:proofErr w:type="spellEnd"/>
-      <w:r>
-        <w:t xml:space="preserve"> / Visual Studio</w:t>
-      </w:r>
-      <w:r>
-        <w:br/>
-      </w:r>
-      <w:proofErr w:type="spellStart"/>
-      <w:r>
-        <w:t>Assimp</w:t>
-      </w:r>
-      <w:proofErr w:type="spellEnd"/>
-      <w:r>
-        <w:t xml:space="preserve"> 6.0.4 (3D model and </w:t>
-      </w:r>
-      <w:r>
-        <w:t>animation loading)</w:t>
-      </w:r>
-      <w:r>
-        <w:br/>
-        <w:t>GLAD (OpenGL function loader)</w:t>
-      </w:r>
-      <w:r>
-        <w:br/>
-        <w:t>SDL3_mixer (audio playback)</w:t>
-      </w:r>
-      <w:r>
-        <w:br/>
-        <w:t>SDL3_image (image file loading)</w:t>
-      </w:r>
-      <w:r>
-        <w:br/>
-      </w:r>
-      <w:proofErr w:type="spellStart"/>
-      <w:r>
-        <w:t>stb_truetype</w:t>
-      </w:r>
-      <w:proofErr w:type="spellEnd"/>
-      <w:r>
-        <w:t xml:space="preserve"> (font rasterization)</w:t>
-      </w:r>
-    </w:p>
-    <w:p>
-      <w:pPr>
-        <w:numPr>
-          <w:ilvl w:val="0"/>
-          <w:numId w:val="14"/>
-        </w:numPr>
-      </w:pPr>
-      <w:r>
-        <w:t>GitHub</w:t>
-      </w:r>
-    </w:p>
-    <w:p>
-      <w:pPr>
-        <w:numPr>
-          <w:ilvl w:val="0"/>
-          <w:numId w:val="14"/>
-        </w:numPr>
-        <w:spacing w:after="240"/>
-        <w:sectPr>
-          <w:type w:val="continuous"/>
-          <w:pgSz w:w="12240" w:h="15840"/>
-          <w:pgMar w:top="1440" w:right="1440" w:bottom="1440" w:left="1440" w:header="720" w:footer="720" w:gutter="0"/>
-          <w:cols w:num="2" w:space="720" w:equalWidth="0">
-            <w:col w:w="4320" w:space="720"/>
-            <w:col w:w="4320" w:space="0"/>
-          </w:cols>
-        </w:sectPr>
-      </w:pPr>
-      <w:r>
-        <w:t>Free GLB/GLTF asset libraries</w:t>
-      </w:r>
-    </w:p>
-    <w:p>
-      <w:r>
-        <w:pict w14:anchorId="6264C075">
-          <v:rect id="_x0000_i1043" style="width:0;height:1.5pt" o:hralign="center" o:hrstd="t" o:hr="t" fillcolor="#a0a0a0" stroked="f"/>
-        </w:pict>
-      </w:r>
-    </w:p>
-    <w:p>
-      <w:pPr>
-        <w:pStyle w:val="Heading2"/>
-        <w:keepNext w:val="0"/>
-        <w:keepLines w:val="0"/>
-        <w:spacing w:before="0" w:after="80"/>
-        <w:rPr>
-          <w:b/>
-          <w:bCs/>
-          <w:sz w:val="34"/>
-          <w:szCs w:val="34"/>
-        </w:rPr>
-      </w:pPr>
-      <w:bookmarkStart w:id="48" w:name="_esvhrcjoeg3" w:colFirst="0" w:colLast="0"/>
-      <w:bookmarkEnd w:id="48"/>
-      <w:r>
-        <w:rPr>
-          <w:b/>
-          <w:bCs/>
-          <w:sz w:val="34"/>
-          <w:szCs w:val="34"/>
-        </w:rPr>
-        <w:t>Risks</w:t>
-      </w:r>
-    </w:p>
-    <w:p>
-      <w:pPr>
-        <w:pStyle w:val="Heading3"/>
-        <w:keepNext w:val="0"/>
-        <w:keepLines w:val="0"/>
-        <w:spacing w:before="280"/>
-        <w:rPr>
-          <w:b/>
-          <w:bCs/>
-          <w:color w:val="000000"/>
-          <w:sz w:val="26"/>
-          <w:szCs w:val="26"/>
-        </w:rPr>
-      </w:pPr>
-      <w:bookmarkStart w:id="49" w:name="_gkznoxmfml38" w:colFirst="0" w:colLast="0"/>
-      <w:bookmarkEnd w:id="49"/>
-      <w:r>
-        <w:rPr>
-          <w:b/>
-          <w:bCs/>
-          <w:color w:val="000000"/>
-          <w:sz w:val="26"/>
-          <w:szCs w:val="26"/>
-        </w:rPr>
-        <w:t>OpenGL Complexity</w:t>
-      </w:r>
-    </w:p>
-    <w:p>
-      <w:pPr>
-        <w:spacing w:before="240" w:after="240"/>
-      </w:pPr>
-      <w:r>
-        <w:t>Shader debugging and state management may introduce errors.</w:t>
-      </w:r>
-    </w:p>
-    <w:p>
-      <w:pPr>
-        <w:spacing w:before="240" w:after="240"/>
-      </w:pPr>
-      <w:r>
-        <w:t>Mitigation:</w:t>
-      </w:r>
-    </w:p>
-    <w:p>
-      <w:pPr>
-        <w:numPr>
-          <w:ilvl w:val="0"/>
-          <w:numId w:val="3"/>
-        </w:numPr>
-        <w:spacing w:before="240"/>
-      </w:pPr>
-      <w:r>
-        <w:t>Incremental development</w:t>
-      </w:r>
-    </w:p>
-    <w:p>
-      <w:pPr>
-        <w:numPr>
-          <w:ilvl w:val="0"/>
-          <w:numId w:val="3"/>
-        </w:numPr>
-        <w:spacing w:after="240"/>
-      </w:pPr>
-      <w:r>
-        <w:t>Start with simple primitives before complex models</w:t>
-      </w:r>
-    </w:p>
-    <w:p>
-      <w:r>
-        <w:pict w14:anchorId="4E383C44">
-          <v:rect id="_x0000_i1044" style="width:0;height:1.5pt" o:hralign="center" o:hrstd="t" o:hr="t" fillcolor="#a0a0a0" stroked="f"/>
-        </w:pict>
-      </w:r>
-    </w:p>
-    <w:p>
-      <w:pPr>
-        <w:pStyle w:val="Heading3"/>
-        <w:keepNext w:val="0"/>
-        <w:keepLines w:val="0"/>
-        <w:spacing w:before="0"/>
-        <w:rPr>
-          <w:b/>
-          <w:bCs/>
-          <w:color w:val="000000"/>
-          <w:sz w:val="26"/>
-          <w:szCs w:val="26"/>
-        </w:rPr>
-      </w:pPr>
-      <w:bookmarkStart w:id="50" w:name="_l3iixaun7lyi" w:colFirst="0" w:colLast="0"/>
-      <w:bookmarkEnd w:id="50"/>
-      <w:r>
-        <w:rPr>
-          <w:b/>
-          <w:bCs/>
-          <w:color w:val="000000"/>
-          <w:sz w:val="26"/>
-          <w:szCs w:val="26"/>
-        </w:rPr>
-        <w:t>Asset Import Issues</w:t>
-      </w:r>
-    </w:p>
-    <w:p>
-      <w:pPr>
-        <w:spacing w:before="240" w:after="240"/>
-      </w:pPr>
-      <w:r>
-        <w:t>GLB compatibility problems may occur.</w:t>
-      </w:r>
-    </w:p>
-    <w:p>
-      <w:pPr>
-        <w:spacing w:before="240" w:after="240"/>
-      </w:pPr>
-      <w:r>
-        <w:t>Mitigation:</w:t>
-      </w:r>
-    </w:p>
-    <w:p>
-      <w:pPr>
-        <w:numPr>
-          <w:ilvl w:val="0"/>
-          <w:numId w:val="13"/>
-        </w:numPr>
-        <w:spacing w:before="240"/>
-      </w:pPr>
-      <w:r>
-        <w:t>Standardize asset format</w:t>
-      </w:r>
-    </w:p>
-    <w:p>
-      <w:pPr>
-        <w:numPr>
-          <w:ilvl w:val="0"/>
-          <w:numId w:val="13"/>
-        </w:numPr>
-      </w:pPr>
-      <w:r>
-        <w:t>Test assets early</w:t>
-      </w:r>
-    </w:p>
-    <w:p>
-      <w:pPr>
-        <w:numPr>
-          <w:ilvl w:val="0"/>
-          <w:numId w:val="13"/>
-        </w:numPr>
-        <w:spacing w:after="240"/>
-      </w:pPr>
-      <w:r>
-        <w:t>Limit asset complexity</w:t>
-      </w:r>
-    </w:p>
-    <w:p>
-      <w:r>
-        <w:pict w14:anchorId="5E6CEEE4">
-          <v:rect id="_x0000_i1045" style="width:0;height:1.5pt" o:hralign="center" o:hrstd="t" o:hr="t" fillcolor="#a0a0a0" stroked="f"/>
-        </w:pict>
-      </w:r>
-    </w:p>
-    <w:p>
-      <w:pPr>
-        <w:pStyle w:val="Heading3"/>
-        <w:keepNext w:val="0"/>
-        <w:keepLines w:val="0"/>
-        <w:spacing w:before="0"/>
-        <w:rPr>
-          <w:b/>
-          <w:bCs/>
-          <w:color w:val="000000"/>
-          <w:sz w:val="26"/>
-          <w:szCs w:val="26"/>
-        </w:rPr>
-      </w:pPr>
-      <w:bookmarkStart w:id="51" w:name="_6aeoooi8kyx" w:colFirst="0" w:colLast="0"/>
-      <w:bookmarkEnd w:id="51"/>
-      <w:r>
-        <w:rPr>
-          <w:b/>
-          <w:bCs/>
-          <w:color w:val="000000"/>
-          <w:sz w:val="26"/>
-          <w:szCs w:val="26"/>
-        </w:rPr>
-        <w:t>Time Constraints</w:t>
-      </w:r>
-    </w:p>
-    <w:p>
-      <w:pPr>
-        <w:spacing w:before="240" w:after="240"/>
-      </w:pPr>
-      <w:r>
-        <w:t>Balancing engine development with gameplay implementation.</w:t>
-      </w:r>
-    </w:p>
-    <w:p>
-      <w:pPr>
-        <w:spacing w:before="240" w:after="240"/>
-      </w:pPr>
-      <w:r>
-        <w:t>Mitigation:</w:t>
-      </w:r>
-    </w:p>
-    <w:p>
-      <w:pPr>
-        <w:numPr>
-          <w:ilvl w:val="0"/>
-          <w:numId w:val="9"/>
-        </w:numPr>
-        <w:spacing w:before="240"/>
-      </w:pPr>
-      <w:r>
-        <w:t>Develop a vertical slice first (one playable room)</w:t>
-      </w:r>
-    </w:p>
-    <w:p>
-      <w:pPr>
-        <w:numPr>
-          <w:ilvl w:val="0"/>
-          <w:numId w:val="9"/>
-        </w:numPr>
-        <w:spacing w:after="240"/>
-      </w:pPr>
-      <w:r>
-        <w:t>Expand only after core systems are stable</w:t>
-      </w:r>
-    </w:p>
-    <w:p>
-      <w:r>
-        <w:pict w14:anchorId="14159A24">
-          <v:rect id="_x0000_i1046" style="width:0;height:1.5pt" o:hralign="center" o:hrstd="t" o:hr="t" fillcolor="#a0a0a0" stroked="f"/>
-        </w:pict>
-      </w:r>
-    </w:p>
-    <w:p>
-      <w:pPr>
-        <w:pStyle w:val="Heading3"/>
-        <w:keepNext w:val="0"/>
-        <w:keepLines w:val="0"/>
-        <w:spacing w:before="0"/>
-        <w:rPr>
-          <w:b/>
-          <w:bCs/>
-          <w:color w:val="000000"/>
-          <w:sz w:val="26"/>
-          <w:szCs w:val="26"/>
-        </w:rPr>
-      </w:pPr>
-      <w:bookmarkStart w:id="52" w:name="_ajliz8rm9us8" w:colFirst="0" w:colLast="0"/>
-      <w:bookmarkEnd w:id="52"/>
-      <w:r>
-        <w:rPr>
-          <w:b/>
-          <w:bCs/>
-          <w:color w:val="000000"/>
-          <w:sz w:val="26"/>
-          <w:szCs w:val="26"/>
-        </w:rPr>
-        <w:t>Scope Creep</w:t>
-      </w:r>
-    </w:p>
-    <w:p>
-      <w:pPr>
-        <w:spacing w:before="240" w:after="240"/>
-      </w:pPr>
-      <w:r>
-        <w:lastRenderedPageBreak/>
-        <w:t>Adding advanced rendering features (shadows, multiplayer, procedural generation).</w:t>
-      </w:r>
-    </w:p>
-    <w:p>
-      <w:pPr>
-        <w:spacing w:before="240" w:after="240"/>
-      </w:pPr>
-      <w:r>
-        <w:t>Mitigation:</w:t>
-      </w:r>
-    </w:p>
-    <w:p>
-      <w:pPr>
-        <w:numPr>
-          <w:ilvl w:val="0"/>
-          <w:numId w:val="26"/>
-        </w:numPr>
-        <w:spacing w:before="240"/>
-      </w:pPr>
-      <w:r>
-        <w:t>Define core feature set</w:t>
-      </w:r>
-    </w:p>
-    <w:p>
-      <w:pPr>
-        <w:numPr>
-          <w:ilvl w:val="0"/>
-          <w:numId w:val="26"/>
-        </w:numPr>
-      </w:pPr>
-      <w:r>
-        <w:t>Avoid non-essential features</w:t>
-      </w:r>
-    </w:p>
-    <w:p>
-      <w:pPr>
-        <w:numPr>
-          <w:ilvl w:val="0"/>
-          <w:numId w:val="26"/>
-        </w:numPr>
-        <w:spacing w:after="240"/>
-      </w:pPr>
-      <w:r>
-        <w:t>Focus on stability before polish</w:t>
-      </w:r>
-    </w:p>
-    <w:p>
-      <w:r>
-        <w:pict w14:anchorId="1BC70D7B">
-          <v:rect id="_x0000_i1047" style="width:0;height:1.5pt" o:hralign="center" o:hrstd="t" o:hr="t" fillcolor="#a0a0a0" stroked="f"/>
-        </w:pict>
-      </w:r>
-    </w:p>
-    <w:p>
-      <w:pPr>
-        <w:pStyle w:val="Heading1"/>
-        <w:keepNext w:val="0"/>
-        <w:keepLines w:val="0"/>
-        <w:spacing w:before="0"/>
-        <w:rPr>
-          <w:b/>
-          <w:bCs/>
-          <w:sz w:val="46"/>
-          <w:szCs w:val="46"/>
-        </w:rPr>
-      </w:pPr>
-      <w:bookmarkStart w:id="53" w:name="_vkbcxiw5jyn4" w:colFirst="0" w:colLast="0"/>
-      <w:bookmarkEnd w:id="53"/>
-      <w:r>
-        <w:rPr>
-          <w:b/>
-          <w:bCs/>
-          <w:sz w:val="46"/>
-          <w:szCs w:val="46"/>
-        </w:rPr>
-        <w:t>6. Development Milestones</w:t>
-      </w:r>
-    </w:p>
-    <w:p>
-      <w:pPr>
-        <w:pStyle w:val="Heading3"/>
-        <w:keepNext w:val="0"/>
-        <w:keepLines w:val="0"/>
-        <w:spacing w:before="280"/>
-        <w:rPr>
-          <w:b/>
-          <w:bCs/>
-          <w:color w:val="000000"/>
-          <w:sz w:val="26"/>
-          <w:szCs w:val="26"/>
-        </w:rPr>
-      </w:pPr>
-      <w:bookmarkStart w:id="54" w:name="_guz62w1mgyz" w:colFirst="0" w:colLast="0"/>
-      <w:bookmarkEnd w:id="54"/>
-      <w:r>
-        <w:rPr>
-          <w:b/>
-          <w:bCs/>
-          <w:color w:val="000000"/>
-          <w:sz w:val="26"/>
-          <w:szCs w:val="26"/>
-        </w:rPr>
-        <w:t>Milestone 1 – Rendering Foundation (Complete)</w:t>
-      </w:r>
-    </w:p>
-    <w:p>
-      <w:pPr>
-        <w:spacing w:before="240"/>
-      </w:pPr>
-      <w:r>
-        <w:t>SDL3 + OpenGL 4.6 context ✓</w:t>
-      </w:r>
-      <w:r>
-        <w:br/>
-        <w:t>Shader system with uniform caching ✓</w:t>
-      </w:r>
-      <w:r>
-        <w:br/>
-        <w:t xml:space="preserve">Render </w:t>
-      </w:r>
-      <w:proofErr w:type="gramStart"/>
-      <w:r>
-        <w:t>textured</w:t>
-      </w:r>
-      <w:proofErr w:type="gramEnd"/>
-      <w:r>
-        <w:t xml:space="preserve"> GLB models ✓</w:t>
-      </w:r>
-      <w:r>
-        <w:br/>
-        <w:t>Perspective camera system with zoom ✓</w:t>
-      </w:r>
-    </w:p>
-    <w:p>
-      <w:pPr>
-        <w:pStyle w:val="Heading3"/>
-        <w:keepNext w:val="0"/>
-        <w:keepLines w:val="0"/>
-        <w:spacing w:before="280"/>
-        <w:rPr>
-          <w:b/>
-          <w:bCs/>
-          <w:color w:val="000000"/>
-          <w:sz w:val="26"/>
-          <w:szCs w:val="26"/>
-        </w:rPr>
-      </w:pPr>
-      <w:bookmarkStart w:id="55" w:name="_7ftpqb72ipj8" w:colFirst="0" w:colLast="0"/>
-      <w:bookmarkEnd w:id="55"/>
-      <w:r>
-        <w:rPr>
-          <w:b/>
-          <w:bCs/>
-          <w:color w:val="000000"/>
-          <w:sz w:val="26"/>
-          <w:szCs w:val="26"/>
-        </w:rPr>
-        <w:t>Milestone 2 – ECS Integration (Complete)</w:t>
-      </w:r>
-    </w:p>
-    <w:p>
-      <w:pPr>
-        <w:spacing w:before="240"/>
-      </w:pPr>
-      <w:r>
-        <w:t>Entity registry with component storage ✓</w:t>
-      </w:r>
-      <w:r>
-        <w:br/>
-        <w:t>Transform, Render, and gameplay components ✓</w:t>
-      </w:r>
-      <w:r>
-        <w:br/>
-        <w:t>Scene management system with stack-based overlays ✓</w:t>
-      </w:r>
-      <w:r>
-        <w:br/>
-        <w:t>Skeletal animation system with blending ✓</w:t>
-      </w:r>
-    </w:p>
-    <w:p>
-      <w:pPr>
-        <w:pStyle w:val="Heading3"/>
-        <w:keepNext w:val="0"/>
-        <w:keepLines w:val="0"/>
-        <w:spacing w:before="280"/>
-        <w:rPr>
-          <w:b/>
-          <w:bCs/>
-          <w:color w:val="000000"/>
-          <w:sz w:val="26"/>
-          <w:szCs w:val="26"/>
-        </w:rPr>
-      </w:pPr>
-      <w:bookmarkStart w:id="56" w:name="_7lo3bjerl0q" w:colFirst="0" w:colLast="0"/>
-      <w:bookmarkEnd w:id="56"/>
-      <w:r>
-        <w:rPr>
-          <w:b/>
-          <w:bCs/>
-          <w:color w:val="000000"/>
-          <w:sz w:val="26"/>
-          <w:szCs w:val="26"/>
-        </w:rPr>
-        <w:t>Milestone 3 – Vertical Slice (Complete)</w:t>
-      </w:r>
-    </w:p>
-    <w:p>
-      <w:pPr>
-        <w:spacing w:before="240"/>
-      </w:pPr>
-      <w:r>
-        <w:t>Procedurally generated multi-room dungeons ✓</w:t>
-      </w:r>
-      <w:r>
-        <w:br/>
-        <w:t>Player movement with smooth rotation ✓</w:t>
-      </w:r>
-      <w:r>
-        <w:br/>
-        <w:t>Skeleton enemy type with AI state machine ✓</w:t>
-      </w:r>
-      <w:r>
-        <w:br/>
-        <w:t>AABB collision + health + damage system ✓</w:t>
-      </w:r>
-      <w:r>
-        <w:br/>
-        <w:t>3-hit combo combat with lunge and knockback ✓</w:t>
-      </w:r>
-      <w:r>
-        <w:br/>
-        <w:t>Invincibility frames and death system ✓</w:t>
-      </w:r>
-    </w:p>
-    <w:p>
-      <w:pPr>
-        <w:pStyle w:val="Heading3"/>
-        <w:keepNext w:val="0"/>
-        <w:keepLines w:val="0"/>
-        <w:spacing w:before="280"/>
-        <w:rPr>
-          <w:b/>
-          <w:bCs/>
-          <w:color w:val="000000"/>
-          <w:sz w:val="26"/>
-          <w:szCs w:val="26"/>
-        </w:rPr>
-      </w:pPr>
-      <w:bookmarkStart w:id="57" w:name="_68lj9a9jocul" w:colFirst="0" w:colLast="0"/>
-      <w:bookmarkEnd w:id="57"/>
-      <w:r>
-        <w:rPr>
-          <w:b/>
-          <w:bCs/>
-          <w:color w:val="000000"/>
-          <w:sz w:val="26"/>
-          <w:szCs w:val="26"/>
-        </w:rPr>
-        <w:t>Milestone 4 – Polish &amp; Finalization (Complete)</w:t>
-      </w:r>
-    </w:p>
-    <w:p>
-      <w:r>
-        <w:t>Audio integration (SDL3_mixer, music + SFX with volume control) ✓</w:t>
-      </w:r>
-      <w:r>
-        <w:br/>
-        <w:t>UI health bar (heart-based HUD) ✓</w:t>
-      </w:r>
-      <w:r>
-        <w:br/>
-        <w:t>Debug tools (FPS counter, collider visualization) ✓</w:t>
-      </w:r>
-      <w:r>
-        <w:br/>
-        <w:t>Menu system (main menu, pause menu, settings) ✓</w:t>
-      </w:r>
-      <w:r>
-        <w:br/>
-      </w:r>
-      <w:r>
-        <w:lastRenderedPageBreak/>
-        <w:t>Interactive doors and switch puzzles ✓</w:t>
-      </w:r>
-      <w:r>
-        <w:br/>
-        <w:t>Dungeon generation with prefab system ✓</w:t>
-      </w:r>
-    </w:p>
-    <w:p/>
-    <w:sectPr>
-      <w:type w:val="continuous"/>
-      <w:pgSz w:w="12240" w:h="15840"/>
-      <w:pgMar w:top="1440" w:right="1440" w:bottom="1440" w:left="1440" w:header="720" w:footer="720" w:gutter="0"/>
-      <w:cols w:space="720"/>
-    </w:sectPr>
-  </w:body>
-</w:document>
+<ns0:document xmlns:ns0="http://schemas.openxmlformats.org/wordprocessingml/2006/main" xmlns:ns1="http://schemas.openxmlformats.org/markup-compatibility/2006" xmlns:ns2="http://schemas.microsoft.com/office/word/2010/wordml" xmlns:ns3="urn:schemas-microsoft-com:vml" xmlns:ns4="urn:schemas-microsoft-com:office:office" xmlns:ns5="http://schemas.openxmlformats.org/officeDocument/2006/relationships" ns1:Ignorable="w14 w15 w16se w16cid w16 w16cex w16sdtdh w16sdtfl w16du wp14">
+  <ns0:body>
+    <ns0:p ns2:paraId="1A932BC6" ns2:textId="77777777" ns0:rsidR="0062794D" ns0:rsidRDefault="00000000">
+      <ns0:pPr>
+        <ns0:pStyle ns0:val="Heading1"/>
+        <ns0:keepNext ns0:val="0"/>
+        <ns0:keepLines ns0:val="0"/>
+        <ns0:spacing ns0:before="480"/>
+        <ns0:rPr>
+          <ns0:b/>
+          <ns0:bCs/>
+          <ns0:sz ns0:val="46"/>
+          <ns0:szCs ns0:val="46"/>
+        </ns0:rPr>
+      </ns0:pPr>
+      <ns0:bookmarkStart ns0:id="0" ns0:name="_f5f63ff8ea1l" ns0:colFirst="0" ns0:colLast="0"/>
+      <ns0:bookmarkEnd ns0:id="0"/>
+      <ns0:r>
+        <ns0:rPr>
+          <ns0:b/>
+          <ns0:bCs/>
+          <ns0:sz ns0:val="46"/>
+          <ns0:szCs ns0:val="46"/>
+        </ns0:rPr>
+        <ns0:t>COMP 8051 – Project Design Document</ns0:t>
+      </ns0:r>
+    </ns0:p>
+    <ns0:p ns2:paraId="1B0307C6" ns2:textId="77777777" ns0:rsidR="0062794D" ns0:rsidRDefault="00000000">
+      <ns0:pPr>
+        <ns0:pStyle ns0:val="Heading2"/>
+        <ns0:keepNext ns0:val="0"/>
+        <ns0:keepLines ns0:val="0"/>
+        <ns0:spacing ns0:after="80"/>
+        <ns0:rPr>
+          <ns0:b/>
+          <ns0:bCs/>
+          <ns0:sz ns0:val="34"/>
+          <ns0:szCs ns0:val="34"/>
+        </ns0:rPr>
+      </ns0:pPr>
+      <ns0:bookmarkStart ns0:id="1" ns0:name="_trudukc4el3a" ns0:colFirst="0" ns0:colLast="0"/>
+      <ns0:bookmarkEnd ns0:id="1"/>
+      <ns0:r>
+        <ns0:rPr>
+          <ns0:b/>
+          <ns0:bCs/>
+          <ns0:sz ns0:val="34"/>
+          <ns0:szCs ns0:val="34"/>
+        </ns0:rPr>
+        <ns0:t>Echoes of the Forgotten Keep</ns0:t>
+      </ns0:r>
+    </ns0:p>
+    <ns0:p ns2:paraId="5E4DFD49" ns2:textId="77777777" ns0:rsidR="0062794D" ns0:rsidRDefault="00000000">
+      <ns0:r>
+        <ns0:pict ns2:anchorId="515E6B56">
+          <ns3:rect id="_x0000_i1025" style="width:0;height:1.5pt" ns4:hralign="center" ns4:hrstd="t" ns4:hr="t" fillcolor="#a0a0a0" stroked="f"/>
+        </ns0:pict>
+      </ns0:r>
+    </ns0:p>
+    <ns0:p ns2:paraId="70FAC8DC" ns2:textId="77777777" ns0:rsidR="0062794D" ns0:rsidRDefault="00000000">
+      <ns0:pPr>
+        <ns0:pStyle ns0:val="Heading1"/>
+        <ns0:keepNext ns0:val="0"/>
+        <ns0:keepLines ns0:val="0"/>
+        <ns0:spacing ns0:before="0" ns0:line="240" ns0:lineRule="auto"/>
+        <ns0:rPr>
+          <ns0:b/>
+          <ns0:bCs/>
+          <ns0:sz ns0:val="46"/>
+          <ns0:szCs ns0:val="46"/>
+        </ns0:rPr>
+      </ns0:pPr>
+      <ns0:bookmarkStart ns0:id="2" ns0:name="_k9fqqynoh7hf" ns0:colFirst="0" ns0:colLast="0"/>
+      <ns0:bookmarkEnd ns0:id="2"/>
+      <ns0:r>
+        <ns0:rPr>
+          <ns0:b/>
+          <ns0:bCs/>
+          <ns0:sz ns0:val="46"/>
+          <ns0:szCs ns0:val="46"/>
+        </ns0:rPr>
+        <ns0:t>1. Team Members &amp; Roles</ns0:t>
+      </ns0:r>
+    </ns0:p>
+    <ns0:p ns2:paraId="5FF89CFA" ns2:textId="77777777" ns0:rsidR="0062794D" ns0:rsidRDefault="00000000">
+      <ns0:pPr>
+        <ns0:pStyle ns0:val="Heading3"/>
+        <ns0:keepNext ns0:val="0"/>
+        <ns0:keepLines ns0:val="0"/>
+        <ns0:spacing ns0:before="280"/>
+        <ns0:rPr>
+          <ns0:b/>
+          <ns0:bCs/>
+          <ns0:color ns0:val="000000"/>
+          <ns0:sz ns0:val="26"/>
+          <ns0:szCs ns0:val="26"/>
+        </ns0:rPr>
+      </ns0:pPr>
+      <ns0:bookmarkStart ns0:id="3" ns0:name="_rl76ee18b7j" ns0:colFirst="0" ns0:colLast="0"/>
+      <ns0:bookmarkEnd ns0:id="3"/>
+      <ns0:r>
+        <ns0:rPr>
+          <ns0:b/>
+          <ns0:bCs/>
+          <ns0:color ns0:val="000000"/>
+          <ns0:sz ns0:val="26"/>
+          <ns0:szCs ns0:val="26"/>
+        </ns0:rPr>
+        <ns0:t>Repository</ns0:t>
+      </ns0:r>
+    </ns0:p>
+    <ns0:p ns2:paraId="5FAB02CD" ns2:textId="77777777" ns0:rsidR="0062794D" ns0:rsidRDefault="00000000">
+      <ns0:pPr>
+        <ns0:spacing ns0:before="240" ns0:after="240"/>
+        <ns0:rPr>
+          <ns0:color ns0:val="1155CC"/>
+          <ns0:u ns0:val="single"/>
+        </ns0:rPr>
+      </ns0:pPr>
+      <ns0:r>
+        <ns0:t>GitHub Repository:</ns0:t>
+      </ns0:r>
+      <ns0:r>
+        <ns0:br/>
+      </ns0:r>
+      <ns0:hyperlink ns5:id="rId5">
+        <ns0:r>
+          <ns0:rPr>
+            <ns0:color ns0:val="1155CC"/>
+            <ns0:u ns0:val="single"/>
+          </ns0:rPr>
+          <ns0:t>https://github.com/JosephDriedger/echoes-of-the-forgotten-keep</ns0:t>
+        </ns0:r>
+      </ns0:hyperlink>
+    </ns0:p>
+    <ns0:p ns2:paraId="3E976676" ns2:textId="77777777" ns0:rsidR="0062794D" ns0:rsidRDefault="00000000">
+      <ns0:pPr>
+        <ns0:spacing ns0:before="240" ns0:after="240"/>
+        <ns0:rPr>
+          <ns0:color ns0:val="1155CC"/>
+          <ns0:u ns0:val="single"/>
+        </ns0:rPr>
+      </ns0:pPr>
+      <ns0:r>
+        <ns0:t>Project Board:</ns0:t>
+      </ns0:r>
+      <ns0:r>
+        <ns0:br/>
+      </ns0:r>
+      <ns0:hyperlink ns5:id="rId6">
+        <ns0:r>
+          <ns0:rPr>
+            <ns0:color ns0:val="1155CC"/>
+            <ns0:u ns0:val="single"/>
+          </ns0:rPr>
+          <ns0:t>https://github.com/users/JosephDriedger/projects/2</ns0:t>
+        </ns0:r>
+      </ns0:hyperlink>
+    </ns0:p>
+    <ns0:p ns2:paraId="51429D99" ns2:textId="77777777" ns0:rsidR="0062794D" ns0:rsidRDefault="00000000">
+      <ns0:r>
+        <ns0:pict ns2:anchorId="51F8944B">
+          <ns3:rect id="_x0000_i1026" style="width:0;height:1.5pt" ns4:hralign="center" ns4:hrstd="t" ns4:hr="t" fillcolor="#a0a0a0" stroked="f"/>
+        </ns0:pict>
+      </ns0:r>
+    </ns0:p>
+    <ns0:p ns2:paraId="03A4E388" ns2:textId="77777777" ns0:rsidR="0062794D" ns0:rsidRDefault="00000000">
+      <ns0:pPr>
+        <ns0:pStyle ns0:val="Heading1"/>
+        <ns0:keepNext ns0:val="0"/>
+        <ns0:keepLines ns0:val="0"/>
+        <ns0:spacing ns0:before="0"/>
+        <ns0:rPr>
+          <ns0:b/>
+          <ns0:bCs/>
+          <ns0:sz ns0:val="46"/>
+          <ns0:szCs ns0:val="46"/>
+        </ns0:rPr>
+      </ns0:pPr>
+      <ns0:bookmarkStart ns0:id="4" ns0:name="_s29hd79rrg1a" ns0:colFirst="0" ns0:colLast="0"/>
+      <ns0:bookmarkEnd ns0:id="4"/>
+      <ns0:r>
+        <ns0:rPr>
+          <ns0:b/>
+          <ns0:bCs/>
+          <ns0:sz ns0:val="46"/>
+          <ns0:szCs ns0:val="46"/>
+        </ns0:rPr>
+        <ns0:t>Joey Driedger</ns0:t>
+      </ns0:r>
+    </ns0:p>
+    <ns0:p ns2:paraId="67B98FED" ns2:textId="77777777" ns0:rsidR="0062794D" ns0:rsidRDefault="00000000">
+      <ns0:pPr>
+        <ns0:spacing ns0:before="240" ns0:after="240"/>
+        <ns0:rPr>
+          <ns0:color ns0:val="1155CC"/>
+          <ns0:u ns0:val="single"/>
+        </ns0:rPr>
+      </ns0:pPr>
+      <ns0:r>
+        <ns0:t>GitHub:</ns0:t>
+      </ns0:r>
+      <ns0:hyperlink ns5:id="rId7">
+        <ns0:r>
+          <ns0:t xml:space="preserve"> </ns0:t>
+        </ns0:r>
+      </ns0:hyperlink>
+      <ns0:hyperlink ns5:id="rId8">
+        <ns0:r>
+          <ns0:rPr>
+            <ns0:color ns0:val="1155CC"/>
+            <ns0:u ns0:val="single"/>
+          </ns0:rPr>
+          <ns0:t>https://github.com/JosephDriedger</ns0:t>
+        </ns0:r>
+      </ns0:hyperlink>
+    </ns0:p>
+    <ns0:p ns2:paraId="54D367CA" ns2:textId="77777777" ns0:rsidR="0062794D" ns0:rsidRDefault="00000000">
+      <ns0:pPr>
+        <ns0:pStyle ns0:val="Heading3"/>
+        <ns0:keepNext ns0:val="0"/>
+        <ns0:keepLines ns0:val="0"/>
+        <ns0:spacing ns0:before="280"/>
+        <ns0:rPr>
+          <ns0:b/>
+          <ns0:bCs/>
+          <ns0:color ns0:val="000000"/>
+          <ns0:sz ns0:val="26"/>
+          <ns0:szCs ns0:val="26"/>
+        </ns0:rPr>
+      </ns0:pPr>
+      <ns0:bookmarkStart ns0:id="5" ns0:name="_4tjsbjowy6kn" ns0:colFirst="0" ns0:colLast="0"/>
+      <ns0:bookmarkEnd ns0:id="5"/>
+      <ns0:r>
+        <ns0:rPr>
+          <ns0:b/>
+          <ns0:bCs/>
+          <ns0:color ns0:val="000000"/>
+          <ns0:sz ns0:val="26"/>
+          <ns0:szCs ns0:val="26"/>
+        </ns0:rPr>
+        <ns0:t>Role: Engine &amp; Architecture Lead</ns0:t>
+      </ns0:r>
+    </ns0:p>
+    <ns0:p ns2:paraId="4D41916A" ns2:textId="77777777" ns0:rsidR="0062794D" ns0:rsidRDefault="00000000">
+      <ns0:pPr>
+        <ns0:pStyle ns0:val="Heading3"/>
+        <ns0:keepNext ns0:val="0"/>
+        <ns0:keepLines ns0:val="0"/>
+        <ns0:spacing ns0:before="280"/>
+        <ns0:rPr>
+          <ns0:b/>
+          <ns0:bCs/>
+          <ns0:color ns0:val="000000"/>
+          <ns0:sz ns0:val="26"/>
+          <ns0:szCs ns0:val="26"/>
+        </ns0:rPr>
+      </ns0:pPr>
+      <ns0:bookmarkStart ns0:id="6" ns0:name="_jdhbixnz0rc" ns0:colFirst="0" ns0:colLast="0"/>
+      <ns0:bookmarkEnd ns0:id="6"/>
+      <ns0:r>
+        <ns0:rPr>
+          <ns0:b/>
+          <ns0:bCs/>
+          <ns0:color ns0:val="000000"/>
+          <ns0:sz ns0:val="26"/>
+          <ns0:szCs ns0:val="26"/>
+        </ns0:rPr>
+        <ns0:t>Programming Responsibilities</ns0:t>
+      </ns0:r>
+    </ns0:p>
+    <ns0:p ns2:paraId="677471F6" ns2:textId="77777777" ns0:rsidR="0062794D" ns0:rsidRDefault="00000000">
+      <ns0:pPr>
+        <ns0:spacing ns0:before="240" ns0:after="240"/>
+      </ns0:pPr>
+      <ns0:r>
+        <ns0:rPr>
+          <ns0:rFonts ns0:ascii="Arial Unicode MS" ns0:eastAsia="Arial Unicode MS" ns0:hAnsi="Arial Unicode MS" ns0:cs="Arial Unicode MS"/>
+        </ns0:rPr>
+        <ns0:t>Core engine architecture design</ns0:t>
+      </ns0:r>
+      <ns0:r>
+        <ns0:rPr>
+          <ns0:rFonts ns0:ascii="Arial Unicode MS" ns0:eastAsia="Arial Unicode MS" ns0:hAnsi="Arial Unicode MS" ns0:cs="Arial Unicode MS"/>
+        </ns0:rPr>
+        <ns0:br/>
+        <ns0:t>Engine main loop implementation (initialize → update → render)</ns0:t>
+      </ns0:r>
+      <ns0:r>
+        <ns0:rPr>
+          <ns0:rFonts ns0:ascii="Arial Unicode MS" ns0:eastAsia="Arial Unicode MS" ns0:hAnsi="Arial Unicode MS" ns0:cs="Arial Unicode MS"/>
+        </ns0:rPr>
+        <ns0:br/>
+        <ns0:t>Hybrid ECS framework implementation</ns0:t>
+      </ns0:r>
+      <ns0:r>
+        <ns0:rPr>
+          <ns0:rFonts ns0:ascii="Arial Unicode MS" ns0:eastAsia="Arial Unicode MS" ns0:hAnsi="Arial Unicode MS" ns0:cs="Arial Unicode MS"/>
+        </ns0:rPr>
+        <ns0:br/>
+        <ns0:t>Scene management system (stack-based with overlays)</ns0:t>
+      </ns0:r>
+      <ns0:r>
+        <ns0:rPr>
+          <ns0:rFonts ns0:ascii="Arial Unicode MS" ns0:eastAsia="Arial Unicode MS" ns0:hAnsi="Arial Unicode MS" ns0:cs="Arial Unicode MS"/>
+        </ns0:rPr>
+        <ns0:br/>
+        <ns0:t>Time system (delta time with 100ms clamp)</ns0:t>
+      </ns0:r>
+      <ns0:r>
+        <ns0:rPr>
+          <ns0:rFonts ns0:ascii="Arial Unicode MS" ns0:eastAsia="Arial Unicode MS" ns0:hAnsi="Arial Unicode MS" ns0:cs="Arial Unicode MS"/>
+        </ns0:rPr>
+        <ns0:br/>
+        <ns0:t>Input handling system (keyboard, mouse, frame-based edge detection)</ns0:t>
+      </ns0:r>
+      <ns0:r>
+        <ns0:rPr>
+          <ns0:rFonts ns0:ascii="Arial Unicode MS" ns0:eastAsia="Arial Unicode MS" ns0:hAnsi="Arial Unicode MS" ns0:cs="Arial Unicode MS"/>
+        </ns0:rPr>
+        <ns0:br/>
+        <ns0:t>Prefab manager and procedural dungeon generation</ns0:t>
+      </ns0:r>
+      <ns0:r>
+        <ns0:rPr>
+          <ns0:rFonts ns0:ascii="Arial Unicode MS" ns0:eastAsia="Arial Unicode MS" ns0:hAnsi="Arial Unicode MS" ns0:cs="Arial Unicode MS"/>
+        </ns0:rPr>
+        <ns0:br/>
+        <ns0:t>Build room system and floor generator</ns0:t>
+      </ns0:r>
+    </ns0:p>
+    <ns0:p ns2:paraId="7944DE21" ns2:textId="77777777" ns0:rsidR="0062794D" ns0:rsidRDefault="00000000">
+      <ns0:pPr>
+        <ns0:pStyle ns0:val="Heading3"/>
+        <ns0:keepNext ns0:val="0"/>
+        <ns0:keepLines ns0:val="0"/>
+        <ns0:spacing ns0:before="280"/>
+        <ns0:rPr>
+          <ns0:b/>
+          <ns0:bCs/>
+          <ns0:color ns0:val="000000"/>
+          <ns0:sz ns0:val="26"/>
+          <ns0:szCs ns0:val="26"/>
+        </ns0:rPr>
+      </ns0:pPr>
+      <ns0:bookmarkStart ns0:id="7" ns0:name="_kxhui4vy8lh0" ns0:colFirst="0" ns0:colLast="0"/>
+      <ns0:bookmarkEnd ns0:id="7"/>
+      <ns0:r>
+        <ns0:rPr>
+          <ns0:b/>
+          <ns0:bCs/>
+          <ns0:color ns0:val="000000"/>
+          <ns0:sz ns0:val="26"/>
+          <ns0:szCs ns0:val="26"/>
+        </ns0:rPr>
+        <ns0:t>Documentation Responsibilities</ns0:t>
+      </ns0:r>
+    </ns0:p>
+    <ns0:p ns2:paraId="620A8A2D" ns2:textId="77777777" ns0:rsidR="0062794D" ns0:rsidRDefault="00000000">
+      <ns0:pPr>
+        <ns0:spacing ns0:before="240" ns0:after="240"/>
+      </ns0:pPr>
+      <ns0:r>
+        <ns0:t>Engine architecture description</ns0:t>
+      </ns0:r>
+      <ns0:r>
+        <ns0:br/>
+        <ns0:t>ECS design explanation</ns0:t>
+      </ns0:r>
+      <ns0:r>
+        <ns0:br/>
+        <ns0:t>Scene management documentation</ns0:t>
+      </ns0:r>
+      <ns0:r>
+        <ns0:br/>
+        <ns0:t>Technical system overview</ns0:t>
+      </ns0:r>
+    </ns0:p>
+    <ns0:p ns2:paraId="4963D9A8" ns2:textId="77777777" ns0:rsidR="0062794D" ns0:rsidRDefault="00000000">
+      <ns0:r>
+        <ns0:lastRenderedPageBreak/>
+        <ns0:pict ns2:anchorId="4E4FC0F0">
+          <ns3:rect id="_x0000_i1027" style="width:0;height:1.5pt" ns4:hralign="center" ns4:hrstd="t" ns4:hr="t" fillcolor="#a0a0a0" stroked="f"/>
+        </ns0:pict>
+      </ns0:r>
+    </ns0:p>
+    <ns0:p ns2:paraId="16A1DECC" ns2:textId="77777777" ns0:rsidR="0062794D" ns0:rsidRDefault="00000000">
+      <ns0:pPr>
+        <ns0:pStyle ns0:val="Heading1"/>
+        <ns0:keepNext ns0:val="0"/>
+        <ns0:keepLines ns0:val="0"/>
+        <ns0:spacing ns0:before="0"/>
+        <ns0:rPr>
+          <ns0:b/>
+          <ns0:bCs/>
+          <ns0:sz ns0:val="46"/>
+          <ns0:szCs ns0:val="46"/>
+        </ns0:rPr>
+      </ns0:pPr>
+      <ns0:bookmarkStart ns0:id="8" ns0:name="_pupwbo7ugddo" ns0:colFirst="0" ns0:colLast="0"/>
+      <ns0:bookmarkEnd ns0:id="8"/>
+      <ns0:r>
+        <ns0:rPr>
+          <ns0:b/>
+          <ns0:bCs/>
+          <ns0:sz ns0:val="46"/>
+          <ns0:szCs ns0:val="46"/>
+        </ns0:rPr>
+        <ns0:t>Adam Van Woerden</ns0:t>
+      </ns0:r>
+    </ns0:p>
+    <ns0:p ns2:paraId="5AECE6A3" ns2:textId="77777777" ns0:rsidR="0062794D" ns0:rsidRDefault="00000000">
+      <ns0:pPr>
+        <ns0:spacing ns0:before="240" ns0:after="240"/>
+        <ns0:rPr>
+          <ns0:color ns0:val="1155CC"/>
+          <ns0:u ns0:val="single"/>
+        </ns0:rPr>
+      </ns0:pPr>
+      <ns0:r>
+        <ns0:t>GitHub:</ns0:t>
+      </ns0:r>
+      <ns0:hyperlink ns5:id="rId9">
+        <ns0:r>
+          <ns0:t xml:space="preserve"> </ns0:t>
+        </ns0:r>
+      </ns0:hyperlink>
+      <ns0:hyperlink ns5:id="rId10">
+        <ns0:r>
+          <ns0:rPr>
+            <ns0:color ns0:val="1155CC"/>
+            <ns0:u ns0:val="single"/>
+          </ns0:rPr>
+          <ns0:t>https://github.com/AdamBcit</ns0:t>
+        </ns0:r>
+      </ns0:hyperlink>
+    </ns0:p>
+    <ns0:p ns2:paraId="4D58F3B3" ns2:textId="77777777" ns0:rsidR="0062794D" ns0:rsidRDefault="00000000">
+      <ns0:pPr>
+        <ns0:pStyle ns0:val="Heading3"/>
+        <ns0:keepNext ns0:val="0"/>
+        <ns0:keepLines ns0:val="0"/>
+        <ns0:spacing ns0:before="280"/>
+        <ns0:rPr>
+          <ns0:b/>
+          <ns0:bCs/>
+          <ns0:color ns0:val="000000"/>
+          <ns0:sz ns0:val="26"/>
+          <ns0:szCs ns0:val="26"/>
+        </ns0:rPr>
+      </ns0:pPr>
+      <ns0:bookmarkStart ns0:id="9" ns0:name="_tfv746uvut9r" ns0:colFirst="0" ns0:colLast="0"/>
+      <ns0:bookmarkEnd ns0:id="9"/>
+      <ns0:r>
+        <ns0:rPr>
+          <ns0:b/>
+          <ns0:bCs/>
+          <ns0:color ns0:val="000000"/>
+          <ns0:sz ns0:val="26"/>
+          <ns0:szCs ns0:val="26"/>
+        </ns0:rPr>
+        <ns0:t>Role: Graphics &amp; Rendering Lead</ns0:t>
+      </ns0:r>
+    </ns0:p>
+    <ns0:p ns2:paraId="6889F6DD" ns2:textId="77777777" ns0:rsidR="0062794D" ns0:rsidRDefault="00000000">
+      <ns0:pPr>
+        <ns0:pStyle ns0:val="Heading3"/>
+        <ns0:keepNext ns0:val="0"/>
+        <ns0:keepLines ns0:val="0"/>
+        <ns0:spacing ns0:before="280"/>
+        <ns0:rPr>
+          <ns0:b/>
+          <ns0:bCs/>
+          <ns0:color ns0:val="000000"/>
+          <ns0:sz ns0:val="26"/>
+          <ns0:szCs ns0:val="26"/>
+        </ns0:rPr>
+      </ns0:pPr>
+      <ns0:bookmarkStart ns0:id="10" ns0:name="_9v8nvbcd3mv2" ns0:colFirst="0" ns0:colLast="0"/>
+      <ns0:bookmarkEnd ns0:id="10"/>
+      <ns0:r>
+        <ns0:rPr>
+          <ns0:b/>
+          <ns0:bCs/>
+          <ns0:color ns0:val="000000"/>
+          <ns0:sz ns0:val="26"/>
+          <ns0:szCs ns0:val="26"/>
+        </ns0:rPr>
+        <ns0:t>Programming Responsibilities</ns0:t>
+      </ns0:r>
+    </ns0:p>
+    <ns0:p ns2:paraId="0FD05827" ns2:textId="77777777" ns0:rsidR="0062794D" ns0:rsidRDefault="00000000">
+      <ns0:pPr>
+        <ns0:spacing ns0:before="240" ns0:after="240"/>
+      </ns0:pPr>
+      <ns0:r>
+        <ns0:t>Shader system (GLSL compilation, uniform caching)</ns0:t>
+      </ns0:r>
+      <ns0:r>
+        <ns0:br/>
+        <ns0:t xml:space="preserve">Mesh system (GLB/GLTF loading via </ns0:t>
+      </ns0:r>
+      <ns0:proofErr ns0:type="spellStart"/>
+      <ns0:r>
+        <ns0:t>Assimp</ns0:t>
+      </ns0:r>
+      <ns0:proofErr ns0:type="spellEnd"/>
+      <ns0:r>
+        <ns0:t>)</ns0:t>
+      </ns0:r>
+      <ns0:r>
+        <ns0:br/>
+        <ns0:t>Texture manager (PNG loading via SDL3_image, path-based deduplication)</ns0:t>
+      </ns0:r>
+      <ns0:r>
+        <ns0:br/>
+        <ns0:t>Lighting system (Phong shading with directional light)</ns0:t>
+      </ns0:r>
+      <ns0:r>
+        <ns0:br/>
+        <ns0:t>Camera system (perspective for gameplay, orthographic for UI, zoom control)</ns0:t>
+      </ns0:r>
+      <ns0:r>
+        <ns0:br/>
+        <ns0:t>Render system (forward rendering pipeline)</ns0:t>
+      </ns0:r>
+      <ns0:r>
+        <ns0:br/>
+        <ns0:t>Skeletal animation system (bone hierarchy, keyframe interpolation, animation blending)</ns0:t>
+      </ns0:r>
+      <ns0:r>
+        <ns0:br/>
+        <ns0:t xml:space="preserve">Text renderer (TrueType font atlas via </ns0:t>
+      </ns0:r>
+      <ns0:proofErr ns0:type="spellStart"/>
+      <ns0:r>
+        <ns0:t>stb_truetype</ns0:t>
+      </ns0:r>
+      <ns0:proofErr ns0:type="spellEnd"/>
+      <ns0:r>
+        <ns0:t>)</ns0:t>
+      </ns0:r>
+      <ns0:r>
+        <ns0:br/>
+        <ns0:t>Quad renderer (solid-color rectangles for UI)</ns0:t>
+      </ns0:r>
+    </ns0:p>
+    <ns0:p ns2:paraId="46D277CE" ns2:textId="77777777" ns0:rsidR="0062794D" ns0:rsidRDefault="00000000">
+      <ns0:pPr>
+        <ns0:pStyle ns0:val="Heading3"/>
+        <ns0:keepNext ns0:val="0"/>
+        <ns0:keepLines ns0:val="0"/>
+        <ns0:spacing ns0:before="280"/>
+        <ns0:rPr>
+          <ns0:b/>
+          <ns0:bCs/>
+          <ns0:color ns0:val="000000"/>
+          <ns0:sz ns0:val="26"/>
+          <ns0:szCs ns0:val="26"/>
+        </ns0:rPr>
+      </ns0:pPr>
+      <ns0:bookmarkStart ns0:id="11" ns0:name="_p39szu6pgc3w" ns0:colFirst="0" ns0:colLast="0"/>
+      <ns0:bookmarkEnd ns0:id="11"/>
+      <ns0:r>
+        <ns0:rPr>
+          <ns0:b/>
+          <ns0:bCs/>
+          <ns0:color ns0:val="000000"/>
+          <ns0:sz ns0:val="26"/>
+          <ns0:szCs ns0:val="26"/>
+        </ns0:rPr>
+        <ns0:t>Documentation Responsibilities</ns0:t>
+      </ns0:r>
+    </ns0:p>
+    <ns0:p ns2:paraId="134AF70D" ns2:textId="77777777" ns0:rsidR="0062794D" ns0:rsidRDefault="00000000">
+      <ns0:pPr>
+        <ns0:spacing ns0:before="240" ns0:after="240"/>
+      </ns0:pPr>
+      <ns0:r>
+        <ns0:t>Rendering pipeline explanation</ns0:t>
+      </ns0:r>
+      <ns0:r>
+        <ns0:br/>
+        <ns0:t>Graphics system documentation</ns0:t>
+      </ns0:r>
+      <ns0:r>
+        <ns0:br/>
+        <ns0:t>Skeletal animation design</ns0:t>
+      </ns0:r>
+      <ns0:r>
+        <ns0:br/>
+        <ns0:t>Camera and lighting design</ns0:t>
+      </ns0:r>
+      <ns0:r>
+        <ns0:br/>
+        <ns0:t>Graphics API decisions</ns0:t>
+      </ns0:r>
+    </ns0:p>
+    <ns0:p ns2:paraId="3DF45FB3" ns2:textId="77777777" ns0:rsidR="0062794D" ns0:rsidRDefault="00000000">
+      <ns0:r>
+        <ns0:pict ns2:anchorId="5D59B669">
+          <ns3:rect id="_x0000_i1028" style="width:0;height:1.5pt" ns4:hralign="center" ns4:hrstd="t" ns4:hr="t" fillcolor="#a0a0a0" stroked="f"/>
+        </ns0:pict>
+      </ns0:r>
+    </ns0:p>
+    <ns0:p ns2:paraId="630835C9" ns2:textId="77777777" ns0:rsidR="0062794D" ns0:rsidRDefault="00000000">
+      <ns0:pPr>
+        <ns0:pStyle ns0:val="Heading1"/>
+        <ns0:keepNext ns0:val="0"/>
+        <ns0:keepLines ns0:val="0"/>
+        <ns0:spacing ns0:before="0"/>
+        <ns0:rPr>
+          <ns0:b/>
+          <ns0:bCs/>
+          <ns0:sz ns0:val="46"/>
+          <ns0:szCs ns0:val="46"/>
+        </ns0:rPr>
+      </ns0:pPr>
+      <ns0:bookmarkStart ns0:id="12" ns0:name="_p03z6583ss2d" ns0:colFirst="0" ns0:colLast="0"/>
+      <ns0:bookmarkEnd ns0:id="12"/>
+      <ns0:r>
+        <ns0:rPr>
+          <ns0:b/>
+          <ns0:bCs/>
+          <ns0:sz ns0:val="46"/>
+          <ns0:szCs ns0:val="46"/>
+        </ns0:rPr>
+        <ns0:t>Elijah Fabon</ns0:t>
+      </ns0:r>
+    </ns0:p>
+    <ns0:p ns2:paraId="4D043F1A" ns2:textId="77777777" ns0:rsidR="0062794D" ns0:rsidRDefault="00000000">
+      <ns0:pPr>
+        <ns0:spacing ns0:before="240" ns0:after="240"/>
+        <ns0:rPr>
+          <ns0:color ns0:val="1155CC"/>
+          <ns0:u ns0:val="single"/>
+        </ns0:rPr>
+      </ns0:pPr>
+      <ns0:r>
+        <ns0:t>GitHub:</ns0:t>
+      </ns0:r>
+      <ns0:hyperlink ns5:id="rId11">
+        <ns0:r>
+          <ns0:t xml:space="preserve"> </ns0:t>
+        </ns0:r>
+      </ns0:hyperlink>
+      <ns0:hyperlink ns5:id="rId12">
+        <ns0:r>
+          <ns0:rPr>
+            <ns0:color ns0:val="1155CC"/>
+            <ns0:u ns0:val="single"/>
+          </ns0:rPr>
+          <ns0:t>https://github.com/Elijah-Fabon</ns0:t>
+        </ns0:r>
+      </ns0:hyperlink>
+    </ns0:p>
+    <ns0:p ns2:paraId="36F5B58B" ns2:textId="77777777" ns0:rsidR="0062794D" ns0:rsidRDefault="00000000">
+      <ns0:pPr>
+        <ns0:pStyle ns0:val="Heading3"/>
+        <ns0:keepNext ns0:val="0"/>
+        <ns0:keepLines ns0:val="0"/>
+        <ns0:spacing ns0:before="280"/>
+        <ns0:rPr>
+          <ns0:b/>
+          <ns0:bCs/>
+          <ns0:color ns0:val="000000"/>
+          <ns0:sz ns0:val="26"/>
+          <ns0:szCs ns0:val="26"/>
+        </ns0:rPr>
+      </ns0:pPr>
+      <ns0:bookmarkStart ns0:id="13" ns0:name="_rcx8rchmldz9" ns0:colFirst="0" ns0:colLast="0"/>
+      <ns0:bookmarkEnd ns0:id="13"/>
+      <ns0:r>
+        <ns0:rPr>
+          <ns0:b/>
+          <ns0:bCs/>
+          <ns0:color ns0:val="000000"/>
+          <ns0:sz ns0:val="26"/>
+          <ns0:szCs ns0:val="26"/>
+        </ns0:rPr>
+        <ns0:t>Role: Gameplay &amp; Systems Lead</ns0:t>
+      </ns0:r>
+    </ns0:p>
+    <ns0:p ns2:paraId="0B425AF5" ns2:textId="77777777" ns0:rsidR="0062794D" ns0:rsidRDefault="00000000">
+      <ns0:pPr>
+        <ns0:pStyle ns0:val="Heading3"/>
+        <ns0:keepNext ns0:val="0"/>
+        <ns0:keepLines ns0:val="0"/>
+        <ns0:spacing ns0:before="280"/>
+        <ns0:rPr>
+          <ns0:b/>
+          <ns0:bCs/>
+          <ns0:color ns0:val="000000"/>
+          <ns0:sz ns0:val="26"/>
+          <ns0:szCs ns0:val="26"/>
+        </ns0:rPr>
+      </ns0:pPr>
+      <ns0:bookmarkStart ns0:id="14" ns0:name="_t99r37kt6up2" ns0:colFirst="0" ns0:colLast="0"/>
+      <ns0:bookmarkEnd ns0:id="14"/>
+      <ns0:r>
+        <ns0:rPr>
+          <ns0:b/>
+          <ns0:bCs/>
+          <ns0:color ns0:val="000000"/>
+          <ns0:sz ns0:val="26"/>
+          <ns0:szCs ns0:val="26"/>
+        </ns0:rPr>
+        <ns0:t>Programming Responsibilities</ns0:t>
+      </ns0:r>
+    </ns0:p>
+    <ns0:p ns2:paraId="4D89F323" ns2:textId="4FADAE94" ns0:rsidR="0062794D" ns0:rsidRPr="00E4296B" ns0:rsidRDefault="00000000" ns0:rsidP="00E4296B">
+      <ns0:pPr>
+        <ns0:spacing ns0:before="240" ns0:after="240"/>
+      </ns0:pPr>
+      <ns0:r>
+        <ns0:t>Player movement system</ns0:t>
+      </ns0:r>
+      <ns0:r>
+        <ns0:br/>
+        <ns0:t>Collision detection system (AABB)</ns0:t>
+      </ns0:r>
+      <ns0:r>
+        <ns0:br/>
+        <ns0:t>Enemy AI system (patrol, chase, and attack behavior)</ns0:t>
+      </ns0:r>
+      <ns0:r>
+        <ns0:br/>
+        <ns0:t>Health and damage system</ns0:t>
+      </ns0:r>
+      <ns0:r>
+        <ns0:br/>
+        <ns0:t>Combat input system (3-hit combo chain with lunge)</ns0:t>
+      </ns0:r>
+      <ns0:r>
+        <ns0:br/>
+        <ns0:t>Attack hitbox system</ns0:t>
+      </ns0:r>
+      <ns0:r>
+        <ns0:br/>
+      </ns0:r>
+      <ns0:r>
+        <ns0:lastRenderedPageBreak/>
+        <ns0:t>Hit timer system (invincibility frames)</ns0:t>
+      </ns0:r>
+      <ns0:r>
+        <ns0:br/>
+        <ns0:t>Death system</ns0:t>
+      </ns0:r>
+      <ns0:r>
+        <ns0:br/>
+        <ns0:t>Door system (proximity-based and puzzle-triggered)</ns0:t>
+      </ns0:r>
+      <ns0:r>
+        <ns0:br/>
+        <ns0:t>Switch trigger system</ns0:t>
+      </ns0:r>
+      <ns0:r>
+        <ns0:br/>
+        <ns0:t>Room management and transition system</ns0:t>
+      </ns0:r>
+      <ns0:r>
+        <ns0:br/>
+        <ns0:t>UI system (health bar HUD)</ns0:t>
+      </ns0:r>
+      <ns0:r>
+        <ns0:br/>
+        <ns0:t>Menu system (main menu, pause menu, settings)</ns0:t>
+      </ns0:r>
+      <ns0:r>
+        <ns0:br/>
+        <ns0:t>Audio integration (SDL3_mixer: background music, sword attack SFX, enemy death SFX, door open SFX)</ns0:t>
+      </ns0:r>
+      <ns0:bookmarkStart ns0:id="15" ns0:name="_4g5qs9oh7fby" ns0:colFirst="0" ns0:colLast="0"/>
+      <ns0:bookmarkEnd ns0:id="15"/>
+    </ns0:p>
+    <ns0:p ns2:paraId="40416121" ns2:textId="77777777" ns0:rsidR="0062794D" ns0:rsidRDefault="00000000">
+      <ns0:pPr>
+        <ns0:pStyle ns0:val="Heading3"/>
+        <ns0:keepNext ns0:val="0"/>
+        <ns0:keepLines ns0:val="0"/>
+        <ns0:spacing ns0:before="280"/>
+        <ns0:rPr>
+          <ns0:b/>
+          <ns0:bCs/>
+          <ns0:color ns0:val="000000"/>
+          <ns0:sz ns0:val="26"/>
+          <ns0:szCs ns0:val="26"/>
+        </ns0:rPr>
+      </ns0:pPr>
+      <ns0:bookmarkStart ns0:id="16" ns0:name="_bei0avimilnh" ns0:colFirst="0" ns0:colLast="0"/>
+      <ns0:bookmarkEnd ns0:id="16"/>
+      <ns0:r>
+        <ns0:rPr>
+          <ns0:b/>
+          <ns0:bCs/>
+          <ns0:color ns0:val="000000"/>
+          <ns0:sz ns0:val="26"/>
+          <ns0:szCs ns0:val="26"/>
+        </ns0:rPr>
+        <ns0:t>Documentation Responsibilities</ns0:t>
+      </ns0:r>
+    </ns0:p>
+    <ns0:p ns2:paraId="2737F98B" ns2:textId="77777777" ns0:rsidR="0062794D" ns0:rsidRDefault="00000000">
+      <ns0:pPr>
+        <ns0:spacing ns0:before="240" ns0:after="240"/>
+      </ns0:pPr>
+      <ns0:r>
+        <ns0:t>Game design section</ns0:t>
+      </ns0:r>
+      <ns0:r>
+        <ns0:br/>
+        <ns0:t>Gameplay systems documentation</ns0:t>
+      </ns0:r>
+      <ns0:r>
+        <ns0:br/>
+        <ns0:t>Combat system documentation</ns0:t>
+      </ns0:r>
+      <ns0:r>
+        <ns0:br/>
+        <ns0:t>Menu and UI system documentation</ns0:t>
+      </ns0:r>
+      <ns0:r>
+        <ns0:br/>
+        <ns0:t>Risk analysis</ns0:t>
+      </ns0:r>
+      <ns0:r>
+        <ns0:br/>
+        <ns0:t>Tools and technology section</ns0:t>
+      </ns0:r>
+    </ns0:p>
+    <ns0:p ns2:paraId="296D1912" ns2:textId="77777777" ns0:rsidR="0062794D" ns0:rsidRDefault="00000000">
+      <ns0:r>
+        <ns0:pict ns2:anchorId="5CF4666F">
+          <ns3:rect id="_x0000_i1029" style="width:0;height:1.5pt" ns4:hralign="center" ns4:hrstd="t" ns4:hr="t" fillcolor="#a0a0a0" stroked="f"/>
+        </ns0:pict>
+      </ns0:r>
+    </ns0:p>
+    <ns0:p ns2:paraId="59679DA1" ns2:textId="77777777" ns0:rsidR="0062794D" ns0:rsidRDefault="00000000">
+      <ns0:pPr>
+        <ns0:pStyle ns0:val="Heading1"/>
+        <ns0:keepNext ns0:val="0"/>
+        <ns0:keepLines ns0:val="0"/>
+        <ns0:spacing ns0:before="0"/>
+        <ns0:rPr>
+          <ns0:b/>
+          <ns0:bCs/>
+          <ns0:sz ns0:val="46"/>
+          <ns0:szCs ns0:val="46"/>
+        </ns0:rPr>
+      </ns0:pPr>
+      <ns0:bookmarkStart ns0:id="17" ns0:name="_4fpy8shehrt4" ns0:colFirst="0" ns0:colLast="0"/>
+      <ns0:bookmarkEnd ns0:id="17"/>
+      <ns0:r>
+        <ns0:rPr>
+          <ns0:b/>
+          <ns0:bCs/>
+          <ns0:sz ns0:val="46"/>
+          <ns0:szCs ns0:val="46"/>
+        </ns0:rPr>
+        <ns0:t>Shared Responsibilities</ns0:t>
+      </ns0:r>
+    </ns0:p>
+    <ns0:p ns2:paraId="77171E60" ns2:textId="77777777" ns0:rsidR="0062794D" ns0:rsidRDefault="00000000">
+      <ns0:pPr>
+        <ns0:spacing ns0:before="240" ns0:after="240"/>
+      </ns0:pPr>
+      <ns0:r>
+        <ns0:t>All team members will contribute to:</ns0:t>
+      </ns0:r>
+    </ns0:p>
+    <ns0:p ns2:paraId="4CF53080" ns2:textId="77777777" ns0:rsidR="0062794D" ns0:rsidRDefault="00000000">
+      <ns0:pPr>
+        <ns0:spacing ns0:before="240" ns0:after="240"/>
+      </ns0:pPr>
+      <ns0:r>
+        <ns0:t>Code reviews</ns0:t>
+      </ns0:r>
+      <ns0:r>
+        <ns0:br/>
+        <ns0:t>Git version control and pull requests</ns0:t>
+      </ns0:r>
+      <ns0:r>
+        <ns0:br/>
+        <ns0:t>Testing and debugging</ns0:t>
+      </ns0:r>
+      <ns0:r>
+        <ns0:br/>
+        <ns0:t>Asset integration</ns0:t>
+      </ns0:r>
+      <ns0:r>
+        <ns0:br/>
+        <ns0:t>Final documentation review</ns0:t>
+      </ns0:r>
+      <ns0:r>
+        <ns0:br/>
+        <ns0:t>Final presentation preparation</ns0:t>
+      </ns0:r>
+    </ns0:p>
+    <ns0:p ns2:paraId="7552806E" ns2:textId="77777777" ns0:rsidR="0062794D" ns0:rsidRDefault="00000000">
+      <ns0:r>
+        <ns0:pict ns2:anchorId="3BABE428">
+          <ns3:rect id="_x0000_i1030" style="width:0;height:1.5pt" ns4:hralign="center" ns4:hrstd="t" ns4:hr="t" fillcolor="#a0a0a0" stroked="f"/>
+        </ns0:pict>
+      </ns0:r>
+    </ns0:p>
+    <ns0:p ns2:paraId="7915E54F" ns2:textId="77777777" ns0:rsidR="0062794D" ns0:rsidRDefault="00000000">
+      <ns0:pPr>
+        <ns0:pStyle ns0:val="Heading1"/>
+        <ns0:keepNext ns0:val="0"/>
+        <ns0:keepLines ns0:val="0"/>
+        <ns0:spacing ns0:before="0"/>
+        <ns0:rPr>
+          <ns0:b/>
+          <ns0:bCs/>
+          <ns0:sz ns0:val="46"/>
+          <ns0:szCs ns0:val="46"/>
+        </ns0:rPr>
+      </ns0:pPr>
+      <ns0:bookmarkStart ns0:id="18" ns0:name="_vjq9fy2y6qo" ns0:colFirst="0" ns0:colLast="0"/>
+      <ns0:bookmarkEnd ns0:id="18"/>
+      <ns0:r>
+        <ns0:rPr>
+          <ns0:b/>
+          <ns0:bCs/>
+          <ns0:sz ns0:val="46"/>
+          <ns0:szCs ns0:val="46"/>
+        </ns0:rPr>
+        <ns0:t>2. Engine Design</ns0:t>
+      </ns0:r>
+    </ns0:p>
+    <ns0:p ns2:paraId="580AF086" ns2:textId="77777777" ns0:rsidR="0062794D" ns0:rsidRDefault="00000000">
+      <ns0:pPr>
+        <ns0:pStyle ns0:val="Heading2"/>
+        <ns0:keepNext ns0:val="0"/>
+        <ns0:keepLines ns0:val="0"/>
+        <ns0:spacing ns0:after="80"/>
+        <ns0:rPr>
+          <ns0:b/>
+          <ns0:bCs/>
+          <ns0:sz ns0:val="34"/>
+          <ns0:szCs ns0:val="34"/>
+        </ns0:rPr>
+      </ns0:pPr>
+      <ns0:bookmarkStart ns0:id="19" ns0:name="_erszi4llkw73" ns0:colFirst="0" ns0:colLast="0"/>
+      <ns0:bookmarkEnd ns0:id="19"/>
+      <ns0:r>
+        <ns0:rPr>
+          <ns0:b/>
+          <ns0:bCs/>
+          <ns0:sz ns0:val="34"/>
+          <ns0:szCs ns0:val="34"/>
+        </ns0:rPr>
+        <ns0:t>Overview</ns0:t>
+      </ns0:r>
+    </ns0:p>
+    <ns0:p ns2:paraId="36BA2304" ns2:textId="77777777" ns0:rsidR="0062794D" ns0:rsidRDefault="00000000">
+      <ns0:pPr>
+        <ns0:spacing ns0:before="240" ns0:after="240"/>
+      </ns0:pPr>
+      <ns0:r>
+        <ns0:t>Echoes of the Forgotten Keep is built on a custom 3D game engine developed in C++20.</ns0:t>
+      </ns0:r>
+    </ns0:p>
+    <ns0:p ns2:paraId="1DDE1E3B" ns2:textId="77777777" ns0:rsidR="0062794D" ns0:rsidRDefault="00000000">
+      <ns0:pPr>
+        <ns0:spacing ns0:before="240" ns0:after="240"/>
+      </ns0:pPr>
+      <ns0:r>
+        <ns0:t>The engine extends lecture material and implements additional systems required for a complete 3D top-down dungeon game.</ns0:t>
+      </ns0:r>
+    </ns0:p>
+    <ns0:p ns2:paraId="6D3A85BD" ns2:textId="77777777" ns0:rsidR="0062794D" ns0:rsidRDefault="00000000">
+      <ns0:pPr>
+        <ns0:spacing ns0:before="240" ns0:after="240"/>
+      </ns0:pPr>
+      <ns0:r>
+        <ns0:t>The engine uses:</ns0:t>
+      </ns0:r>
+    </ns0:p>
+    <ns0:p ns2:paraId="7929885C" ns2:textId="77777777" ns0:rsidR="0062794D" ns0:rsidRDefault="00000000" ns0:rsidP="00E4296B">
+      <ns0:pPr>
+        <ns0:spacing ns0:before="240"/>
+      </ns0:pPr>
+      <ns0:r>
+        <ns0:rPr>
+          <ns0:b/>
+          <ns0:bCs/>
+        </ns0:rPr>
+        <ns0:lastRenderedPageBreak/>
+        <ns0:t>SDL3 for window creation, input handling, and platform abstraction</ns0:t>
+      </ns0:r>
+      <ns0:r>
+        <ns0:rPr>
+          <ns0:b/>
+          <ns0:bCs/>
+        </ns0:rPr>
+        <ns0:br/>
+        <ns0:t>SDL3_mixer for audio playback (music and sound effects)</ns0:t>
+      </ns0:r>
+      <ns0:r>
+        <ns0:rPr>
+          <ns0:b/>
+          <ns0:bCs/>
+        </ns0:rPr>
+        <ns0:br/>
+        <ns0:t>SDL3_image for texture loading (PNG)</ns0:t>
+      </ns0:r>
+      <ns0:r>
+        <ns0:rPr>
+          <ns0:b/>
+          <ns0:bCs/>
+        </ns0:rPr>
+        <ns0:br/>
+        <ns0:t>OpenGL 4.6 for 3D rendering (loaded via GLAD)</ns0:t>
+      </ns0:r>
+      <ns0:r>
+        <ns0:rPr>
+          <ns0:b/>
+          <ns0:bCs/>
+        </ns0:rPr>
+        <ns0:br/>
+        <ns0:t>GLM for vector and matrix mathematics</ns0:t>
+      </ns0:r>
+      <ns0:r>
+        <ns0:rPr>
+          <ns0:b/>
+          <ns0:bCs/>
+        </ns0:rPr>
+        <ns0:br/>
+      </ns0:r>
+      <ns0:proofErr ns0:type="spellStart"/>
+      <ns0:r>
+        <ns0:rPr>
+          <ns0:b/>
+          <ns0:bCs/>
+        </ns0:rPr>
+        <ns0:t>Assimp</ns0:t>
+      </ns0:r>
+      <ns0:proofErr ns0:type="spellEnd"/>
+      <ns0:r>
+        <ns0:rPr>
+          <ns0:b/>
+          <ns0:bCs/>
+        </ns0:rPr>
+        <ns0:t xml:space="preserve"> for 3D model and animation loading (GLB/GLTF)</ns0:t>
+      </ns0:r>
+      <ns0:r>
+        <ns0:rPr>
+          <ns0:b/>
+          <ns0:bCs/>
+        </ns0:rPr>
+        <ns0:br/>
+      </ns0:r>
+      <ns0:proofErr ns0:type="spellStart"/>
+      <ns0:r>
+        <ns0:rPr>
+          <ns0:b/>
+          <ns0:bCs/>
+        </ns0:rPr>
+        <ns0:t>stb_truetype</ns0:t>
+      </ns0:r>
+      <ns0:proofErr ns0:type="spellEnd"/>
+      <ns0:r>
+        <ns0:rPr>
+          <ns0:b/>
+          <ns0:bCs/>
+        </ns0:rPr>
+        <ns0:t xml:space="preserve"> for TrueType font rasterization</ns0:t>
+      </ns0:r>
+    </ns0:p>
+    <ns0:p ns2:paraId="4961366B" ns2:textId="77777777" ns0:rsidR="0062794D" ns0:rsidRDefault="00000000">
+      <ns0:pPr>
+        <ns0:spacing ns0:before="240" ns0:after="240"/>
+      </ns0:pPr>
+      <ns0:r>
+        <ns0:t>The engine supports a fully 3D environment using a perspective camera to create a top-down dungeon perspective with depth and lighting. The engine also features full skeletal animation support with animation blending, a procedural dungeon generation system, and a menu/UI framework.</ns0:t>
+      </ns0:r>
+    </ns0:p>
+    <ns0:p ns2:paraId="31719099" ns2:textId="77777777" ns0:rsidR="0062794D" ns0:rsidRDefault="00000000">
+      <ns0:r>
+        <ns0:pict ns2:anchorId="4AD6527E">
+          <ns3:rect id="_x0000_i1031" style="width:0;height:1.5pt" ns4:hralign="center" ns4:hrstd="t" ns4:hr="t" fillcolor="#a0a0a0" stroked="f"/>
+        </ns0:pict>
+      </ns0:r>
+    </ns0:p>
+    <ns0:p ns2:paraId="6CC4FC5F" ns2:textId="77777777" ns0:rsidR="0062794D" ns0:rsidRDefault="00000000">
+      <ns0:pPr>
+        <ns0:pStyle ns0:val="Heading2"/>
+        <ns0:keepNext ns0:val="0"/>
+        <ns0:keepLines ns0:val="0"/>
+        <ns0:spacing ns0:before="0" ns0:after="80"/>
+        <ns0:rPr>
+          <ns0:b/>
+          <ns0:bCs/>
+          <ns0:sz ns0:val="34"/>
+          <ns0:szCs ns0:val="34"/>
+        </ns0:rPr>
+      </ns0:pPr>
+      <ns0:bookmarkStart ns0:id="20" ns0:name="_t8pjhw2k1ukx" ns0:colFirst="0" ns0:colLast="0"/>
+      <ns0:bookmarkEnd ns0:id="20"/>
+      <ns0:r>
+        <ns0:rPr>
+          <ns0:b/>
+          <ns0:bCs/>
+          <ns0:sz ns0:val="34"/>
+          <ns0:szCs ns0:val="34"/>
+        </ns0:rPr>
+        <ns0:t>2D vs 3D</ns0:t>
+      </ns0:r>
+    </ns0:p>
+    <ns0:p ns2:paraId="5C12AA97" ns2:textId="77777777" ns0:rsidR="0062794D" ns0:rsidRDefault="00000000">
+      <ns0:pPr>
+        <ns0:spacing ns0:before="240" ns0:after="240"/>
+      </ns0:pPr>
+      <ns0:r>
+        <ns0:t>The engine is fully 3D and includes:</ns0:t>
+      </ns0:r>
+    </ns0:p>
+    <ns0:p ns2:paraId="53275A37" ns2:textId="77777777" ns0:rsidR="0062794D" ns0:rsidRDefault="00000000">
+      <ns0:pPr>
+        <ns0:numPr>
+          <ns0:ilvl ns0:val="0"/>
+          <ns0:numId ns0:val="27"/>
+        </ns0:numPr>
+        <ns0:spacing ns0:before="240"/>
+      </ns0:pPr>
+      <ns0:r>
+        <ns0:t>3D models (GLB format)</ns0:t>
+      </ns0:r>
+    </ns0:p>
+    <ns0:p ns2:paraId="27BCD762" ns2:textId="77777777" ns0:rsidR="0062794D" ns0:rsidRDefault="00000000">
+      <ns0:pPr>
+        <ns0:numPr>
+          <ns0:ilvl ns0:val="0"/>
+          <ns0:numId ns0:val="27"/>
+        </ns0:numPr>
+      </ns0:pPr>
+      <ns0:r>
+        <ns0:t>Depth testing</ns0:t>
+      </ns0:r>
+    </ns0:p>
+    <ns0:p ns2:paraId="129F978E" ns2:textId="77777777" ns0:rsidR="0062794D" ns0:rsidRDefault="00000000">
+      <ns0:pPr>
+        <ns0:numPr>
+          <ns0:ilvl ns0:val="0"/>
+          <ns0:numId ns0:val="27"/>
+        </ns0:numPr>
+      </ns0:pPr>
+      <ns0:r>
+        <ns0:t>Lighting and material shading</ns0:t>
+      </ns0:r>
+    </ns0:p>
+    <ns0:p ns2:paraId="0F85EAF8" ns2:textId="77777777" ns0:rsidR="0062794D" ns0:rsidRDefault="00000000">
+      <ns0:pPr>
+        <ns0:numPr>
+          <ns0:ilvl ns0:val="0"/>
+          <ns0:numId ns0:val="27"/>
+        </ns0:numPr>
+        <ns0:spacing ns0:after="240"/>
+      </ns0:pPr>
+      <ns0:r>
+        <ns0:t>3D transformations (translation, rotation, scaling)</ns0:t>
+      </ns0:r>
+    </ns0:p>
+    <ns0:p ns2:paraId="1F93F168" ns2:textId="77777777" ns0:rsidR="0062794D" ns0:rsidRDefault="00000000">
+      <ns0:pPr>
+        <ns0:spacing ns0:before="240" ns0:after="240"/>
+      </ns0:pPr>
+      <ns0:r>
+        <ns0:t>Gameplay is presented using a perspective projection with a top-down camera angle, providing 3D depth perception while maintaining a classic dungeon-crawler viewpoint. The camera supports zoom control via mouse wheel.</ns0:t>
+      </ns0:r>
+    </ns0:p>
+    <ns0:p ns2:paraId="09A0D6EF" ns2:textId="77777777" ns0:rsidR="0062794D" ns0:rsidRDefault="00000000">
+      <ns0:r>
+        <ns0:pict ns2:anchorId="6A01AABF">
+          <ns3:rect id="_x0000_i1032" style="width:0;height:1.5pt" ns4:hralign="center" ns4:hrstd="t" ns4:hr="t" fillcolor="#a0a0a0" stroked="f"/>
+        </ns0:pict>
+      </ns0:r>
+    </ns0:p>
+    <ns0:p ns2:paraId="7A62527B" ns2:textId="77777777" ns0:rsidR="0062794D" ns0:rsidRDefault="00000000">
+      <ns0:pPr>
+        <ns0:pStyle ns0:val="Heading2"/>
+        <ns0:keepNext ns0:val="0"/>
+        <ns0:keepLines ns0:val="0"/>
+        <ns0:spacing ns0:before="0" ns0:after="80"/>
+        <ns0:rPr>
+          <ns0:b/>
+          <ns0:bCs/>
+          <ns0:sz ns0:val="34"/>
+          <ns0:szCs ns0:val="34"/>
+        </ns0:rPr>
+      </ns0:pPr>
+      <ns0:bookmarkStart ns0:id="21" ns0:name="_89wfjmgmrel" ns0:colFirst="0" ns0:colLast="0"/>
+      <ns0:bookmarkEnd ns0:id="21"/>
+      <ns0:r>
+        <ns0:rPr>
+          <ns0:b/>
+          <ns0:bCs/>
+          <ns0:sz ns0:val="34"/>
+          <ns0:szCs ns0:val="34"/>
+        </ns0:rPr>
+        <ns0:t>Engine Architecture</ns0:t>
+      </ns0:r>
+    </ns0:p>
+    <ns0:p ns2:paraId="290339B6" ns2:textId="77777777" ns0:rsidR="0062794D" ns0:rsidRDefault="00000000">
+      <ns0:pPr>
+        <ns0:spacing ns0:before="240" ns0:after="240"/>
+      </ns0:pPr>
+      <ns0:r>
+        <ns0:t>The engine follows a layered architecture:</ns0:t>
+      </ns0:r>
+    </ns0:p>
+    <ns0:p ns2:paraId="7BC9CCDC" ns2:textId="77777777" ns0:rsidR="0062794D" ns0:rsidRDefault="00000000">
+      <ns0:pPr>
+        <ns0:pStyle ns0:val="Heading3"/>
+        <ns0:keepNext ns0:val="0"/>
+        <ns0:keepLines ns0:val="0"/>
+        <ns0:spacing ns0:before="280"/>
+        <ns0:rPr>
+          <ns0:b/>
+          <ns0:bCs/>
+          <ns0:color ns0:val="000000"/>
+          <ns0:sz ns0:val="26"/>
+          <ns0:szCs ns0:val="26"/>
+        </ns0:rPr>
+      </ns0:pPr>
+      <ns0:bookmarkStart ns0:id="22" ns0:name="_2563fdmrl30x" ns0:colFirst="0" ns0:colLast="0"/>
+      <ns0:bookmarkEnd ns0:id="22"/>
+      <ns0:r>
+        <ns0:rPr>
+          <ns0:b/>
+          <ns0:bCs/>
+          <ns0:color ns0:val="000000"/>
+          <ns0:sz ns0:val="26"/>
+          <ns0:szCs ns0:val="26"/>
+        </ns0:rPr>
+        <ns0:t>Application Layer</ns0:t>
+      </ns0:r>
+    </ns0:p>
+    <ns0:p ns2:paraId="07C51AA6" ns2:textId="77777777" ns0:rsidR="0062794D" ns0:rsidRDefault="00000000">
+      <ns0:pPr>
+        <ns0:numPr>
+          <ns0:ilvl ns0:val="0"/>
+          <ns0:numId ns0:val="7"/>
+        </ns0:numPr>
+        <ns0:spacing ns0:before="240"/>
+      </ns0:pPr>
+      <ns0:r>
+        <ns0:t>Game logic</ns0:t>
+      </ns0:r>
+    </ns0:p>
+    <ns0:p ns2:paraId="2F9BF632" ns2:textId="77777777" ns0:rsidR="0062794D" ns0:rsidRDefault="00000000">
+      <ns0:pPr>
+        <ns0:numPr>
+          <ns0:ilvl ns0:val="0"/>
+          <ns0:numId ns0:val="7"/>
+        </ns0:numPr>
+      </ns0:pPr>
+      <ns0:r>
+        <ns0:t>Scene definitions</ns0:t>
+      </ns0:r>
+    </ns0:p>
+    <ns0:p ns2:paraId="0D40B63B" ns2:textId="77777777" ns0:rsidR="0062794D" ns0:rsidRDefault="00000000">
+      <ns0:pPr>
+        <ns0:numPr>
+          <ns0:ilvl ns0:val="0"/>
+          <ns0:numId ns0:val="7"/>
+        </ns0:numPr>
+      </ns0:pPr>
+      <ns0:r>
+        <ns0:t>Room layout</ns0:t>
+      </ns0:r>
+    </ns0:p>
+    <ns0:p ns2:paraId="069BB5A7" ns2:textId="77777777" ns0:rsidR="0062794D" ns0:rsidRDefault="00000000">
+      <ns0:pPr>
+        <ns0:numPr>
+          <ns0:ilvl ns0:val="0"/>
+          <ns0:numId ns0:val="7"/>
+        </ns0:numPr>
+        <ns0:spacing ns0:after="240"/>
+      </ns0:pPr>
+      <ns0:r>
+        <ns0:t>Enemy configuration</ns0:t>
+      </ns0:r>
+    </ns0:p>
+    <ns0:p ns2:paraId="1E946E55" ns2:textId="77777777" ns0:rsidR="0062794D" ns0:rsidRDefault="00000000">
+      <ns0:pPr>
+        <ns0:pStyle ns0:val="Heading3"/>
+        <ns0:keepNext ns0:val="0"/>
+        <ns0:keepLines ns0:val="0"/>
+        <ns0:spacing ns0:before="280"/>
+        <ns0:rPr>
+          <ns0:b/>
+          <ns0:bCs/>
+          <ns0:color ns0:val="000000"/>
+          <ns0:sz ns0:val="26"/>
+          <ns0:szCs ns0:val="26"/>
+        </ns0:rPr>
+      </ns0:pPr>
+      <ns0:bookmarkStart ns0:id="23" ns0:name="_do8u6yvdo3gc" ns0:colFirst="0" ns0:colLast="0"/>
+      <ns0:bookmarkEnd ns0:id="23"/>
+      <ns0:r>
+        <ns0:rPr>
+          <ns0:b/>
+          <ns0:bCs/>
+          <ns0:color ns0:val="000000"/>
+          <ns0:sz ns0:val="26"/>
+          <ns0:szCs ns0:val="26"/>
+        </ns0:rPr>
+        <ns0:t>Engine Core Layer</ns0:t>
+      </ns0:r>
+    </ns0:p>
+    <ns0:p ns2:paraId="3F59823A" ns2:textId="77777777" ns0:rsidR="0062794D" ns0:rsidRDefault="00000000">
+      <ns0:pPr>
+        <ns0:numPr>
+          <ns0:ilvl ns0:val="0"/>
+          <ns0:numId ns0:val="21"/>
+        </ns0:numPr>
+        <ns0:spacing ns0:before="240"/>
+      </ns0:pPr>
+      <ns0:r>
+        <ns0:rPr>
+          <ns0:rFonts ns0:ascii="Arial Unicode MS" ns0:eastAsia="Arial Unicode MS" ns0:hAnsi="Arial Unicode MS" ns0:cs="Arial Unicode MS"/>
+        </ns0:rPr>
+        <ns0:t>Main loop (initialize → update → render)</ns0:t>
+      </ns0:r>
+    </ns0:p>
+    <ns0:p ns2:paraId="67E5D29E" ns2:textId="77777777" ns0:rsidR="0062794D" ns0:rsidRDefault="00000000">
+      <ns0:pPr>
+        <ns0:numPr>
+          <ns0:ilvl ns0:val="0"/>
+          <ns0:numId ns0:val="21"/>
+        </ns0:numPr>
+      </ns0:pPr>
+      <ns0:r>
+        <ns0:t>ECS framework</ns0:t>
+      </ns0:r>
+    </ns0:p>
+    <ns0:p ns2:paraId="76CDF8A6" ns2:textId="77777777" ns0:rsidR="0062794D" ns0:rsidRDefault="00000000">
+      <ns0:pPr>
+        <ns0:numPr>
+          <ns0:ilvl ns0:val="0"/>
+          <ns0:numId ns0:val="21"/>
+        </ns0:numPr>
+      </ns0:pPr>
+      <ns0:r>
+        <ns0:t>Scene management</ns0:t>
+      </ns0:r>
+    </ns0:p>
+    <ns0:p ns2:paraId="56C8DECE" ns2:textId="77777777" ns0:rsidR="0062794D" ns0:rsidRDefault="00000000">
+      <ns0:pPr>
+        <ns0:numPr>
+          <ns0:ilvl ns0:val="0"/>
+          <ns0:numId ns0:val="21"/>
+        </ns0:numPr>
+        <ns0:spacing ns0:after="240"/>
+      </ns0:pPr>
+      <ns0:r>
+        <ns0:lastRenderedPageBreak/>
+        <ns0:t>Input handling</ns0:t>
+      </ns0:r>
+    </ns0:p>
+    <ns0:p ns2:paraId="73187141" ns2:textId="77777777" ns0:rsidR="0062794D" ns0:rsidRDefault="00000000">
+      <ns0:pPr>
+        <ns0:pStyle ns0:val="Heading3"/>
+        <ns0:keepNext ns0:val="0"/>
+        <ns0:keepLines ns0:val="0"/>
+        <ns0:spacing ns0:before="280"/>
+        <ns0:rPr>
+          <ns0:b/>
+          <ns0:bCs/>
+          <ns0:color ns0:val="000000"/>
+          <ns0:sz ns0:val="26"/>
+          <ns0:szCs ns0:val="26"/>
+        </ns0:rPr>
+      </ns0:pPr>
+      <ns0:bookmarkStart ns0:id="24" ns0:name="_rjogtxl7b1hw" ns0:colFirst="0" ns0:colLast="0"/>
+      <ns0:bookmarkEnd ns0:id="24"/>
+      <ns0:r>
+        <ns0:rPr>
+          <ns0:b/>
+          <ns0:bCs/>
+          <ns0:color ns0:val="000000"/>
+          <ns0:sz ns0:val="26"/>
+          <ns0:szCs ns0:val="26"/>
+        </ns0:rPr>
+        <ns0:t>Rendering Layer</ns0:t>
+      </ns0:r>
+    </ns0:p>
+    <ns0:p ns2:paraId="0BBDC473" ns2:textId="77777777" ns0:rsidR="0062794D" ns0:rsidRDefault="00000000">
+      <ns0:pPr>
+        <ns0:numPr>
+          <ns0:ilvl ns0:val="0"/>
+          <ns0:numId ns0:val="16"/>
+        </ns0:numPr>
+        <ns0:spacing ns0:before="240"/>
+      </ns0:pPr>
+      <ns0:r>
+        <ns0:t>Shader abstraction system</ns0:t>
+      </ns0:r>
+    </ns0:p>
+    <ns0:p ns2:paraId="0A2630BE" ns2:textId="77777777" ns0:rsidR="0062794D" ns0:rsidRDefault="00000000">
+      <ns0:pPr>
+        <ns0:numPr>
+          <ns0:ilvl ns0:val="0"/>
+          <ns0:numId ns0:val="16"/>
+        </ns0:numPr>
+      </ns0:pPr>
+      <ns0:r>
+        <ns0:t>Mesh loading system (GLB support)</ns0:t>
+      </ns0:r>
+    </ns0:p>
+    <ns0:p ns2:paraId="7628AF01" ns2:textId="77777777" ns0:rsidR="0062794D" ns0:rsidRDefault="00000000">
+      <ns0:pPr>
+        <ns0:numPr>
+          <ns0:ilvl ns0:val="0"/>
+          <ns0:numId ns0:val="16"/>
+        </ns0:numPr>
+      </ns0:pPr>
+      <ns0:r>
+        <ns0:t>Texture management</ns0:t>
+      </ns0:r>
+    </ns0:p>
+    <ns0:p ns2:paraId="11CEAC3B" ns2:textId="77777777" ns0:rsidR="0062794D" ns0:rsidRDefault="00000000">
+      <ns0:pPr>
+        <ns0:pStyle ns0:val="Heading3"/>
+        <ns0:keepNext ns0:val="0"/>
+        <ns0:keepLines ns0:val="0"/>
+        <ns0:spacing ns0:before="280"/>
+        <ns0:rPr>
+          <ns0:b/>
+          <ns0:bCs/>
+          <ns0:color ns0:val="000000"/>
+          <ns0:sz ns0:val="26"/>
+          <ns0:szCs ns0:val="26"/>
+        </ns0:rPr>
+      </ns0:pPr>
+      <ns0:bookmarkStart ns0:id="25" ns0:name="_vmef45wsyz99" ns0:colFirst="0" ns0:colLast="0"/>
+      <ns0:bookmarkEnd ns0:id="25"/>
+      <ns0:r>
+        <ns0:rPr>
+          <ns0:b/>
+          <ns0:bCs/>
+          <ns0:color ns0:val="000000"/>
+          <ns0:sz ns0:val="26"/>
+          <ns0:szCs ns0:val="26"/>
+        </ns0:rPr>
+        <ns0:t>Platform Layer</ns0:t>
+      </ns0:r>
+    </ns0:p>
+    <ns0:p ns2:paraId="40B21871" ns2:textId="77777777" ns0:rsidR="0062794D" ns0:rsidRDefault="00000000">
+      <ns0:pPr>
+        <ns0:numPr>
+          <ns0:ilvl ns0:val="0"/>
+          <ns0:numId ns0:val="30"/>
+        </ns0:numPr>
+        <ns0:spacing ns0:before="240"/>
+      </ns0:pPr>
+      <ns0:r>
+        <ns0:t>SDL3 window management</ns0:t>
+      </ns0:r>
+    </ns0:p>
+    <ns0:p ns2:paraId="0B608C0F" ns2:textId="77777777" ns0:rsidR="0062794D" ns0:rsidRDefault="00000000">
+      <ns0:pPr>
+        <ns0:numPr>
+          <ns0:ilvl ns0:val="0"/>
+          <ns0:numId ns0:val="30"/>
+        </ns0:numPr>
+      </ns0:pPr>
+      <ns0:r>
+        <ns0:t>OpenGL context handling</ns0:t>
+      </ns0:r>
+    </ns0:p>
+    <ns0:p ns2:paraId="11E9C93C" ns2:textId="77777777" ns0:rsidR="0062794D" ns0:rsidRDefault="00000000">
+      <ns0:pPr>
+        <ns0:numPr>
+          <ns0:ilvl ns0:val="0"/>
+          <ns0:numId ns0:val="30"/>
+        </ns0:numPr>
+        <ns0:spacing ns0:after="240"/>
+      </ns0:pPr>
+      <ns0:r>
+        <ns0:t>Input abstraction (keyboard, mouse, frame-based edge detection)</ns0:t>
+      </ns0:r>
+      <ns0:r>
+        <ns0:br/>
+        <ns0:t>Audio system (SDL3_mixer for music and sound effects)</ns0:t>
+      </ns0:r>
+    </ns0:p>
+    <ns0:p ns2:paraId="50D9B599" ns2:textId="77777777" ns0:rsidR="0062794D" ns0:rsidRDefault="00000000">
+      <ns0:pPr>
+        <ns0:spacing ns0:before="240" ns0:after="240"/>
+      </ns0:pPr>
+      <ns0:r>
+        <ns0:t>This layered approach ensures:</ns0:t>
+      </ns0:r>
+    </ns0:p>
+    <ns0:p ns2:paraId="4B188E44" ns2:textId="77777777" ns0:rsidR="0062794D" ns0:rsidRDefault="00000000">
+      <ns0:pPr>
+        <ns0:numPr>
+          <ns0:ilvl ns0:val="0"/>
+          <ns0:numId ns0:val="8"/>
+        </ns0:numPr>
+        <ns0:spacing ns0:before="240"/>
+      </ns0:pPr>
+      <ns0:r>
+        <ns0:t>Separation of engine and gameplay logic</ns0:t>
+      </ns0:r>
+    </ns0:p>
+    <ns0:p ns2:paraId="08169ED3" ns2:textId="77777777" ns0:rsidR="0062794D" ns0:rsidRDefault="00000000">
+      <ns0:pPr>
+        <ns0:numPr>
+          <ns0:ilvl ns0:val="0"/>
+          <ns0:numId ns0:val="8"/>
+        </ns0:numPr>
+      </ns0:pPr>
+      <ns0:r>
+        <ns0:t>Modular design</ns0:t>
+      </ns0:r>
+    </ns0:p>
+    <ns0:p ns2:paraId="66D7A924" ns2:textId="77777777" ns0:rsidR="0062794D" ns0:rsidRDefault="00000000">
+      <ns0:pPr>
+        <ns0:numPr>
+          <ns0:ilvl ns0:val="0"/>
+          <ns0:numId ns0:val="8"/>
+        </ns0:numPr>
+      </ns0:pPr>
+      <ns0:r>
+        <ns0:t>Improved maintainability</ns0:t>
+      </ns0:r>
+    </ns0:p>
+    <ns0:p ns2:paraId="7A80B586" ns2:textId="77777777" ns0:rsidR="0062794D" ns0:rsidRDefault="00000000">
+      <ns0:pPr>
+        <ns0:numPr>
+          <ns0:ilvl ns0:val="0"/>
+          <ns0:numId ns0:val="8"/>
+        </ns0:numPr>
+        <ns0:spacing ns0:after="240"/>
+      </ns0:pPr>
+      <ns0:r>
+        <ns0:t>Clear system boundaries</ns0:t>
+      </ns0:r>
+    </ns0:p>
+    <ns0:p ns2:paraId="36C0C1A7" ns2:textId="77777777" ns0:rsidR="0062794D" ns0:rsidRDefault="00000000">
+      <ns0:r>
+        <ns0:pict ns2:anchorId="4B3E4C21">
+          <ns3:rect id="_x0000_i1033" style="width:0;height:1.5pt" ns4:hralign="center" ns4:hrstd="t" ns4:hr="t" fillcolor="#a0a0a0" stroked="f"/>
+        </ns0:pict>
+      </ns0:r>
+    </ns0:p>
+    <ns0:p ns2:paraId="1BD1F3C5" ns2:textId="77777777" ns0:rsidR="0062794D" ns0:rsidRDefault="00000000">
+      <ns0:pPr>
+        <ns0:pStyle ns0:val="Heading2"/>
+        <ns0:keepNext ns0:val="0"/>
+        <ns0:keepLines ns0:val="0"/>
+        <ns0:spacing ns0:before="0" ns0:after="80"/>
+        <ns0:rPr>
+          <ns0:b/>
+          <ns0:bCs/>
+          <ns0:sz ns0:val="34"/>
+          <ns0:szCs ns0:val="34"/>
+        </ns0:rPr>
+      </ns0:pPr>
+      <ns0:bookmarkStart ns0:id="26" ns0:name="_2lic3y6gcgmg" ns0:colFirst="0" ns0:colLast="0"/>
+      <ns0:bookmarkEnd ns0:id="26"/>
+      <ns0:r>
+        <ns0:rPr>
+          <ns0:b/>
+          <ns0:bCs/>
+          <ns0:sz ns0:val="34"/>
+          <ns0:szCs ns0:val="34"/>
+        </ns0:rPr>
+        <ns0:t>Graphics &amp; Math</ns0:t>
+      </ns0:r>
+    </ns0:p>
+    <ns0:p ns2:paraId="608186B6" ns2:textId="77777777" ns0:rsidR="0062794D" ns0:rsidRDefault="00000000">
+      <ns0:pPr>
+        <ns0:spacing ns0:before="240" ns0:after="240"/>
+      </ns0:pPr>
+      <ns0:r>
+        <ns0:t>The engine will use GLM for:</ns0:t>
+      </ns0:r>
+    </ns0:p>
+    <ns0:p ns2:paraId="6419CC28" ns2:textId="77777777" ns0:rsidR="0062794D" ns0:rsidRDefault="00000000">
+      <ns0:pPr>
+        <ns0:numPr>
+          <ns0:ilvl ns0:val="0"/>
+          <ns0:numId ns0:val="1"/>
+        </ns0:numPr>
+        <ns0:spacing ns0:before="240"/>
+      </ns0:pPr>
+      <ns0:r>
+        <ns0:t>vec3 (positions, directions)</ns0:t>
+      </ns0:r>
+    </ns0:p>
+    <ns0:p ns2:paraId="4CBA04C7" ns2:textId="77777777" ns0:rsidR="0062794D" ns0:rsidRDefault="00000000">
+      <ns0:pPr>
+        <ns0:numPr>
+          <ns0:ilvl ns0:val="0"/>
+          <ns0:numId ns0:val="1"/>
+        </ns0:numPr>
+      </ns0:pPr>
+      <ns0:r>
+        <ns0:t>mat4 (transformation matrices)</ns0:t>
+      </ns0:r>
+    </ns0:p>
+    <ns0:p ns2:paraId="175635DD" ns2:textId="77777777" ns0:rsidR="0062794D" ns0:rsidRDefault="00000000">
+      <ns0:pPr>
+        <ns0:numPr>
+          <ns0:ilvl ns0:val="0"/>
+          <ns0:numId ns0:val="1"/>
+        </ns0:numPr>
+      </ns0:pPr>
+      <ns0:proofErr ns0:type="spellStart"/>
+      <ns0:r>
+        <ns0:t>lookAt</ns0:t>
+      </ns0:r>
+      <ns0:proofErr ns0:type="spellEnd"/>
+      <ns0:r>
+        <ns0:t xml:space="preserve"> (view matrix)</ns0:t>
+      </ns0:r>
+    </ns0:p>
+    <ns0:p ns2:paraId="615D2484" ns2:textId="77777777" ns0:rsidR="0062794D" ns0:rsidRDefault="00000000">
+      <ns0:pPr>
+        <ns0:numPr>
+          <ns0:ilvl ns0:val="0"/>
+          <ns0:numId ns0:val="1"/>
+        </ns0:numPr>
+        <ns0:spacing ns0:after="240"/>
+      </ns0:pPr>
+      <ns0:r>
+        <ns0:t>perspective / ortho (projection matrices)</ns0:t>
+      </ns0:r>
+      <ns0:r>
+        <ns0:br/>
+        <ns0:t>quaternion interpolation (animation blending)</ns0:t>
+      </ns0:r>
+    </ns0:p>
+    <ns0:p ns2:paraId="4D4ED5DC" ns2:textId="77777777" ns0:rsidR="0062794D" ns0:rsidRDefault="00000000">
+      <ns0:pPr>
+        <ns0:spacing ns0:before="240" ns0:after="240"/>
+      </ns0:pPr>
+      <ns0:r>
+        <ns0:t>Matrices used:</ns0:t>
+      </ns0:r>
+    </ns0:p>
+    <ns0:p ns2:paraId="646F4711" ns2:textId="77777777" ns0:rsidR="0062794D" ns0:rsidRDefault="00000000">
+      <ns0:pPr>
+        <ns0:numPr>
+          <ns0:ilvl ns0:val="0"/>
+          <ns0:numId ns0:val="6"/>
+        </ns0:numPr>
+        <ns0:spacing ns0:before="240"/>
+      </ns0:pPr>
+      <ns0:r>
+        <ns0:t>Model matrix</ns0:t>
+      </ns0:r>
+    </ns0:p>
+    <ns0:p ns2:paraId="1C063178" ns2:textId="77777777" ns0:rsidR="0062794D" ns0:rsidRDefault="00000000">
+      <ns0:pPr>
+        <ns0:numPr>
+          <ns0:ilvl ns0:val="0"/>
+          <ns0:numId ns0:val="6"/>
+        </ns0:numPr>
+      </ns0:pPr>
+      <ns0:r>
+        <ns0:t>View matrix</ns0:t>
+      </ns0:r>
+    </ns0:p>
+    <ns0:p ns2:paraId="34A4775A" ns2:textId="77777777" ns0:rsidR="0062794D" ns0:rsidRDefault="00000000">
+      <ns0:pPr>
+        <ns0:numPr>
+          <ns0:ilvl ns0:val="0"/>
+          <ns0:numId ns0:val="6"/>
+        </ns0:numPr>
+        <ns0:spacing ns0:after="240"/>
+      </ns0:pPr>
+      <ns0:r>
+        <ns0:t>Orthographic projection matrix</ns0:t>
+      </ns0:r>
+    </ns0:p>
+    <ns0:p ns2:paraId="2483785C" ns2:textId="77777777" ns0:rsidR="0062794D" ns0:rsidRDefault="00000000">
+      <ns0:r>
+        <ns0:pict ns2:anchorId="49565817">
+          <ns3:rect id="_x0000_i1034" style="width:0;height:1.5pt" ns4:hralign="center" ns4:hrstd="t" ns4:hr="t" fillcolor="#a0a0a0" stroked="f"/>
+        </ns0:pict>
+      </ns0:r>
+    </ns0:p>
+    <ns0:p ns2:paraId="62AD31E5" ns2:textId="77777777" ns0:rsidR="0062794D" ns0:rsidRDefault="00000000">
+      <ns0:pPr>
+        <ns0:pStyle ns0:val="Heading2"/>
+        <ns0:keepNext ns0:val="0"/>
+        <ns0:keepLines ns0:val="0"/>
+        <ns0:spacing ns0:before="0" ns0:after="80"/>
+        <ns0:rPr>
+          <ns0:b/>
+          <ns0:bCs/>
+          <ns0:sz ns0:val="34"/>
+          <ns0:szCs ns0:val="34"/>
+        </ns0:rPr>
+      </ns0:pPr>
+      <ns0:bookmarkStart ns0:id="27" ns0:name="_ivantk7mgrdv" ns0:colFirst="0" ns0:colLast="0"/>
+      <ns0:bookmarkEnd ns0:id="27"/>
+      <ns0:r>
+        <ns0:rPr>
+          <ns0:b/>
+          <ns0:bCs/>
+          <ns0:sz ns0:val="34"/>
+          <ns0:szCs ns0:val="34"/>
+        </ns0:rPr>
+        <ns0:t>Rendering Pipeline</ns0:t>
+      </ns0:r>
+    </ns0:p>
+    <ns0:p ns2:paraId="295FFB2E" ns2:textId="77777777" ns0:rsidR="0062794D" ns0:rsidRDefault="00000000">
+      <ns0:pPr>
+        <ns0:spacing ns0:before="240" ns0:after="240"/>
+      </ns0:pPr>
+      <ns0:r>
+        <ns0:t>The rendering pipeline will follow this sequence each frame:</ns0:t>
+      </ns0:r>
+    </ns0:p>
+    <ns0:p ns2:paraId="6233D725" ns2:textId="77777777" ns0:rsidR="0062794D" ns0:rsidRDefault="00000000">
+      <ns0:pPr>
+        <ns0:numPr>
+          <ns0:ilvl ns0:val="0"/>
+          <ns0:numId ns0:val="18"/>
+        </ns0:numPr>
+        <ns0:spacing ns0:before="240"/>
+      </ns0:pPr>
+      <ns0:r>
+        <ns0:t>Clear color and depth buffers</ns0:t>
+      </ns0:r>
+    </ns0:p>
+    <ns0:p ns2:paraId="79D1928F" ns2:textId="77777777" ns0:rsidR="0062794D" ns0:rsidRDefault="00000000">
+      <ns0:pPr>
+        <ns0:numPr>
+          <ns0:ilvl ns0:val="0"/>
+          <ns0:numId ns0:val="18"/>
+        </ns0:numPr>
+      </ns0:pPr>
+      <ns0:r>
+        <ns0:lastRenderedPageBreak/>
+        <ns0:t>Update camera view and projection matrices</ns0:t>
+      </ns0:r>
+    </ns0:p>
+    <ns0:p ns2:paraId="77F07C45" ns2:textId="77777777" ns0:rsidR="0062794D" ns0:rsidRDefault="00000000">
+      <ns0:pPr>
+        <ns0:numPr>
+          <ns0:ilvl ns0:val="0"/>
+          <ns0:numId ns0:val="18"/>
+        </ns0:numPr>
+      </ns0:pPr>
+      <ns0:r>
+        <ns0:t xml:space="preserve">For each </ns0:t>
+      </ns0:r>
+      <ns0:proofErr ns0:type="spellStart"/>
+      <ns0:r>
+        <ns0:t>renderable</ns0:t>
+      </ns0:r>
+      <ns0:proofErr ns0:type="spellEnd"/>
+      <ns0:r>
+        <ns0:t xml:space="preserve"> entity:</ns0:t>
+      </ns0:r>
+    </ns0:p>
+    <ns0:p ns2:paraId="5FDC5AE0" ns2:textId="77777777" ns0:rsidR="0062794D" ns0:rsidRDefault="00000000">
+      <ns0:pPr>
+        <ns0:numPr>
+          <ns0:ilvl ns0:val="1"/>
+          <ns0:numId ns0:val="18"/>
+        </ns0:numPr>
+      </ns0:pPr>
+      <ns0:proofErr ns0:type="gramStart"/>
+      <ns0:r>
+        <ns0:t>Compute</ns0:t>
+      </ns0:r>
+      <ns0:proofErr ns0:type="gramEnd"/>
+      <ns0:r>
+        <ns0:t xml:space="preserve"> model matrix</ns0:t>
+      </ns0:r>
+    </ns0:p>
+    <ns0:p ns2:paraId="23972E4D" ns2:textId="77777777" ns0:rsidR="0062794D" ns0:rsidRDefault="00000000">
+      <ns0:pPr>
+        <ns0:numPr>
+          <ns0:ilvl ns0:val="1"/>
+          <ns0:numId ns0:val="18"/>
+        </ns0:numPr>
+      </ns0:pPr>
+      <ns0:r>
+        <ns0:t>Bind shader program</ns0:t>
+      </ns0:r>
+    </ns0:p>
+    <ns0:p ns2:paraId="79D7FB2A" ns2:textId="77777777" ns0:rsidR="0062794D" ns0:rsidRDefault="00000000">
+      <ns0:pPr>
+        <ns0:numPr>
+          <ns0:ilvl ns0:val="1"/>
+          <ns0:numId ns0:val="18"/>
+        </ns0:numPr>
+      </ns0:pPr>
+      <ns0:r>
+        <ns0:t>Send uniforms (model, view, projection)</ns0:t>
+      </ns0:r>
+    </ns0:p>
+    <ns0:p ns2:paraId="6DCB6720" ns2:textId="77777777" ns0:rsidR="0062794D" ns0:rsidRDefault="00000000">
+      <ns0:pPr>
+        <ns0:numPr>
+          <ns0:ilvl ns0:val="1"/>
+          <ns0:numId ns0:val="18"/>
+        </ns0:numPr>
+      </ns0:pPr>
+      <ns0:r>
+        <ns0:t>Bind texture and material</ns0:t>
+      </ns0:r>
+    </ns0:p>
+    <ns0:p ns2:paraId="2F4033FB" ns2:textId="77777777" ns0:rsidR="0062794D" ns0:rsidRDefault="00000000">
+      <ns0:pPr>
+        <ns0:numPr>
+          <ns0:ilvl ns0:val="1"/>
+          <ns0:numId ns0:val="18"/>
+        </ns0:numPr>
+      </ns0:pPr>
+      <ns0:r>
+        <ns0:t>Issue draw call</ns0:t>
+      </ns0:r>
+    </ns0:p>
+    <ns0:p ns2:paraId="4D16F9AD" ns2:textId="77777777" ns0:rsidR="0062794D" ns0:rsidRDefault="00000000">
+      <ns0:pPr>
+        <ns0:numPr>
+          <ns0:ilvl ns0:val="0"/>
+          <ns0:numId ns0:val="18"/>
+        </ns0:numPr>
+        <ns0:spacing ns0:after="240"/>
+      </ns0:pPr>
+      <ns0:r>
+        <ns0:t>Swap buffers</ns0:t>
+      </ns0:r>
+    </ns0:p>
+    <ns0:p ns2:paraId="0575455B" ns2:textId="77777777" ns0:rsidR="0062794D" ns0:rsidRDefault="00000000">
+      <ns0:pPr>
+        <ns0:spacing ns0:before="240" ns0:after="240"/>
+      </ns0:pPr>
+      <ns0:r>
+        <ns0:t>Rendering features include:</ns0:t>
+      </ns0:r>
+    </ns0:p>
+    <ns0:p ns2:paraId="7EF26FEC" ns2:textId="77777777" ns0:rsidR="0062794D" ns0:rsidRDefault="00000000">
+      <ns0:pPr>
+        <ns0:numPr>
+          <ns0:ilvl ns0:val="0"/>
+          <ns0:numId ns0:val="23"/>
+        </ns0:numPr>
+        <ns0:spacing ns0:before="240"/>
+      </ns0:pPr>
+      <ns0:r>
+        <ns0:t>Depth testing enabled</ns0:t>
+      </ns0:r>
+    </ns0:p>
+    <ns0:p ns2:paraId="35BCB5F5" ns2:textId="77777777" ns0:rsidR="0062794D" ns0:rsidRDefault="00000000">
+      <ns0:pPr>
+        <ns0:numPr>
+          <ns0:ilvl ns0:val="0"/>
+          <ns0:numId ns0:val="23"/>
+        </ns0:numPr>
+      </ns0:pPr>
+      <ns0:r>
+        <ns0:t>Back-face culling enabled</ns0:t>
+      </ns0:r>
+    </ns0:p>
+    <ns0:p ns2:paraId="239D5059" ns2:textId="77777777" ns0:rsidR="0062794D" ns0:rsidRDefault="00000000">
+      <ns0:pPr>
+        <ns0:numPr>
+          <ns0:ilvl ns0:val="0"/>
+          <ns0:numId ns0:val="23"/>
+        </ns0:numPr>
+      </ns0:pPr>
+      <ns0:r>
+        <ns0:t>Phong shading model (ambient + diffuse + specular)</ns0:t>
+      </ns0:r>
+      <ns0:r>
+        <ns0:br/>
+        <ns0:t>Directional light source</ns0:t>
+      </ns0:r>
+      <ns0:r>
+        <ns0:br/>
+        <ns0:t>Skeletal animation with GPU skinning (100 bone matrices per entity)</ns0:t>
+      </ns0:r>
+      <ns0:r>
+        <ns0:br/>
+        <ns0:t>Animation blending for smooth transitions between states</ns0:t>
+      </ns0:r>
+    </ns0:p>
+    <ns0:p ns2:paraId="65201FBA" ns2:textId="77777777" ns0:rsidR="0062794D" ns0:rsidRDefault="00000000">
+      <ns0:r>
+        <ns0:pict ns2:anchorId="67DDC608">
+          <ns3:rect id="_x0000_i1035" style="width:0;height:1.5pt" ns4:hralign="center" ns4:hrstd="t" ns4:hr="t" fillcolor="#a0a0a0" stroked="f"/>
+        </ns0:pict>
+      </ns0:r>
+    </ns0:p>
+    <ns0:p ns2:paraId="1C6E01A8" ns2:textId="77777777" ns0:rsidR="0062794D" ns0:rsidRDefault="00000000">
+      <ns0:pPr>
+        <ns0:pStyle ns0:val="Heading2"/>
+        <ns0:keepNext ns0:val="0"/>
+        <ns0:keepLines ns0:val="0"/>
+        <ns0:spacing ns0:before="0" ns0:after="80"/>
+        <ns0:rPr>
+          <ns0:b/>
+          <ns0:bCs/>
+          <ns0:sz ns0:val="34"/>
+          <ns0:szCs ns0:val="34"/>
+        </ns0:rPr>
+      </ns0:pPr>
+      <ns0:bookmarkStart ns0:id="28" ns0:name="_pc5ae7xr78pl" ns0:colFirst="0" ns0:colLast="0"/>
+      <ns0:bookmarkEnd ns0:id="28"/>
+      <ns0:r>
+        <ns0:rPr>
+          <ns0:b/>
+          <ns0:bCs/>
+          <ns0:sz ns0:val="34"/>
+          <ns0:szCs ns0:val="34"/>
+        </ns0:rPr>
+        <ns0:t>Architecture Approach – Hybrid ECS</ns0:t>
+      </ns0:r>
+    </ns0:p>
+    <ns0:p ns2:paraId="434250C4" ns2:textId="77777777" ns0:rsidR="0062794D" ns0:rsidRDefault="00000000">
+      <ns0:pPr>
+        <ns0:spacing ns0:before="240" ns0:after="240"/>
+      </ns0:pPr>
+      <ns0:r>
+        <ns0:t>The engine implements a hybrid Entity Component System.</ns0:t>
+      </ns0:r>
+    </ns0:p>
+    <ns0:p ns2:paraId="622134A9" ns2:textId="77777777" ns0:rsidR="0062794D" ns0:rsidRDefault="00000000">
+      <ns0:pPr>
+        <ns0:pStyle ns0:val="Heading3"/>
+        <ns0:keepNext ns0:val="0"/>
+        <ns0:keepLines ns0:val="0"/>
+        <ns0:spacing ns0:before="280"/>
+        <ns0:rPr>
+          <ns0:b/>
+          <ns0:bCs/>
+          <ns0:color ns0:val="000000"/>
+          <ns0:sz ns0:val="26"/>
+          <ns0:szCs ns0:val="26"/>
+        </ns0:rPr>
+      </ns0:pPr>
+      <ns0:bookmarkStart ns0:id="29" ns0:name="_11p9yirvha7d" ns0:colFirst="0" ns0:colLast="0"/>
+      <ns0:bookmarkEnd ns0:id="29"/>
+      <ns0:r>
+        <ns0:rPr>
+          <ns0:b/>
+          <ns0:bCs/>
+          <ns0:color ns0:val="000000"/>
+          <ns0:sz ns0:val="26"/>
+          <ns0:szCs ns0:val="26"/>
+        </ns0:rPr>
+        <ns0:t>Design Principles</ns0:t>
+      </ns0:r>
+    </ns0:p>
+    <ns0:p ns2:paraId="2EEE1FD9" ns2:textId="77777777" ns0:rsidR="0062794D" ns0:rsidRDefault="00000000">
+      <ns0:pPr>
+        <ns0:numPr>
+          <ns0:ilvl ns0:val="0"/>
+          <ns0:numId ns0:val="29"/>
+        </ns0:numPr>
+        <ns0:spacing ns0:before="240"/>
+      </ns0:pPr>
+      <ns0:r>
+        <ns0:t>Entities are represented by integer IDs</ns0:t>
+      </ns0:r>
+    </ns0:p>
+    <ns0:p ns2:paraId="00488341" ns2:textId="77777777" ns0:rsidR="0062794D" ns0:rsidRDefault="00000000">
+      <ns0:pPr>
+        <ns0:numPr>
+          <ns0:ilvl ns0:val="0"/>
+          <ns0:numId ns0:val="29"/>
+        </ns0:numPr>
+      </ns0:pPr>
+      <ns0:r>
+        <ns0:t>Components store data only</ns0:t>
+      </ns0:r>
+    </ns0:p>
+    <ns0:p ns2:paraId="78E009A9" ns2:textId="77777777" ns0:rsidR="0062794D" ns0:rsidRDefault="00000000">
+      <ns0:pPr>
+        <ns0:numPr>
+          <ns0:ilvl ns0:val="0"/>
+          <ns0:numId ns0:val="29"/>
+        </ns0:numPr>
+      </ns0:pPr>
+      <ns0:r>
+        <ns0:t>Systems contain logic and operate on relevant components</ns0:t>
+      </ns0:r>
+    </ns0:p>
+    <ns0:p ns2:paraId="45DF8950" ns2:textId="77777777" ns0:rsidR="0062794D" ns0:rsidRDefault="00000000">
+      <ns0:pPr>
+        <ns0:numPr>
+          <ns0:ilvl ns0:val="0"/>
+          <ns0:numId ns0:val="29"/>
+        </ns0:numPr>
+        <ns0:spacing ns0:after="240"/>
+      </ns0:pPr>
+      <ns0:r>
+        <ns0:t>Scene manager owns and manages entity registry</ns0:t>
+      </ns0:r>
+      <ns0:r>
+        <ns0:br/>
+        <ns0:t>Systems are either static (stateless) or instance-based (hold persistent state)</ns0:t>
+      </ns0:r>
+    </ns0:p>
+    <ns0:p ns2:paraId="2BA3A019" ns2:textId="77777777" ns0:rsidR="0062794D" ns0:rsidRDefault="00000000">
+      <ns0:pPr>
+        <ns0:pStyle ns0:val="Heading3"/>
+        <ns0:keepNext ns0:val="0"/>
+        <ns0:keepLines ns0:val="0"/>
+        <ns0:spacing ns0:before="280"/>
+        <ns0:rPr>
+          <ns0:b/>
+          <ns0:bCs/>
+          <ns0:color ns0:val="000000"/>
+          <ns0:sz ns0:val="26"/>
+          <ns0:szCs ns0:val="26"/>
+        </ns0:rPr>
+      </ns0:pPr>
+      <ns0:bookmarkStart ns0:id="30" ns0:name="_dm0l4le0omjc" ns0:colFirst="0" ns0:colLast="0"/>
+      <ns0:bookmarkEnd ns0:id="30"/>
+      <ns0:r>
+        <ns0:rPr>
+          <ns0:b/>
+          <ns0:bCs/>
+          <ns0:color ns0:val="000000"/>
+          <ns0:sz ns0:val="26"/>
+          <ns0:szCs ns0:val="26"/>
+        </ns0:rPr>
+        <ns0:t>Rationale</ns0:t>
+      </ns0:r>
+    </ns0:p>
+    <ns0:p ns2:paraId="3F41B759" ns2:textId="77777777" ns0:rsidR="0062794D" ns0:rsidRDefault="00000000">
+      <ns0:pPr>
+        <ns0:spacing ns0:before="240" ns0:after="240"/>
+      </ns0:pPr>
+      <ns0:r>
+        <ns0:t>A pure data-oriented ECS (e.g., Unity DOTS) is unnecessary for this project’s scope.</ns0:t>
+      </ns0:r>
+      <ns0:r>
+        <ns0:br/>
+        <ns0:t>A hybrid approach balances:</ns0:t>
+      </ns0:r>
+    </ns0:p>
+    <ns0:p ns2:paraId="5723AA1F" ns2:textId="77777777" ns0:rsidR="0062794D" ns0:rsidRDefault="00000000">
+      <ns0:pPr>
+        <ns0:numPr>
+          <ns0:ilvl ns0:val="0"/>
+          <ns0:numId ns0:val="19"/>
+        </ns0:numPr>
+        <ns0:spacing ns0:before="240"/>
+      </ns0:pPr>
+      <ns0:r>
+        <ns0:t>Performance</ns0:t>
+      </ns0:r>
+    </ns0:p>
+    <ns0:p ns2:paraId="0E424A78" ns2:textId="77777777" ns0:rsidR="0062794D" ns0:rsidRDefault="00000000">
+      <ns0:pPr>
+        <ns0:numPr>
+          <ns0:ilvl ns0:val="0"/>
+          <ns0:numId ns0:val="19"/>
+        </ns0:numPr>
+      </ns0:pPr>
+      <ns0:r>
+        <ns0:t>Simplicity</ns0:t>
+      </ns0:r>
+    </ns0:p>
+    <ns0:p ns2:paraId="202FA3F4" ns2:textId="77777777" ns0:rsidR="0062794D" ns0:rsidRDefault="00000000">
+      <ns0:pPr>
+        <ns0:numPr>
+          <ns0:ilvl ns0:val="0"/>
+          <ns0:numId ns0:val="19"/>
+        </ns0:numPr>
+      </ns0:pPr>
+      <ns0:r>
+        <ns0:t>Development speed</ns0:t>
+      </ns0:r>
+    </ns0:p>
+    <ns0:p ns2:paraId="5EB1909F" ns2:textId="77777777" ns0:rsidR="0062794D" ns0:rsidRDefault="00000000">
+      <ns0:pPr>
+        <ns0:numPr>
+          <ns0:ilvl ns0:val="0"/>
+          <ns0:numId ns0:val="19"/>
+        </ns0:numPr>
+        <ns0:spacing ns0:after="240"/>
+      </ns0:pPr>
+      <ns0:r>
+        <ns0:t>Maintainability</ns0:t>
+      </ns0:r>
+    </ns0:p>
+    <ns0:p ns2:paraId="5D05FA74" ns2:textId="77777777" ns0:rsidR="0062794D" ns0:rsidRDefault="00000000">
+      <ns0:r>
+        <ns0:pict ns2:anchorId="36DCE668">
+          <ns3:rect id="_x0000_i1036" style="width:0;height:1.5pt" ns4:hralign="center" ns4:hrstd="t" ns4:hr="t" fillcolor="#a0a0a0" stroked="f"/>
+        </ns0:pict>
+      </ns0:r>
+    </ns0:p>
+    <ns0:p ns2:paraId="4966140C" ns2:textId="77777777" ns0:rsidR="0062794D" ns0:rsidRDefault="00000000">
+      <ns0:pPr>
+        <ns0:pStyle ns0:val="Heading1"/>
+        <ns0:keepNext ns0:val="0"/>
+        <ns0:keepLines ns0:val="0"/>
+        <ns0:spacing ns0:before="0"/>
+        <ns0:rPr>
+          <ns0:b/>
+          <ns0:bCs/>
+          <ns0:sz ns0:val="46"/>
+          <ns0:szCs ns0:val="46"/>
+        </ns0:rPr>
+      </ns0:pPr>
+      <ns0:bookmarkStart ns0:id="31" ns0:name="_xzxolg8ff7bv" ns0:colFirst="0" ns0:colLast="0"/>
+      <ns0:bookmarkEnd ns0:id="31"/>
+      <ns0:r>
+        <ns0:rPr>
+          <ns0:b/>
+          <ns0:bCs/>
+          <ns0:sz ns0:val="46"/>
+          <ns0:szCs ns0:val="46"/>
+        </ns0:rPr>
+        <ns0:t>3. Systems</ns0:t>
+      </ns0:r>
+    </ns0:p>
+    <ns0:p ns2:paraId="6C1BFD61" ns2:textId="77777777" ns0:rsidR="0062794D" ns0:rsidRDefault="00000000">
+      <ns0:pPr>
+        <ns0:pStyle ns0:val="Heading2"/>
+        <ns0:keepNext ns0:val="0"/>
+        <ns0:keepLines ns0:val="0"/>
+        <ns0:spacing ns0:after="80"/>
+        <ns0:rPr>
+          <ns0:b/>
+          <ns0:bCs/>
+          <ns0:sz ns0:val="34"/>
+          <ns0:szCs ns0:val="34"/>
+        </ns0:rPr>
+      </ns0:pPr>
+      <ns0:bookmarkStart ns0:id="32" ns0:name="_okf5yp4jzqay" ns0:colFirst="0" ns0:colLast="0"/>
+      <ns0:bookmarkEnd ns0:id="32"/>
+      <ns0:r>
+        <ns0:rPr>
+          <ns0:b/>
+          <ns0:bCs/>
+          <ns0:sz ns0:val="34"/>
+          <ns0:szCs ns0:val="34"/>
+        </ns0:rPr>
+        <ns0:lastRenderedPageBreak/>
+        <ns0:t>Core Systems</ns0:t>
+      </ns0:r>
+    </ns0:p>
+    <ns0:p ns2:paraId="08D45718" ns2:textId="77777777" ns0:rsidR="0062794D" ns0:rsidRDefault="00000000">
+      <ns0:pPr>
+        <ns0:numPr>
+          <ns0:ilvl ns0:val="0"/>
+          <ns0:numId ns0:val="2"/>
+        </ns0:numPr>
+        <ns0:spacing ns0:before="240"/>
+      </ns0:pPr>
+      <ns0:r>
+        <ns0:t>Engine loop (initialize → update → render)</ns0:t>
+      </ns0:r>
+      <ns0:r>
+        <ns0:br/>
+        <ns0:t>Time system (delta time with 100ms clamp)</ns0:t>
+      </ns0:r>
+      <ns0:r>
+        <ns0:br/>
+        <ns0:t>Scene manager (scene stack with push/pop for overlays)</ns0:t>
+      </ns0:r>
+      <ns0:r>
+        <ns0:br/>
+        <ns0:t>Room manager (room tracking and transitions)</ns0:t>
+      </ns0:r>
+      <ns0:r>
+        <ns0:br/>
+        <ns0:t>Input system (keyboard and mouse with frame-based edge detection)</ns0:t>
+      </ns0:r>
+      <ns0:r>
+        <ns0:br/>
+        <ns0:t>Audio manager (SDL3_mixer, music and SFX with volume control)</ns0:t>
+      </ns0:r>
+      <ns0:r>
+        <ns0:br/>
+        <ns0:t>Audio event queue (deferred audio playback: attack SFX on combo hits, death SFX on enemy kill, door open SFX on proximity trigger)</ns0:t>
+      </ns0:r>
+    </ns0:p>
+    <ns0:p ns2:paraId="551DFA13" ns2:textId="77777777" ns0:rsidR="0062794D" ns0:rsidRDefault="00000000">
+      <ns0:pPr>
+        <ns0:pStyle ns0:val="Heading2"/>
+        <ns0:keepNext ns0:val="0"/>
+        <ns0:keepLines ns0:val="0"/>
+        <ns0:spacing ns0:after="80"/>
+        <ns0:rPr>
+          <ns0:b/>
+          <ns0:bCs/>
+          <ns0:sz ns0:val="34"/>
+          <ns0:szCs ns0:val="34"/>
+        </ns0:rPr>
+      </ns0:pPr>
+      <ns0:bookmarkStart ns0:id="33" ns0:name="_3wyl5gf5c0fp" ns0:colFirst="0" ns0:colLast="0"/>
+      <ns0:bookmarkEnd ns0:id="33"/>
+      <ns0:r>
+        <ns0:rPr>
+          <ns0:b/>
+          <ns0:bCs/>
+          <ns0:sz ns0:val="34"/>
+          <ns0:szCs ns0:val="34"/>
+        </ns0:rPr>
+        <ns0:t>Rendering Systems</ns0:t>
+      </ns0:r>
+    </ns0:p>
+    <ns0:p ns2:paraId="439D3994" ns2:textId="2A927560" ns0:rsidR="0062794D" ns0:rsidRPr="00E4296B" ns0:rsidRDefault="00000000" ns0:rsidP="00E4296B">
+      <ns0:r>
+        <ns0:t>Shader system (GLSL compilation, uniform caching)</ns0:t>
+      </ns0:r>
+      <ns0:r>
+        <ns0:br/>
+        <ns0:t xml:space="preserve">Mesh system (GLB/GLTF loading via </ns0:t>
+      </ns0:r>
+      <ns0:proofErr ns0:type="spellStart"/>
+      <ns0:r>
+        <ns0:t>Assimp</ns0:t>
+      </ns0:r>
+      <ns0:proofErr ns0:type="spellEnd"/>
+      <ns0:r>
+        <ns0:t>)</ns0:t>
+      </ns0:r>
+      <ns0:r>
+        <ns0:br/>
+        <ns0:t>Texture manager (PNG loading via SDL3_image, path-based deduplication)</ns0:t>
+      </ns0:r>
+      <ns0:r>
+        <ns0:br/>
+        <ns0:t>Lighting system (Phong shading with directional light)</ns0:t>
+      </ns0:r>
+      <ns0:r>
+        <ns0:br/>
+        <ns0:t>Camera system (perspective for gameplay, orthographic for UI, zoom control)</ns0:t>
+      </ns0:r>
+      <ns0:r>
+        <ns0:br/>
+        <ns0:t>Render system (forward rendering pipeline)</ns0:t>
+      </ns0:r>
+      <ns0:r>
+        <ns0:br/>
+        <ns0:t>Skeletal animation system (bone hierarchy, keyframe interpolation, animation blending)</ns0:t>
+      </ns0:r>
+      <ns0:r>
+        <ns0:br/>
+        <ns0:t xml:space="preserve">Text renderer (TrueType font atlas via </ns0:t>
+      </ns0:r>
+      <ns0:proofErr ns0:type="spellStart"/>
+      <ns0:r>
+        <ns0:t>stb_truetype</ns0:t>
+      </ns0:r>
+      <ns0:proofErr ns0:type="spellEnd"/>
+      <ns0:r>
+        <ns0:t>)</ns0:t>
+      </ns0:r>
+      <ns0:r>
+        <ns0:br/>
+        <ns0:t>Quad renderer (solid-color rectangles for UI)</ns0:t>
+      </ns0:r>
+      <ns0:bookmarkStart ns0:id="34" ns0:name="_y5phravvmn0t" ns0:colFirst="0" ns0:colLast="0"/>
+      <ns0:bookmarkEnd ns0:id="34"/>
+    </ns0:p>
+    <ns0:p ns2:paraId="01B6C2C1" ns2:textId="77777777" ns0:rsidR="0062794D" ns0:rsidRDefault="00000000">
+      <ns0:pPr>
+        <ns0:pStyle ns0:val="Heading2"/>
+        <ns0:keepNext ns0:val="0"/>
+        <ns0:keepLines ns0:val="0"/>
+        <ns0:spacing ns0:after="80"/>
+        <ns0:rPr>
+          <ns0:b/>
+          <ns0:bCs/>
+          <ns0:sz ns0:val="34"/>
+          <ns0:szCs ns0:val="34"/>
+        </ns0:rPr>
+      </ns0:pPr>
+      <ns0:bookmarkStart ns0:id="35" ns0:name="_6uq9axncdi6s" ns0:colFirst="0" ns0:colLast="0"/>
+      <ns0:bookmarkEnd ns0:id="35"/>
+      <ns0:r>
+        <ns0:rPr>
+          <ns0:b/>
+          <ns0:bCs/>
+          <ns0:sz ns0:val="34"/>
+          <ns0:szCs ns0:val="34"/>
+        </ns0:rPr>
+        <ns0:t>Gameplay Systems</ns0:t>
+      </ns0:r>
+    </ns0:p>
+    <ns0:p ns2:paraId="5B5A0D60" ns2:textId="77777777" ns0:rsidR="0062794D" ns0:rsidRDefault="00000000" ns0:rsidP="00E4296B">
+      <ns0:pPr>
+        <ns0:spacing ns0:before="240"/>
+      </ns0:pPr>
+      <ns0:r>
+        <ns0:t>Movement system (WASD input, smooth rotation, lunge during attacks)</ns0:t>
+      </ns0:r>
+      <ns0:r>
+        <ns0:br/>
+        <ns0:t>Collision system (AABB-based detection and resolution)</ns0:t>
+      </ns0:r>
+      <ns0:r>
+        <ns0:br/>
+        <ns0:t>Combat input system (space key to attack, combo queuing)</ns0:t>
+      </ns0:r>
+      <ns0:r>
+        <ns0:br/>
+        <ns0:t>Attack hitbox system (temporary hitbox creation, multi-hit prevention)</ns0:t>
+      </ns0:r>
+      <ns0:r>
+        <ns0:br/>
+        <ns0:t>Damage system (applies incoming hits, triggers knockback and hit reactions)</ns0:t>
+      </ns0:r>
+      <ns0:r>
+        <ns0:br/>
+        <ns0:t>Hit timer system (invincibility frames, 0.5s duration after being hit)</ns0:t>
+      </ns0:r>
+      <ns0:r>
+        <ns0:br/>
+        <ns0:t>Death system (marks dead entities, converts colliders to triggers so corpses don’t block movement, plays death SFX, adds corpse lifetime timer)</ns0:t>
+      </ns0:r>
+      <ns0:r>
+        <ns0:br/>
+        <ns0:t>Health system (current/max HP tracking)</ns0:t>
+      </ns0:r>
+      <ns0:r>
+        <ns0:br/>
+        <ns0:t>Enemy AI system (state machine: idle, patrol, chase, attack with knockback; enemies attack immediately upon entering attack range)</ns0:t>
+      </ns0:r>
+      <ns0:r>
+        <ns0:br/>
+        <ns0:t>Door system (proximity-based automatic opening with swing animation and door open SFX)</ns0:t>
+      </ns0:r>
+      <ns0:r>
+        <ns0:br/>
+        <ns0:t>Door puzzle system (switch-triggered doors linked by trigger IDs)</ns0:t>
+      </ns0:r>
+      <ns0:r>
+        <ns0:br/>
+        <ns0:t>Switch trigger system (floor switches activated by player collision)</ns0:t>
+      </ns0:r>
+      <ns0:r>
+        <ns0:br/>
+        <ns0:t>Room transition system (room loading/unloading)</ns0:t>
+      </ns0:r>
+      <ns0:r>
+        <ns0:br/>
+        <ns0:t>Bone attachment system (attaches weapons to skeleton bones)</ns0:t>
+      </ns0:r>
+      <ns0:r>
+        <ns0:br/>
+        <ns0:t>Lifetime system (auto-destroys entities after duration)</ns0:t>
+      </ns0:r>
+      <ns0:r>
+        <ns0:br/>
+        <ns0:t>Camera follow system (smooth follow with mouse wheel zoom, range 8-60)</ns0:t>
+      </ns0:r>
+      <ns0:r>
+        <ns0:br/>
+        <ns0:t>Dungeon spawn system (procedural dungeon generation with prefabs including wall variants: broken, pillar, shelves, scaffold, window; and floor variant: grate)</ns0:t>
+      </ns0:r>
+      <ns0:r>
+        <ns0:br/>
+        <ns0:t>Entity spawn system (component registration and entity prefab creation)</ns0:t>
+      </ns0:r>
+    </ns0:p>
+    <ns0:p ns2:paraId="28BFFC9D" ns2:textId="77777777" ns0:rsidR="0062794D" ns0:rsidRDefault="00000000">
+      <ns0:pPr>
+        <ns0:pStyle ns0:val="Heading2"/>
+        <ns0:keepNext ns0:val="0"/>
+        <ns0:keepLines ns0:val="0"/>
+        <ns0:spacing ns0:after="80"/>
+        <ns0:rPr>
+          <ns0:b/>
+          <ns0:bCs/>
+          <ns0:sz ns0:val="34"/>
+          <ns0:szCs ns0:val="34"/>
+        </ns0:rPr>
+      </ns0:pPr>
+      <ns0:bookmarkStart ns0:id="36" ns0:name="_rtev1cd2zy6z" ns0:colFirst="0" ns0:colLast="0"/>
+      <ns0:bookmarkEnd ns0:id="36"/>
+      <ns0:r>
+        <ns0:rPr>
+          <ns0:b/>
+          <ns0:bCs/>
+          <ns0:sz ns0:val="34"/>
+          <ns0:szCs ns0:val="34"/>
+        </ns0:rPr>
+        <ns0:lastRenderedPageBreak/>
+        <ns0:t>Utility &amp; Debug Systems</ns0:t>
+      </ns0:r>
+    </ns0:p>
+    <ns0:p ns2:paraId="684ACA41" ns2:textId="77777777" ns0:rsidR="0062794D" ns0:rsidRDefault="00000000">
+      <ns0:pPr>
+        <ns0:numPr>
+          <ns0:ilvl ns0:val="0"/>
+          <ns0:numId ns0:val="15"/>
+        </ns0:numPr>
+        <ns0:spacing ns0:before="240"/>
+      </ns0:pPr>
+      <ns0:r>
+        <ns0:t>FPS counter (frame rate tracking, toggled with F4)</ns0:t>
+      </ns0:r>
+      <ns0:r>
+        <ns0:br/>
+        <ns0:t>Debug collider visualization (wireframe AABB rendering, toggled with F5)</ns0:t>
+      </ns0:r>
+      <ns0:r>
+        <ns0:br/>
+        <ns0:t>Debug mode toggle (F3 enables debug features)</ns0:t>
+      </ns0:r>
+    </ns0:p>
+    <ns0:p ns2:paraId="183E1ACC" ns2:textId="77777777" ns0:rsidR="0062794D" ns0:rsidRDefault="00000000">
+      <ns0:r>
+        <ns0:pict ns2:anchorId="6F83C997">
+          <ns3:rect id="_x0000_i1037" style="width:0;height:1.5pt" ns4:hralign="center" ns4:hrstd="t" ns4:hr="t" fillcolor="#a0a0a0" stroked="f"/>
+        </ns0:pict>
+      </ns0:r>
+    </ns0:p>
+    <ns0:p ns2:paraId="2196CF44" ns2:textId="77777777" ns0:rsidR="0062794D" ns0:rsidRDefault="00000000">
+      <ns0:pPr>
+        <ns0:pStyle ns0:val="Heading1"/>
+        <ns0:keepNext ns0:val="0"/>
+        <ns0:keepLines ns0:val="0"/>
+        <ns0:spacing ns0:before="0"/>
+        <ns0:rPr>
+          <ns0:b/>
+          <ns0:bCs/>
+          <ns0:sz ns0:val="46"/>
+          <ns0:szCs ns0:val="46"/>
+        </ns0:rPr>
+      </ns0:pPr>
+      <ns0:bookmarkStart ns0:id="37" ns0:name="_lzqbt5offga0" ns0:colFirst="0" ns0:colLast="0"/>
+      <ns0:bookmarkEnd ns0:id="37"/>
+      <ns0:r>
+        <ns0:rPr>
+          <ns0:b/>
+          <ns0:bCs/>
+          <ns0:sz ns0:val="46"/>
+          <ns0:szCs ns0:val="46"/>
+        </ns0:rPr>
+        <ns0:t>4. Game Design</ns0:t>
+      </ns0:r>
+    </ns0:p>
+    <ns0:p ns2:paraId="319A1E4C" ns2:textId="77777777" ns0:rsidR="0062794D" ns0:rsidRDefault="00000000">
+      <ns0:pPr>
+        <ns0:pStyle ns0:val="Heading2"/>
+        <ns0:keepNext ns0:val="0"/>
+        <ns0:keepLines ns0:val="0"/>
+        <ns0:spacing ns0:after="80"/>
+        <ns0:rPr>
+          <ns0:b/>
+          <ns0:bCs/>
+          <ns0:sz ns0:val="34"/>
+          <ns0:szCs ns0:val="34"/>
+        </ns0:rPr>
+      </ns0:pPr>
+      <ns0:bookmarkStart ns0:id="38" ns0:name="_7l3gd7k2np0j" ns0:colFirst="0" ns0:colLast="0"/>
+      <ns0:bookmarkEnd ns0:id="38"/>
+      <ns0:r>
+        <ns0:rPr>
+          <ns0:b/>
+          <ns0:bCs/>
+          <ns0:sz ns0:val="34"/>
+          <ns0:szCs ns0:val="34"/>
+        </ns0:rPr>
+        <ns0:t>Game Title</ns0:t>
+      </ns0:r>
+    </ns0:p>
+    <ns0:p ns2:paraId="0089251A" ns2:textId="77777777" ns0:rsidR="0062794D" ns0:rsidRDefault="00000000">
+      <ns0:pPr>
+        <ns0:spacing ns0:before="240" ns0:after="240"/>
+      </ns0:pPr>
+      <ns0:r>
+        <ns0:t>Echoes of the Forgotten Keep</ns0:t>
+      </ns0:r>
+    </ns0:p>
+    <ns0:p ns2:paraId="2861019B" ns2:textId="77777777" ns0:rsidR="0062794D" ns0:rsidRDefault="00000000">
+      <ns0:pPr>
+        <ns0:pStyle ns0:val="Heading2"/>
+        <ns0:keepNext ns0:val="0"/>
+        <ns0:keepLines ns0:val="0"/>
+        <ns0:spacing ns0:after="80"/>
+        <ns0:rPr>
+          <ns0:b/>
+          <ns0:bCs/>
+          <ns0:sz ns0:val="34"/>
+          <ns0:szCs ns0:val="34"/>
+        </ns0:rPr>
+      </ns0:pPr>
+      <ns0:bookmarkStart ns0:id="39" ns0:name="_oyx67lt9e96l" ns0:colFirst="0" ns0:colLast="0"/>
+      <ns0:bookmarkEnd ns0:id="39"/>
+      <ns0:r>
+        <ns0:rPr>
+          <ns0:b/>
+          <ns0:bCs/>
+          <ns0:sz ns0:val="34"/>
+          <ns0:szCs ns0:val="34"/>
+        </ns0:rPr>
+        <ns0:t>Genre</ns0:t>
+      </ns0:r>
+    </ns0:p>
+    <ns0:p ns2:paraId="2C8762C4" ns2:textId="77777777" ns0:rsidR="0062794D" ns0:rsidRDefault="00000000">
+      <ns0:pPr>
+        <ns0:spacing ns0:before="240" ns0:after="240"/>
+      </ns0:pPr>
+      <ns0:r>
+        <ns0:t>3D Top-Down Dungeon Action Game</ns0:t>
+      </ns0:r>
+    </ns0:p>
+    <ns0:p ns2:paraId="60E4B4CF" ns2:textId="77777777" ns0:rsidR="0062794D" ns0:rsidRDefault="00000000">
+      <ns0:pPr>
+        <ns0:pStyle ns0:val="Heading2"/>
+        <ns0:keepNext ns0:val="0"/>
+        <ns0:keepLines ns0:val="0"/>
+        <ns0:spacing ns0:after="80"/>
+        <ns0:rPr>
+          <ns0:b/>
+          <ns0:bCs/>
+          <ns0:sz ns0:val="34"/>
+          <ns0:szCs ns0:val="34"/>
+        </ns0:rPr>
+      </ns0:pPr>
+      <ns0:bookmarkStart ns0:id="40" ns0:name="_cix12z399v7" ns0:colFirst="0" ns0:colLast="0"/>
+      <ns0:bookmarkEnd ns0:id="40"/>
+      <ns0:r>
+        <ns0:rPr>
+          <ns0:b/>
+          <ns0:bCs/>
+          <ns0:sz ns0:val="34"/>
+          <ns0:szCs ns0:val="34"/>
+        </ns0:rPr>
+        <ns0:t>Description</ns0:t>
+      </ns0:r>
+    </ns0:p>
+    <ns0:p ns2:paraId="40F942DA" ns2:textId="77777777" ns0:rsidR="0062794D" ns0:rsidRDefault="00000000">
+      <ns0:pPr>
+        <ns0:spacing ns0:before="240" ns0:after="240"/>
+      </ns0:pPr>
+      <ns0:r>
+        <ns0:t>The player explores an abandoned dungeon once used to protect a sacred relic.</ns0:t>
+      </ns0:r>
+      <ns0:r>
+        <ns0:br/>
+        <ns0:t>Now corrupted and overrun by hostile creatures, the dungeon presents increasingly dangerous rooms.</ns0:t>
+      </ns0:r>
+    </ns0:p>
+    <ns0:p ns2:paraId="358678AB" ns2:textId="77777777" ns0:rsidR="0062794D" ns0:rsidRDefault="00000000">
+      <ns0:pPr>
+        <ns0:spacing ns0:before="240" ns0:after="240"/>
+      </ns0:pPr>
+      <ns0:r>
+        <ns0:t>Each room presents combat encounters with skeleton enemies that must be defeated.</ns0:t>
+      </ns0:r>
+      <ns0:r>
+        <ns0:br/>
+        <ns0:t>The player uses a 3-hit melee combo system with knockback and invincibility frames.</ns0:t>
+      </ns0:r>
+    </ns0:p>
+    <ns0:p ns2:paraId="02CFF8F0" ns2:textId="77777777" ns0:rsidR="0062794D" ns0:rsidRDefault="00000000">
+      <ns0:pPr>
+        <ns0:spacing ns0:before="240" ns0:after="240"/>
+      </ns0:pPr>
+      <ns0:r>
+        <ns0:t>The game uses a perspective camera that follows the player from above, with adjustable zoom.</ns0:t>
+      </ns0:r>
+    </ns0:p>
+    <ns0:p ns2:paraId="7F8DC73B" ns2:textId="77777777" ns0:rsidR="0062794D" ns0:rsidRDefault="00000000">
+      <ns0:r>
+        <ns0:pict ns2:anchorId="2DD9AAB4">
+          <ns3:rect id="_x0000_i1038" style="width:0;height:1.5pt" ns4:hralign="center" ns4:hrstd="t" ns4:hr="t" fillcolor="#a0a0a0" stroked="f"/>
+        </ns0:pict>
+      </ns0:r>
+    </ns0:p>
+    <ns0:p ns2:paraId="7D211D8A" ns2:textId="77777777" ns0:rsidR="0062794D" ns0:rsidRDefault="0062794D">
+      <ns0:pPr>
+        <ns0:pStyle ns0:val="Heading2"/>
+        <ns0:keepNext ns0:val="0"/>
+        <ns0:keepLines ns0:val="0"/>
+        <ns0:spacing ns0:after="80"/>
+        <ns0:rPr>
+          <ns0:b/>
+          <ns0:bCs/>
+          <ns0:sz ns0:val="34"/>
+          <ns0:szCs ns0:val="34"/>
+        </ns0:rPr>
+      </ns0:pPr>
+      <ns0:bookmarkStart ns0:id="41" ns0:name="_nqaxosd78gwt" ns0:colFirst="0" ns0:colLast="0"/>
+      <ns0:bookmarkEnd ns0:id="41"/>
+    </ns0:p>
+    <ns0:p ns2:paraId="7A7738AE" ns2:textId="77777777" ns0:rsidR="0062794D" ns0:rsidRDefault="00000000">
+      <ns0:pPr>
+        <ns0:pStyle ns0:val="Heading2"/>
+        <ns0:keepNext ns0:val="0"/>
+        <ns0:keepLines ns0:val="0"/>
+        <ns0:spacing ns0:before="0" ns0:after="80"/>
+        <ns0:rPr>
+          <ns0:b/>
+          <ns0:bCs/>
+          <ns0:sz ns0:val="34"/>
+          <ns0:szCs ns0:val="34"/>
+        </ns0:rPr>
+      </ns0:pPr>
+      <ns0:bookmarkStart ns0:id="42" ns0:name="_8v3t21r43twr" ns0:colFirst="0" ns0:colLast="0"/>
+      <ns0:bookmarkEnd ns0:id="42"/>
+      <ns0:r>
+        <ns0:rPr>
+          <ns0:b/>
+          <ns0:bCs/>
+          <ns0:sz ns0:val="34"/>
+          <ns0:szCs ns0:val="34"/>
+        </ns0:rPr>
+        <ns0:t>High-Level Features</ns0:t>
+      </ns0:r>
+    </ns0:p>
+    <ns0:p ns2:paraId="4AC66DA9" ns2:textId="77777777" ns0:rsidR="0062794D" ns0:rsidRDefault="00000000">
+      <ns0:pPr>
+        <ns0:numPr>
+          <ns0:ilvl ns0:val="0"/>
+          <ns0:numId ns0:val="4"/>
+        </ns0:numPr>
+        <ns0:spacing ns0:before="240"/>
+      </ns0:pPr>
+      <ns0:r>
+        <ns0:t>3D top-down movement with smooth rotation</ns0:t>
+      </ns0:r>
+      <ns0:r>
+        <ns0:br/>
+        <ns0:t>Perspective camera with zoom control</ns0:t>
+      </ns0:r>
+      <ns0:r>
+        <ns0:br/>
+        <ns0:t>Procedurally generated dungeon layout</ns0:t>
+      </ns0:r>
+      <ns0:r>
+        <ns0:br/>
+        <ns0:t>3-hit combo melee combat system with lunge on final attack</ns0:t>
+      </ns0:r>
+      <ns0:r>
+        <ns0:br/>
+        <ns0:t>Enemy AI (idle, patrol, chase, and attack states with knockback)</ns0:t>
+      </ns0:r>
+      <ns0:r>
+        <ns0:br/>
+        <ns0:t>Health and damage system with invincibility frames</ns0:t>
+      </ns0:r>
+      <ns0:r>
+        <ns0:br/>
+        <ns0:t>Skeletal animation with blending</ns0:t>
+      </ns0:r>
+      <ns0:r>
+        <ns0:br/>
+        <ns0:t>Sound effects and background music with volume control</ns0:t>
+      </ns0:r>
+      <ns0:r>
+        <ns0:br/>
+      </ns0:r>
+      <ns0:r>
+        <ns0:lastRenderedPageBreak/>
+        <ns0:t>UI health bar (heart-based display)</ns0:t>
+      </ns0:r>
+      <ns0:r>
+        <ns0:br/>
+        <ns0:t>Menu system (main menu, pause menu, settings with volume sliders)</ns0:t>
+      </ns0:r>
+      <ns0:r>
+        <ns0:br/>
+        <ns0:t>Interactive doors (proximity-based and switch-triggered)</ns0:t>
+      </ns0:r>
+      <ns0:r>
+        <ns0:br/>
+        <ns0:t>Debug tools (FPS counter, collider visualization)</ns0:t>
+      </ns0:r>
+      <ns0:r>
+        <ns0:br/>
+        <ns0:t>Procedural dungeon generation with configurable room count and seed</ns0:t>
+      </ns0:r>
+    </ns0:p>
+    <ns0:p ns2:paraId="3969CF60" ns2:textId="77777777" ns0:rsidR="0062794D" ns0:rsidRDefault="00000000">
+      <ns0:pPr>
+        <ns0:spacing ns0:before="240" ns0:after="240"/>
+      </ns0:pPr>
+      <ns0:r>
+        <ns0:t>Multiplayer is not included to maintain scope control.</ns0:t>
+      </ns0:r>
+    </ns0:p>
+    <ns0:p ns2:paraId="2B456DB1" ns2:textId="77777777" ns0:rsidR="0062794D" ns0:rsidRDefault="00000000">
+      <ns0:r>
+        <ns0:pict ns2:anchorId="1276972E">
+          <ns3:rect id="_x0000_i1039" style="width:0;height:1.5pt" ns4:hralign="center" ns4:hrstd="t" ns4:hr="t" fillcolor="#a0a0a0" stroked="f"/>
+        </ns0:pict>
+      </ns0:r>
+    </ns0:p>
+    <ns0:p ns2:paraId="218DF4A5" ns2:textId="77777777" ns0:rsidR="0062794D" ns0:rsidRDefault="00000000">
+      <ns0:pPr>
+        <ns0:pStyle ns0:val="Heading2"/>
+        <ns0:keepNext ns0:val="0"/>
+        <ns0:keepLines ns0:val="0"/>
+        <ns0:spacing ns0:before="0" ns0:after="80"/>
+        <ns0:rPr>
+          <ns0:b/>
+          <ns0:bCs/>
+          <ns0:sz ns0:val="34"/>
+          <ns0:szCs ns0:val="34"/>
+        </ns0:rPr>
+      </ns0:pPr>
+      <ns0:bookmarkStart ns0:id="43" ns0:name="_4cxpu8vayg7e" ns0:colFirst="0" ns0:colLast="0"/>
+      <ns0:bookmarkEnd ns0:id="43"/>
+      <ns0:r>
+        <ns0:rPr>
+          <ns0:b/>
+          <ns0:bCs/>
+          <ns0:sz ns0:val="34"/>
+          <ns0:szCs ns0:val="34"/>
+        </ns0:rPr>
+        <ns0:t>Platform</ns0:t>
+      </ns0:r>
+    </ns0:p>
+    <ns0:p ns2:paraId="5DEF3382" ns2:textId="77777777" ns0:rsidR="0062794D" ns0:rsidRDefault="00000000">
+      <ns0:pPr>
+        <ns0:spacing ns0:before="240" ns0:after="240"/>
+      </ns0:pPr>
+      <ns0:r>
+        <ns0:t>Primary platform:</ns0:t>
+      </ns0:r>
+    </ns0:p>
+    <ns0:p ns2:paraId="3C97ECB3" ns2:textId="77777777" ns0:rsidR="0062794D" ns0:rsidRDefault="00000000">
+      <ns0:pPr>
+        <ns0:numPr>
+          <ns0:ilvl ns0:val="0"/>
+          <ns0:numId ns0:val="20"/>
+        </ns0:numPr>
+        <ns0:spacing ns0:before="240" ns0:after="240"/>
+      </ns0:pPr>
+      <ns0:r>
+        <ns0:t>Windows</ns0:t>
+      </ns0:r>
+    </ns0:p>
+    <ns0:p ns2:paraId="2B606D24" ns2:textId="77777777" ns0:rsidR="0062794D" ns0:rsidRDefault="00000000">
+      <ns0:r>
+        <ns0:pict ns2:anchorId="6A9286BE">
+          <ns3:rect id="_x0000_i1040" style="width:0;height:1.5pt" ns4:hralign="center" ns4:hrstd="t" ns4:hr="t" fillcolor="#a0a0a0" stroked="f"/>
+        </ns0:pict>
+      </ns0:r>
+    </ns0:p>
+    <ns0:p ns2:paraId="2D47B6F3" ns2:textId="77777777" ns0:rsidR="0062794D" ns0:rsidRDefault="00000000">
+      <ns0:pPr>
+        <ns0:pStyle ns0:val="Heading2"/>
+        <ns0:keepNext ns0:val="0"/>
+        <ns0:keepLines ns0:val="0"/>
+        <ns0:spacing ns0:before="0" ns0:after="80"/>
+        <ns0:rPr>
+          <ns0:b/>
+          <ns0:bCs/>
+          <ns0:sz ns0:val="34"/>
+          <ns0:szCs ns0:val="34"/>
+        </ns0:rPr>
+      </ns0:pPr>
+      <ns0:bookmarkStart ns0:id="44" ns0:name="_plre0ticvi1f" ns0:colFirst="0" ns0:colLast="0"/>
+      <ns0:bookmarkEnd ns0:id="44"/>
+      <ns0:r>
+        <ns0:rPr>
+          <ns0:b/>
+          <ns0:bCs/>
+          <ns0:sz ns0:val="34"/>
+          <ns0:szCs ns0:val="34"/>
+        </ns0:rPr>
+        <ns0:t>Narrative</ns0:t>
+      </ns0:r>
+    </ns0:p>
+    <ns0:p ns2:paraId="33425CF3" ns2:textId="77777777" ns0:rsidR="0062794D" ns0:rsidRDefault="00000000">
+      <ns0:pPr>
+        <ns0:spacing ns0:before="240" ns0:after="240"/>
+      </ns0:pPr>
+      <ns0:r>
+        <ns0:t>The Forgotten Keep once guarded an ancient relic of immense power.</ns0:t>
+      </ns0:r>
+      <ns0:r>
+        <ns0:br/>
+        <ns0:t>After years of abandonment, dark forces have taken control.</ns0:t>
+      </ns0:r>
+    </ns0:p>
+    <ns0:p ns2:paraId="13F4937F" ns2:textId="77777777" ns0:rsidR="0062794D" ns0:rsidRDefault="00000000">
+      <ns0:pPr>
+        <ns0:spacing ns0:before="240" ns0:after="240"/>
+      </ns0:pPr>
+      <ns0:r>
+        <ns0:t>The player ventures inside to restore balance and uncover the fate of the fortress.</ns0:t>
+      </ns0:r>
+    </ns0:p>
+    <ns0:p ns2:paraId="28CB31F9" ns2:textId="77777777" ns0:rsidR="0062794D" ns0:rsidRDefault="00000000">
+      <ns0:pPr>
+        <ns0:spacing ns0:before="240" ns0:after="240"/>
+      </ns0:pPr>
+      <ns0:r>
+        <ns0:t>Story elements are delivered through:</ns0:t>
+      </ns0:r>
+    </ns0:p>
+    <ns0:p ns2:paraId="1648F833" ns2:textId="77777777" ns0:rsidR="0062794D" ns0:rsidRDefault="00000000">
+      <ns0:pPr>
+        <ns0:numPr>
+          <ns0:ilvl ns0:val="0"/>
+          <ns0:numId ns0:val="11"/>
+        </ns0:numPr>
+        <ns0:spacing ns0:before="240"/>
+      </ns0:pPr>
+      <ns0:r>
+        <ns0:t>Environmental design (dungeon atmosphere)</ns0:t>
+      </ns0:r>
+      <ns0:r>
+        <ns0:br/>
+        <ns0:t>Room progression (procedurally generated layouts)</ns0:t>
+      </ns0:r>
+      <ns0:r>
+        <ns0:br/>
+        <ns0:t>Enemy placement (skeleton enemies spawned per room)</ns0:t>
+      </ns0:r>
+      <ns0:r>
+        <ns0:br/>
+        <ns0:t>Interactive elements (doors and switches)</ns0:t>
+      </ns0:r>
+    </ns0:p>
+    <ns0:p ns2:paraId="08666EBC" ns2:textId="77777777" ns0:rsidR="0062794D" ns0:rsidRDefault="00000000">
+      <ns0:r>
+        <ns0:pict ns2:anchorId="1248085C">
+          <ns3:rect id="_x0000_i1041" style="width:0;height:1.5pt" ns4:hralign="center" ns4:hrstd="t" ns4:hr="t" fillcolor="#a0a0a0" stroked="f"/>
+        </ns0:pict>
+      </ns0:r>
+    </ns0:p>
+    <ns0:p ns2:paraId="5CB2CA3B" ns2:textId="77777777" ns0:rsidR="0062794D" ns0:rsidRDefault="00000000">
+      <ns0:pPr>
+        <ns0:pStyle ns0:val="Heading2"/>
+        <ns0:keepNext ns0:val="0"/>
+        <ns0:keepLines ns0:val="0"/>
+        <ns0:spacing ns0:before="0" ns0:after="80"/>
+        <ns0:rPr>
+          <ns0:b/>
+          <ns0:bCs/>
+          <ns0:sz ns0:val="34"/>
+          <ns0:szCs ns0:val="34"/>
+        </ns0:rPr>
+      </ns0:pPr>
+      <ns0:bookmarkStart ns0:id="45" ns0:name="_9u8rycgl9mc0" ns0:colFirst="0" ns0:colLast="0"/>
+      <ns0:bookmarkEnd ns0:id="45"/>
+      <ns0:r>
+        <ns0:rPr>
+          <ns0:b/>
+          <ns0:bCs/>
+          <ns0:sz ns0:val="34"/>
+          <ns0:szCs ns0:val="34"/>
+        </ns0:rPr>
+        <ns0:t>Art Assets</ns0:t>
+      </ns0:r>
+    </ns0:p>
+    <ns0:p ns2:paraId="52053284" ns2:textId="77777777" ns0:rsidR="0062794D" ns0:rsidRDefault="00000000">
+      <ns0:pPr>
+        <ns0:spacing ns0:before="240" ns0:after="240"/>
+      </ns0:pPr>
+      <ns0:r>
+        <ns0:t>Assets include:</ns0:t>
+      </ns0:r>
+    </ns0:p>
+    <ns0:p ns2:paraId="2C6FE02D" ns2:textId="77777777" ns0:rsidR="0062794D" ns0:rsidRDefault="00000000">
+      <ns0:pPr>
+        <ns0:numPr>
+          <ns0:ilvl ns0:val="0"/>
+          <ns0:numId ns0:val="24"/>
+        </ns0:numPr>
+        <ns0:spacing ns0:before="240"/>
+      </ns0:pPr>
+      <ns0:r>
+        <ns0:t>Royalty-free GLB/GLTF 3D models (characters, dungeon tiles, equipment)</ns0:t>
+      </ns0:r>
+      <ns0:r>
+        <ns0:br/>
+        <ns0:t>Skeletal animation clips (idle, run, attack combo, hit reaction, death)</ns0:t>
+      </ns0:r>
+      <ns0:r>
+        <ns0:br/>
+        <ns0:t>Free-use sound effects and background music (OGG format)</ns0:t>
+      </ns0:r>
+      <ns0:r>
+        <ns0:br/>
+        <ns0:t>TrueType fonts for UI text rendering</ns0:t>
+      </ns0:r>
+      <ns0:r>
+        <ns0:br/>
+        <ns0:t>Custom UI textures (health bar hearts, borders)</ns0:t>
+      </ns0:r>
+    </ns0:p>
+    <ns0:p ns2:paraId="5AF7D93D" ns2:textId="77777777" ns0:rsidR="0062794D" ns0:rsidRDefault="00000000">
+      <ns0:pPr>
+        <ns0:spacing ns0:before="240" ns0:after="240"/>
+      </ns0:pPr>
+      <ns0:r>
+        <ns0:t>All assets will be included within the GitHub repository.</ns0:t>
+      </ns0:r>
+    </ns0:p>
+    <ns0:p ns2:paraId="7155F085" ns2:textId="77777777" ns0:rsidR="0062794D" ns0:rsidRDefault="00000000">
+      <ns0:r>
+        <ns0:pict ns2:anchorId="70756306">
+          <ns3:rect id="_x0000_i1042" style="width:0;height:1.5pt" ns4:hralign="center" ns4:hrstd="t" ns4:hr="t" fillcolor="#a0a0a0" stroked="f"/>
+        </ns0:pict>
+      </ns0:r>
+    </ns0:p>
+    <ns0:p ns2:paraId="08F905B9" ns2:textId="77777777" ns0:rsidR="0062794D" ns0:rsidRDefault="00000000">
+      <ns0:pPr>
+        <ns0:pStyle ns0:val="Heading1"/>
+        <ns0:keepNext ns0:val="0"/>
+        <ns0:keepLines ns0:val="0"/>
+        <ns0:spacing ns0:before="0"/>
+        <ns0:rPr>
+          <ns0:b/>
+          <ns0:bCs/>
+          <ns0:sz ns0:val="46"/>
+          <ns0:szCs ns0:val="46"/>
+        </ns0:rPr>
+      </ns0:pPr>
+      <ns0:bookmarkStart ns0:id="46" ns0:name="_t042fpcp3hh2" ns0:colFirst="0" ns0:colLast="0"/>
+      <ns0:bookmarkEnd ns0:id="46"/>
+      <ns0:r>
+        <ns0:rPr>
+          <ns0:b/>
+          <ns0:bCs/>
+          <ns0:sz ns0:val="46"/>
+          <ns0:szCs ns0:val="46"/>
+        </ns0:rPr>
+        <ns0:t>5. Tools and Risks</ns0:t>
+      </ns0:r>
+    </ns0:p>
+    <ns0:p ns2:paraId="545D30CB" ns2:textId="77777777" ns0:rsidR="0062794D" ns0:rsidRDefault="00000000">
+      <ns0:pPr>
+        <ns0:pStyle ns0:val="Heading2"/>
+        <ns0:keepNext ns0:val="0"/>
+        <ns0:keepLines ns0:val="0"/>
+        <ns0:spacing ns0:after="80"/>
+        <ns0:sectPr ns0:rsidR="0062794D">
+          <ns0:pgSz ns0:w="12240" ns0:h="15840"/>
+          <ns0:pgMar ns0:top="1440" ns0:right="1440" ns0:bottom="1440" ns0:left="1440" ns0:header="720" ns0:footer="720" ns0:gutter="0"/>
+          <ns0:pgNumType ns0:start="1"/>
+          <ns0:cols ns0:space="720"/>
+        </ns0:sectPr>
+      </ns0:pPr>
+      <ns0:bookmarkStart ns0:id="47" ns0:name="_lcrrxhc68xnw" ns0:colFirst="0" ns0:colLast="0"/>
+      <ns0:bookmarkEnd ns0:id="47"/>
+      <ns0:r>
+        <ns0:rPr>
+          <ns0:b/>
+          <ns0:bCs/>
+          <ns0:sz ns0:val="34"/>
+          <ns0:szCs ns0:val="34"/>
+        </ns0:rPr>
+        <ns0:lastRenderedPageBreak/>
+        <ns0:t>Tools</ns0:t>
+      </ns0:r>
+    </ns0:p>
+    <ns0:p ns2:paraId="1625CA7E" ns2:textId="77777777" ns0:rsidR="0062794D" ns0:rsidRDefault="00000000">
+      <ns0:pPr>
+        <ns0:numPr>
+          <ns0:ilvl ns0:val="0"/>
+          <ns0:numId ns0:val="14"/>
+        </ns0:numPr>
+      </ns0:pPr>
+      <ns0:r>
+        <ns0:t>C++</ns0:t>
+      </ns0:r>
+    </ns0:p>
+    <ns0:p ns2:paraId="42D60915" ns2:textId="77777777" ns0:rsidR="0062794D" ns0:rsidRDefault="00000000">
+      <ns0:pPr>
+        <ns0:numPr>
+          <ns0:ilvl ns0:val="0"/>
+          <ns0:numId ns0:val="14"/>
+        </ns0:numPr>
+      </ns0:pPr>
+      <ns0:r>
+        <ns0:t>SDL3</ns0:t>
+      </ns0:r>
+    </ns0:p>
+    <ns0:p ns2:paraId="28274525" ns2:textId="77777777" ns0:rsidR="0062794D" ns0:rsidRDefault="00000000">
+      <ns0:pPr>
+        <ns0:numPr>
+          <ns0:ilvl ns0:val="0"/>
+          <ns0:numId ns0:val="14"/>
+        </ns0:numPr>
+      </ns0:pPr>
+      <ns0:r>
+        <ns0:t>OpenGL</ns0:t>
+      </ns0:r>
+    </ns0:p>
+    <ns0:p ns2:paraId="0594601B" ns2:textId="77777777" ns0:rsidR="0062794D" ns0:rsidRDefault="00000000">
+      <ns0:pPr>
+        <ns0:numPr>
+          <ns0:ilvl ns0:val="0"/>
+          <ns0:numId ns0:val="14"/>
+        </ns0:numPr>
+      </ns0:pPr>
+      <ns0:r>
+        <ns0:t>GLM</ns0:t>
+      </ns0:r>
+    </ns0:p>
+    <ns0:p ns2:paraId="2837A01C" ns2:textId="77777777" ns0:rsidR="0062794D" ns0:rsidRDefault="00000000">
+      <ns0:pPr>
+        <ns0:numPr>
+          <ns0:ilvl ns0:val="0"/>
+          <ns0:numId ns0:val="14"/>
+        </ns0:numPr>
+      </ns0:pPr>
+      <ns0:proofErr ns0:type="spellStart"/>
+      <ns0:r>
+        <ns0:t>CMake</ns0:t>
+      </ns0:r>
+      <ns0:proofErr ns0:type="spellEnd"/>
+    </ns0:p>
+    <ns0:p ns2:paraId="790623C4" ns2:textId="77777777" ns0:rsidR="0062794D" ns0:rsidRDefault="00000000">
+      <ns0:pPr>
+        <ns0:numPr>
+          <ns0:ilvl ns0:val="0"/>
+          <ns0:numId ns0:val="14"/>
+        </ns0:numPr>
+      </ns0:pPr>
+      <ns0:proofErr ns0:type="spellStart"/>
+      <ns0:r>
+        <ns0:t>CLion</ns0:t>
+      </ns0:r>
+      <ns0:proofErr ns0:type="spellEnd"/>
+      <ns0:r>
+        <ns0:t xml:space="preserve"> / Visual Studio</ns0:t>
+      </ns0:r>
+      <ns0:r>
+        <ns0:br/>
+      </ns0:r>
+      <ns0:proofErr ns0:type="spellStart"/>
+      <ns0:r>
+        <ns0:t>Assimp</ns0:t>
+      </ns0:r>
+      <ns0:proofErr ns0:type="spellEnd"/>
+      <ns0:r>
+        <ns0:t xml:space="preserve"> 6.0.4 (3D model and </ns0:t>
+      </ns0:r>
+      <ns0:r>
+        <ns0:t>animation loading)</ns0:t>
+      </ns0:r>
+      <ns0:r>
+        <ns0:br/>
+        <ns0:t>GLAD (OpenGL function loader)</ns0:t>
+      </ns0:r>
+      <ns0:r>
+        <ns0:br/>
+        <ns0:t>SDL3_mixer (audio playback)</ns0:t>
+      </ns0:r>
+      <ns0:r>
+        <ns0:br/>
+        <ns0:t>SDL3_image (image file loading)</ns0:t>
+      </ns0:r>
+      <ns0:r>
+        <ns0:br/>
+      </ns0:r>
+      <ns0:proofErr ns0:type="spellStart"/>
+      <ns0:r>
+        <ns0:t>stb_truetype</ns0:t>
+      </ns0:r>
+      <ns0:proofErr ns0:type="spellEnd"/>
+      <ns0:r>
+        <ns0:t xml:space="preserve"> (font rasterization)</ns0:t>
+      </ns0:r>
+    </ns0:p>
+    <ns0:p ns2:paraId="7B970EFC" ns2:textId="77777777" ns0:rsidR="0062794D" ns0:rsidRDefault="00000000">
+      <ns0:pPr>
+        <ns0:numPr>
+          <ns0:ilvl ns0:val="0"/>
+          <ns0:numId ns0:val="14"/>
+        </ns0:numPr>
+      </ns0:pPr>
+      <ns0:r>
+        <ns0:t>GitHub</ns0:t>
+      </ns0:r>
+    </ns0:p>
+    <ns0:p ns2:paraId="6D26D241" ns2:textId="77777777" ns0:rsidR="0062794D" ns0:rsidRDefault="00000000">
+      <ns0:pPr>
+        <ns0:numPr>
+          <ns0:ilvl ns0:val="0"/>
+          <ns0:numId ns0:val="14"/>
+        </ns0:numPr>
+        <ns0:spacing ns0:after="240"/>
+        <ns0:sectPr ns0:rsidR="0062794D">
+          <ns0:type ns0:val="continuous"/>
+          <ns0:pgSz ns0:w="12240" ns0:h="15840"/>
+          <ns0:pgMar ns0:top="1440" ns0:right="1440" ns0:bottom="1440" ns0:left="1440" ns0:header="720" ns0:footer="720" ns0:gutter="0"/>
+          <ns0:cols ns0:num="2" ns0:space="720" ns0:equalWidth="0">
+            <ns0:col ns0:w="4320" ns0:space="720"/>
+            <ns0:col ns0:w="4320" ns0:space="0"/>
+          </ns0:cols>
+        </ns0:sectPr>
+      </ns0:pPr>
+      <ns0:r>
+        <ns0:t>Free GLB/GLTF asset libraries</ns0:t>
+      </ns0:r>
+    </ns0:p>
+    <ns0:p ns2:paraId="055CF96F" ns2:textId="77777777" ns0:rsidR="0062794D" ns0:rsidRDefault="00000000">
+      <ns0:r>
+        <ns0:pict ns2:anchorId="6264C075">
+          <ns3:rect id="_x0000_i1043" style="width:0;height:1.5pt" ns4:hralign="center" ns4:hrstd="t" ns4:hr="t" fillcolor="#a0a0a0" stroked="f"/>
+        </ns0:pict>
+      </ns0:r>
+    </ns0:p>
+    <ns0:p ns2:paraId="5AD9C780" ns2:textId="77777777" ns0:rsidR="0062794D" ns0:rsidRDefault="00000000">
+      <ns0:pPr>
+        <ns0:pStyle ns0:val="Heading2"/>
+        <ns0:keepNext ns0:val="0"/>
+        <ns0:keepLines ns0:val="0"/>
+        <ns0:spacing ns0:before="0" ns0:after="80"/>
+        <ns0:rPr>
+          <ns0:b/>
+          <ns0:bCs/>
+          <ns0:sz ns0:val="34"/>
+          <ns0:szCs ns0:val="34"/>
+        </ns0:rPr>
+      </ns0:pPr>
+      <ns0:bookmarkStart ns0:id="48" ns0:name="_esvhrcjoeg3" ns0:colFirst="0" ns0:colLast="0"/>
+      <ns0:bookmarkEnd ns0:id="48"/>
+      <ns0:r>
+        <ns0:rPr>
+          <ns0:b/>
+          <ns0:bCs/>
+          <ns0:sz ns0:val="34"/>
+          <ns0:szCs ns0:val="34"/>
+        </ns0:rPr>
+        <ns0:t>Risks</ns0:t>
+      </ns0:r>
+    </ns0:p>
+    <ns0:p ns2:paraId="6FC771D5" ns2:textId="77777777" ns0:rsidR="0062794D" ns0:rsidRDefault="00000000">
+      <ns0:pPr>
+        <ns0:pStyle ns0:val="Heading3"/>
+        <ns0:keepNext ns0:val="0"/>
+        <ns0:keepLines ns0:val="0"/>
+        <ns0:spacing ns0:before="280"/>
+        <ns0:rPr>
+          <ns0:b/>
+          <ns0:bCs/>
+          <ns0:color ns0:val="000000"/>
+          <ns0:sz ns0:val="26"/>
+          <ns0:szCs ns0:val="26"/>
+        </ns0:rPr>
+      </ns0:pPr>
+      <ns0:bookmarkStart ns0:id="49" ns0:name="_gkznoxmfml38" ns0:colFirst="0" ns0:colLast="0"/>
+      <ns0:bookmarkEnd ns0:id="49"/>
+      <ns0:r>
+        <ns0:rPr>
+          <ns0:b/>
+          <ns0:bCs/>
+          <ns0:color ns0:val="000000"/>
+          <ns0:sz ns0:val="26"/>
+          <ns0:szCs ns0:val="26"/>
+        </ns0:rPr>
+        <ns0:t>OpenGL Complexity</ns0:t>
+      </ns0:r>
+    </ns0:p>
+    <ns0:p ns2:paraId="5166EDA4" ns2:textId="77777777" ns0:rsidR="0062794D" ns0:rsidRDefault="00000000">
+      <ns0:pPr>
+        <ns0:spacing ns0:before="240" ns0:after="240"/>
+      </ns0:pPr>
+      <ns0:r>
+        <ns0:t>Shader debugging and state management may introduce errors.</ns0:t>
+      </ns0:r>
+    </ns0:p>
+    <ns0:p ns2:paraId="74B790C1" ns2:textId="77777777" ns0:rsidR="0062794D" ns0:rsidRDefault="00000000">
+      <ns0:pPr>
+        <ns0:spacing ns0:before="240" ns0:after="240"/>
+      </ns0:pPr>
+      <ns0:r>
+        <ns0:t>Mitigation:</ns0:t>
+      </ns0:r>
+    </ns0:p>
+    <ns0:p ns2:paraId="413936B2" ns2:textId="77777777" ns0:rsidR="0062794D" ns0:rsidRDefault="00000000">
+      <ns0:pPr>
+        <ns0:numPr>
+          <ns0:ilvl ns0:val="0"/>
+          <ns0:numId ns0:val="3"/>
+        </ns0:numPr>
+        <ns0:spacing ns0:before="240"/>
+      </ns0:pPr>
+      <ns0:r>
+        <ns0:t>Incremental development</ns0:t>
+      </ns0:r>
+    </ns0:p>
+    <ns0:p ns2:paraId="4AF42ACC" ns2:textId="77777777" ns0:rsidR="0062794D" ns0:rsidRDefault="00000000">
+      <ns0:pPr>
+        <ns0:numPr>
+          <ns0:ilvl ns0:val="0"/>
+          <ns0:numId ns0:val="3"/>
+        </ns0:numPr>
+        <ns0:spacing ns0:after="240"/>
+      </ns0:pPr>
+      <ns0:r>
+        <ns0:t>Start with simple primitives before complex models</ns0:t>
+      </ns0:r>
+    </ns0:p>
+    <ns0:p ns2:paraId="141AAFAD" ns2:textId="77777777" ns0:rsidR="0062794D" ns0:rsidRDefault="00000000">
+      <ns0:r>
+        <ns0:pict ns2:anchorId="4E383C44">
+          <ns3:rect id="_x0000_i1044" style="width:0;height:1.5pt" ns4:hralign="center" ns4:hrstd="t" ns4:hr="t" fillcolor="#a0a0a0" stroked="f"/>
+        </ns0:pict>
+      </ns0:r>
+    </ns0:p>
+    <ns0:p ns2:paraId="5ED231F9" ns2:textId="77777777" ns0:rsidR="0062794D" ns0:rsidRDefault="00000000">
+      <ns0:pPr>
+        <ns0:pStyle ns0:val="Heading3"/>
+        <ns0:keepNext ns0:val="0"/>
+        <ns0:keepLines ns0:val="0"/>
+        <ns0:spacing ns0:before="0"/>
+        <ns0:rPr>
+          <ns0:b/>
+          <ns0:bCs/>
+          <ns0:color ns0:val="000000"/>
+          <ns0:sz ns0:val="26"/>
+          <ns0:szCs ns0:val="26"/>
+        </ns0:rPr>
+      </ns0:pPr>
+      <ns0:bookmarkStart ns0:id="50" ns0:name="_l3iixaun7lyi" ns0:colFirst="0" ns0:colLast="0"/>
+      <ns0:bookmarkEnd ns0:id="50"/>
+      <ns0:r>
+        <ns0:rPr>
+          <ns0:b/>
+          <ns0:bCs/>
+          <ns0:color ns0:val="000000"/>
+          <ns0:sz ns0:val="26"/>
+          <ns0:szCs ns0:val="26"/>
+        </ns0:rPr>
+        <ns0:t>Asset Import Issues</ns0:t>
+      </ns0:r>
+    </ns0:p>
+    <ns0:p ns2:paraId="40D40B27" ns2:textId="77777777" ns0:rsidR="0062794D" ns0:rsidRDefault="00000000">
+      <ns0:pPr>
+        <ns0:spacing ns0:before="240" ns0:after="240"/>
+      </ns0:pPr>
+      <ns0:r>
+        <ns0:t>GLB compatibility problems may occur.</ns0:t>
+      </ns0:r>
+    </ns0:p>
+    <ns0:p ns2:paraId="21BCAE03" ns2:textId="77777777" ns0:rsidR="0062794D" ns0:rsidRDefault="00000000">
+      <ns0:pPr>
+        <ns0:spacing ns0:before="240" ns0:after="240"/>
+      </ns0:pPr>
+      <ns0:r>
+        <ns0:t>Mitigation:</ns0:t>
+      </ns0:r>
+    </ns0:p>
+    <ns0:p ns2:paraId="5E6C7092" ns2:textId="77777777" ns0:rsidR="0062794D" ns0:rsidRDefault="00000000">
+      <ns0:pPr>
+        <ns0:numPr>
+          <ns0:ilvl ns0:val="0"/>
+          <ns0:numId ns0:val="13"/>
+        </ns0:numPr>
+        <ns0:spacing ns0:before="240"/>
+      </ns0:pPr>
+      <ns0:r>
+        <ns0:t>Standardize asset format</ns0:t>
+      </ns0:r>
+    </ns0:p>
+    <ns0:p ns2:paraId="012775D2" ns2:textId="77777777" ns0:rsidR="0062794D" ns0:rsidRDefault="00000000">
+      <ns0:pPr>
+        <ns0:numPr>
+          <ns0:ilvl ns0:val="0"/>
+          <ns0:numId ns0:val="13"/>
+        </ns0:numPr>
+      </ns0:pPr>
+      <ns0:r>
+        <ns0:t>Test assets early</ns0:t>
+      </ns0:r>
+    </ns0:p>
+    <ns0:p ns2:paraId="61DFB887" ns2:textId="77777777" ns0:rsidR="0062794D" ns0:rsidRDefault="00000000">
+      <ns0:pPr>
+        <ns0:numPr>
+          <ns0:ilvl ns0:val="0"/>
+          <ns0:numId ns0:val="13"/>
+        </ns0:numPr>
+        <ns0:spacing ns0:after="240"/>
+      </ns0:pPr>
+      <ns0:r>
+        <ns0:t>Limit asset complexity</ns0:t>
+      </ns0:r>
+    </ns0:p>
+    <ns0:p ns2:paraId="5EB6F892" ns2:textId="77777777" ns0:rsidR="0062794D" ns0:rsidRDefault="00000000">
+      <ns0:r>
+        <ns0:pict ns2:anchorId="5E6CEEE4">
+          <ns3:rect id="_x0000_i1045" style="width:0;height:1.5pt" ns4:hralign="center" ns4:hrstd="t" ns4:hr="t" fillcolor="#a0a0a0" stroked="f"/>
+        </ns0:pict>
+      </ns0:r>
+    </ns0:p>
+    <ns0:p ns2:paraId="2C6AE310" ns2:textId="77777777" ns0:rsidR="0062794D" ns0:rsidRDefault="00000000">
+      <ns0:pPr>
+        <ns0:pStyle ns0:val="Heading3"/>
+        <ns0:keepNext ns0:val="0"/>
+        <ns0:keepLines ns0:val="0"/>
+        <ns0:spacing ns0:before="0"/>
+        <ns0:rPr>
+          <ns0:b/>
+          <ns0:bCs/>
+          <ns0:color ns0:val="000000"/>
+          <ns0:sz ns0:val="26"/>
+          <ns0:szCs ns0:val="26"/>
+        </ns0:rPr>
+      </ns0:pPr>
+      <ns0:bookmarkStart ns0:id="51" ns0:name="_6aeoooi8kyx" ns0:colFirst="0" ns0:colLast="0"/>
+      <ns0:bookmarkEnd ns0:id="51"/>
+      <ns0:r>
+        <ns0:rPr>
+          <ns0:b/>
+          <ns0:bCs/>
+          <ns0:color ns0:val="000000"/>
+          <ns0:sz ns0:val="26"/>
+          <ns0:szCs ns0:val="26"/>
+        </ns0:rPr>
+        <ns0:t>Time Constraints</ns0:t>
+      </ns0:r>
+    </ns0:p>
+    <ns0:p ns2:paraId="1B95B77A" ns2:textId="77777777" ns0:rsidR="0062794D" ns0:rsidRDefault="00000000">
+      <ns0:pPr>
+        <ns0:spacing ns0:before="240" ns0:after="240"/>
+      </ns0:pPr>
+      <ns0:r>
+        <ns0:t>Balancing engine development with gameplay implementation.</ns0:t>
+      </ns0:r>
+    </ns0:p>
+    <ns0:p ns2:paraId="59AC94EA" ns2:textId="77777777" ns0:rsidR="0062794D" ns0:rsidRDefault="00000000">
+      <ns0:pPr>
+        <ns0:spacing ns0:before="240" ns0:after="240"/>
+      </ns0:pPr>
+      <ns0:r>
+        <ns0:t>Mitigation:</ns0:t>
+      </ns0:r>
+    </ns0:p>
+    <ns0:p ns2:paraId="4CD9CDCB" ns2:textId="77777777" ns0:rsidR="0062794D" ns0:rsidRDefault="00000000">
+      <ns0:pPr>
+        <ns0:numPr>
+          <ns0:ilvl ns0:val="0"/>
+          <ns0:numId ns0:val="9"/>
+        </ns0:numPr>
+        <ns0:spacing ns0:before="240"/>
+      </ns0:pPr>
+      <ns0:r>
+        <ns0:t>Develop a vertical slice first (one playable room)</ns0:t>
+      </ns0:r>
+    </ns0:p>
+    <ns0:p ns2:paraId="5AB8B717" ns2:textId="77777777" ns0:rsidR="0062794D" ns0:rsidRDefault="00000000">
+      <ns0:pPr>
+        <ns0:numPr>
+          <ns0:ilvl ns0:val="0"/>
+          <ns0:numId ns0:val="9"/>
+        </ns0:numPr>
+        <ns0:spacing ns0:after="240"/>
+      </ns0:pPr>
+      <ns0:r>
+        <ns0:t>Expand only after core systems are stable</ns0:t>
+      </ns0:r>
+    </ns0:p>
+    <ns0:p ns2:paraId="7B54DF18" ns2:textId="77777777" ns0:rsidR="0062794D" ns0:rsidRDefault="00000000">
+      <ns0:r>
+        <ns0:pict ns2:anchorId="14159A24">
+          <ns3:rect id="_x0000_i1046" style="width:0;height:1.5pt" ns4:hralign="center" ns4:hrstd="t" ns4:hr="t" fillcolor="#a0a0a0" stroked="f"/>
+        </ns0:pict>
+      </ns0:r>
+    </ns0:p>
+    <ns0:p ns2:paraId="01FF9196" ns2:textId="77777777" ns0:rsidR="0062794D" ns0:rsidRDefault="00000000">
+      <ns0:pPr>
+        <ns0:pStyle ns0:val="Heading3"/>
+        <ns0:keepNext ns0:val="0"/>
+        <ns0:keepLines ns0:val="0"/>
+        <ns0:spacing ns0:before="0"/>
+        <ns0:rPr>
+          <ns0:b/>
+          <ns0:bCs/>
+          <ns0:color ns0:val="000000"/>
+          <ns0:sz ns0:val="26"/>
+          <ns0:szCs ns0:val="26"/>
+        </ns0:rPr>
+      </ns0:pPr>
+      <ns0:bookmarkStart ns0:id="52" ns0:name="_ajliz8rm9us8" ns0:colFirst="0" ns0:colLast="0"/>
+      <ns0:bookmarkEnd ns0:id="52"/>
+      <ns0:r>
+        <ns0:rPr>
+          <ns0:b/>
+          <ns0:bCs/>
+          <ns0:color ns0:val="000000"/>
+          <ns0:sz ns0:val="26"/>
+          <ns0:szCs ns0:val="26"/>
+        </ns0:rPr>
+        <ns0:t>Scope Creep</ns0:t>
+      </ns0:r>
+    </ns0:p>
+    <ns0:p ns2:paraId="4480D054" ns2:textId="77777777" ns0:rsidR="0062794D" ns0:rsidRDefault="00000000">
+      <ns0:pPr>
+        <ns0:spacing ns0:before="240" ns0:after="240"/>
+      </ns0:pPr>
+      <ns0:r>
+        <ns0:lastRenderedPageBreak/>
+        <ns0:t>Adding advanced rendering features (shadows, multiplayer, procedural generation).</ns0:t>
+      </ns0:r>
+    </ns0:p>
+    <ns0:p ns2:paraId="1CC50022" ns2:textId="77777777" ns0:rsidR="0062794D" ns0:rsidRDefault="00000000">
+      <ns0:pPr>
+        <ns0:spacing ns0:before="240" ns0:after="240"/>
+      </ns0:pPr>
+      <ns0:r>
+        <ns0:t>Mitigation:</ns0:t>
+      </ns0:r>
+    </ns0:p>
+    <ns0:p ns2:paraId="4CA2EC1F" ns2:textId="77777777" ns0:rsidR="0062794D" ns0:rsidRDefault="00000000">
+      <ns0:pPr>
+        <ns0:numPr>
+          <ns0:ilvl ns0:val="0"/>
+          <ns0:numId ns0:val="26"/>
+        </ns0:numPr>
+        <ns0:spacing ns0:before="240"/>
+      </ns0:pPr>
+      <ns0:r>
+        <ns0:t>Define core feature set</ns0:t>
+      </ns0:r>
+    </ns0:p>
+    <ns0:p ns2:paraId="21493DF3" ns2:textId="77777777" ns0:rsidR="0062794D" ns0:rsidRDefault="00000000">
+      <ns0:pPr>
+        <ns0:numPr>
+          <ns0:ilvl ns0:val="0"/>
+          <ns0:numId ns0:val="26"/>
+        </ns0:numPr>
+      </ns0:pPr>
+      <ns0:r>
+        <ns0:t>Avoid non-essential features</ns0:t>
+      </ns0:r>
+    </ns0:p>
+    <ns0:p ns2:paraId="11DA6135" ns2:textId="77777777" ns0:rsidR="0062794D" ns0:rsidRDefault="00000000">
+      <ns0:pPr>
+        <ns0:numPr>
+          <ns0:ilvl ns0:val="0"/>
+          <ns0:numId ns0:val="26"/>
+        </ns0:numPr>
+        <ns0:spacing ns0:after="240"/>
+      </ns0:pPr>
+      <ns0:r>
+        <ns0:t>Focus on stability before polish</ns0:t>
+      </ns0:r>
+    </ns0:p>
+    <ns0:p ns2:paraId="01CFDE23" ns2:textId="77777777" ns0:rsidR="0062794D" ns0:rsidRDefault="00000000">
+      <ns0:r>
+        <ns0:pict ns2:anchorId="1BC70D7B">
+          <ns3:rect id="_x0000_i1047" style="width:0;height:1.5pt" ns4:hralign="center" ns4:hrstd="t" ns4:hr="t" fillcolor="#a0a0a0" stroked="f"/>
+        </ns0:pict>
+      </ns0:r>
+    </ns0:p>
+    <ns0:p ns2:paraId="1E899AD1" ns2:textId="77777777" ns0:rsidR="0062794D" ns0:rsidRDefault="00000000">
+      <ns0:pPr>
+        <ns0:pStyle ns0:val="Heading1"/>
+        <ns0:keepNext ns0:val="0"/>
+        <ns0:keepLines ns0:val="0"/>
+        <ns0:spacing ns0:before="0"/>
+        <ns0:rPr>
+          <ns0:b/>
+          <ns0:bCs/>
+          <ns0:sz ns0:val="46"/>
+          <ns0:szCs ns0:val="46"/>
+        </ns0:rPr>
+      </ns0:pPr>
+      <ns0:bookmarkStart ns0:id="53" ns0:name="_vkbcxiw5jyn4" ns0:colFirst="0" ns0:colLast="0"/>
+      <ns0:bookmarkEnd ns0:id="53"/>
+      <ns0:r>
+        <ns0:rPr>
+          <ns0:b/>
+          <ns0:bCs/>
+          <ns0:sz ns0:val="46"/>
+          <ns0:szCs ns0:val="46"/>
+        </ns0:rPr>
+        <ns0:t>6. Development Milestones</ns0:t>
+      </ns0:r>
+    </ns0:p>
+    <ns0:p ns2:paraId="2004FCF3" ns2:textId="77777777" ns0:rsidR="0062794D" ns0:rsidRDefault="00000000">
+      <ns0:pPr>
+        <ns0:pStyle ns0:val="Heading3"/>
+        <ns0:keepNext ns0:val="0"/>
+        <ns0:keepLines ns0:val="0"/>
+        <ns0:spacing ns0:before="280"/>
+        <ns0:rPr>
+          <ns0:b/>
+          <ns0:bCs/>
+          <ns0:color ns0:val="000000"/>
+          <ns0:sz ns0:val="26"/>
+          <ns0:szCs ns0:val="26"/>
+        </ns0:rPr>
+      </ns0:pPr>
+      <ns0:bookmarkStart ns0:id="54" ns0:name="_guz62w1mgyz" ns0:colFirst="0" ns0:colLast="0"/>
+      <ns0:bookmarkEnd ns0:id="54"/>
+      <ns0:r>
+        <ns0:rPr>
+          <ns0:b/>
+          <ns0:bCs/>
+          <ns0:color ns0:val="000000"/>
+          <ns0:sz ns0:val="26"/>
+          <ns0:szCs ns0:val="26"/>
+        </ns0:rPr>
+        <ns0:t>Milestone 1 – Rendering Foundation (Complete)</ns0:t>
+      </ns0:r>
+    </ns0:p>
+    <ns0:p ns2:paraId="7A68C985" ns2:textId="77777777" ns0:rsidR="0062794D" ns0:rsidRDefault="00000000" ns0:rsidP="00E4296B">
+      <ns0:pPr>
+        <ns0:spacing ns0:before="240"/>
+      </ns0:pPr>
+      <ns0:r>
+        <ns0:t>SDL3 + OpenGL 4.6 context ✓</ns0:t>
+      </ns0:r>
+      <ns0:r>
+        <ns0:br/>
+        <ns0:t>Shader system with uniform caching ✓</ns0:t>
+      </ns0:r>
+      <ns0:r>
+        <ns0:br/>
+        <ns0:t xml:space="preserve">Render </ns0:t>
+      </ns0:r>
+      <ns0:proofErr ns0:type="gramStart"/>
+      <ns0:r>
+        <ns0:t>textured</ns0:t>
+      </ns0:r>
+      <ns0:proofErr ns0:type="gramEnd"/>
+      <ns0:r>
+        <ns0:t xml:space="preserve"> GLB models ✓</ns0:t>
+      </ns0:r>
+      <ns0:r>
+        <ns0:br/>
+        <ns0:t>Perspective camera system with zoom ✓</ns0:t>
+      </ns0:r>
+    </ns0:p>
+    <ns0:p ns2:paraId="2107EBF4" ns2:textId="77777777" ns0:rsidR="0062794D" ns0:rsidRDefault="00000000">
+      <ns0:pPr>
+        <ns0:pStyle ns0:val="Heading3"/>
+        <ns0:keepNext ns0:val="0"/>
+        <ns0:keepLines ns0:val="0"/>
+        <ns0:spacing ns0:before="280"/>
+        <ns0:rPr>
+          <ns0:b/>
+          <ns0:bCs/>
+          <ns0:color ns0:val="000000"/>
+          <ns0:sz ns0:val="26"/>
+          <ns0:szCs ns0:val="26"/>
+        </ns0:rPr>
+      </ns0:pPr>
+      <ns0:bookmarkStart ns0:id="55" ns0:name="_7ftpqb72ipj8" ns0:colFirst="0" ns0:colLast="0"/>
+      <ns0:bookmarkEnd ns0:id="55"/>
+      <ns0:r>
+        <ns0:rPr>
+          <ns0:b/>
+          <ns0:bCs/>
+          <ns0:color ns0:val="000000"/>
+          <ns0:sz ns0:val="26"/>
+          <ns0:szCs ns0:val="26"/>
+        </ns0:rPr>
+        <ns0:t>Milestone 2 – ECS Integration (Complete)</ns0:t>
+      </ns0:r>
+    </ns0:p>
+    <ns0:p ns2:paraId="47F3B433" ns2:textId="77777777" ns0:rsidR="0062794D" ns0:rsidRDefault="00000000" ns0:rsidP="00E4296B">
+      <ns0:pPr>
+        <ns0:spacing ns0:before="240"/>
+      </ns0:pPr>
+      <ns0:r>
+        <ns0:t>Entity registry with component storage ✓</ns0:t>
+      </ns0:r>
+      <ns0:r>
+        <ns0:br/>
+        <ns0:t>Transform, Render, and gameplay components ✓</ns0:t>
+      </ns0:r>
+      <ns0:r>
+        <ns0:br/>
+        <ns0:t>Scene management system with stack-based overlays ✓</ns0:t>
+      </ns0:r>
+      <ns0:r>
+        <ns0:br/>
+        <ns0:t>Skeletal animation system with blending ✓</ns0:t>
+      </ns0:r>
+    </ns0:p>
+    <ns0:p ns2:paraId="6B54EA15" ns2:textId="77777777" ns0:rsidR="0062794D" ns0:rsidRDefault="00000000">
+      <ns0:pPr>
+        <ns0:pStyle ns0:val="Heading3"/>
+        <ns0:keepNext ns0:val="0"/>
+        <ns0:keepLines ns0:val="0"/>
+        <ns0:spacing ns0:before="280"/>
+        <ns0:rPr>
+          <ns0:b/>
+          <ns0:bCs/>
+          <ns0:color ns0:val="000000"/>
+          <ns0:sz ns0:val="26"/>
+          <ns0:szCs ns0:val="26"/>
+        </ns0:rPr>
+      </ns0:pPr>
+      <ns0:bookmarkStart ns0:id="56" ns0:name="_7lo3bjerl0q" ns0:colFirst="0" ns0:colLast="0"/>
+      <ns0:bookmarkEnd ns0:id="56"/>
+      <ns0:r>
+        <ns0:rPr>
+          <ns0:b/>
+          <ns0:bCs/>
+          <ns0:color ns0:val="000000"/>
+          <ns0:sz ns0:val="26"/>
+          <ns0:szCs ns0:val="26"/>
+        </ns0:rPr>
+        <ns0:t>Milestone 3 – Vertical Slice (Complete)</ns0:t>
+      </ns0:r>
+    </ns0:p>
+    <ns0:p ns2:paraId="33A51480" ns2:textId="77777777" ns0:rsidR="0062794D" ns0:rsidRDefault="00000000" ns0:rsidP="00E4296B">
+      <ns0:pPr>
+        <ns0:spacing ns0:before="240"/>
+      </ns0:pPr>
+      <ns0:r>
+        <ns0:t>Procedurally generated multi-room dungeons ✓</ns0:t>
+      </ns0:r>
+      <ns0:r>
+        <ns0:br/>
+        <ns0:t>Player movement with smooth rotation ✓</ns0:t>
+      </ns0:r>
+      <ns0:r>
+        <ns0:br/>
+        <ns0:t>Skeleton enemy type with AI state machine ✓</ns0:t>
+      </ns0:r>
+      <ns0:r>
+        <ns0:br/>
+        <ns0:t>AABB collision + health + damage system ✓</ns0:t>
+      </ns0:r>
+      <ns0:r>
+        <ns0:br/>
+        <ns0:t>3-hit combo combat with lunge and knockback ✓</ns0:t>
+      </ns0:r>
+      <ns0:r>
+        <ns0:br/>
+        <ns0:t>Invincibility frames and death system ✓</ns0:t>
+      </ns0:r>
+    </ns0:p>
+    <ns0:p ns2:paraId="5F10497D" ns2:textId="77777777" ns0:rsidR="0062794D" ns0:rsidRDefault="00000000">
+      <ns0:pPr>
+        <ns0:pStyle ns0:val="Heading3"/>
+        <ns0:keepNext ns0:val="0"/>
+        <ns0:keepLines ns0:val="0"/>
+        <ns0:spacing ns0:before="280"/>
+        <ns0:rPr>
+          <ns0:b/>
+          <ns0:bCs/>
+          <ns0:color ns0:val="000000"/>
+          <ns0:sz ns0:val="26"/>
+          <ns0:szCs ns0:val="26"/>
+        </ns0:rPr>
+      </ns0:pPr>
+      <ns0:bookmarkStart ns0:id="57" ns0:name="_68lj9a9jocul" ns0:colFirst="0" ns0:colLast="0"/>
+      <ns0:bookmarkEnd ns0:id="57"/>
+      <ns0:r>
+        <ns0:rPr>
+          <ns0:b/>
+          <ns0:bCs/>
+          <ns0:color ns0:val="000000"/>
+          <ns0:sz ns0:val="26"/>
+          <ns0:szCs ns0:val="26"/>
+        </ns0:rPr>
+        <ns0:t>Milestone 4 – Polish &amp; Finalization (Complete)</ns0:t>
+      </ns0:r>
+    </ns0:p>
+    <ns0:p ns2:paraId="0EE03C32" ns2:textId="77777777" ns0:rsidR="0062794D" ns0:rsidRDefault="00000000">
+      <ns0:r>
+        <ns0:t>Audio integration (SDL3_mixer, music + SFX with volume control) ✓</ns0:t>
+      </ns0:r>
+      <ns0:r>
+        <ns0:br/>
+        <ns0:t>UI health bar (heart-based HUD) ✓</ns0:t>
+      </ns0:r>
+      <ns0:r>
+        <ns0:br/>
+        <ns0:t>Debug tools (FPS counter, collider visualization) ✓</ns0:t>
+      </ns0:r>
+      <ns0:r>
+        <ns0:br/>
+        <ns0:t>Menu system (main menu, pause menu, settings) ✓</ns0:t>
+      </ns0:r>
+      <ns0:r>
+        <ns0:br/>
+      </ns0:r>
+      <ns0:r>
+        <ns0:lastRenderedPageBreak/>
+        <ns0:t>Interactive doors and switch puzzles ✓</ns0:t>
+      </ns0:r>
+      <ns0:r>
+        <ns0:br/>
+        <ns0:t>Dungeon generation with prefab system ✓</ns0:t>
+      </ns0:r>
+    </ns0:p>
+    <ns0:p ns2:paraId="4B720056" ns2:textId="77777777" ns0:rsidR="0062794D" ns0:rsidRDefault="0062794D"/>
+    <ns0:sectPr ns0:rsidR="0062794D">
+      <ns0:type ns0:val="continuous"/>
+      <ns0:pgSz ns0:w="12240" ns0:h="15840"/>
+      <ns0:pgMar ns0:top="1440" ns0:right="1440" ns0:bottom="1440" ns0:left="1440" ns0:header="720" ns0:footer="720" ns0:gutter="0"/>
+      <ns0:cols ns0:space="720"/>
+    </ns0:sectPr>
+  </ns0:body>
+</ns0:document>
 </file>
 
 <file path=word/numbering.xml><?xml version="1.0" encoding="utf-8"?>

--- a/docs/EFK_Project_Design_Document.docx
+++ b/docs/EFK_Project_Design_Document.docx
@@ -121,8 +121,6 @@
       </ns0:pPr>
       <ns0:r>
         <ns0:t>GitHub Repository:</ns0:t>
-      </ns0:r>
-      <ns0:r>
         <ns0:br/>
       </ns0:r>
       <ns0:hyperlink ns5:id="rId5">
@@ -145,8 +143,6 @@
       </ns0:pPr>
       <ns0:r>
         <ns0:t>Project Board:</ns0:t>
-      </ns0:r>
-      <ns0:r>
         <ns0:br/>
       </ns0:r>
       <ns0:hyperlink ns5:id="rId6">
@@ -280,53 +276,18 @@
           <ns0:rFonts ns0:ascii="Arial Unicode MS" ns0:eastAsia="Arial Unicode MS" ns0:hAnsi="Arial Unicode MS" ns0:cs="Arial Unicode MS"/>
         </ns0:rPr>
         <ns0:t>Core engine architecture design</ns0:t>
-      </ns0:r>
-      <ns0:r>
-        <ns0:rPr>
-          <ns0:rFonts ns0:ascii="Arial Unicode MS" ns0:eastAsia="Arial Unicode MS" ns0:hAnsi="Arial Unicode MS" ns0:cs="Arial Unicode MS"/>
-        </ns0:rPr>
         <ns0:br/>
         <ns0:t>Engine main loop implementation (initialize → update → render)</ns0:t>
-      </ns0:r>
-      <ns0:r>
-        <ns0:rPr>
-          <ns0:rFonts ns0:ascii="Arial Unicode MS" ns0:eastAsia="Arial Unicode MS" ns0:hAnsi="Arial Unicode MS" ns0:cs="Arial Unicode MS"/>
-        </ns0:rPr>
         <ns0:br/>
         <ns0:t>Hybrid ECS framework implementation</ns0:t>
-      </ns0:r>
-      <ns0:r>
-        <ns0:rPr>
-          <ns0:rFonts ns0:ascii="Arial Unicode MS" ns0:eastAsia="Arial Unicode MS" ns0:hAnsi="Arial Unicode MS" ns0:cs="Arial Unicode MS"/>
-        </ns0:rPr>
         <ns0:br/>
         <ns0:t>Scene management system (stack-based with overlays)</ns0:t>
-      </ns0:r>
-      <ns0:r>
-        <ns0:rPr>
-          <ns0:rFonts ns0:ascii="Arial Unicode MS" ns0:eastAsia="Arial Unicode MS" ns0:hAnsi="Arial Unicode MS" ns0:cs="Arial Unicode MS"/>
-        </ns0:rPr>
         <ns0:br/>
         <ns0:t>Time system (delta time with 100ms clamp)</ns0:t>
-      </ns0:r>
-      <ns0:r>
-        <ns0:rPr>
-          <ns0:rFonts ns0:ascii="Arial Unicode MS" ns0:eastAsia="Arial Unicode MS" ns0:hAnsi="Arial Unicode MS" ns0:cs="Arial Unicode MS"/>
-        </ns0:rPr>
         <ns0:br/>
         <ns0:t>Input handling system (keyboard, mouse, frame-based edge detection)</ns0:t>
-      </ns0:r>
-      <ns0:r>
-        <ns0:rPr>
-          <ns0:rFonts ns0:ascii="Arial Unicode MS" ns0:eastAsia="Arial Unicode MS" ns0:hAnsi="Arial Unicode MS" ns0:cs="Arial Unicode MS"/>
-        </ns0:rPr>
         <ns0:br/>
         <ns0:t>Prefab manager and procedural dungeon generation</ns0:t>
-      </ns0:r>
-      <ns0:r>
-        <ns0:rPr>
-          <ns0:rFonts ns0:ascii="Arial Unicode MS" ns0:eastAsia="Arial Unicode MS" ns0:hAnsi="Arial Unicode MS" ns0:cs="Arial Unicode MS"/>
-        </ns0:rPr>
         <ns0:br/>
         <ns0:t>Build room system and floor generator</ns0:t>
       </ns0:r>
@@ -364,16 +325,10 @@
       </ns0:pPr>
       <ns0:r>
         <ns0:t>Engine architecture description</ns0:t>
-      </ns0:r>
-      <ns0:r>
         <ns0:br/>
         <ns0:t>ECS design explanation</ns0:t>
-      </ns0:r>
-      <ns0:r>
         <ns0:br/>
         <ns0:t>Scene management documentation</ns0:t>
-      </ns0:r>
-      <ns0:r>
         <ns0:br/>
         <ns0:t>Technical system overview</ns0:t>
       </ns0:r>
@@ -497,52 +452,20 @@
       </ns0:pPr>
       <ns0:r>
         <ns0:t>Shader system (GLSL compilation, uniform caching)</ns0:t>
-      </ns0:r>
-      <ns0:r>
-        <ns0:br/>
-        <ns0:t xml:space="preserve">Mesh system (GLB/GLTF loading via </ns0:t>
-      </ns0:r>
-      <ns0:proofErr ns0:type="spellStart"/>
-      <ns0:r>
-        <ns0:t>Assimp</ns0:t>
-      </ns0:r>
-      <ns0:proofErr ns0:type="spellEnd"/>
-      <ns0:r>
-        <ns0:t>)</ns0:t>
-      </ns0:r>
-      <ns0:r>
+        <ns0:br/>
+        <ns0:t>Mesh system (GLB/GLTF loading via Assimp)</ns0:t>
         <ns0:br/>
         <ns0:t>Texture manager (PNG loading via SDL3_image, path-based deduplication)</ns0:t>
-      </ns0:r>
-      <ns0:r>
         <ns0:br/>
         <ns0:t>Lighting system (Phong shading with directional light)</ns0:t>
-      </ns0:r>
-      <ns0:r>
         <ns0:br/>
         <ns0:t>Camera system (perspective for gameplay, orthographic for UI, zoom control)</ns0:t>
-      </ns0:r>
-      <ns0:r>
         <ns0:br/>
         <ns0:t>Render system (forward rendering pipeline)</ns0:t>
-      </ns0:r>
-      <ns0:r>
         <ns0:br/>
         <ns0:t>Skeletal animation system (bone hierarchy, keyframe interpolation, animation blending)</ns0:t>
-      </ns0:r>
-      <ns0:r>
-        <ns0:br/>
-        <ns0:t xml:space="preserve">Text renderer (TrueType font atlas via </ns0:t>
-      </ns0:r>
-      <ns0:proofErr ns0:type="spellStart"/>
-      <ns0:r>
-        <ns0:t>stb_truetype</ns0:t>
-      </ns0:r>
-      <ns0:proofErr ns0:type="spellEnd"/>
-      <ns0:r>
-        <ns0:t>)</ns0:t>
-      </ns0:r>
-      <ns0:r>
+        <ns0:br/>
+        <ns0:t>Text renderer (TrueType font atlas via stb_truetype)</ns0:t>
         <ns0:br/>
         <ns0:t>Quad renderer (solid-color rectangles for UI)</ns0:t>
       </ns0:r>
@@ -580,20 +503,12 @@
       </ns0:pPr>
       <ns0:r>
         <ns0:t>Rendering pipeline explanation</ns0:t>
-      </ns0:r>
-      <ns0:r>
         <ns0:br/>
         <ns0:t>Graphics system documentation</ns0:t>
-      </ns0:r>
-      <ns0:r>
         <ns0:br/>
         <ns0:t>Skeletal animation design</ns0:t>
-      </ns0:r>
-      <ns0:r>
         <ns0:br/>
         <ns0:t>Camera and lighting design</ns0:t>
-      </ns0:r>
-      <ns0:r>
         <ns0:br/>
         <ns0:t>Graphics API decisions</ns0:t>
       </ns0:r>
@@ -716,59 +631,29 @@
       </ns0:pPr>
       <ns0:r>
         <ns0:t>Player movement system</ns0:t>
-      </ns0:r>
-      <ns0:r>
         <ns0:br/>
         <ns0:t>Collision detection system (AABB)</ns0:t>
-      </ns0:r>
-      <ns0:r>
         <ns0:br/>
         <ns0:t>Enemy AI system (patrol, chase, and attack behavior)</ns0:t>
-      </ns0:r>
-      <ns0:r>
         <ns0:br/>
         <ns0:t>Health and damage system</ns0:t>
-      </ns0:r>
-      <ns0:r>
         <ns0:br/>
         <ns0:t>Combat input system (3-hit combo chain with lunge)</ns0:t>
-      </ns0:r>
-      <ns0:r>
         <ns0:br/>
         <ns0:t>Attack hitbox system</ns0:t>
-      </ns0:r>
-      <ns0:r>
-        <ns0:br/>
-      </ns0:r>
-      <ns0:r>
+        <ns0:br/>
         <ns0:lastRenderedPageBreak/>
         <ns0:t>Hit timer system (invincibility frames)</ns0:t>
-      </ns0:r>
-      <ns0:r>
         <ns0:br/>
         <ns0:t>Death system</ns0:t>
-      </ns0:r>
-      <ns0:r>
         <ns0:br/>
         <ns0:t>Door system (proximity-based and puzzle-triggered)</ns0:t>
-      </ns0:r>
-      <ns0:r>
         <ns0:br/>
         <ns0:t>Switch trigger system</ns0:t>
-      </ns0:r>
-      <ns0:r>
-        <ns0:br/>
-        <ns0:t>Room management and transition system</ns0:t>
-      </ns0:r>
-      <ns0:r>
         <ns0:br/>
         <ns0:t>UI system (health bar HUD)</ns0:t>
-      </ns0:r>
-      <ns0:r>
         <ns0:br/>
         <ns0:t>Menu system (main menu, pause menu, settings)</ns0:t>
-      </ns0:r>
-      <ns0:r>
         <ns0:br/>
         <ns0:t>Audio integration (SDL3_mixer: background music, sword attack SFX, enemy death SFX, door open SFX)</ns0:t>
       </ns0:r>
@@ -808,24 +693,14 @@
       </ns0:pPr>
       <ns0:r>
         <ns0:t>Game design section</ns0:t>
-      </ns0:r>
-      <ns0:r>
         <ns0:br/>
         <ns0:t>Gameplay systems documentation</ns0:t>
-      </ns0:r>
-      <ns0:r>
         <ns0:br/>
         <ns0:t>Combat system documentation</ns0:t>
-      </ns0:r>
-      <ns0:r>
         <ns0:br/>
         <ns0:t>Menu and UI system documentation</ns0:t>
-      </ns0:r>
-      <ns0:r>
         <ns0:br/>
         <ns0:t>Risk analysis</ns0:t>
-      </ns0:r>
-      <ns0:r>
         <ns0:br/>
         <ns0:t>Tools and technology section</ns0:t>
       </ns0:r>
@@ -876,24 +751,14 @@
       </ns0:pPr>
       <ns0:r>
         <ns0:t>Code reviews</ns0:t>
-      </ns0:r>
-      <ns0:r>
         <ns0:br/>
         <ns0:t>Git version control and pull requests</ns0:t>
-      </ns0:r>
-      <ns0:r>
         <ns0:br/>
         <ns0:t>Testing and debugging</ns0:t>
-      </ns0:r>
-      <ns0:r>
         <ns0:br/>
         <ns0:t>Asset integration</ns0:t>
-      </ns0:r>
-      <ns0:r>
         <ns0:br/>
         <ns0:t>Final documentation review</ns0:t>
-      </ns0:r>
-      <ns0:r>
         <ns0:br/>
         <ns0:t>Final presentation preparation</ns0:t>
       </ns0:r>
@@ -990,84 +855,18 @@
         </ns0:rPr>
         <ns0:lastRenderedPageBreak/>
         <ns0:t>SDL3 for window creation, input handling, and platform abstraction</ns0:t>
-      </ns0:r>
-      <ns0:r>
-        <ns0:rPr>
-          <ns0:b/>
-          <ns0:bCs/>
-        </ns0:rPr>
         <ns0:br/>
         <ns0:t>SDL3_mixer for audio playback (music and sound effects)</ns0:t>
-      </ns0:r>
-      <ns0:r>
-        <ns0:rPr>
-          <ns0:b/>
-          <ns0:bCs/>
-        </ns0:rPr>
         <ns0:br/>
         <ns0:t>SDL3_image for texture loading (PNG)</ns0:t>
-      </ns0:r>
-      <ns0:r>
-        <ns0:rPr>
-          <ns0:b/>
-          <ns0:bCs/>
-        </ns0:rPr>
         <ns0:br/>
         <ns0:t>OpenGL 4.6 for 3D rendering (loaded via GLAD)</ns0:t>
-      </ns0:r>
-      <ns0:r>
-        <ns0:rPr>
-          <ns0:b/>
-          <ns0:bCs/>
-        </ns0:rPr>
         <ns0:br/>
         <ns0:t>GLM for vector and matrix mathematics</ns0:t>
-      </ns0:r>
-      <ns0:r>
-        <ns0:rPr>
-          <ns0:b/>
-          <ns0:bCs/>
-        </ns0:rPr>
-        <ns0:br/>
-      </ns0:r>
-      <ns0:proofErr ns0:type="spellStart"/>
-      <ns0:r>
-        <ns0:rPr>
-          <ns0:b/>
-          <ns0:bCs/>
-        </ns0:rPr>
-        <ns0:t>Assimp</ns0:t>
-      </ns0:r>
-      <ns0:proofErr ns0:type="spellEnd"/>
-      <ns0:r>
-        <ns0:rPr>
-          <ns0:b/>
-          <ns0:bCs/>
-        </ns0:rPr>
-        <ns0:t xml:space="preserve"> for 3D model and animation loading (GLB/GLTF)</ns0:t>
-      </ns0:r>
-      <ns0:r>
-        <ns0:rPr>
-          <ns0:b/>
-          <ns0:bCs/>
-        </ns0:rPr>
-        <ns0:br/>
-      </ns0:r>
-      <ns0:proofErr ns0:type="spellStart"/>
-      <ns0:r>
-        <ns0:rPr>
-          <ns0:b/>
-          <ns0:bCs/>
-        </ns0:rPr>
-        <ns0:t>stb_truetype</ns0:t>
-      </ns0:r>
-      <ns0:proofErr ns0:type="spellEnd"/>
-      <ns0:r>
-        <ns0:rPr>
-          <ns0:b/>
-          <ns0:bCs/>
-        </ns0:rPr>
-        <ns0:t xml:space="preserve"> for TrueType font rasterization</ns0:t>
+        <ns0:br/>
+        <ns0:t>Assimp for 3D model and animation loading (GLB/GLTF)</ns0:t>
+        <ns0:br/>
+        <ns0:t>stb_truetype for TrueType font rasterization</ns0:t>
       </ns0:r>
     </ns0:p>
     <ns0:p ns2:paraId="4961366B" ns2:textId="77777777" ns0:rsidR="0062794D" ns0:rsidRDefault="00000000">
@@ -1483,8 +1282,6 @@
       </ns0:pPr>
       <ns0:r>
         <ns0:t>Input abstraction (keyboard, mouse, frame-based edge detection)</ns0:t>
-      </ns0:r>
-      <ns0:r>
         <ns0:br/>
         <ns0:t>Audio system (SDL3_mixer for music and sound effects)</ns0:t>
       </ns0:r>
@@ -1613,13 +1410,8 @@
           <ns0:numId ns0:val="1"/>
         </ns0:numPr>
       </ns0:pPr>
-      <ns0:proofErr ns0:type="spellStart"/>
-      <ns0:r>
-        <ns0:t>lookAt</ns0:t>
-      </ns0:r>
-      <ns0:proofErr ns0:type="spellEnd"/>
-      <ns0:r>
-        <ns0:t xml:space="preserve"> (view matrix)</ns0:t>
+      <ns0:r>
+        <ns0:t>lookAt (view matrix)</ns0:t>
       </ns0:r>
     </ns0:p>
     <ns0:p ns2:paraId="615D2484" ns2:textId="77777777" ns0:rsidR="0062794D" ns0:rsidRDefault="00000000">
@@ -1632,8 +1424,6 @@
       </ns0:pPr>
       <ns0:r>
         <ns0:t>perspective / ortho (projection matrices)</ns0:t>
-      </ns0:r>
-      <ns0:r>
         <ns0:br/>
         <ns0:t>quaternion interpolation (animation blending)</ns0:t>
       </ns0:r>
@@ -1753,15 +1543,7 @@
         </ns0:numPr>
       </ns0:pPr>
       <ns0:r>
-        <ns0:t xml:space="preserve">For each </ns0:t>
-      </ns0:r>
-      <ns0:proofErr ns0:type="spellStart"/>
-      <ns0:r>
-        <ns0:t>renderable</ns0:t>
-      </ns0:r>
-      <ns0:proofErr ns0:type="spellEnd"/>
-      <ns0:r>
-        <ns0:t xml:space="preserve"> entity:</ns0:t>
+        <ns0:t>For each renderable entity:</ns0:t>
       </ns0:r>
     </ns0:p>
     <ns0:p ns2:paraId="5FDC5AE0" ns2:textId="77777777" ns0:rsidR="0062794D" ns0:rsidRDefault="00000000">
@@ -1771,13 +1553,8 @@
           <ns0:numId ns0:val="18"/>
         </ns0:numPr>
       </ns0:pPr>
-      <ns0:proofErr ns0:type="gramStart"/>
-      <ns0:r>
-        <ns0:t>Compute</ns0:t>
-      </ns0:r>
-      <ns0:proofErr ns0:type="gramEnd"/>
-      <ns0:r>
-        <ns0:t xml:space="preserve"> model matrix</ns0:t>
+      <ns0:r>
+        <ns0:t>Compute model matrix</ns0:t>
       </ns0:r>
     </ns0:p>
     <ns0:p ns2:paraId="23972E4D" ns2:textId="77777777" ns0:rsidR="0062794D" ns0:rsidRDefault="00000000">
@@ -1876,16 +1653,10 @@
       </ns0:pPr>
       <ns0:r>
         <ns0:t>Phong shading model (ambient + diffuse + specular)</ns0:t>
-      </ns0:r>
-      <ns0:r>
         <ns0:br/>
         <ns0:t>Directional light source</ns0:t>
-      </ns0:r>
-      <ns0:r>
         <ns0:br/>
         <ns0:t>Skeletal animation with GPU skinning (100 bone matrices per entity)</ns0:t>
-      </ns0:r>
-      <ns0:r>
         <ns0:br/>
         <ns0:t>Animation blending for smooth transitions between states</ns0:t>
       </ns0:r>
@@ -2001,8 +1772,6 @@
       </ns0:pPr>
       <ns0:r>
         <ns0:t>Scene manager owns and manages entity registry</ns0:t>
-      </ns0:r>
-      <ns0:r>
         <ns0:br/>
         <ns0:t>Systems are either static (stateless) or instance-based (hold persistent state)</ns0:t>
       </ns0:r>
@@ -2040,8 +1809,6 @@
       </ns0:pPr>
       <ns0:r>
         <ns0:t>A pure data-oriented ECS (e.g., Unity DOTS) is unnecessary for this project’s scope.</ns0:t>
-      </ns0:r>
-      <ns0:r>
         <ns0:br/>
         <ns0:t>A hybrid approach balances:</ns0:t>
       </ns0:r>
@@ -2160,28 +1927,14 @@
       </ns0:pPr>
       <ns0:r>
         <ns0:t>Engine loop (initialize → update → render)</ns0:t>
-      </ns0:r>
-      <ns0:r>
         <ns0:br/>
         <ns0:t>Time system (delta time with 100ms clamp)</ns0:t>
-      </ns0:r>
-      <ns0:r>
         <ns0:br/>
         <ns0:t>Scene manager (scene stack with push/pop for overlays)</ns0:t>
-      </ns0:r>
-      <ns0:r>
-        <ns0:br/>
-        <ns0:t>Room manager (room tracking and transitions)</ns0:t>
-      </ns0:r>
-      <ns0:r>
         <ns0:br/>
         <ns0:t>Input system (keyboard and mouse with frame-based edge detection)</ns0:t>
-      </ns0:r>
-      <ns0:r>
         <ns0:br/>
         <ns0:t>Audio manager (SDL3_mixer, music and SFX with volume control)</ns0:t>
-      </ns0:r>
-      <ns0:r>
         <ns0:br/>
         <ns0:t>Audio event queue (deferred audio playback: attack SFX on combo hits, death SFX on enemy kill, door open SFX on proximity trigger)</ns0:t>
       </ns0:r>
@@ -2214,52 +1967,20 @@
     <ns0:p ns2:paraId="439D3994" ns2:textId="2A927560" ns0:rsidR="0062794D" ns0:rsidRPr="00E4296B" ns0:rsidRDefault="00000000" ns0:rsidP="00E4296B">
       <ns0:r>
         <ns0:t>Shader system (GLSL compilation, uniform caching)</ns0:t>
-      </ns0:r>
-      <ns0:r>
-        <ns0:br/>
-        <ns0:t xml:space="preserve">Mesh system (GLB/GLTF loading via </ns0:t>
-      </ns0:r>
-      <ns0:proofErr ns0:type="spellStart"/>
-      <ns0:r>
-        <ns0:t>Assimp</ns0:t>
-      </ns0:r>
-      <ns0:proofErr ns0:type="spellEnd"/>
-      <ns0:r>
-        <ns0:t>)</ns0:t>
-      </ns0:r>
-      <ns0:r>
+        <ns0:br/>
+        <ns0:t>Mesh system (GLB/GLTF loading via Assimp)</ns0:t>
         <ns0:br/>
         <ns0:t>Texture manager (PNG loading via SDL3_image, path-based deduplication)</ns0:t>
-      </ns0:r>
-      <ns0:r>
         <ns0:br/>
         <ns0:t>Lighting system (Phong shading with directional light)</ns0:t>
-      </ns0:r>
-      <ns0:r>
         <ns0:br/>
         <ns0:t>Camera system (perspective for gameplay, orthographic for UI, zoom control)</ns0:t>
-      </ns0:r>
-      <ns0:r>
         <ns0:br/>
         <ns0:t>Render system (forward rendering pipeline)</ns0:t>
-      </ns0:r>
-      <ns0:r>
         <ns0:br/>
         <ns0:t>Skeletal animation system (bone hierarchy, keyframe interpolation, animation blending)</ns0:t>
-      </ns0:r>
-      <ns0:r>
-        <ns0:br/>
-        <ns0:t xml:space="preserve">Text renderer (TrueType font atlas via </ns0:t>
-      </ns0:r>
-      <ns0:proofErr ns0:type="spellStart"/>
-      <ns0:r>
-        <ns0:t>stb_truetype</ns0:t>
-      </ns0:r>
-      <ns0:proofErr ns0:type="spellEnd"/>
-      <ns0:r>
-        <ns0:t>)</ns0:t>
-      </ns0:r>
-      <ns0:r>
+        <ns0:br/>
+        <ns0:t>Text renderer (TrueType font atlas via stb_truetype)</ns0:t>
         <ns0:br/>
         <ns0:t>Quad renderer (solid-color rectangles for UI)</ns0:t>
       </ns0:r>
@@ -2297,72 +2018,36 @@
       </ns0:pPr>
       <ns0:r>
         <ns0:t>Movement system (WASD input, smooth rotation, lunge during attacks)</ns0:t>
-      </ns0:r>
-      <ns0:r>
         <ns0:br/>
         <ns0:t>Collision system (AABB-based detection and resolution)</ns0:t>
-      </ns0:r>
-      <ns0:r>
         <ns0:br/>
         <ns0:t>Combat input system (space key to attack, combo queuing)</ns0:t>
-      </ns0:r>
-      <ns0:r>
         <ns0:br/>
         <ns0:t>Attack hitbox system (temporary hitbox creation, multi-hit prevention)</ns0:t>
-      </ns0:r>
-      <ns0:r>
         <ns0:br/>
         <ns0:t>Damage system (applies incoming hits, triggers knockback and hit reactions)</ns0:t>
-      </ns0:r>
-      <ns0:r>
         <ns0:br/>
         <ns0:t>Hit timer system (invincibility frames, 0.5s duration after being hit)</ns0:t>
-      </ns0:r>
-      <ns0:r>
         <ns0:br/>
         <ns0:t>Death system (marks dead entities, converts colliders to triggers so corpses don’t block movement, plays death SFX, adds corpse lifetime timer)</ns0:t>
-      </ns0:r>
-      <ns0:r>
         <ns0:br/>
         <ns0:t>Health system (current/max HP tracking)</ns0:t>
-      </ns0:r>
-      <ns0:r>
         <ns0:br/>
         <ns0:t>Enemy AI system (state machine: idle, patrol, chase, attack with knockback; enemies attack immediately upon entering attack range)</ns0:t>
-      </ns0:r>
-      <ns0:r>
         <ns0:br/>
         <ns0:t>Door system (proximity-based automatic opening with swing animation and door open SFX)</ns0:t>
-      </ns0:r>
-      <ns0:r>
         <ns0:br/>
         <ns0:t>Door puzzle system (switch-triggered doors linked by trigger IDs)</ns0:t>
-      </ns0:r>
-      <ns0:r>
         <ns0:br/>
         <ns0:t>Switch trigger system (floor switches activated by player collision)</ns0:t>
-      </ns0:r>
-      <ns0:r>
-        <ns0:br/>
-        <ns0:t>Room transition system (room loading/unloading)</ns0:t>
-      </ns0:r>
-      <ns0:r>
         <ns0:br/>
         <ns0:t>Bone attachment system (attaches weapons to skeleton bones)</ns0:t>
-      </ns0:r>
-      <ns0:r>
         <ns0:br/>
         <ns0:t>Lifetime system (auto-destroys entities after duration)</ns0:t>
-      </ns0:r>
-      <ns0:r>
         <ns0:br/>
         <ns0:t>Camera follow system (smooth follow with mouse wheel zoom, range 8-60)</ns0:t>
-      </ns0:r>
-      <ns0:r>
         <ns0:br/>
         <ns0:t>Dungeon spawn system (procedural dungeon generation with prefabs including wall variants: broken, pillar, shelves, scaffold, window; and floor variant: grate)</ns0:t>
-      </ns0:r>
-      <ns0:r>
         <ns0:br/>
         <ns0:t>Entity spawn system (component registration and entity prefab creation)</ns0:t>
       </ns0:r>
@@ -2403,12 +2088,8 @@
       </ns0:pPr>
       <ns0:r>
         <ns0:t>FPS counter (frame rate tracking, toggled with F4)</ns0:t>
-      </ns0:r>
-      <ns0:r>
         <ns0:br/>
         <ns0:t>Debug collider visualization (wireframe AABB rendering, toggled with F5)</ns0:t>
-      </ns0:r>
-      <ns0:r>
         <ns0:br/>
         <ns0:t>Debug mode toggle (F3 enables debug features)</ns0:t>
       </ns0:r>
@@ -2542,8 +2223,6 @@
       </ns0:pPr>
       <ns0:r>
         <ns0:t>The player explores an abandoned dungeon once used to protect a sacred relic.</ns0:t>
-      </ns0:r>
-      <ns0:r>
         <ns0:br/>
         <ns0:t>Now corrupted and overrun by hostile creatures, the dungeon presents increasingly dangerous rooms.</ns0:t>
       </ns0:r>
@@ -2554,8 +2233,6 @@
       </ns0:pPr>
       <ns0:r>
         <ns0:t>Each room presents combat encounters with skeleton enemies that must be defeated.</ns0:t>
-      </ns0:r>
-      <ns0:r>
         <ns0:br/>
         <ns0:t>The player uses a 3-hit melee combo system with knockback and invincibility frames.</ns0:t>
       </ns0:r>
@@ -2626,55 +2303,29 @@
       </ns0:pPr>
       <ns0:r>
         <ns0:t>3D top-down movement with smooth rotation</ns0:t>
-      </ns0:r>
-      <ns0:r>
         <ns0:br/>
         <ns0:t>Perspective camera with zoom control</ns0:t>
-      </ns0:r>
-      <ns0:r>
         <ns0:br/>
         <ns0:t>Procedurally generated dungeon layout</ns0:t>
-      </ns0:r>
-      <ns0:r>
         <ns0:br/>
         <ns0:t>3-hit combo melee combat system with lunge on final attack</ns0:t>
-      </ns0:r>
-      <ns0:r>
         <ns0:br/>
         <ns0:t>Enemy AI (idle, patrol, chase, and attack states with knockback)</ns0:t>
-      </ns0:r>
-      <ns0:r>
         <ns0:br/>
         <ns0:t>Health and damage system with invincibility frames</ns0:t>
-      </ns0:r>
-      <ns0:r>
         <ns0:br/>
         <ns0:t>Skeletal animation with blending</ns0:t>
-      </ns0:r>
-      <ns0:r>
         <ns0:br/>
         <ns0:t>Sound effects and background music with volume control</ns0:t>
-      </ns0:r>
-      <ns0:r>
-        <ns0:br/>
-      </ns0:r>
-      <ns0:r>
+        <ns0:br/>
         <ns0:lastRenderedPageBreak/>
         <ns0:t>UI health bar (heart-based display)</ns0:t>
-      </ns0:r>
-      <ns0:r>
         <ns0:br/>
         <ns0:t>Menu system (main menu, pause menu, settings with volume sliders)</ns0:t>
-      </ns0:r>
-      <ns0:r>
         <ns0:br/>
         <ns0:t>Interactive doors (proximity-based and switch-triggered)</ns0:t>
-      </ns0:r>
-      <ns0:r>
         <ns0:br/>
         <ns0:t>Debug tools (FPS counter, collider visualization)</ns0:t>
-      </ns0:r>
-      <ns0:r>
         <ns0:br/>
         <ns0:t>Procedural dungeon generation with configurable room count and seed</ns0:t>
       </ns0:r>
@@ -2777,8 +2428,6 @@
       </ns0:pPr>
       <ns0:r>
         <ns0:t>The Forgotten Keep once guarded an ancient relic of immense power.</ns0:t>
-      </ns0:r>
-      <ns0:r>
         <ns0:br/>
         <ns0:t>After years of abandonment, dark forces have taken control.</ns0:t>
       </ns0:r>
@@ -2809,16 +2458,10 @@
       </ns0:pPr>
       <ns0:r>
         <ns0:t>Environmental design (dungeon atmosphere)</ns0:t>
-      </ns0:r>
-      <ns0:r>
         <ns0:br/>
         <ns0:t>Room progression (procedurally generated layouts)</ns0:t>
-      </ns0:r>
-      <ns0:r>
         <ns0:br/>
         <ns0:t>Enemy placement (skeleton enemies spawned per room)</ns0:t>
-      </ns0:r>
-      <ns0:r>
         <ns0:br/>
         <ns0:t>Interactive elements (doors and switches)</ns0:t>
       </ns0:r>
@@ -2873,20 +2516,12 @@
       </ns0:pPr>
       <ns0:r>
         <ns0:t>Royalty-free GLB/GLTF 3D models (characters, dungeon tiles, equipment)</ns0:t>
-      </ns0:r>
-      <ns0:r>
         <ns0:br/>
         <ns0:t>Skeletal animation clips (idle, run, attack combo, hit reaction, death)</ns0:t>
-      </ns0:r>
-      <ns0:r>
         <ns0:br/>
         <ns0:t>Free-use sound effects and background music (OGG format)</ns0:t>
-      </ns0:r>
-      <ns0:r>
         <ns0:br/>
         <ns0:t>TrueType fonts for UI text rendering</ns0:t>
-      </ns0:r>
-      <ns0:r>
         <ns0:br/>
         <ns0:t>Custom UI textures (health bar hearts, borders)</ns0:t>
       </ns0:r>
@@ -3008,11 +2643,9 @@
           <ns0:numId ns0:val="14"/>
         </ns0:numPr>
       </ns0:pPr>
-      <ns0:proofErr ns0:type="spellStart"/>
       <ns0:r>
         <ns0:t>CMake</ns0:t>
       </ns0:r>
-      <ns0:proofErr ns0:type="spellEnd"/>
     </ns0:p>
     <ns0:p ns2:paraId="790623C4" ns2:textId="77777777" ns0:rsidR="0062794D" ns0:rsidRDefault="00000000">
       <ns0:pPr>
@@ -3021,50 +2654,18 @@
           <ns0:numId ns0:val="14"/>
         </ns0:numPr>
       </ns0:pPr>
-      <ns0:proofErr ns0:type="spellStart"/>
-      <ns0:r>
-        <ns0:t>CLion</ns0:t>
-      </ns0:r>
-      <ns0:proofErr ns0:type="spellEnd"/>
-      <ns0:r>
-        <ns0:t xml:space="preserve"> / Visual Studio</ns0:t>
-      </ns0:r>
-      <ns0:r>
-        <ns0:br/>
-      </ns0:r>
-      <ns0:proofErr ns0:type="spellStart"/>
-      <ns0:r>
-        <ns0:t>Assimp</ns0:t>
-      </ns0:r>
-      <ns0:proofErr ns0:type="spellEnd"/>
-      <ns0:r>
-        <ns0:t xml:space="preserve"> 6.0.4 (3D model and </ns0:t>
-      </ns0:r>
-      <ns0:r>
-        <ns0:t>animation loading)</ns0:t>
-      </ns0:r>
-      <ns0:r>
+      <ns0:r>
+        <ns0:t>CLion / Visual Studio</ns0:t>
+        <ns0:br/>
+        <ns0:t>Assimp 6.0.4 (3D model and animation loading)</ns0:t>
         <ns0:br/>
         <ns0:t>GLAD (OpenGL function loader)</ns0:t>
-      </ns0:r>
-      <ns0:r>
         <ns0:br/>
         <ns0:t>SDL3_mixer (audio playback)</ns0:t>
-      </ns0:r>
-      <ns0:r>
         <ns0:br/>
         <ns0:t>SDL3_image (image file loading)</ns0:t>
-      </ns0:r>
-      <ns0:r>
-        <ns0:br/>
-      </ns0:r>
-      <ns0:proofErr ns0:type="spellStart"/>
-      <ns0:r>
-        <ns0:t>stb_truetype</ns0:t>
-      </ns0:r>
-      <ns0:proofErr ns0:type="spellEnd"/>
-      <ns0:r>
-        <ns0:t xml:space="preserve"> (font rasterization)</ns0:t>
+        <ns0:br/>
+        <ns0:t>stb_truetype (font rasterization)</ns0:t>
       </ns0:r>
     </ns0:p>
     <ns0:p ns2:paraId="7B970EFC" ns2:textId="77777777" ns0:rsidR="0062794D" ns0:rsidRDefault="00000000">
@@ -3508,24 +3109,10 @@
       </ns0:pPr>
       <ns0:r>
         <ns0:t>SDL3 + OpenGL 4.6 context ✓</ns0:t>
-      </ns0:r>
-      <ns0:r>
         <ns0:br/>
         <ns0:t>Shader system with uniform caching ✓</ns0:t>
-      </ns0:r>
-      <ns0:r>
-        <ns0:br/>
-        <ns0:t xml:space="preserve">Render </ns0:t>
-      </ns0:r>
-      <ns0:proofErr ns0:type="gramStart"/>
-      <ns0:r>
-        <ns0:t>textured</ns0:t>
-      </ns0:r>
-      <ns0:proofErr ns0:type="gramEnd"/>
-      <ns0:r>
-        <ns0:t xml:space="preserve"> GLB models ✓</ns0:t>
-      </ns0:r>
-      <ns0:r>
+        <ns0:br/>
+        <ns0:t>Render textured GLB models ✓</ns0:t>
         <ns0:br/>
         <ns0:t>Perspective camera system with zoom ✓</ns0:t>
       </ns0:r>
@@ -3563,16 +3150,10 @@
       </ns0:pPr>
       <ns0:r>
         <ns0:t>Entity registry with component storage ✓</ns0:t>
-      </ns0:r>
-      <ns0:r>
         <ns0:br/>
         <ns0:t>Transform, Render, and gameplay components ✓</ns0:t>
-      </ns0:r>
-      <ns0:r>
         <ns0:br/>
         <ns0:t>Scene management system with stack-based overlays ✓</ns0:t>
-      </ns0:r>
-      <ns0:r>
         <ns0:br/>
         <ns0:t>Skeletal animation system with blending ✓</ns0:t>
       </ns0:r>
@@ -3610,24 +3191,14 @@
       </ns0:pPr>
       <ns0:r>
         <ns0:t>Procedurally generated multi-room dungeons ✓</ns0:t>
-      </ns0:r>
-      <ns0:r>
         <ns0:br/>
         <ns0:t>Player movement with smooth rotation ✓</ns0:t>
-      </ns0:r>
-      <ns0:r>
         <ns0:br/>
         <ns0:t>Skeleton enemy type with AI state machine ✓</ns0:t>
-      </ns0:r>
-      <ns0:r>
         <ns0:br/>
         <ns0:t>AABB collision + health + damage system ✓</ns0:t>
-      </ns0:r>
-      <ns0:r>
         <ns0:br/>
         <ns0:t>3-hit combo combat with lunge and knockback ✓</ns0:t>
-      </ns0:r>
-      <ns0:r>
         <ns0:br/>
         <ns0:t>Invincibility frames and death system ✓</ns0:t>
       </ns0:r>
@@ -3662,27 +3233,15 @@
     <ns0:p ns2:paraId="0EE03C32" ns2:textId="77777777" ns0:rsidR="0062794D" ns0:rsidRDefault="00000000">
       <ns0:r>
         <ns0:t>Audio integration (SDL3_mixer, music + SFX with volume control) ✓</ns0:t>
-      </ns0:r>
-      <ns0:r>
         <ns0:br/>
         <ns0:t>UI health bar (heart-based HUD) ✓</ns0:t>
-      </ns0:r>
-      <ns0:r>
         <ns0:br/>
         <ns0:t>Debug tools (FPS counter, collider visualization) ✓</ns0:t>
-      </ns0:r>
-      <ns0:r>
         <ns0:br/>
         <ns0:t>Menu system (main menu, pause menu, settings) ✓</ns0:t>
-      </ns0:r>
-      <ns0:r>
-        <ns0:br/>
-      </ns0:r>
-      <ns0:r>
+        <ns0:br/>
         <ns0:lastRenderedPageBreak/>
         <ns0:t>Interactive doors and switch puzzles ✓</ns0:t>
-      </ns0:r>
-      <ns0:r>
         <ns0:br/>
         <ns0:t>Dungeon generation with prefab system ✓</ns0:t>
       </ns0:r>

--- a/docs/EFK_Project_Design_Document.docx
+++ b/docs/EFK_Project_Design_Document.docx
@@ -1,3260 +1,3585 @@
 
 <file path=word/document.xml><?xml version="1.0" encoding="utf-8"?>
-<ns0:document xmlns:ns0="http://schemas.openxmlformats.org/wordprocessingml/2006/main" xmlns:ns1="http://schemas.openxmlformats.org/markup-compatibility/2006" xmlns:ns2="http://schemas.microsoft.com/office/word/2010/wordml" xmlns:ns3="urn:schemas-microsoft-com:vml" xmlns:ns4="urn:schemas-microsoft-com:office:office" xmlns:ns5="http://schemas.openxmlformats.org/officeDocument/2006/relationships" ns1:Ignorable="w14 w15 w16se w16cid w16 w16cex w16sdtdh w16sdtfl w16du wp14">
-  <ns0:body>
-    <ns0:p ns2:paraId="1A932BC6" ns2:textId="77777777" ns0:rsidR="0062794D" ns0:rsidRDefault="00000000">
-      <ns0:pPr>
-        <ns0:pStyle ns0:val="Heading1"/>
-        <ns0:keepNext ns0:val="0"/>
-        <ns0:keepLines ns0:val="0"/>
-        <ns0:spacing ns0:before="480"/>
-        <ns0:rPr>
-          <ns0:b/>
-          <ns0:bCs/>
-          <ns0:sz ns0:val="46"/>
-          <ns0:szCs ns0:val="46"/>
-        </ns0:rPr>
-      </ns0:pPr>
-      <ns0:bookmarkStart ns0:id="0" ns0:name="_f5f63ff8ea1l" ns0:colFirst="0" ns0:colLast="0"/>
-      <ns0:bookmarkEnd ns0:id="0"/>
-      <ns0:r>
-        <ns0:rPr>
-          <ns0:b/>
-          <ns0:bCs/>
-          <ns0:sz ns0:val="46"/>
-          <ns0:szCs ns0:val="46"/>
-        </ns0:rPr>
-        <ns0:t>COMP 8051 – Project Design Document</ns0:t>
-      </ns0:r>
-    </ns0:p>
-    <ns0:p ns2:paraId="1B0307C6" ns2:textId="77777777" ns0:rsidR="0062794D" ns0:rsidRDefault="00000000">
-      <ns0:pPr>
-        <ns0:pStyle ns0:val="Heading2"/>
-        <ns0:keepNext ns0:val="0"/>
-        <ns0:keepLines ns0:val="0"/>
-        <ns0:spacing ns0:after="80"/>
-        <ns0:rPr>
-          <ns0:b/>
-          <ns0:bCs/>
-          <ns0:sz ns0:val="34"/>
-          <ns0:szCs ns0:val="34"/>
-        </ns0:rPr>
-      </ns0:pPr>
-      <ns0:bookmarkStart ns0:id="1" ns0:name="_trudukc4el3a" ns0:colFirst="0" ns0:colLast="0"/>
-      <ns0:bookmarkEnd ns0:id="1"/>
-      <ns0:r>
-        <ns0:rPr>
-          <ns0:b/>
-          <ns0:bCs/>
-          <ns0:sz ns0:val="34"/>
-          <ns0:szCs ns0:val="34"/>
-        </ns0:rPr>
-        <ns0:t>Echoes of the Forgotten Keep</ns0:t>
-      </ns0:r>
-    </ns0:p>
-    <ns0:p ns2:paraId="5E4DFD49" ns2:textId="77777777" ns0:rsidR="0062794D" ns0:rsidRDefault="00000000">
-      <ns0:r>
-        <ns0:pict ns2:anchorId="515E6B56">
-          <ns3:rect id="_x0000_i1025" style="width:0;height:1.5pt" ns4:hralign="center" ns4:hrstd="t" ns4:hr="t" fillcolor="#a0a0a0" stroked="f"/>
-        </ns0:pict>
-      </ns0:r>
-    </ns0:p>
-    <ns0:p ns2:paraId="70FAC8DC" ns2:textId="77777777" ns0:rsidR="0062794D" ns0:rsidRDefault="00000000">
-      <ns0:pPr>
-        <ns0:pStyle ns0:val="Heading1"/>
-        <ns0:keepNext ns0:val="0"/>
-        <ns0:keepLines ns0:val="0"/>
-        <ns0:spacing ns0:before="0" ns0:line="240" ns0:lineRule="auto"/>
-        <ns0:rPr>
-          <ns0:b/>
-          <ns0:bCs/>
-          <ns0:sz ns0:val="46"/>
-          <ns0:szCs ns0:val="46"/>
-        </ns0:rPr>
-      </ns0:pPr>
-      <ns0:bookmarkStart ns0:id="2" ns0:name="_k9fqqynoh7hf" ns0:colFirst="0" ns0:colLast="0"/>
-      <ns0:bookmarkEnd ns0:id="2"/>
-      <ns0:r>
-        <ns0:rPr>
-          <ns0:b/>
-          <ns0:bCs/>
-          <ns0:sz ns0:val="46"/>
-          <ns0:szCs ns0:val="46"/>
-        </ns0:rPr>
-        <ns0:t>1. Team Members &amp; Roles</ns0:t>
-      </ns0:r>
-    </ns0:p>
-    <ns0:p ns2:paraId="5FF89CFA" ns2:textId="77777777" ns0:rsidR="0062794D" ns0:rsidRDefault="00000000">
-      <ns0:pPr>
-        <ns0:pStyle ns0:val="Heading3"/>
-        <ns0:keepNext ns0:val="0"/>
-        <ns0:keepLines ns0:val="0"/>
-        <ns0:spacing ns0:before="280"/>
-        <ns0:rPr>
-          <ns0:b/>
-          <ns0:bCs/>
-          <ns0:color ns0:val="000000"/>
-          <ns0:sz ns0:val="26"/>
-          <ns0:szCs ns0:val="26"/>
-        </ns0:rPr>
-      </ns0:pPr>
-      <ns0:bookmarkStart ns0:id="3" ns0:name="_rl76ee18b7j" ns0:colFirst="0" ns0:colLast="0"/>
-      <ns0:bookmarkEnd ns0:id="3"/>
-      <ns0:r>
-        <ns0:rPr>
-          <ns0:b/>
-          <ns0:bCs/>
-          <ns0:color ns0:val="000000"/>
-          <ns0:sz ns0:val="26"/>
-          <ns0:szCs ns0:val="26"/>
-        </ns0:rPr>
-        <ns0:t>Repository</ns0:t>
-      </ns0:r>
-    </ns0:p>
-    <ns0:p ns2:paraId="5FAB02CD" ns2:textId="77777777" ns0:rsidR="0062794D" ns0:rsidRDefault="00000000">
-      <ns0:pPr>
-        <ns0:spacing ns0:before="240" ns0:after="240"/>
-        <ns0:rPr>
-          <ns0:color ns0:val="1155CC"/>
-          <ns0:u ns0:val="single"/>
-        </ns0:rPr>
-      </ns0:pPr>
-      <ns0:r>
-        <ns0:t>GitHub Repository:</ns0:t>
-        <ns0:br/>
-      </ns0:r>
-      <ns0:hyperlink ns5:id="rId5">
-        <ns0:r>
-          <ns0:rPr>
-            <ns0:color ns0:val="1155CC"/>
-            <ns0:u ns0:val="single"/>
-          </ns0:rPr>
-          <ns0:t>https://github.com/JosephDriedger/echoes-of-the-forgotten-keep</ns0:t>
-        </ns0:r>
-      </ns0:hyperlink>
-    </ns0:p>
-    <ns0:p ns2:paraId="3E976676" ns2:textId="77777777" ns0:rsidR="0062794D" ns0:rsidRDefault="00000000">
-      <ns0:pPr>
-        <ns0:spacing ns0:before="240" ns0:after="240"/>
-        <ns0:rPr>
-          <ns0:color ns0:val="1155CC"/>
-          <ns0:u ns0:val="single"/>
-        </ns0:rPr>
-      </ns0:pPr>
-      <ns0:r>
-        <ns0:t>Project Board:</ns0:t>
-        <ns0:br/>
-      </ns0:r>
-      <ns0:hyperlink ns5:id="rId6">
-        <ns0:r>
-          <ns0:rPr>
-            <ns0:color ns0:val="1155CC"/>
-            <ns0:u ns0:val="single"/>
-          </ns0:rPr>
-          <ns0:t>https://github.com/users/JosephDriedger/projects/2</ns0:t>
-        </ns0:r>
-      </ns0:hyperlink>
-    </ns0:p>
-    <ns0:p ns2:paraId="51429D99" ns2:textId="77777777" ns0:rsidR="0062794D" ns0:rsidRDefault="00000000">
-      <ns0:r>
-        <ns0:pict ns2:anchorId="51F8944B">
-          <ns3:rect id="_x0000_i1026" style="width:0;height:1.5pt" ns4:hralign="center" ns4:hrstd="t" ns4:hr="t" fillcolor="#a0a0a0" stroked="f"/>
-        </ns0:pict>
-      </ns0:r>
-    </ns0:p>
-    <ns0:p ns2:paraId="03A4E388" ns2:textId="77777777" ns0:rsidR="0062794D" ns0:rsidRDefault="00000000">
-      <ns0:pPr>
-        <ns0:pStyle ns0:val="Heading1"/>
-        <ns0:keepNext ns0:val="0"/>
-        <ns0:keepLines ns0:val="0"/>
-        <ns0:spacing ns0:before="0"/>
-        <ns0:rPr>
-          <ns0:b/>
-          <ns0:bCs/>
-          <ns0:sz ns0:val="46"/>
-          <ns0:szCs ns0:val="46"/>
-        </ns0:rPr>
-      </ns0:pPr>
-      <ns0:bookmarkStart ns0:id="4" ns0:name="_s29hd79rrg1a" ns0:colFirst="0" ns0:colLast="0"/>
-      <ns0:bookmarkEnd ns0:id="4"/>
-      <ns0:r>
-        <ns0:rPr>
-          <ns0:b/>
-          <ns0:bCs/>
-          <ns0:sz ns0:val="46"/>
-          <ns0:szCs ns0:val="46"/>
-        </ns0:rPr>
-        <ns0:t>Joey Driedger</ns0:t>
-      </ns0:r>
-    </ns0:p>
-    <ns0:p ns2:paraId="67B98FED" ns2:textId="77777777" ns0:rsidR="0062794D" ns0:rsidRDefault="00000000">
-      <ns0:pPr>
-        <ns0:spacing ns0:before="240" ns0:after="240"/>
-        <ns0:rPr>
-          <ns0:color ns0:val="1155CC"/>
-          <ns0:u ns0:val="single"/>
-        </ns0:rPr>
-      </ns0:pPr>
-      <ns0:r>
-        <ns0:t>GitHub:</ns0:t>
-      </ns0:r>
-      <ns0:hyperlink ns5:id="rId7">
-        <ns0:r>
-          <ns0:t xml:space="preserve"> </ns0:t>
-        </ns0:r>
-      </ns0:hyperlink>
-      <ns0:hyperlink ns5:id="rId8">
-        <ns0:r>
-          <ns0:rPr>
-            <ns0:color ns0:val="1155CC"/>
-            <ns0:u ns0:val="single"/>
-          </ns0:rPr>
-          <ns0:t>https://github.com/JosephDriedger</ns0:t>
-        </ns0:r>
-      </ns0:hyperlink>
-    </ns0:p>
-    <ns0:p ns2:paraId="54D367CA" ns2:textId="77777777" ns0:rsidR="0062794D" ns0:rsidRDefault="00000000">
-      <ns0:pPr>
-        <ns0:pStyle ns0:val="Heading3"/>
-        <ns0:keepNext ns0:val="0"/>
-        <ns0:keepLines ns0:val="0"/>
-        <ns0:spacing ns0:before="280"/>
-        <ns0:rPr>
-          <ns0:b/>
-          <ns0:bCs/>
-          <ns0:color ns0:val="000000"/>
-          <ns0:sz ns0:val="26"/>
-          <ns0:szCs ns0:val="26"/>
-        </ns0:rPr>
-      </ns0:pPr>
-      <ns0:bookmarkStart ns0:id="5" ns0:name="_4tjsbjowy6kn" ns0:colFirst="0" ns0:colLast="0"/>
-      <ns0:bookmarkEnd ns0:id="5"/>
-      <ns0:r>
-        <ns0:rPr>
-          <ns0:b/>
-          <ns0:bCs/>
-          <ns0:color ns0:val="000000"/>
-          <ns0:sz ns0:val="26"/>
-          <ns0:szCs ns0:val="26"/>
-        </ns0:rPr>
-        <ns0:t>Role: Engine &amp; Architecture Lead</ns0:t>
-      </ns0:r>
-    </ns0:p>
-    <ns0:p ns2:paraId="4D41916A" ns2:textId="77777777" ns0:rsidR="0062794D" ns0:rsidRDefault="00000000">
-      <ns0:pPr>
-        <ns0:pStyle ns0:val="Heading3"/>
-        <ns0:keepNext ns0:val="0"/>
-        <ns0:keepLines ns0:val="0"/>
-        <ns0:spacing ns0:before="280"/>
-        <ns0:rPr>
-          <ns0:b/>
-          <ns0:bCs/>
-          <ns0:color ns0:val="000000"/>
-          <ns0:sz ns0:val="26"/>
-          <ns0:szCs ns0:val="26"/>
-        </ns0:rPr>
-      </ns0:pPr>
-      <ns0:bookmarkStart ns0:id="6" ns0:name="_jdhbixnz0rc" ns0:colFirst="0" ns0:colLast="0"/>
-      <ns0:bookmarkEnd ns0:id="6"/>
-      <ns0:r>
-        <ns0:rPr>
-          <ns0:b/>
-          <ns0:bCs/>
-          <ns0:color ns0:val="000000"/>
-          <ns0:sz ns0:val="26"/>
-          <ns0:szCs ns0:val="26"/>
-        </ns0:rPr>
-        <ns0:t>Programming Responsibilities</ns0:t>
-      </ns0:r>
-    </ns0:p>
-    <ns0:p ns2:paraId="677471F6" ns2:textId="77777777" ns0:rsidR="0062794D" ns0:rsidRDefault="00000000">
-      <ns0:pPr>
-        <ns0:spacing ns0:before="240" ns0:after="240"/>
-      </ns0:pPr>
-      <ns0:r>
-        <ns0:rPr>
-          <ns0:rFonts ns0:ascii="Arial Unicode MS" ns0:eastAsia="Arial Unicode MS" ns0:hAnsi="Arial Unicode MS" ns0:cs="Arial Unicode MS"/>
-        </ns0:rPr>
-        <ns0:t>Core engine architecture design</ns0:t>
-        <ns0:br/>
-        <ns0:t>Engine main loop implementation (initialize → update → render)</ns0:t>
-        <ns0:br/>
-        <ns0:t>Hybrid ECS framework implementation</ns0:t>
-        <ns0:br/>
-        <ns0:t>Scene management system (stack-based with overlays)</ns0:t>
-        <ns0:br/>
-        <ns0:t>Time system (delta time with 100ms clamp)</ns0:t>
-        <ns0:br/>
-        <ns0:t>Input handling system (keyboard, mouse, frame-based edge detection)</ns0:t>
-        <ns0:br/>
-        <ns0:t>Prefab manager and procedural dungeon generation</ns0:t>
-        <ns0:br/>
-        <ns0:t>Build room system and floor generator</ns0:t>
-      </ns0:r>
-    </ns0:p>
-    <ns0:p ns2:paraId="7944DE21" ns2:textId="77777777" ns0:rsidR="0062794D" ns0:rsidRDefault="00000000">
-      <ns0:pPr>
-        <ns0:pStyle ns0:val="Heading3"/>
-        <ns0:keepNext ns0:val="0"/>
-        <ns0:keepLines ns0:val="0"/>
-        <ns0:spacing ns0:before="280"/>
-        <ns0:rPr>
-          <ns0:b/>
-          <ns0:bCs/>
-          <ns0:color ns0:val="000000"/>
-          <ns0:sz ns0:val="26"/>
-          <ns0:szCs ns0:val="26"/>
-        </ns0:rPr>
-      </ns0:pPr>
-      <ns0:bookmarkStart ns0:id="7" ns0:name="_kxhui4vy8lh0" ns0:colFirst="0" ns0:colLast="0"/>
-      <ns0:bookmarkEnd ns0:id="7"/>
-      <ns0:r>
-        <ns0:rPr>
-          <ns0:b/>
-          <ns0:bCs/>
-          <ns0:color ns0:val="000000"/>
-          <ns0:sz ns0:val="26"/>
-          <ns0:szCs ns0:val="26"/>
-        </ns0:rPr>
-        <ns0:t>Documentation Responsibilities</ns0:t>
-      </ns0:r>
-    </ns0:p>
-    <ns0:p ns2:paraId="620A8A2D" ns2:textId="77777777" ns0:rsidR="0062794D" ns0:rsidRDefault="00000000">
-      <ns0:pPr>
-        <ns0:spacing ns0:before="240" ns0:after="240"/>
-      </ns0:pPr>
-      <ns0:r>
-        <ns0:t>Engine architecture description</ns0:t>
-        <ns0:br/>
-        <ns0:t>ECS design explanation</ns0:t>
-        <ns0:br/>
-        <ns0:t>Scene management documentation</ns0:t>
-        <ns0:br/>
-        <ns0:t>Technical system overview</ns0:t>
-      </ns0:r>
-    </ns0:p>
-    <ns0:p ns2:paraId="4963D9A8" ns2:textId="77777777" ns0:rsidR="0062794D" ns0:rsidRDefault="00000000">
-      <ns0:r>
-        <ns0:lastRenderedPageBreak/>
-        <ns0:pict ns2:anchorId="4E4FC0F0">
-          <ns3:rect id="_x0000_i1027" style="width:0;height:1.5pt" ns4:hralign="center" ns4:hrstd="t" ns4:hr="t" fillcolor="#a0a0a0" stroked="f"/>
-        </ns0:pict>
-      </ns0:r>
-    </ns0:p>
-    <ns0:p ns2:paraId="16A1DECC" ns2:textId="77777777" ns0:rsidR="0062794D" ns0:rsidRDefault="00000000">
-      <ns0:pPr>
-        <ns0:pStyle ns0:val="Heading1"/>
-        <ns0:keepNext ns0:val="0"/>
-        <ns0:keepLines ns0:val="0"/>
-        <ns0:spacing ns0:before="0"/>
-        <ns0:rPr>
-          <ns0:b/>
-          <ns0:bCs/>
-          <ns0:sz ns0:val="46"/>
-          <ns0:szCs ns0:val="46"/>
-        </ns0:rPr>
-      </ns0:pPr>
-      <ns0:bookmarkStart ns0:id="8" ns0:name="_pupwbo7ugddo" ns0:colFirst="0" ns0:colLast="0"/>
-      <ns0:bookmarkEnd ns0:id="8"/>
-      <ns0:r>
-        <ns0:rPr>
-          <ns0:b/>
-          <ns0:bCs/>
-          <ns0:sz ns0:val="46"/>
-          <ns0:szCs ns0:val="46"/>
-        </ns0:rPr>
-        <ns0:t>Adam Van Woerden</ns0:t>
-      </ns0:r>
-    </ns0:p>
-    <ns0:p ns2:paraId="5AECE6A3" ns2:textId="77777777" ns0:rsidR="0062794D" ns0:rsidRDefault="00000000">
-      <ns0:pPr>
-        <ns0:spacing ns0:before="240" ns0:after="240"/>
-        <ns0:rPr>
-          <ns0:color ns0:val="1155CC"/>
-          <ns0:u ns0:val="single"/>
-        </ns0:rPr>
-      </ns0:pPr>
-      <ns0:r>
-        <ns0:t>GitHub:</ns0:t>
-      </ns0:r>
-      <ns0:hyperlink ns5:id="rId9">
-        <ns0:r>
-          <ns0:t xml:space="preserve"> </ns0:t>
-        </ns0:r>
-      </ns0:hyperlink>
-      <ns0:hyperlink ns5:id="rId10">
-        <ns0:r>
-          <ns0:rPr>
-            <ns0:color ns0:val="1155CC"/>
-            <ns0:u ns0:val="single"/>
-          </ns0:rPr>
-          <ns0:t>https://github.com/AdamBcit</ns0:t>
-        </ns0:r>
-      </ns0:hyperlink>
-    </ns0:p>
-    <ns0:p ns2:paraId="4D58F3B3" ns2:textId="77777777" ns0:rsidR="0062794D" ns0:rsidRDefault="00000000">
-      <ns0:pPr>
-        <ns0:pStyle ns0:val="Heading3"/>
-        <ns0:keepNext ns0:val="0"/>
-        <ns0:keepLines ns0:val="0"/>
-        <ns0:spacing ns0:before="280"/>
-        <ns0:rPr>
-          <ns0:b/>
-          <ns0:bCs/>
-          <ns0:color ns0:val="000000"/>
-          <ns0:sz ns0:val="26"/>
-          <ns0:szCs ns0:val="26"/>
-        </ns0:rPr>
-      </ns0:pPr>
-      <ns0:bookmarkStart ns0:id="9" ns0:name="_tfv746uvut9r" ns0:colFirst="0" ns0:colLast="0"/>
-      <ns0:bookmarkEnd ns0:id="9"/>
-      <ns0:r>
-        <ns0:rPr>
-          <ns0:b/>
-          <ns0:bCs/>
-          <ns0:color ns0:val="000000"/>
-          <ns0:sz ns0:val="26"/>
-          <ns0:szCs ns0:val="26"/>
-        </ns0:rPr>
-        <ns0:t>Role: Graphics &amp; Rendering Lead</ns0:t>
-      </ns0:r>
-    </ns0:p>
-    <ns0:p ns2:paraId="6889F6DD" ns2:textId="77777777" ns0:rsidR="0062794D" ns0:rsidRDefault="00000000">
-      <ns0:pPr>
-        <ns0:pStyle ns0:val="Heading3"/>
-        <ns0:keepNext ns0:val="0"/>
-        <ns0:keepLines ns0:val="0"/>
-        <ns0:spacing ns0:before="280"/>
-        <ns0:rPr>
-          <ns0:b/>
-          <ns0:bCs/>
-          <ns0:color ns0:val="000000"/>
-          <ns0:sz ns0:val="26"/>
-          <ns0:szCs ns0:val="26"/>
-        </ns0:rPr>
-      </ns0:pPr>
-      <ns0:bookmarkStart ns0:id="10" ns0:name="_9v8nvbcd3mv2" ns0:colFirst="0" ns0:colLast="0"/>
-      <ns0:bookmarkEnd ns0:id="10"/>
-      <ns0:r>
-        <ns0:rPr>
-          <ns0:b/>
-          <ns0:bCs/>
-          <ns0:color ns0:val="000000"/>
-          <ns0:sz ns0:val="26"/>
-          <ns0:szCs ns0:val="26"/>
-        </ns0:rPr>
-        <ns0:t>Programming Responsibilities</ns0:t>
-      </ns0:r>
-    </ns0:p>
-    <ns0:p ns2:paraId="0FD05827" ns2:textId="77777777" ns0:rsidR="0062794D" ns0:rsidRDefault="00000000">
-      <ns0:pPr>
-        <ns0:spacing ns0:before="240" ns0:after="240"/>
-      </ns0:pPr>
-      <ns0:r>
-        <ns0:t>Shader system (GLSL compilation, uniform caching)</ns0:t>
-        <ns0:br/>
-        <ns0:t>Mesh system (GLB/GLTF loading via Assimp)</ns0:t>
-        <ns0:br/>
-        <ns0:t>Texture manager (PNG loading via SDL3_image, path-based deduplication)</ns0:t>
-        <ns0:br/>
-        <ns0:t>Lighting system (Phong shading with directional light)</ns0:t>
-        <ns0:br/>
-        <ns0:t>Camera system (perspective for gameplay, orthographic for UI, zoom control)</ns0:t>
-        <ns0:br/>
-        <ns0:t>Render system (forward rendering pipeline)</ns0:t>
-        <ns0:br/>
-        <ns0:t>Skeletal animation system (bone hierarchy, keyframe interpolation, animation blending)</ns0:t>
-        <ns0:br/>
-        <ns0:t>Text renderer (TrueType font atlas via stb_truetype)</ns0:t>
-        <ns0:br/>
-        <ns0:t>Quad renderer (solid-color rectangles for UI)</ns0:t>
-      </ns0:r>
-    </ns0:p>
-    <ns0:p ns2:paraId="46D277CE" ns2:textId="77777777" ns0:rsidR="0062794D" ns0:rsidRDefault="00000000">
-      <ns0:pPr>
-        <ns0:pStyle ns0:val="Heading3"/>
-        <ns0:keepNext ns0:val="0"/>
-        <ns0:keepLines ns0:val="0"/>
-        <ns0:spacing ns0:before="280"/>
-        <ns0:rPr>
-          <ns0:b/>
-          <ns0:bCs/>
-          <ns0:color ns0:val="000000"/>
-          <ns0:sz ns0:val="26"/>
-          <ns0:szCs ns0:val="26"/>
-        </ns0:rPr>
-      </ns0:pPr>
-      <ns0:bookmarkStart ns0:id="11" ns0:name="_p39szu6pgc3w" ns0:colFirst="0" ns0:colLast="0"/>
-      <ns0:bookmarkEnd ns0:id="11"/>
-      <ns0:r>
-        <ns0:rPr>
-          <ns0:b/>
-          <ns0:bCs/>
-          <ns0:color ns0:val="000000"/>
-          <ns0:sz ns0:val="26"/>
-          <ns0:szCs ns0:val="26"/>
-        </ns0:rPr>
-        <ns0:t>Documentation Responsibilities</ns0:t>
-      </ns0:r>
-    </ns0:p>
-    <ns0:p ns2:paraId="134AF70D" ns2:textId="77777777" ns0:rsidR="0062794D" ns0:rsidRDefault="00000000">
-      <ns0:pPr>
-        <ns0:spacing ns0:before="240" ns0:after="240"/>
-      </ns0:pPr>
-      <ns0:r>
-        <ns0:t>Rendering pipeline explanation</ns0:t>
-        <ns0:br/>
-        <ns0:t>Graphics system documentation</ns0:t>
-        <ns0:br/>
-        <ns0:t>Skeletal animation design</ns0:t>
-        <ns0:br/>
-        <ns0:t>Camera and lighting design</ns0:t>
-        <ns0:br/>
-        <ns0:t>Graphics API decisions</ns0:t>
-      </ns0:r>
-    </ns0:p>
-    <ns0:p ns2:paraId="3DF45FB3" ns2:textId="77777777" ns0:rsidR="0062794D" ns0:rsidRDefault="00000000">
-      <ns0:r>
-        <ns0:pict ns2:anchorId="5D59B669">
-          <ns3:rect id="_x0000_i1028" style="width:0;height:1.5pt" ns4:hralign="center" ns4:hrstd="t" ns4:hr="t" fillcolor="#a0a0a0" stroked="f"/>
-        </ns0:pict>
-      </ns0:r>
-    </ns0:p>
-    <ns0:p ns2:paraId="630835C9" ns2:textId="77777777" ns0:rsidR="0062794D" ns0:rsidRDefault="00000000">
-      <ns0:pPr>
-        <ns0:pStyle ns0:val="Heading1"/>
-        <ns0:keepNext ns0:val="0"/>
-        <ns0:keepLines ns0:val="0"/>
-        <ns0:spacing ns0:before="0"/>
-        <ns0:rPr>
-          <ns0:b/>
-          <ns0:bCs/>
-          <ns0:sz ns0:val="46"/>
-          <ns0:szCs ns0:val="46"/>
-        </ns0:rPr>
-      </ns0:pPr>
-      <ns0:bookmarkStart ns0:id="12" ns0:name="_p03z6583ss2d" ns0:colFirst="0" ns0:colLast="0"/>
-      <ns0:bookmarkEnd ns0:id="12"/>
-      <ns0:r>
-        <ns0:rPr>
-          <ns0:b/>
-          <ns0:bCs/>
-          <ns0:sz ns0:val="46"/>
-          <ns0:szCs ns0:val="46"/>
-        </ns0:rPr>
-        <ns0:t>Elijah Fabon</ns0:t>
-      </ns0:r>
-    </ns0:p>
-    <ns0:p ns2:paraId="4D043F1A" ns2:textId="77777777" ns0:rsidR="0062794D" ns0:rsidRDefault="00000000">
-      <ns0:pPr>
-        <ns0:spacing ns0:before="240" ns0:after="240"/>
-        <ns0:rPr>
-          <ns0:color ns0:val="1155CC"/>
-          <ns0:u ns0:val="single"/>
-        </ns0:rPr>
-      </ns0:pPr>
-      <ns0:r>
-        <ns0:t>GitHub:</ns0:t>
-      </ns0:r>
-      <ns0:hyperlink ns5:id="rId11">
-        <ns0:r>
-          <ns0:t xml:space="preserve"> </ns0:t>
-        </ns0:r>
-      </ns0:hyperlink>
-      <ns0:hyperlink ns5:id="rId12">
-        <ns0:r>
-          <ns0:rPr>
-            <ns0:color ns0:val="1155CC"/>
-            <ns0:u ns0:val="single"/>
-          </ns0:rPr>
-          <ns0:t>https://github.com/Elijah-Fabon</ns0:t>
-        </ns0:r>
-      </ns0:hyperlink>
-    </ns0:p>
-    <ns0:p ns2:paraId="36F5B58B" ns2:textId="77777777" ns0:rsidR="0062794D" ns0:rsidRDefault="00000000">
-      <ns0:pPr>
-        <ns0:pStyle ns0:val="Heading3"/>
-        <ns0:keepNext ns0:val="0"/>
-        <ns0:keepLines ns0:val="0"/>
-        <ns0:spacing ns0:before="280"/>
-        <ns0:rPr>
-          <ns0:b/>
-          <ns0:bCs/>
-          <ns0:color ns0:val="000000"/>
-          <ns0:sz ns0:val="26"/>
-          <ns0:szCs ns0:val="26"/>
-        </ns0:rPr>
-      </ns0:pPr>
-      <ns0:bookmarkStart ns0:id="13" ns0:name="_rcx8rchmldz9" ns0:colFirst="0" ns0:colLast="0"/>
-      <ns0:bookmarkEnd ns0:id="13"/>
-      <ns0:r>
-        <ns0:rPr>
-          <ns0:b/>
-          <ns0:bCs/>
-          <ns0:color ns0:val="000000"/>
-          <ns0:sz ns0:val="26"/>
-          <ns0:szCs ns0:val="26"/>
-        </ns0:rPr>
-        <ns0:t>Role: Gameplay &amp; Systems Lead</ns0:t>
-      </ns0:r>
-    </ns0:p>
-    <ns0:p ns2:paraId="0B425AF5" ns2:textId="77777777" ns0:rsidR="0062794D" ns0:rsidRDefault="00000000">
-      <ns0:pPr>
-        <ns0:pStyle ns0:val="Heading3"/>
-        <ns0:keepNext ns0:val="0"/>
-        <ns0:keepLines ns0:val="0"/>
-        <ns0:spacing ns0:before="280"/>
-        <ns0:rPr>
-          <ns0:b/>
-          <ns0:bCs/>
-          <ns0:color ns0:val="000000"/>
-          <ns0:sz ns0:val="26"/>
-          <ns0:szCs ns0:val="26"/>
-        </ns0:rPr>
-      </ns0:pPr>
-      <ns0:bookmarkStart ns0:id="14" ns0:name="_t99r37kt6up2" ns0:colFirst="0" ns0:colLast="0"/>
-      <ns0:bookmarkEnd ns0:id="14"/>
-      <ns0:r>
-        <ns0:rPr>
-          <ns0:b/>
-          <ns0:bCs/>
-          <ns0:color ns0:val="000000"/>
-          <ns0:sz ns0:val="26"/>
-          <ns0:szCs ns0:val="26"/>
-        </ns0:rPr>
-        <ns0:t>Programming Responsibilities</ns0:t>
-      </ns0:r>
-    </ns0:p>
-    <ns0:p ns2:paraId="4D89F323" ns2:textId="4FADAE94" ns0:rsidR="0062794D" ns0:rsidRPr="00E4296B" ns0:rsidRDefault="00000000" ns0:rsidP="00E4296B">
-      <ns0:pPr>
-        <ns0:spacing ns0:before="240" ns0:after="240"/>
-      </ns0:pPr>
-      <ns0:r>
-        <ns0:t>Player movement system</ns0:t>
-        <ns0:br/>
-        <ns0:t>Collision detection system (AABB)</ns0:t>
-        <ns0:br/>
-        <ns0:t>Enemy AI system (patrol, chase, and attack behavior)</ns0:t>
-        <ns0:br/>
-        <ns0:t>Health and damage system</ns0:t>
-        <ns0:br/>
-        <ns0:t>Combat input system (3-hit combo chain with lunge)</ns0:t>
-        <ns0:br/>
-        <ns0:t>Attack hitbox system</ns0:t>
-        <ns0:br/>
-        <ns0:lastRenderedPageBreak/>
-        <ns0:t>Hit timer system (invincibility frames)</ns0:t>
-        <ns0:br/>
-        <ns0:t>Death system</ns0:t>
-        <ns0:br/>
-        <ns0:t>Door system (proximity-based and puzzle-triggered)</ns0:t>
-        <ns0:br/>
-        <ns0:t>Switch trigger system</ns0:t>
-        <ns0:br/>
-        <ns0:t>UI system (health bar HUD)</ns0:t>
-        <ns0:br/>
-        <ns0:t>Menu system (main menu, pause menu, settings)</ns0:t>
-        <ns0:br/>
-        <ns0:t>Audio integration (SDL3_mixer: background music, sword attack SFX, enemy death SFX, door open SFX)</ns0:t>
-      </ns0:r>
-      <ns0:bookmarkStart ns0:id="15" ns0:name="_4g5qs9oh7fby" ns0:colFirst="0" ns0:colLast="0"/>
-      <ns0:bookmarkEnd ns0:id="15"/>
-    </ns0:p>
-    <ns0:p ns2:paraId="40416121" ns2:textId="77777777" ns0:rsidR="0062794D" ns0:rsidRDefault="00000000">
-      <ns0:pPr>
-        <ns0:pStyle ns0:val="Heading3"/>
-        <ns0:keepNext ns0:val="0"/>
-        <ns0:keepLines ns0:val="0"/>
-        <ns0:spacing ns0:before="280"/>
-        <ns0:rPr>
-          <ns0:b/>
-          <ns0:bCs/>
-          <ns0:color ns0:val="000000"/>
-          <ns0:sz ns0:val="26"/>
-          <ns0:szCs ns0:val="26"/>
-        </ns0:rPr>
-      </ns0:pPr>
-      <ns0:bookmarkStart ns0:id="16" ns0:name="_bei0avimilnh" ns0:colFirst="0" ns0:colLast="0"/>
-      <ns0:bookmarkEnd ns0:id="16"/>
-      <ns0:r>
-        <ns0:rPr>
-          <ns0:b/>
-          <ns0:bCs/>
-          <ns0:color ns0:val="000000"/>
-          <ns0:sz ns0:val="26"/>
-          <ns0:szCs ns0:val="26"/>
-        </ns0:rPr>
-        <ns0:t>Documentation Responsibilities</ns0:t>
-      </ns0:r>
-    </ns0:p>
-    <ns0:p ns2:paraId="2737F98B" ns2:textId="77777777" ns0:rsidR="0062794D" ns0:rsidRDefault="00000000">
-      <ns0:pPr>
-        <ns0:spacing ns0:before="240" ns0:after="240"/>
-      </ns0:pPr>
-      <ns0:r>
-        <ns0:t>Game design section</ns0:t>
-        <ns0:br/>
-        <ns0:t>Gameplay systems documentation</ns0:t>
-        <ns0:br/>
-        <ns0:t>Combat system documentation</ns0:t>
-        <ns0:br/>
-        <ns0:t>Menu and UI system documentation</ns0:t>
-        <ns0:br/>
-        <ns0:t>Risk analysis</ns0:t>
-        <ns0:br/>
-        <ns0:t>Tools and technology section</ns0:t>
-      </ns0:r>
-    </ns0:p>
-    <ns0:p ns2:paraId="296D1912" ns2:textId="77777777" ns0:rsidR="0062794D" ns0:rsidRDefault="00000000">
-      <ns0:r>
-        <ns0:pict ns2:anchorId="5CF4666F">
-          <ns3:rect id="_x0000_i1029" style="width:0;height:1.5pt" ns4:hralign="center" ns4:hrstd="t" ns4:hr="t" fillcolor="#a0a0a0" stroked="f"/>
-        </ns0:pict>
-      </ns0:r>
-    </ns0:p>
-    <ns0:p ns2:paraId="59679DA1" ns2:textId="77777777" ns0:rsidR="0062794D" ns0:rsidRDefault="00000000">
-      <ns0:pPr>
-        <ns0:pStyle ns0:val="Heading1"/>
-        <ns0:keepNext ns0:val="0"/>
-        <ns0:keepLines ns0:val="0"/>
-        <ns0:spacing ns0:before="0"/>
-        <ns0:rPr>
-          <ns0:b/>
-          <ns0:bCs/>
-          <ns0:sz ns0:val="46"/>
-          <ns0:szCs ns0:val="46"/>
-        </ns0:rPr>
-      </ns0:pPr>
-      <ns0:bookmarkStart ns0:id="17" ns0:name="_4fpy8shehrt4" ns0:colFirst="0" ns0:colLast="0"/>
-      <ns0:bookmarkEnd ns0:id="17"/>
-      <ns0:r>
-        <ns0:rPr>
-          <ns0:b/>
-          <ns0:bCs/>
-          <ns0:sz ns0:val="46"/>
-          <ns0:szCs ns0:val="46"/>
-        </ns0:rPr>
-        <ns0:t>Shared Responsibilities</ns0:t>
-      </ns0:r>
-    </ns0:p>
-    <ns0:p ns2:paraId="77171E60" ns2:textId="77777777" ns0:rsidR="0062794D" ns0:rsidRDefault="00000000">
-      <ns0:pPr>
-        <ns0:spacing ns0:before="240" ns0:after="240"/>
-      </ns0:pPr>
-      <ns0:r>
-        <ns0:t>All team members will contribute to:</ns0:t>
-      </ns0:r>
-    </ns0:p>
-    <ns0:p ns2:paraId="4CF53080" ns2:textId="77777777" ns0:rsidR="0062794D" ns0:rsidRDefault="00000000">
-      <ns0:pPr>
-        <ns0:spacing ns0:before="240" ns0:after="240"/>
-      </ns0:pPr>
-      <ns0:r>
-        <ns0:t>Code reviews</ns0:t>
-        <ns0:br/>
-        <ns0:t>Git version control and pull requests</ns0:t>
-        <ns0:br/>
-        <ns0:t>Testing and debugging</ns0:t>
-        <ns0:br/>
-        <ns0:t>Asset integration</ns0:t>
-        <ns0:br/>
-        <ns0:t>Final documentation review</ns0:t>
-        <ns0:br/>
-        <ns0:t>Final presentation preparation</ns0:t>
-      </ns0:r>
-    </ns0:p>
-    <ns0:p ns2:paraId="7552806E" ns2:textId="77777777" ns0:rsidR="0062794D" ns0:rsidRDefault="00000000">
-      <ns0:r>
-        <ns0:pict ns2:anchorId="3BABE428">
-          <ns3:rect id="_x0000_i1030" style="width:0;height:1.5pt" ns4:hralign="center" ns4:hrstd="t" ns4:hr="t" fillcolor="#a0a0a0" stroked="f"/>
-        </ns0:pict>
-      </ns0:r>
-    </ns0:p>
-    <ns0:p ns2:paraId="7915E54F" ns2:textId="77777777" ns0:rsidR="0062794D" ns0:rsidRDefault="00000000">
-      <ns0:pPr>
-        <ns0:pStyle ns0:val="Heading1"/>
-        <ns0:keepNext ns0:val="0"/>
-        <ns0:keepLines ns0:val="0"/>
-        <ns0:spacing ns0:before="0"/>
-        <ns0:rPr>
-          <ns0:b/>
-          <ns0:bCs/>
-          <ns0:sz ns0:val="46"/>
-          <ns0:szCs ns0:val="46"/>
-        </ns0:rPr>
-      </ns0:pPr>
-      <ns0:bookmarkStart ns0:id="18" ns0:name="_vjq9fy2y6qo" ns0:colFirst="0" ns0:colLast="0"/>
-      <ns0:bookmarkEnd ns0:id="18"/>
-      <ns0:r>
-        <ns0:rPr>
-          <ns0:b/>
-          <ns0:bCs/>
-          <ns0:sz ns0:val="46"/>
-          <ns0:szCs ns0:val="46"/>
-        </ns0:rPr>
-        <ns0:t>2. Engine Design</ns0:t>
-      </ns0:r>
-    </ns0:p>
-    <ns0:p ns2:paraId="580AF086" ns2:textId="77777777" ns0:rsidR="0062794D" ns0:rsidRDefault="00000000">
-      <ns0:pPr>
-        <ns0:pStyle ns0:val="Heading2"/>
-        <ns0:keepNext ns0:val="0"/>
-        <ns0:keepLines ns0:val="0"/>
-        <ns0:spacing ns0:after="80"/>
-        <ns0:rPr>
-          <ns0:b/>
-          <ns0:bCs/>
-          <ns0:sz ns0:val="34"/>
-          <ns0:szCs ns0:val="34"/>
-        </ns0:rPr>
-      </ns0:pPr>
-      <ns0:bookmarkStart ns0:id="19" ns0:name="_erszi4llkw73" ns0:colFirst="0" ns0:colLast="0"/>
-      <ns0:bookmarkEnd ns0:id="19"/>
-      <ns0:r>
-        <ns0:rPr>
-          <ns0:b/>
-          <ns0:bCs/>
-          <ns0:sz ns0:val="34"/>
-          <ns0:szCs ns0:val="34"/>
-        </ns0:rPr>
-        <ns0:t>Overview</ns0:t>
-      </ns0:r>
-    </ns0:p>
-    <ns0:p ns2:paraId="36BA2304" ns2:textId="77777777" ns0:rsidR="0062794D" ns0:rsidRDefault="00000000">
-      <ns0:pPr>
-        <ns0:spacing ns0:before="240" ns0:after="240"/>
-      </ns0:pPr>
-      <ns0:r>
-        <ns0:t>Echoes of the Forgotten Keep is built on a custom 3D game engine developed in C++20.</ns0:t>
-      </ns0:r>
-    </ns0:p>
-    <ns0:p ns2:paraId="1DDE1E3B" ns2:textId="77777777" ns0:rsidR="0062794D" ns0:rsidRDefault="00000000">
-      <ns0:pPr>
-        <ns0:spacing ns0:before="240" ns0:after="240"/>
-      </ns0:pPr>
-      <ns0:r>
-        <ns0:t>The engine extends lecture material and implements additional systems required for a complete 3D top-down dungeon game.</ns0:t>
-      </ns0:r>
-    </ns0:p>
-    <ns0:p ns2:paraId="6D3A85BD" ns2:textId="77777777" ns0:rsidR="0062794D" ns0:rsidRDefault="00000000">
-      <ns0:pPr>
-        <ns0:spacing ns0:before="240" ns0:after="240"/>
-      </ns0:pPr>
-      <ns0:r>
-        <ns0:t>The engine uses:</ns0:t>
-      </ns0:r>
-    </ns0:p>
-    <ns0:p ns2:paraId="7929885C" ns2:textId="77777777" ns0:rsidR="0062794D" ns0:rsidRDefault="00000000" ns0:rsidP="00E4296B">
-      <ns0:pPr>
-        <ns0:spacing ns0:before="240"/>
-      </ns0:pPr>
-      <ns0:r>
-        <ns0:rPr>
-          <ns0:b/>
-          <ns0:bCs/>
-        </ns0:rPr>
-        <ns0:lastRenderedPageBreak/>
-        <ns0:t>SDL3 for window creation, input handling, and platform abstraction</ns0:t>
-        <ns0:br/>
-        <ns0:t>SDL3_mixer for audio playback (music and sound effects)</ns0:t>
-        <ns0:br/>
-        <ns0:t>SDL3_image for texture loading (PNG)</ns0:t>
-        <ns0:br/>
-        <ns0:t>OpenGL 4.6 for 3D rendering (loaded via GLAD)</ns0:t>
-        <ns0:br/>
-        <ns0:t>GLM for vector and matrix mathematics</ns0:t>
-        <ns0:br/>
-        <ns0:t>Assimp for 3D model and animation loading (GLB/GLTF)</ns0:t>
-        <ns0:br/>
-        <ns0:t>stb_truetype for TrueType font rasterization</ns0:t>
-      </ns0:r>
-    </ns0:p>
-    <ns0:p ns2:paraId="4961366B" ns2:textId="77777777" ns0:rsidR="0062794D" ns0:rsidRDefault="00000000">
-      <ns0:pPr>
-        <ns0:spacing ns0:before="240" ns0:after="240"/>
-      </ns0:pPr>
-      <ns0:r>
-        <ns0:t>The engine supports a fully 3D environment using a perspective camera to create a top-down dungeon perspective with depth and lighting. The engine also features full skeletal animation support with animation blending, a procedural dungeon generation system, and a menu/UI framework.</ns0:t>
-      </ns0:r>
-    </ns0:p>
-    <ns0:p ns2:paraId="31719099" ns2:textId="77777777" ns0:rsidR="0062794D" ns0:rsidRDefault="00000000">
-      <ns0:r>
-        <ns0:pict ns2:anchorId="4AD6527E">
-          <ns3:rect id="_x0000_i1031" style="width:0;height:1.5pt" ns4:hralign="center" ns4:hrstd="t" ns4:hr="t" fillcolor="#a0a0a0" stroked="f"/>
-        </ns0:pict>
-      </ns0:r>
-    </ns0:p>
-    <ns0:p ns2:paraId="6CC4FC5F" ns2:textId="77777777" ns0:rsidR="0062794D" ns0:rsidRDefault="00000000">
-      <ns0:pPr>
-        <ns0:pStyle ns0:val="Heading2"/>
-        <ns0:keepNext ns0:val="0"/>
-        <ns0:keepLines ns0:val="0"/>
-        <ns0:spacing ns0:before="0" ns0:after="80"/>
-        <ns0:rPr>
-          <ns0:b/>
-          <ns0:bCs/>
-          <ns0:sz ns0:val="34"/>
-          <ns0:szCs ns0:val="34"/>
-        </ns0:rPr>
-      </ns0:pPr>
-      <ns0:bookmarkStart ns0:id="20" ns0:name="_t8pjhw2k1ukx" ns0:colFirst="0" ns0:colLast="0"/>
-      <ns0:bookmarkEnd ns0:id="20"/>
-      <ns0:r>
-        <ns0:rPr>
-          <ns0:b/>
-          <ns0:bCs/>
-          <ns0:sz ns0:val="34"/>
-          <ns0:szCs ns0:val="34"/>
-        </ns0:rPr>
-        <ns0:t>2D vs 3D</ns0:t>
-      </ns0:r>
-    </ns0:p>
-    <ns0:p ns2:paraId="5C12AA97" ns2:textId="77777777" ns0:rsidR="0062794D" ns0:rsidRDefault="00000000">
-      <ns0:pPr>
-        <ns0:spacing ns0:before="240" ns0:after="240"/>
-      </ns0:pPr>
-      <ns0:r>
-        <ns0:t>The engine is fully 3D and includes:</ns0:t>
-      </ns0:r>
-    </ns0:p>
-    <ns0:p ns2:paraId="53275A37" ns2:textId="77777777" ns0:rsidR="0062794D" ns0:rsidRDefault="00000000">
-      <ns0:pPr>
-        <ns0:numPr>
-          <ns0:ilvl ns0:val="0"/>
-          <ns0:numId ns0:val="27"/>
-        </ns0:numPr>
-        <ns0:spacing ns0:before="240"/>
-      </ns0:pPr>
-      <ns0:r>
-        <ns0:t>3D models (GLB format)</ns0:t>
-      </ns0:r>
-    </ns0:p>
-    <ns0:p ns2:paraId="27BCD762" ns2:textId="77777777" ns0:rsidR="0062794D" ns0:rsidRDefault="00000000">
-      <ns0:pPr>
-        <ns0:numPr>
-          <ns0:ilvl ns0:val="0"/>
-          <ns0:numId ns0:val="27"/>
-        </ns0:numPr>
-      </ns0:pPr>
-      <ns0:r>
-        <ns0:t>Depth testing</ns0:t>
-      </ns0:r>
-    </ns0:p>
-    <ns0:p ns2:paraId="129F978E" ns2:textId="77777777" ns0:rsidR="0062794D" ns0:rsidRDefault="00000000">
-      <ns0:pPr>
-        <ns0:numPr>
-          <ns0:ilvl ns0:val="0"/>
-          <ns0:numId ns0:val="27"/>
-        </ns0:numPr>
-      </ns0:pPr>
-      <ns0:r>
-        <ns0:t>Lighting and material shading</ns0:t>
-      </ns0:r>
-    </ns0:p>
-    <ns0:p ns2:paraId="0F85EAF8" ns2:textId="77777777" ns0:rsidR="0062794D" ns0:rsidRDefault="00000000">
-      <ns0:pPr>
-        <ns0:numPr>
-          <ns0:ilvl ns0:val="0"/>
-          <ns0:numId ns0:val="27"/>
-        </ns0:numPr>
-        <ns0:spacing ns0:after="240"/>
-      </ns0:pPr>
-      <ns0:r>
-        <ns0:t>3D transformations (translation, rotation, scaling)</ns0:t>
-      </ns0:r>
-    </ns0:p>
-    <ns0:p ns2:paraId="1F93F168" ns2:textId="77777777" ns0:rsidR="0062794D" ns0:rsidRDefault="00000000">
-      <ns0:pPr>
-        <ns0:spacing ns0:before="240" ns0:after="240"/>
-      </ns0:pPr>
-      <ns0:r>
-        <ns0:t>Gameplay is presented using a perspective projection with a top-down camera angle, providing 3D depth perception while maintaining a classic dungeon-crawler viewpoint. The camera supports zoom control via mouse wheel.</ns0:t>
-      </ns0:r>
-    </ns0:p>
-    <ns0:p ns2:paraId="09A0D6EF" ns2:textId="77777777" ns0:rsidR="0062794D" ns0:rsidRDefault="00000000">
-      <ns0:r>
-        <ns0:pict ns2:anchorId="6A01AABF">
-          <ns3:rect id="_x0000_i1032" style="width:0;height:1.5pt" ns4:hralign="center" ns4:hrstd="t" ns4:hr="t" fillcolor="#a0a0a0" stroked="f"/>
-        </ns0:pict>
-      </ns0:r>
-    </ns0:p>
-    <ns0:p ns2:paraId="7A62527B" ns2:textId="77777777" ns0:rsidR="0062794D" ns0:rsidRDefault="00000000">
-      <ns0:pPr>
-        <ns0:pStyle ns0:val="Heading2"/>
-        <ns0:keepNext ns0:val="0"/>
-        <ns0:keepLines ns0:val="0"/>
-        <ns0:spacing ns0:before="0" ns0:after="80"/>
-        <ns0:rPr>
-          <ns0:b/>
-          <ns0:bCs/>
-          <ns0:sz ns0:val="34"/>
-          <ns0:szCs ns0:val="34"/>
-        </ns0:rPr>
-      </ns0:pPr>
-      <ns0:bookmarkStart ns0:id="21" ns0:name="_89wfjmgmrel" ns0:colFirst="0" ns0:colLast="0"/>
-      <ns0:bookmarkEnd ns0:id="21"/>
-      <ns0:r>
-        <ns0:rPr>
-          <ns0:b/>
-          <ns0:bCs/>
-          <ns0:sz ns0:val="34"/>
-          <ns0:szCs ns0:val="34"/>
-        </ns0:rPr>
-        <ns0:t>Engine Architecture</ns0:t>
-      </ns0:r>
-    </ns0:p>
-    <ns0:p ns2:paraId="290339B6" ns2:textId="77777777" ns0:rsidR="0062794D" ns0:rsidRDefault="00000000">
-      <ns0:pPr>
-        <ns0:spacing ns0:before="240" ns0:after="240"/>
-      </ns0:pPr>
-      <ns0:r>
-        <ns0:t>The engine follows a layered architecture:</ns0:t>
-      </ns0:r>
-    </ns0:p>
-    <ns0:p ns2:paraId="7BC9CCDC" ns2:textId="77777777" ns0:rsidR="0062794D" ns0:rsidRDefault="00000000">
-      <ns0:pPr>
-        <ns0:pStyle ns0:val="Heading3"/>
-        <ns0:keepNext ns0:val="0"/>
-        <ns0:keepLines ns0:val="0"/>
-        <ns0:spacing ns0:before="280"/>
-        <ns0:rPr>
-          <ns0:b/>
-          <ns0:bCs/>
-          <ns0:color ns0:val="000000"/>
-          <ns0:sz ns0:val="26"/>
-          <ns0:szCs ns0:val="26"/>
-        </ns0:rPr>
-      </ns0:pPr>
-      <ns0:bookmarkStart ns0:id="22" ns0:name="_2563fdmrl30x" ns0:colFirst="0" ns0:colLast="0"/>
-      <ns0:bookmarkEnd ns0:id="22"/>
-      <ns0:r>
-        <ns0:rPr>
-          <ns0:b/>
-          <ns0:bCs/>
-          <ns0:color ns0:val="000000"/>
-          <ns0:sz ns0:val="26"/>
-          <ns0:szCs ns0:val="26"/>
-        </ns0:rPr>
-        <ns0:t>Application Layer</ns0:t>
-      </ns0:r>
-    </ns0:p>
-    <ns0:p ns2:paraId="07C51AA6" ns2:textId="77777777" ns0:rsidR="0062794D" ns0:rsidRDefault="00000000">
-      <ns0:pPr>
-        <ns0:numPr>
-          <ns0:ilvl ns0:val="0"/>
-          <ns0:numId ns0:val="7"/>
-        </ns0:numPr>
-        <ns0:spacing ns0:before="240"/>
-      </ns0:pPr>
-      <ns0:r>
-        <ns0:t>Game logic</ns0:t>
-      </ns0:r>
-    </ns0:p>
-    <ns0:p ns2:paraId="2F9BF632" ns2:textId="77777777" ns0:rsidR="0062794D" ns0:rsidRDefault="00000000">
-      <ns0:pPr>
-        <ns0:numPr>
-          <ns0:ilvl ns0:val="0"/>
-          <ns0:numId ns0:val="7"/>
-        </ns0:numPr>
-      </ns0:pPr>
-      <ns0:r>
-        <ns0:t>Scene definitions</ns0:t>
-      </ns0:r>
-    </ns0:p>
-    <ns0:p ns2:paraId="0D40B63B" ns2:textId="77777777" ns0:rsidR="0062794D" ns0:rsidRDefault="00000000">
-      <ns0:pPr>
-        <ns0:numPr>
-          <ns0:ilvl ns0:val="0"/>
-          <ns0:numId ns0:val="7"/>
-        </ns0:numPr>
-      </ns0:pPr>
-      <ns0:r>
-        <ns0:t>Room layout</ns0:t>
-      </ns0:r>
-    </ns0:p>
-    <ns0:p ns2:paraId="069BB5A7" ns2:textId="77777777" ns0:rsidR="0062794D" ns0:rsidRDefault="00000000">
-      <ns0:pPr>
-        <ns0:numPr>
-          <ns0:ilvl ns0:val="0"/>
-          <ns0:numId ns0:val="7"/>
-        </ns0:numPr>
-        <ns0:spacing ns0:after="240"/>
-      </ns0:pPr>
-      <ns0:r>
-        <ns0:t>Enemy configuration</ns0:t>
-      </ns0:r>
-    </ns0:p>
-    <ns0:p ns2:paraId="1E946E55" ns2:textId="77777777" ns0:rsidR="0062794D" ns0:rsidRDefault="00000000">
-      <ns0:pPr>
-        <ns0:pStyle ns0:val="Heading3"/>
-        <ns0:keepNext ns0:val="0"/>
-        <ns0:keepLines ns0:val="0"/>
-        <ns0:spacing ns0:before="280"/>
-        <ns0:rPr>
-          <ns0:b/>
-          <ns0:bCs/>
-          <ns0:color ns0:val="000000"/>
-          <ns0:sz ns0:val="26"/>
-          <ns0:szCs ns0:val="26"/>
-        </ns0:rPr>
-      </ns0:pPr>
-      <ns0:bookmarkStart ns0:id="23" ns0:name="_do8u6yvdo3gc" ns0:colFirst="0" ns0:colLast="0"/>
-      <ns0:bookmarkEnd ns0:id="23"/>
-      <ns0:r>
-        <ns0:rPr>
-          <ns0:b/>
-          <ns0:bCs/>
-          <ns0:color ns0:val="000000"/>
-          <ns0:sz ns0:val="26"/>
-          <ns0:szCs ns0:val="26"/>
-        </ns0:rPr>
-        <ns0:t>Engine Core Layer</ns0:t>
-      </ns0:r>
-    </ns0:p>
-    <ns0:p ns2:paraId="3F59823A" ns2:textId="77777777" ns0:rsidR="0062794D" ns0:rsidRDefault="00000000">
-      <ns0:pPr>
-        <ns0:numPr>
-          <ns0:ilvl ns0:val="0"/>
-          <ns0:numId ns0:val="21"/>
-        </ns0:numPr>
-        <ns0:spacing ns0:before="240"/>
-      </ns0:pPr>
-      <ns0:r>
-        <ns0:rPr>
-          <ns0:rFonts ns0:ascii="Arial Unicode MS" ns0:eastAsia="Arial Unicode MS" ns0:hAnsi="Arial Unicode MS" ns0:cs="Arial Unicode MS"/>
-        </ns0:rPr>
-        <ns0:t>Main loop (initialize → update → render)</ns0:t>
-      </ns0:r>
-    </ns0:p>
-    <ns0:p ns2:paraId="67E5D29E" ns2:textId="77777777" ns0:rsidR="0062794D" ns0:rsidRDefault="00000000">
-      <ns0:pPr>
-        <ns0:numPr>
-          <ns0:ilvl ns0:val="0"/>
-          <ns0:numId ns0:val="21"/>
-        </ns0:numPr>
-      </ns0:pPr>
-      <ns0:r>
-        <ns0:t>ECS framework</ns0:t>
-      </ns0:r>
-    </ns0:p>
-    <ns0:p ns2:paraId="76CDF8A6" ns2:textId="77777777" ns0:rsidR="0062794D" ns0:rsidRDefault="00000000">
-      <ns0:pPr>
-        <ns0:numPr>
-          <ns0:ilvl ns0:val="0"/>
-          <ns0:numId ns0:val="21"/>
-        </ns0:numPr>
-      </ns0:pPr>
-      <ns0:r>
-        <ns0:t>Scene management</ns0:t>
-      </ns0:r>
-    </ns0:p>
-    <ns0:p ns2:paraId="56C8DECE" ns2:textId="77777777" ns0:rsidR="0062794D" ns0:rsidRDefault="00000000">
-      <ns0:pPr>
-        <ns0:numPr>
-          <ns0:ilvl ns0:val="0"/>
-          <ns0:numId ns0:val="21"/>
-        </ns0:numPr>
-        <ns0:spacing ns0:after="240"/>
-      </ns0:pPr>
-      <ns0:r>
-        <ns0:lastRenderedPageBreak/>
-        <ns0:t>Input handling</ns0:t>
-      </ns0:r>
-    </ns0:p>
-    <ns0:p ns2:paraId="73187141" ns2:textId="77777777" ns0:rsidR="0062794D" ns0:rsidRDefault="00000000">
-      <ns0:pPr>
-        <ns0:pStyle ns0:val="Heading3"/>
-        <ns0:keepNext ns0:val="0"/>
-        <ns0:keepLines ns0:val="0"/>
-        <ns0:spacing ns0:before="280"/>
-        <ns0:rPr>
-          <ns0:b/>
-          <ns0:bCs/>
-          <ns0:color ns0:val="000000"/>
-          <ns0:sz ns0:val="26"/>
-          <ns0:szCs ns0:val="26"/>
-        </ns0:rPr>
-      </ns0:pPr>
-      <ns0:bookmarkStart ns0:id="24" ns0:name="_rjogtxl7b1hw" ns0:colFirst="0" ns0:colLast="0"/>
-      <ns0:bookmarkEnd ns0:id="24"/>
-      <ns0:r>
-        <ns0:rPr>
-          <ns0:b/>
-          <ns0:bCs/>
-          <ns0:color ns0:val="000000"/>
-          <ns0:sz ns0:val="26"/>
-          <ns0:szCs ns0:val="26"/>
-        </ns0:rPr>
-        <ns0:t>Rendering Layer</ns0:t>
-      </ns0:r>
-    </ns0:p>
-    <ns0:p ns2:paraId="0BBDC473" ns2:textId="77777777" ns0:rsidR="0062794D" ns0:rsidRDefault="00000000">
-      <ns0:pPr>
-        <ns0:numPr>
-          <ns0:ilvl ns0:val="0"/>
-          <ns0:numId ns0:val="16"/>
-        </ns0:numPr>
-        <ns0:spacing ns0:before="240"/>
-      </ns0:pPr>
-      <ns0:r>
-        <ns0:t>Shader abstraction system</ns0:t>
-      </ns0:r>
-    </ns0:p>
-    <ns0:p ns2:paraId="0A2630BE" ns2:textId="77777777" ns0:rsidR="0062794D" ns0:rsidRDefault="00000000">
-      <ns0:pPr>
-        <ns0:numPr>
-          <ns0:ilvl ns0:val="0"/>
-          <ns0:numId ns0:val="16"/>
-        </ns0:numPr>
-      </ns0:pPr>
-      <ns0:r>
-        <ns0:t>Mesh loading system (GLB support)</ns0:t>
-      </ns0:r>
-    </ns0:p>
-    <ns0:p ns2:paraId="7628AF01" ns2:textId="77777777" ns0:rsidR="0062794D" ns0:rsidRDefault="00000000">
-      <ns0:pPr>
-        <ns0:numPr>
-          <ns0:ilvl ns0:val="0"/>
-          <ns0:numId ns0:val="16"/>
-        </ns0:numPr>
-      </ns0:pPr>
-      <ns0:r>
-        <ns0:t>Texture management</ns0:t>
-      </ns0:r>
-    </ns0:p>
-    <ns0:p ns2:paraId="11CEAC3B" ns2:textId="77777777" ns0:rsidR="0062794D" ns0:rsidRDefault="00000000">
-      <ns0:pPr>
-        <ns0:pStyle ns0:val="Heading3"/>
-        <ns0:keepNext ns0:val="0"/>
-        <ns0:keepLines ns0:val="0"/>
-        <ns0:spacing ns0:before="280"/>
-        <ns0:rPr>
-          <ns0:b/>
-          <ns0:bCs/>
-          <ns0:color ns0:val="000000"/>
-          <ns0:sz ns0:val="26"/>
-          <ns0:szCs ns0:val="26"/>
-        </ns0:rPr>
-      </ns0:pPr>
-      <ns0:bookmarkStart ns0:id="25" ns0:name="_vmef45wsyz99" ns0:colFirst="0" ns0:colLast="0"/>
-      <ns0:bookmarkEnd ns0:id="25"/>
-      <ns0:r>
-        <ns0:rPr>
-          <ns0:b/>
-          <ns0:bCs/>
-          <ns0:color ns0:val="000000"/>
-          <ns0:sz ns0:val="26"/>
-          <ns0:szCs ns0:val="26"/>
-        </ns0:rPr>
-        <ns0:t>Platform Layer</ns0:t>
-      </ns0:r>
-    </ns0:p>
-    <ns0:p ns2:paraId="40B21871" ns2:textId="77777777" ns0:rsidR="0062794D" ns0:rsidRDefault="00000000">
-      <ns0:pPr>
-        <ns0:numPr>
-          <ns0:ilvl ns0:val="0"/>
-          <ns0:numId ns0:val="30"/>
-        </ns0:numPr>
-        <ns0:spacing ns0:before="240"/>
-      </ns0:pPr>
-      <ns0:r>
-        <ns0:t>SDL3 window management</ns0:t>
-      </ns0:r>
-    </ns0:p>
-    <ns0:p ns2:paraId="0B608C0F" ns2:textId="77777777" ns0:rsidR="0062794D" ns0:rsidRDefault="00000000">
-      <ns0:pPr>
-        <ns0:numPr>
-          <ns0:ilvl ns0:val="0"/>
-          <ns0:numId ns0:val="30"/>
-        </ns0:numPr>
-      </ns0:pPr>
-      <ns0:r>
-        <ns0:t>OpenGL context handling</ns0:t>
-      </ns0:r>
-    </ns0:p>
-    <ns0:p ns2:paraId="11E9C93C" ns2:textId="77777777" ns0:rsidR="0062794D" ns0:rsidRDefault="00000000">
-      <ns0:pPr>
-        <ns0:numPr>
-          <ns0:ilvl ns0:val="0"/>
-          <ns0:numId ns0:val="30"/>
-        </ns0:numPr>
-        <ns0:spacing ns0:after="240"/>
-      </ns0:pPr>
-      <ns0:r>
-        <ns0:t>Input abstraction (keyboard, mouse, frame-based edge detection)</ns0:t>
-        <ns0:br/>
-        <ns0:t>Audio system (SDL3_mixer for music and sound effects)</ns0:t>
-      </ns0:r>
-    </ns0:p>
-    <ns0:p ns2:paraId="50D9B599" ns2:textId="77777777" ns0:rsidR="0062794D" ns0:rsidRDefault="00000000">
-      <ns0:pPr>
-        <ns0:spacing ns0:before="240" ns0:after="240"/>
-      </ns0:pPr>
-      <ns0:r>
-        <ns0:t>This layered approach ensures:</ns0:t>
-      </ns0:r>
-    </ns0:p>
-    <ns0:p ns2:paraId="4B188E44" ns2:textId="77777777" ns0:rsidR="0062794D" ns0:rsidRDefault="00000000">
-      <ns0:pPr>
-        <ns0:numPr>
-          <ns0:ilvl ns0:val="0"/>
-          <ns0:numId ns0:val="8"/>
-        </ns0:numPr>
-        <ns0:spacing ns0:before="240"/>
-      </ns0:pPr>
-      <ns0:r>
-        <ns0:t>Separation of engine and gameplay logic</ns0:t>
-      </ns0:r>
-    </ns0:p>
-    <ns0:p ns2:paraId="08169ED3" ns2:textId="77777777" ns0:rsidR="0062794D" ns0:rsidRDefault="00000000">
-      <ns0:pPr>
-        <ns0:numPr>
-          <ns0:ilvl ns0:val="0"/>
-          <ns0:numId ns0:val="8"/>
-        </ns0:numPr>
-      </ns0:pPr>
-      <ns0:r>
-        <ns0:t>Modular design</ns0:t>
-      </ns0:r>
-    </ns0:p>
-    <ns0:p ns2:paraId="66D7A924" ns2:textId="77777777" ns0:rsidR="0062794D" ns0:rsidRDefault="00000000">
-      <ns0:pPr>
-        <ns0:numPr>
-          <ns0:ilvl ns0:val="0"/>
-          <ns0:numId ns0:val="8"/>
-        </ns0:numPr>
-      </ns0:pPr>
-      <ns0:r>
-        <ns0:t>Improved maintainability</ns0:t>
-      </ns0:r>
-    </ns0:p>
-    <ns0:p ns2:paraId="7A80B586" ns2:textId="77777777" ns0:rsidR="0062794D" ns0:rsidRDefault="00000000">
-      <ns0:pPr>
-        <ns0:numPr>
-          <ns0:ilvl ns0:val="0"/>
-          <ns0:numId ns0:val="8"/>
-        </ns0:numPr>
-        <ns0:spacing ns0:after="240"/>
-      </ns0:pPr>
-      <ns0:r>
-        <ns0:t>Clear system boundaries</ns0:t>
-      </ns0:r>
-    </ns0:p>
-    <ns0:p ns2:paraId="36C0C1A7" ns2:textId="77777777" ns0:rsidR="0062794D" ns0:rsidRDefault="00000000">
-      <ns0:r>
-        <ns0:pict ns2:anchorId="4B3E4C21">
-          <ns3:rect id="_x0000_i1033" style="width:0;height:1.5pt" ns4:hralign="center" ns4:hrstd="t" ns4:hr="t" fillcolor="#a0a0a0" stroked="f"/>
-        </ns0:pict>
-      </ns0:r>
-    </ns0:p>
-    <ns0:p ns2:paraId="1BD1F3C5" ns2:textId="77777777" ns0:rsidR="0062794D" ns0:rsidRDefault="00000000">
-      <ns0:pPr>
-        <ns0:pStyle ns0:val="Heading2"/>
-        <ns0:keepNext ns0:val="0"/>
-        <ns0:keepLines ns0:val="0"/>
-        <ns0:spacing ns0:before="0" ns0:after="80"/>
-        <ns0:rPr>
-          <ns0:b/>
-          <ns0:bCs/>
-          <ns0:sz ns0:val="34"/>
-          <ns0:szCs ns0:val="34"/>
-        </ns0:rPr>
-      </ns0:pPr>
-      <ns0:bookmarkStart ns0:id="26" ns0:name="_2lic3y6gcgmg" ns0:colFirst="0" ns0:colLast="0"/>
-      <ns0:bookmarkEnd ns0:id="26"/>
-      <ns0:r>
-        <ns0:rPr>
-          <ns0:b/>
-          <ns0:bCs/>
-          <ns0:sz ns0:val="34"/>
-          <ns0:szCs ns0:val="34"/>
-        </ns0:rPr>
-        <ns0:t>Graphics &amp; Math</ns0:t>
-      </ns0:r>
-    </ns0:p>
-    <ns0:p ns2:paraId="608186B6" ns2:textId="77777777" ns0:rsidR="0062794D" ns0:rsidRDefault="00000000">
-      <ns0:pPr>
-        <ns0:spacing ns0:before="240" ns0:after="240"/>
-      </ns0:pPr>
-      <ns0:r>
-        <ns0:t>The engine will use GLM for:</ns0:t>
-      </ns0:r>
-    </ns0:p>
-    <ns0:p ns2:paraId="6419CC28" ns2:textId="77777777" ns0:rsidR="0062794D" ns0:rsidRDefault="00000000">
-      <ns0:pPr>
-        <ns0:numPr>
-          <ns0:ilvl ns0:val="0"/>
-          <ns0:numId ns0:val="1"/>
-        </ns0:numPr>
-        <ns0:spacing ns0:before="240"/>
-      </ns0:pPr>
-      <ns0:r>
-        <ns0:t>vec3 (positions, directions)</ns0:t>
-      </ns0:r>
-    </ns0:p>
-    <ns0:p ns2:paraId="4CBA04C7" ns2:textId="77777777" ns0:rsidR="0062794D" ns0:rsidRDefault="00000000">
-      <ns0:pPr>
-        <ns0:numPr>
-          <ns0:ilvl ns0:val="0"/>
-          <ns0:numId ns0:val="1"/>
-        </ns0:numPr>
-      </ns0:pPr>
-      <ns0:r>
-        <ns0:t>mat4 (transformation matrices)</ns0:t>
-      </ns0:r>
-    </ns0:p>
-    <ns0:p ns2:paraId="175635DD" ns2:textId="77777777" ns0:rsidR="0062794D" ns0:rsidRDefault="00000000">
-      <ns0:pPr>
-        <ns0:numPr>
-          <ns0:ilvl ns0:val="0"/>
-          <ns0:numId ns0:val="1"/>
-        </ns0:numPr>
-      </ns0:pPr>
-      <ns0:r>
-        <ns0:t>lookAt (view matrix)</ns0:t>
-      </ns0:r>
-    </ns0:p>
-    <ns0:p ns2:paraId="615D2484" ns2:textId="77777777" ns0:rsidR="0062794D" ns0:rsidRDefault="00000000">
-      <ns0:pPr>
-        <ns0:numPr>
-          <ns0:ilvl ns0:val="0"/>
-          <ns0:numId ns0:val="1"/>
-        </ns0:numPr>
-        <ns0:spacing ns0:after="240"/>
-      </ns0:pPr>
-      <ns0:r>
-        <ns0:t>perspective / ortho (projection matrices)</ns0:t>
-        <ns0:br/>
-        <ns0:t>quaternion interpolation (animation blending)</ns0:t>
-      </ns0:r>
-    </ns0:p>
-    <ns0:p ns2:paraId="4D4ED5DC" ns2:textId="77777777" ns0:rsidR="0062794D" ns0:rsidRDefault="00000000">
-      <ns0:pPr>
-        <ns0:spacing ns0:before="240" ns0:after="240"/>
-      </ns0:pPr>
-      <ns0:r>
-        <ns0:t>Matrices used:</ns0:t>
-      </ns0:r>
-    </ns0:p>
-    <ns0:p ns2:paraId="646F4711" ns2:textId="77777777" ns0:rsidR="0062794D" ns0:rsidRDefault="00000000">
-      <ns0:pPr>
-        <ns0:numPr>
-          <ns0:ilvl ns0:val="0"/>
-          <ns0:numId ns0:val="6"/>
-        </ns0:numPr>
-        <ns0:spacing ns0:before="240"/>
-      </ns0:pPr>
-      <ns0:r>
-        <ns0:t>Model matrix</ns0:t>
-      </ns0:r>
-    </ns0:p>
-    <ns0:p ns2:paraId="1C063178" ns2:textId="77777777" ns0:rsidR="0062794D" ns0:rsidRDefault="00000000">
-      <ns0:pPr>
-        <ns0:numPr>
-          <ns0:ilvl ns0:val="0"/>
-          <ns0:numId ns0:val="6"/>
-        </ns0:numPr>
-      </ns0:pPr>
-      <ns0:r>
-        <ns0:t>View matrix</ns0:t>
-      </ns0:r>
-    </ns0:p>
-    <ns0:p ns2:paraId="34A4775A" ns2:textId="77777777" ns0:rsidR="0062794D" ns0:rsidRDefault="00000000">
-      <ns0:pPr>
-        <ns0:numPr>
-          <ns0:ilvl ns0:val="0"/>
-          <ns0:numId ns0:val="6"/>
-        </ns0:numPr>
-        <ns0:spacing ns0:after="240"/>
-      </ns0:pPr>
-      <ns0:r>
-        <ns0:t>Orthographic projection matrix</ns0:t>
-      </ns0:r>
-    </ns0:p>
-    <ns0:p ns2:paraId="2483785C" ns2:textId="77777777" ns0:rsidR="0062794D" ns0:rsidRDefault="00000000">
-      <ns0:r>
-        <ns0:pict ns2:anchorId="49565817">
-          <ns3:rect id="_x0000_i1034" style="width:0;height:1.5pt" ns4:hralign="center" ns4:hrstd="t" ns4:hr="t" fillcolor="#a0a0a0" stroked="f"/>
-        </ns0:pict>
-      </ns0:r>
-    </ns0:p>
-    <ns0:p ns2:paraId="62AD31E5" ns2:textId="77777777" ns0:rsidR="0062794D" ns0:rsidRDefault="00000000">
-      <ns0:pPr>
-        <ns0:pStyle ns0:val="Heading2"/>
-        <ns0:keepNext ns0:val="0"/>
-        <ns0:keepLines ns0:val="0"/>
-        <ns0:spacing ns0:before="0" ns0:after="80"/>
-        <ns0:rPr>
-          <ns0:b/>
-          <ns0:bCs/>
-          <ns0:sz ns0:val="34"/>
-          <ns0:szCs ns0:val="34"/>
-        </ns0:rPr>
-      </ns0:pPr>
-      <ns0:bookmarkStart ns0:id="27" ns0:name="_ivantk7mgrdv" ns0:colFirst="0" ns0:colLast="0"/>
-      <ns0:bookmarkEnd ns0:id="27"/>
-      <ns0:r>
-        <ns0:rPr>
-          <ns0:b/>
-          <ns0:bCs/>
-          <ns0:sz ns0:val="34"/>
-          <ns0:szCs ns0:val="34"/>
-        </ns0:rPr>
-        <ns0:t>Rendering Pipeline</ns0:t>
-      </ns0:r>
-    </ns0:p>
-    <ns0:p ns2:paraId="295FFB2E" ns2:textId="77777777" ns0:rsidR="0062794D" ns0:rsidRDefault="00000000">
-      <ns0:pPr>
-        <ns0:spacing ns0:before="240" ns0:after="240"/>
-      </ns0:pPr>
-      <ns0:r>
-        <ns0:t>The rendering pipeline will follow this sequence each frame:</ns0:t>
-      </ns0:r>
-    </ns0:p>
-    <ns0:p ns2:paraId="6233D725" ns2:textId="77777777" ns0:rsidR="0062794D" ns0:rsidRDefault="00000000">
-      <ns0:pPr>
-        <ns0:numPr>
-          <ns0:ilvl ns0:val="0"/>
-          <ns0:numId ns0:val="18"/>
-        </ns0:numPr>
-        <ns0:spacing ns0:before="240"/>
-      </ns0:pPr>
-      <ns0:r>
-        <ns0:t>Clear color and depth buffers</ns0:t>
-      </ns0:r>
-    </ns0:p>
-    <ns0:p ns2:paraId="79D1928F" ns2:textId="77777777" ns0:rsidR="0062794D" ns0:rsidRDefault="00000000">
-      <ns0:pPr>
-        <ns0:numPr>
-          <ns0:ilvl ns0:val="0"/>
-          <ns0:numId ns0:val="18"/>
-        </ns0:numPr>
-      </ns0:pPr>
-      <ns0:r>
-        <ns0:lastRenderedPageBreak/>
-        <ns0:t>Update camera view and projection matrices</ns0:t>
-      </ns0:r>
-    </ns0:p>
-    <ns0:p ns2:paraId="77F07C45" ns2:textId="77777777" ns0:rsidR="0062794D" ns0:rsidRDefault="00000000">
-      <ns0:pPr>
-        <ns0:numPr>
-          <ns0:ilvl ns0:val="0"/>
-          <ns0:numId ns0:val="18"/>
-        </ns0:numPr>
-      </ns0:pPr>
-      <ns0:r>
-        <ns0:t>For each renderable entity:</ns0:t>
-      </ns0:r>
-    </ns0:p>
-    <ns0:p ns2:paraId="5FDC5AE0" ns2:textId="77777777" ns0:rsidR="0062794D" ns0:rsidRDefault="00000000">
-      <ns0:pPr>
-        <ns0:numPr>
-          <ns0:ilvl ns0:val="1"/>
-          <ns0:numId ns0:val="18"/>
-        </ns0:numPr>
-      </ns0:pPr>
-      <ns0:r>
-        <ns0:t>Compute model matrix</ns0:t>
-      </ns0:r>
-    </ns0:p>
-    <ns0:p ns2:paraId="23972E4D" ns2:textId="77777777" ns0:rsidR="0062794D" ns0:rsidRDefault="00000000">
-      <ns0:pPr>
-        <ns0:numPr>
-          <ns0:ilvl ns0:val="1"/>
-          <ns0:numId ns0:val="18"/>
-        </ns0:numPr>
-      </ns0:pPr>
-      <ns0:r>
-        <ns0:t>Bind shader program</ns0:t>
-      </ns0:r>
-    </ns0:p>
-    <ns0:p ns2:paraId="79D7FB2A" ns2:textId="77777777" ns0:rsidR="0062794D" ns0:rsidRDefault="00000000">
-      <ns0:pPr>
-        <ns0:numPr>
-          <ns0:ilvl ns0:val="1"/>
-          <ns0:numId ns0:val="18"/>
-        </ns0:numPr>
-      </ns0:pPr>
-      <ns0:r>
-        <ns0:t>Send uniforms (model, view, projection)</ns0:t>
-      </ns0:r>
-    </ns0:p>
-    <ns0:p ns2:paraId="6DCB6720" ns2:textId="77777777" ns0:rsidR="0062794D" ns0:rsidRDefault="00000000">
-      <ns0:pPr>
-        <ns0:numPr>
-          <ns0:ilvl ns0:val="1"/>
-          <ns0:numId ns0:val="18"/>
-        </ns0:numPr>
-      </ns0:pPr>
-      <ns0:r>
-        <ns0:t>Bind texture and material</ns0:t>
-      </ns0:r>
-    </ns0:p>
-    <ns0:p ns2:paraId="2F4033FB" ns2:textId="77777777" ns0:rsidR="0062794D" ns0:rsidRDefault="00000000">
-      <ns0:pPr>
-        <ns0:numPr>
-          <ns0:ilvl ns0:val="1"/>
-          <ns0:numId ns0:val="18"/>
-        </ns0:numPr>
-      </ns0:pPr>
-      <ns0:r>
-        <ns0:t>Issue draw call</ns0:t>
-      </ns0:r>
-    </ns0:p>
-    <ns0:p ns2:paraId="4D16F9AD" ns2:textId="77777777" ns0:rsidR="0062794D" ns0:rsidRDefault="00000000">
-      <ns0:pPr>
-        <ns0:numPr>
-          <ns0:ilvl ns0:val="0"/>
-          <ns0:numId ns0:val="18"/>
-        </ns0:numPr>
-        <ns0:spacing ns0:after="240"/>
-      </ns0:pPr>
-      <ns0:r>
-        <ns0:t>Swap buffers</ns0:t>
-      </ns0:r>
-    </ns0:p>
-    <ns0:p ns2:paraId="0575455B" ns2:textId="77777777" ns0:rsidR="0062794D" ns0:rsidRDefault="00000000">
-      <ns0:pPr>
-        <ns0:spacing ns0:before="240" ns0:after="240"/>
-      </ns0:pPr>
-      <ns0:r>
-        <ns0:t>Rendering features include:</ns0:t>
-      </ns0:r>
-    </ns0:p>
-    <ns0:p ns2:paraId="7EF26FEC" ns2:textId="77777777" ns0:rsidR="0062794D" ns0:rsidRDefault="00000000">
-      <ns0:pPr>
-        <ns0:numPr>
-          <ns0:ilvl ns0:val="0"/>
-          <ns0:numId ns0:val="23"/>
-        </ns0:numPr>
-        <ns0:spacing ns0:before="240"/>
-      </ns0:pPr>
-      <ns0:r>
-        <ns0:t>Depth testing enabled</ns0:t>
-      </ns0:r>
-    </ns0:p>
-    <ns0:p ns2:paraId="35BCB5F5" ns2:textId="77777777" ns0:rsidR="0062794D" ns0:rsidRDefault="00000000">
-      <ns0:pPr>
-        <ns0:numPr>
-          <ns0:ilvl ns0:val="0"/>
-          <ns0:numId ns0:val="23"/>
-        </ns0:numPr>
-      </ns0:pPr>
-      <ns0:r>
-        <ns0:t>Back-face culling enabled</ns0:t>
-      </ns0:r>
-    </ns0:p>
-    <ns0:p ns2:paraId="239D5059" ns2:textId="77777777" ns0:rsidR="0062794D" ns0:rsidRDefault="00000000">
-      <ns0:pPr>
-        <ns0:numPr>
-          <ns0:ilvl ns0:val="0"/>
-          <ns0:numId ns0:val="23"/>
-        </ns0:numPr>
-      </ns0:pPr>
-      <ns0:r>
-        <ns0:t>Phong shading model (ambient + diffuse + specular)</ns0:t>
-        <ns0:br/>
-        <ns0:t>Directional light source</ns0:t>
-        <ns0:br/>
-        <ns0:t>Skeletal animation with GPU skinning (100 bone matrices per entity)</ns0:t>
-        <ns0:br/>
-        <ns0:t>Animation blending for smooth transitions between states</ns0:t>
-      </ns0:r>
-    </ns0:p>
-    <ns0:p ns2:paraId="65201FBA" ns2:textId="77777777" ns0:rsidR="0062794D" ns0:rsidRDefault="00000000">
-      <ns0:r>
-        <ns0:pict ns2:anchorId="67DDC608">
-          <ns3:rect id="_x0000_i1035" style="width:0;height:1.5pt" ns4:hralign="center" ns4:hrstd="t" ns4:hr="t" fillcolor="#a0a0a0" stroked="f"/>
-        </ns0:pict>
-      </ns0:r>
-    </ns0:p>
-    <ns0:p ns2:paraId="1C6E01A8" ns2:textId="77777777" ns0:rsidR="0062794D" ns0:rsidRDefault="00000000">
-      <ns0:pPr>
-        <ns0:pStyle ns0:val="Heading2"/>
-        <ns0:keepNext ns0:val="0"/>
-        <ns0:keepLines ns0:val="0"/>
-        <ns0:spacing ns0:before="0" ns0:after="80"/>
-        <ns0:rPr>
-          <ns0:b/>
-          <ns0:bCs/>
-          <ns0:sz ns0:val="34"/>
-          <ns0:szCs ns0:val="34"/>
-        </ns0:rPr>
-      </ns0:pPr>
-      <ns0:bookmarkStart ns0:id="28" ns0:name="_pc5ae7xr78pl" ns0:colFirst="0" ns0:colLast="0"/>
-      <ns0:bookmarkEnd ns0:id="28"/>
-      <ns0:r>
-        <ns0:rPr>
-          <ns0:b/>
-          <ns0:bCs/>
-          <ns0:sz ns0:val="34"/>
-          <ns0:szCs ns0:val="34"/>
-        </ns0:rPr>
-        <ns0:t>Architecture Approach – Hybrid ECS</ns0:t>
-      </ns0:r>
-    </ns0:p>
-    <ns0:p ns2:paraId="434250C4" ns2:textId="77777777" ns0:rsidR="0062794D" ns0:rsidRDefault="00000000">
-      <ns0:pPr>
-        <ns0:spacing ns0:before="240" ns0:after="240"/>
-      </ns0:pPr>
-      <ns0:r>
-        <ns0:t>The engine implements a hybrid Entity Component System.</ns0:t>
-      </ns0:r>
-    </ns0:p>
-    <ns0:p ns2:paraId="622134A9" ns2:textId="77777777" ns0:rsidR="0062794D" ns0:rsidRDefault="00000000">
-      <ns0:pPr>
-        <ns0:pStyle ns0:val="Heading3"/>
-        <ns0:keepNext ns0:val="0"/>
-        <ns0:keepLines ns0:val="0"/>
-        <ns0:spacing ns0:before="280"/>
-        <ns0:rPr>
-          <ns0:b/>
-          <ns0:bCs/>
-          <ns0:color ns0:val="000000"/>
-          <ns0:sz ns0:val="26"/>
-          <ns0:szCs ns0:val="26"/>
-        </ns0:rPr>
-      </ns0:pPr>
-      <ns0:bookmarkStart ns0:id="29" ns0:name="_11p9yirvha7d" ns0:colFirst="0" ns0:colLast="0"/>
-      <ns0:bookmarkEnd ns0:id="29"/>
-      <ns0:r>
-        <ns0:rPr>
-          <ns0:b/>
-          <ns0:bCs/>
-          <ns0:color ns0:val="000000"/>
-          <ns0:sz ns0:val="26"/>
-          <ns0:szCs ns0:val="26"/>
-        </ns0:rPr>
-        <ns0:t>Design Principles</ns0:t>
-      </ns0:r>
-    </ns0:p>
-    <ns0:p ns2:paraId="2EEE1FD9" ns2:textId="77777777" ns0:rsidR="0062794D" ns0:rsidRDefault="00000000">
-      <ns0:pPr>
-        <ns0:numPr>
-          <ns0:ilvl ns0:val="0"/>
-          <ns0:numId ns0:val="29"/>
-        </ns0:numPr>
-        <ns0:spacing ns0:before="240"/>
-      </ns0:pPr>
-      <ns0:r>
-        <ns0:t>Entities are represented by integer IDs</ns0:t>
-      </ns0:r>
-    </ns0:p>
-    <ns0:p ns2:paraId="00488341" ns2:textId="77777777" ns0:rsidR="0062794D" ns0:rsidRDefault="00000000">
-      <ns0:pPr>
-        <ns0:numPr>
-          <ns0:ilvl ns0:val="0"/>
-          <ns0:numId ns0:val="29"/>
-        </ns0:numPr>
-      </ns0:pPr>
-      <ns0:r>
-        <ns0:t>Components store data only</ns0:t>
-      </ns0:r>
-    </ns0:p>
-    <ns0:p ns2:paraId="78E009A9" ns2:textId="77777777" ns0:rsidR="0062794D" ns0:rsidRDefault="00000000">
-      <ns0:pPr>
-        <ns0:numPr>
-          <ns0:ilvl ns0:val="0"/>
-          <ns0:numId ns0:val="29"/>
-        </ns0:numPr>
-      </ns0:pPr>
-      <ns0:r>
-        <ns0:t>Systems contain logic and operate on relevant components</ns0:t>
-      </ns0:r>
-    </ns0:p>
-    <ns0:p ns2:paraId="45DF8950" ns2:textId="77777777" ns0:rsidR="0062794D" ns0:rsidRDefault="00000000">
-      <ns0:pPr>
-        <ns0:numPr>
-          <ns0:ilvl ns0:val="0"/>
-          <ns0:numId ns0:val="29"/>
-        </ns0:numPr>
-        <ns0:spacing ns0:after="240"/>
-      </ns0:pPr>
-      <ns0:r>
-        <ns0:t>Scene manager owns and manages entity registry</ns0:t>
-        <ns0:br/>
-        <ns0:t>Systems are either static (stateless) or instance-based (hold persistent state)</ns0:t>
-      </ns0:r>
-    </ns0:p>
-    <ns0:p ns2:paraId="2BA3A019" ns2:textId="77777777" ns0:rsidR="0062794D" ns0:rsidRDefault="00000000">
-      <ns0:pPr>
-        <ns0:pStyle ns0:val="Heading3"/>
-        <ns0:keepNext ns0:val="0"/>
-        <ns0:keepLines ns0:val="0"/>
-        <ns0:spacing ns0:before="280"/>
-        <ns0:rPr>
-          <ns0:b/>
-          <ns0:bCs/>
-          <ns0:color ns0:val="000000"/>
-          <ns0:sz ns0:val="26"/>
-          <ns0:szCs ns0:val="26"/>
-        </ns0:rPr>
-      </ns0:pPr>
-      <ns0:bookmarkStart ns0:id="30" ns0:name="_dm0l4le0omjc" ns0:colFirst="0" ns0:colLast="0"/>
-      <ns0:bookmarkEnd ns0:id="30"/>
-      <ns0:r>
-        <ns0:rPr>
-          <ns0:b/>
-          <ns0:bCs/>
-          <ns0:color ns0:val="000000"/>
-          <ns0:sz ns0:val="26"/>
-          <ns0:szCs ns0:val="26"/>
-        </ns0:rPr>
-        <ns0:t>Rationale</ns0:t>
-      </ns0:r>
-    </ns0:p>
-    <ns0:p ns2:paraId="3F41B759" ns2:textId="77777777" ns0:rsidR="0062794D" ns0:rsidRDefault="00000000">
-      <ns0:pPr>
-        <ns0:spacing ns0:before="240" ns0:after="240"/>
-      </ns0:pPr>
-      <ns0:r>
-        <ns0:t>A pure data-oriented ECS (e.g., Unity DOTS) is unnecessary for this project’s scope.</ns0:t>
-        <ns0:br/>
-        <ns0:t>A hybrid approach balances:</ns0:t>
-      </ns0:r>
-    </ns0:p>
-    <ns0:p ns2:paraId="5723AA1F" ns2:textId="77777777" ns0:rsidR="0062794D" ns0:rsidRDefault="00000000">
-      <ns0:pPr>
-        <ns0:numPr>
-          <ns0:ilvl ns0:val="0"/>
-          <ns0:numId ns0:val="19"/>
-        </ns0:numPr>
-        <ns0:spacing ns0:before="240"/>
-      </ns0:pPr>
-      <ns0:r>
-        <ns0:t>Performance</ns0:t>
-      </ns0:r>
-    </ns0:p>
-    <ns0:p ns2:paraId="0E424A78" ns2:textId="77777777" ns0:rsidR="0062794D" ns0:rsidRDefault="00000000">
-      <ns0:pPr>
-        <ns0:numPr>
-          <ns0:ilvl ns0:val="0"/>
-          <ns0:numId ns0:val="19"/>
-        </ns0:numPr>
-      </ns0:pPr>
-      <ns0:r>
-        <ns0:t>Simplicity</ns0:t>
-      </ns0:r>
-    </ns0:p>
-    <ns0:p ns2:paraId="202FA3F4" ns2:textId="77777777" ns0:rsidR="0062794D" ns0:rsidRDefault="00000000">
-      <ns0:pPr>
-        <ns0:numPr>
-          <ns0:ilvl ns0:val="0"/>
-          <ns0:numId ns0:val="19"/>
-        </ns0:numPr>
-      </ns0:pPr>
-      <ns0:r>
-        <ns0:t>Development speed</ns0:t>
-      </ns0:r>
-    </ns0:p>
-    <ns0:p ns2:paraId="5EB1909F" ns2:textId="77777777" ns0:rsidR="0062794D" ns0:rsidRDefault="00000000">
-      <ns0:pPr>
-        <ns0:numPr>
-          <ns0:ilvl ns0:val="0"/>
-          <ns0:numId ns0:val="19"/>
-        </ns0:numPr>
-        <ns0:spacing ns0:after="240"/>
-      </ns0:pPr>
-      <ns0:r>
-        <ns0:t>Maintainability</ns0:t>
-      </ns0:r>
-    </ns0:p>
-    <ns0:p ns2:paraId="5D05FA74" ns2:textId="77777777" ns0:rsidR="0062794D" ns0:rsidRDefault="00000000">
-      <ns0:r>
-        <ns0:pict ns2:anchorId="36DCE668">
-          <ns3:rect id="_x0000_i1036" style="width:0;height:1.5pt" ns4:hralign="center" ns4:hrstd="t" ns4:hr="t" fillcolor="#a0a0a0" stroked="f"/>
-        </ns0:pict>
-      </ns0:r>
-    </ns0:p>
-    <ns0:p ns2:paraId="4966140C" ns2:textId="77777777" ns0:rsidR="0062794D" ns0:rsidRDefault="00000000">
-      <ns0:pPr>
-        <ns0:pStyle ns0:val="Heading1"/>
-        <ns0:keepNext ns0:val="0"/>
-        <ns0:keepLines ns0:val="0"/>
-        <ns0:spacing ns0:before="0"/>
-        <ns0:rPr>
-          <ns0:b/>
-          <ns0:bCs/>
-          <ns0:sz ns0:val="46"/>
-          <ns0:szCs ns0:val="46"/>
-        </ns0:rPr>
-      </ns0:pPr>
-      <ns0:bookmarkStart ns0:id="31" ns0:name="_xzxolg8ff7bv" ns0:colFirst="0" ns0:colLast="0"/>
-      <ns0:bookmarkEnd ns0:id="31"/>
-      <ns0:r>
-        <ns0:rPr>
-          <ns0:b/>
-          <ns0:bCs/>
-          <ns0:sz ns0:val="46"/>
-          <ns0:szCs ns0:val="46"/>
-        </ns0:rPr>
-        <ns0:t>3. Systems</ns0:t>
-      </ns0:r>
-    </ns0:p>
-    <ns0:p ns2:paraId="6C1BFD61" ns2:textId="77777777" ns0:rsidR="0062794D" ns0:rsidRDefault="00000000">
-      <ns0:pPr>
-        <ns0:pStyle ns0:val="Heading2"/>
-        <ns0:keepNext ns0:val="0"/>
-        <ns0:keepLines ns0:val="0"/>
-        <ns0:spacing ns0:after="80"/>
-        <ns0:rPr>
-          <ns0:b/>
-          <ns0:bCs/>
-          <ns0:sz ns0:val="34"/>
-          <ns0:szCs ns0:val="34"/>
-        </ns0:rPr>
-      </ns0:pPr>
-      <ns0:bookmarkStart ns0:id="32" ns0:name="_okf5yp4jzqay" ns0:colFirst="0" ns0:colLast="0"/>
-      <ns0:bookmarkEnd ns0:id="32"/>
-      <ns0:r>
-        <ns0:rPr>
-          <ns0:b/>
-          <ns0:bCs/>
-          <ns0:sz ns0:val="34"/>
-          <ns0:szCs ns0:val="34"/>
-        </ns0:rPr>
-        <ns0:lastRenderedPageBreak/>
-        <ns0:t>Core Systems</ns0:t>
-      </ns0:r>
-    </ns0:p>
-    <ns0:p ns2:paraId="08D45718" ns2:textId="77777777" ns0:rsidR="0062794D" ns0:rsidRDefault="00000000">
-      <ns0:pPr>
-        <ns0:numPr>
-          <ns0:ilvl ns0:val="0"/>
-          <ns0:numId ns0:val="2"/>
-        </ns0:numPr>
-        <ns0:spacing ns0:before="240"/>
-      </ns0:pPr>
-      <ns0:r>
-        <ns0:t>Engine loop (initialize → update → render)</ns0:t>
-        <ns0:br/>
-        <ns0:t>Time system (delta time with 100ms clamp)</ns0:t>
-        <ns0:br/>
-        <ns0:t>Scene manager (scene stack with push/pop for overlays)</ns0:t>
-        <ns0:br/>
-        <ns0:t>Input system (keyboard and mouse with frame-based edge detection)</ns0:t>
-        <ns0:br/>
-        <ns0:t>Audio manager (SDL3_mixer, music and SFX with volume control)</ns0:t>
-        <ns0:br/>
-        <ns0:t>Audio event queue (deferred audio playback: attack SFX on combo hits, death SFX on enemy kill, door open SFX on proximity trigger)</ns0:t>
-      </ns0:r>
-    </ns0:p>
-    <ns0:p ns2:paraId="551DFA13" ns2:textId="77777777" ns0:rsidR="0062794D" ns0:rsidRDefault="00000000">
-      <ns0:pPr>
-        <ns0:pStyle ns0:val="Heading2"/>
-        <ns0:keepNext ns0:val="0"/>
-        <ns0:keepLines ns0:val="0"/>
-        <ns0:spacing ns0:after="80"/>
-        <ns0:rPr>
-          <ns0:b/>
-          <ns0:bCs/>
-          <ns0:sz ns0:val="34"/>
-          <ns0:szCs ns0:val="34"/>
-        </ns0:rPr>
-      </ns0:pPr>
-      <ns0:bookmarkStart ns0:id="33" ns0:name="_3wyl5gf5c0fp" ns0:colFirst="0" ns0:colLast="0"/>
-      <ns0:bookmarkEnd ns0:id="33"/>
-      <ns0:r>
-        <ns0:rPr>
-          <ns0:b/>
-          <ns0:bCs/>
-          <ns0:sz ns0:val="34"/>
-          <ns0:szCs ns0:val="34"/>
-        </ns0:rPr>
-        <ns0:t>Rendering Systems</ns0:t>
-      </ns0:r>
-    </ns0:p>
-    <ns0:p ns2:paraId="439D3994" ns2:textId="2A927560" ns0:rsidR="0062794D" ns0:rsidRPr="00E4296B" ns0:rsidRDefault="00000000" ns0:rsidP="00E4296B">
-      <ns0:r>
-        <ns0:t>Shader system (GLSL compilation, uniform caching)</ns0:t>
-        <ns0:br/>
-        <ns0:t>Mesh system (GLB/GLTF loading via Assimp)</ns0:t>
-        <ns0:br/>
-        <ns0:t>Texture manager (PNG loading via SDL3_image, path-based deduplication)</ns0:t>
-        <ns0:br/>
-        <ns0:t>Lighting system (Phong shading with directional light)</ns0:t>
-        <ns0:br/>
-        <ns0:t>Camera system (perspective for gameplay, orthographic for UI, zoom control)</ns0:t>
-        <ns0:br/>
-        <ns0:t>Render system (forward rendering pipeline)</ns0:t>
-        <ns0:br/>
-        <ns0:t>Skeletal animation system (bone hierarchy, keyframe interpolation, animation blending)</ns0:t>
-        <ns0:br/>
-        <ns0:t>Text renderer (TrueType font atlas via stb_truetype)</ns0:t>
-        <ns0:br/>
-        <ns0:t>Quad renderer (solid-color rectangles for UI)</ns0:t>
-      </ns0:r>
-      <ns0:bookmarkStart ns0:id="34" ns0:name="_y5phravvmn0t" ns0:colFirst="0" ns0:colLast="0"/>
-      <ns0:bookmarkEnd ns0:id="34"/>
-    </ns0:p>
-    <ns0:p ns2:paraId="01B6C2C1" ns2:textId="77777777" ns0:rsidR="0062794D" ns0:rsidRDefault="00000000">
-      <ns0:pPr>
-        <ns0:pStyle ns0:val="Heading2"/>
-        <ns0:keepNext ns0:val="0"/>
-        <ns0:keepLines ns0:val="0"/>
-        <ns0:spacing ns0:after="80"/>
-        <ns0:rPr>
-          <ns0:b/>
-          <ns0:bCs/>
-          <ns0:sz ns0:val="34"/>
-          <ns0:szCs ns0:val="34"/>
-        </ns0:rPr>
-      </ns0:pPr>
-      <ns0:bookmarkStart ns0:id="35" ns0:name="_6uq9axncdi6s" ns0:colFirst="0" ns0:colLast="0"/>
-      <ns0:bookmarkEnd ns0:id="35"/>
-      <ns0:r>
-        <ns0:rPr>
-          <ns0:b/>
-          <ns0:bCs/>
-          <ns0:sz ns0:val="34"/>
-          <ns0:szCs ns0:val="34"/>
-        </ns0:rPr>
-        <ns0:t>Gameplay Systems</ns0:t>
-      </ns0:r>
-    </ns0:p>
-    <ns0:p ns2:paraId="5B5A0D60" ns2:textId="77777777" ns0:rsidR="0062794D" ns0:rsidRDefault="00000000" ns0:rsidP="00E4296B">
-      <ns0:pPr>
-        <ns0:spacing ns0:before="240"/>
-      </ns0:pPr>
-      <ns0:r>
-        <ns0:t>Movement system (WASD input, smooth rotation, lunge during attacks)</ns0:t>
-        <ns0:br/>
-        <ns0:t>Collision system (AABB-based detection and resolution)</ns0:t>
-        <ns0:br/>
-        <ns0:t>Combat input system (space key to attack, combo queuing)</ns0:t>
-        <ns0:br/>
-        <ns0:t>Attack hitbox system (temporary hitbox creation, multi-hit prevention)</ns0:t>
-        <ns0:br/>
-        <ns0:t>Damage system (applies incoming hits, triggers knockback and hit reactions)</ns0:t>
-        <ns0:br/>
-        <ns0:t>Hit timer system (invincibility frames, 0.5s duration after being hit)</ns0:t>
-        <ns0:br/>
-        <ns0:t>Death system (marks dead entities, converts colliders to triggers so corpses don’t block movement, plays death SFX, adds corpse lifetime timer)</ns0:t>
-        <ns0:br/>
-        <ns0:t>Health system (current/max HP tracking)</ns0:t>
-        <ns0:br/>
-        <ns0:t>Enemy AI system (state machine: idle, patrol, chase, attack with knockback; enemies attack immediately upon entering attack range)</ns0:t>
-        <ns0:br/>
-        <ns0:t>Door system (proximity-based automatic opening with swing animation and door open SFX)</ns0:t>
-        <ns0:br/>
-        <ns0:t>Door puzzle system (switch-triggered doors linked by trigger IDs)</ns0:t>
-        <ns0:br/>
-        <ns0:t>Switch trigger system (floor switches activated by player collision)</ns0:t>
-        <ns0:br/>
-        <ns0:t>Bone attachment system (attaches weapons to skeleton bones)</ns0:t>
-        <ns0:br/>
-        <ns0:t>Lifetime system (auto-destroys entities after duration)</ns0:t>
-        <ns0:br/>
-        <ns0:t>Camera follow system (smooth follow with mouse wheel zoom, range 8-60)</ns0:t>
-        <ns0:br/>
-        <ns0:t>Dungeon spawn system (procedural dungeon generation with prefabs including wall variants: broken, pillar, shelves, scaffold, window; and floor variant: grate)</ns0:t>
-        <ns0:br/>
-        <ns0:t>Entity spawn system (component registration and entity prefab creation)</ns0:t>
-      </ns0:r>
-    </ns0:p>
-    <ns0:p ns2:paraId="28BFFC9D" ns2:textId="77777777" ns0:rsidR="0062794D" ns0:rsidRDefault="00000000">
-      <ns0:pPr>
-        <ns0:pStyle ns0:val="Heading2"/>
-        <ns0:keepNext ns0:val="0"/>
-        <ns0:keepLines ns0:val="0"/>
-        <ns0:spacing ns0:after="80"/>
-        <ns0:rPr>
-          <ns0:b/>
-          <ns0:bCs/>
-          <ns0:sz ns0:val="34"/>
-          <ns0:szCs ns0:val="34"/>
-        </ns0:rPr>
-      </ns0:pPr>
-      <ns0:bookmarkStart ns0:id="36" ns0:name="_rtev1cd2zy6z" ns0:colFirst="0" ns0:colLast="0"/>
-      <ns0:bookmarkEnd ns0:id="36"/>
-      <ns0:r>
-        <ns0:rPr>
-          <ns0:b/>
-          <ns0:bCs/>
-          <ns0:sz ns0:val="34"/>
-          <ns0:szCs ns0:val="34"/>
-        </ns0:rPr>
-        <ns0:lastRenderedPageBreak/>
-        <ns0:t>Utility &amp; Debug Systems</ns0:t>
-      </ns0:r>
-    </ns0:p>
-    <ns0:p ns2:paraId="684ACA41" ns2:textId="77777777" ns0:rsidR="0062794D" ns0:rsidRDefault="00000000">
-      <ns0:pPr>
-        <ns0:numPr>
-          <ns0:ilvl ns0:val="0"/>
-          <ns0:numId ns0:val="15"/>
-        </ns0:numPr>
-        <ns0:spacing ns0:before="240"/>
-      </ns0:pPr>
-      <ns0:r>
-        <ns0:t>FPS counter (frame rate tracking, toggled with F4)</ns0:t>
-        <ns0:br/>
-        <ns0:t>Debug collider visualization (wireframe AABB rendering, toggled with F5)</ns0:t>
-        <ns0:br/>
-        <ns0:t>Debug mode toggle (F3 enables debug features)</ns0:t>
-      </ns0:r>
-    </ns0:p>
-    <ns0:p ns2:paraId="183E1ACC" ns2:textId="77777777" ns0:rsidR="0062794D" ns0:rsidRDefault="00000000">
-      <ns0:r>
-        <ns0:pict ns2:anchorId="6F83C997">
-          <ns3:rect id="_x0000_i1037" style="width:0;height:1.5pt" ns4:hralign="center" ns4:hrstd="t" ns4:hr="t" fillcolor="#a0a0a0" stroked="f"/>
-        </ns0:pict>
-      </ns0:r>
-    </ns0:p>
-    <ns0:p ns2:paraId="2196CF44" ns2:textId="77777777" ns0:rsidR="0062794D" ns0:rsidRDefault="00000000">
-      <ns0:pPr>
-        <ns0:pStyle ns0:val="Heading1"/>
-        <ns0:keepNext ns0:val="0"/>
-        <ns0:keepLines ns0:val="0"/>
-        <ns0:spacing ns0:before="0"/>
-        <ns0:rPr>
-          <ns0:b/>
-          <ns0:bCs/>
-          <ns0:sz ns0:val="46"/>
-          <ns0:szCs ns0:val="46"/>
-        </ns0:rPr>
-      </ns0:pPr>
-      <ns0:bookmarkStart ns0:id="37" ns0:name="_lzqbt5offga0" ns0:colFirst="0" ns0:colLast="0"/>
-      <ns0:bookmarkEnd ns0:id="37"/>
-      <ns0:r>
-        <ns0:rPr>
-          <ns0:b/>
-          <ns0:bCs/>
-          <ns0:sz ns0:val="46"/>
-          <ns0:szCs ns0:val="46"/>
-        </ns0:rPr>
-        <ns0:t>4. Game Design</ns0:t>
-      </ns0:r>
-    </ns0:p>
-    <ns0:p ns2:paraId="319A1E4C" ns2:textId="77777777" ns0:rsidR="0062794D" ns0:rsidRDefault="00000000">
-      <ns0:pPr>
-        <ns0:pStyle ns0:val="Heading2"/>
-        <ns0:keepNext ns0:val="0"/>
-        <ns0:keepLines ns0:val="0"/>
-        <ns0:spacing ns0:after="80"/>
-        <ns0:rPr>
-          <ns0:b/>
-          <ns0:bCs/>
-          <ns0:sz ns0:val="34"/>
-          <ns0:szCs ns0:val="34"/>
-        </ns0:rPr>
-      </ns0:pPr>
-      <ns0:bookmarkStart ns0:id="38" ns0:name="_7l3gd7k2np0j" ns0:colFirst="0" ns0:colLast="0"/>
-      <ns0:bookmarkEnd ns0:id="38"/>
-      <ns0:r>
-        <ns0:rPr>
-          <ns0:b/>
-          <ns0:bCs/>
-          <ns0:sz ns0:val="34"/>
-          <ns0:szCs ns0:val="34"/>
-        </ns0:rPr>
-        <ns0:t>Game Title</ns0:t>
-      </ns0:r>
-    </ns0:p>
-    <ns0:p ns2:paraId="0089251A" ns2:textId="77777777" ns0:rsidR="0062794D" ns0:rsidRDefault="00000000">
-      <ns0:pPr>
-        <ns0:spacing ns0:before="240" ns0:after="240"/>
-      </ns0:pPr>
-      <ns0:r>
-        <ns0:t>Echoes of the Forgotten Keep</ns0:t>
-      </ns0:r>
-    </ns0:p>
-    <ns0:p ns2:paraId="2861019B" ns2:textId="77777777" ns0:rsidR="0062794D" ns0:rsidRDefault="00000000">
-      <ns0:pPr>
-        <ns0:pStyle ns0:val="Heading2"/>
-        <ns0:keepNext ns0:val="0"/>
-        <ns0:keepLines ns0:val="0"/>
-        <ns0:spacing ns0:after="80"/>
-        <ns0:rPr>
-          <ns0:b/>
-          <ns0:bCs/>
-          <ns0:sz ns0:val="34"/>
-          <ns0:szCs ns0:val="34"/>
-        </ns0:rPr>
-      </ns0:pPr>
-      <ns0:bookmarkStart ns0:id="39" ns0:name="_oyx67lt9e96l" ns0:colFirst="0" ns0:colLast="0"/>
-      <ns0:bookmarkEnd ns0:id="39"/>
-      <ns0:r>
-        <ns0:rPr>
-          <ns0:b/>
-          <ns0:bCs/>
-          <ns0:sz ns0:val="34"/>
-          <ns0:szCs ns0:val="34"/>
-        </ns0:rPr>
-        <ns0:t>Genre</ns0:t>
-      </ns0:r>
-    </ns0:p>
-    <ns0:p ns2:paraId="2C8762C4" ns2:textId="77777777" ns0:rsidR="0062794D" ns0:rsidRDefault="00000000">
-      <ns0:pPr>
-        <ns0:spacing ns0:before="240" ns0:after="240"/>
-      </ns0:pPr>
-      <ns0:r>
-        <ns0:t>3D Top-Down Dungeon Action Game</ns0:t>
-      </ns0:r>
-    </ns0:p>
-    <ns0:p ns2:paraId="60E4B4CF" ns2:textId="77777777" ns0:rsidR="0062794D" ns0:rsidRDefault="00000000">
-      <ns0:pPr>
-        <ns0:pStyle ns0:val="Heading2"/>
-        <ns0:keepNext ns0:val="0"/>
-        <ns0:keepLines ns0:val="0"/>
-        <ns0:spacing ns0:after="80"/>
-        <ns0:rPr>
-          <ns0:b/>
-          <ns0:bCs/>
-          <ns0:sz ns0:val="34"/>
-          <ns0:szCs ns0:val="34"/>
-        </ns0:rPr>
-      </ns0:pPr>
-      <ns0:bookmarkStart ns0:id="40" ns0:name="_cix12z399v7" ns0:colFirst="0" ns0:colLast="0"/>
-      <ns0:bookmarkEnd ns0:id="40"/>
-      <ns0:r>
-        <ns0:rPr>
-          <ns0:b/>
-          <ns0:bCs/>
-          <ns0:sz ns0:val="34"/>
-          <ns0:szCs ns0:val="34"/>
-        </ns0:rPr>
-        <ns0:t>Description</ns0:t>
-      </ns0:r>
-    </ns0:p>
-    <ns0:p ns2:paraId="40F942DA" ns2:textId="77777777" ns0:rsidR="0062794D" ns0:rsidRDefault="00000000">
-      <ns0:pPr>
-        <ns0:spacing ns0:before="240" ns0:after="240"/>
-      </ns0:pPr>
-      <ns0:r>
-        <ns0:t>The player explores an abandoned dungeon once used to protect a sacred relic.</ns0:t>
-        <ns0:br/>
-        <ns0:t>Now corrupted and overrun by hostile creatures, the dungeon presents increasingly dangerous rooms.</ns0:t>
-      </ns0:r>
-    </ns0:p>
-    <ns0:p ns2:paraId="358678AB" ns2:textId="77777777" ns0:rsidR="0062794D" ns0:rsidRDefault="00000000">
-      <ns0:pPr>
-        <ns0:spacing ns0:before="240" ns0:after="240"/>
-      </ns0:pPr>
-      <ns0:r>
-        <ns0:t>Each room presents combat encounters with skeleton enemies that must be defeated.</ns0:t>
-        <ns0:br/>
-        <ns0:t>The player uses a 3-hit melee combo system with knockback and invincibility frames.</ns0:t>
-      </ns0:r>
-    </ns0:p>
-    <ns0:p ns2:paraId="02CFF8F0" ns2:textId="77777777" ns0:rsidR="0062794D" ns0:rsidRDefault="00000000">
-      <ns0:pPr>
-        <ns0:spacing ns0:before="240" ns0:after="240"/>
-      </ns0:pPr>
-      <ns0:r>
-        <ns0:t>The game uses a perspective camera that follows the player from above, with adjustable zoom.</ns0:t>
-      </ns0:r>
-    </ns0:p>
-    <ns0:p ns2:paraId="7F8DC73B" ns2:textId="77777777" ns0:rsidR="0062794D" ns0:rsidRDefault="00000000">
-      <ns0:r>
-        <ns0:pict ns2:anchorId="2DD9AAB4">
-          <ns3:rect id="_x0000_i1038" style="width:0;height:1.5pt" ns4:hralign="center" ns4:hrstd="t" ns4:hr="t" fillcolor="#a0a0a0" stroked="f"/>
-        </ns0:pict>
-      </ns0:r>
-    </ns0:p>
-    <ns0:p ns2:paraId="7D211D8A" ns2:textId="77777777" ns0:rsidR="0062794D" ns0:rsidRDefault="0062794D">
-      <ns0:pPr>
-        <ns0:pStyle ns0:val="Heading2"/>
-        <ns0:keepNext ns0:val="0"/>
-        <ns0:keepLines ns0:val="0"/>
-        <ns0:spacing ns0:after="80"/>
-        <ns0:rPr>
-          <ns0:b/>
-          <ns0:bCs/>
-          <ns0:sz ns0:val="34"/>
-          <ns0:szCs ns0:val="34"/>
-        </ns0:rPr>
-      </ns0:pPr>
-      <ns0:bookmarkStart ns0:id="41" ns0:name="_nqaxosd78gwt" ns0:colFirst="0" ns0:colLast="0"/>
-      <ns0:bookmarkEnd ns0:id="41"/>
-    </ns0:p>
-    <ns0:p ns2:paraId="7A7738AE" ns2:textId="77777777" ns0:rsidR="0062794D" ns0:rsidRDefault="00000000">
-      <ns0:pPr>
-        <ns0:pStyle ns0:val="Heading2"/>
-        <ns0:keepNext ns0:val="0"/>
-        <ns0:keepLines ns0:val="0"/>
-        <ns0:spacing ns0:before="0" ns0:after="80"/>
-        <ns0:rPr>
-          <ns0:b/>
-          <ns0:bCs/>
-          <ns0:sz ns0:val="34"/>
-          <ns0:szCs ns0:val="34"/>
-        </ns0:rPr>
-      </ns0:pPr>
-      <ns0:bookmarkStart ns0:id="42" ns0:name="_8v3t21r43twr" ns0:colFirst="0" ns0:colLast="0"/>
-      <ns0:bookmarkEnd ns0:id="42"/>
-      <ns0:r>
-        <ns0:rPr>
-          <ns0:b/>
-          <ns0:bCs/>
-          <ns0:sz ns0:val="34"/>
-          <ns0:szCs ns0:val="34"/>
-        </ns0:rPr>
-        <ns0:t>High-Level Features</ns0:t>
-      </ns0:r>
-    </ns0:p>
-    <ns0:p ns2:paraId="4AC66DA9" ns2:textId="77777777" ns0:rsidR="0062794D" ns0:rsidRDefault="00000000">
-      <ns0:pPr>
-        <ns0:numPr>
-          <ns0:ilvl ns0:val="0"/>
-          <ns0:numId ns0:val="4"/>
-        </ns0:numPr>
-        <ns0:spacing ns0:before="240"/>
-      </ns0:pPr>
-      <ns0:r>
-        <ns0:t>3D top-down movement with smooth rotation</ns0:t>
-        <ns0:br/>
-        <ns0:t>Perspective camera with zoom control</ns0:t>
-        <ns0:br/>
-        <ns0:t>Procedurally generated dungeon layout</ns0:t>
-        <ns0:br/>
-        <ns0:t>3-hit combo melee combat system with lunge on final attack</ns0:t>
-        <ns0:br/>
-        <ns0:t>Enemy AI (idle, patrol, chase, and attack states with knockback)</ns0:t>
-        <ns0:br/>
-        <ns0:t>Health and damage system with invincibility frames</ns0:t>
-        <ns0:br/>
-        <ns0:t>Skeletal animation with blending</ns0:t>
-        <ns0:br/>
-        <ns0:t>Sound effects and background music with volume control</ns0:t>
-        <ns0:br/>
-        <ns0:lastRenderedPageBreak/>
-        <ns0:t>UI health bar (heart-based display)</ns0:t>
-        <ns0:br/>
-        <ns0:t>Menu system (main menu, pause menu, settings with volume sliders)</ns0:t>
-        <ns0:br/>
-        <ns0:t>Interactive doors (proximity-based and switch-triggered)</ns0:t>
-        <ns0:br/>
-        <ns0:t>Debug tools (FPS counter, collider visualization)</ns0:t>
-        <ns0:br/>
-        <ns0:t>Procedural dungeon generation with configurable room count and seed</ns0:t>
-      </ns0:r>
-    </ns0:p>
-    <ns0:p ns2:paraId="3969CF60" ns2:textId="77777777" ns0:rsidR="0062794D" ns0:rsidRDefault="00000000">
-      <ns0:pPr>
-        <ns0:spacing ns0:before="240" ns0:after="240"/>
-      </ns0:pPr>
-      <ns0:r>
-        <ns0:t>Multiplayer is not included to maintain scope control.</ns0:t>
-      </ns0:r>
-    </ns0:p>
-    <ns0:p ns2:paraId="2B456DB1" ns2:textId="77777777" ns0:rsidR="0062794D" ns0:rsidRDefault="00000000">
-      <ns0:r>
-        <ns0:pict ns2:anchorId="1276972E">
-          <ns3:rect id="_x0000_i1039" style="width:0;height:1.5pt" ns4:hralign="center" ns4:hrstd="t" ns4:hr="t" fillcolor="#a0a0a0" stroked="f"/>
-        </ns0:pict>
-      </ns0:r>
-    </ns0:p>
-    <ns0:p ns2:paraId="218DF4A5" ns2:textId="77777777" ns0:rsidR="0062794D" ns0:rsidRDefault="00000000">
-      <ns0:pPr>
-        <ns0:pStyle ns0:val="Heading2"/>
-        <ns0:keepNext ns0:val="0"/>
-        <ns0:keepLines ns0:val="0"/>
-        <ns0:spacing ns0:before="0" ns0:after="80"/>
-        <ns0:rPr>
-          <ns0:b/>
-          <ns0:bCs/>
-          <ns0:sz ns0:val="34"/>
-          <ns0:szCs ns0:val="34"/>
-        </ns0:rPr>
-      </ns0:pPr>
-      <ns0:bookmarkStart ns0:id="43" ns0:name="_4cxpu8vayg7e" ns0:colFirst="0" ns0:colLast="0"/>
-      <ns0:bookmarkEnd ns0:id="43"/>
-      <ns0:r>
-        <ns0:rPr>
-          <ns0:b/>
-          <ns0:bCs/>
-          <ns0:sz ns0:val="34"/>
-          <ns0:szCs ns0:val="34"/>
-        </ns0:rPr>
-        <ns0:t>Platform</ns0:t>
-      </ns0:r>
-    </ns0:p>
-    <ns0:p ns2:paraId="5DEF3382" ns2:textId="77777777" ns0:rsidR="0062794D" ns0:rsidRDefault="00000000">
-      <ns0:pPr>
-        <ns0:spacing ns0:before="240" ns0:after="240"/>
-      </ns0:pPr>
-      <ns0:r>
-        <ns0:t>Primary platform:</ns0:t>
-      </ns0:r>
-    </ns0:p>
-    <ns0:p ns2:paraId="3C97ECB3" ns2:textId="77777777" ns0:rsidR="0062794D" ns0:rsidRDefault="00000000">
-      <ns0:pPr>
-        <ns0:numPr>
-          <ns0:ilvl ns0:val="0"/>
-          <ns0:numId ns0:val="20"/>
-        </ns0:numPr>
-        <ns0:spacing ns0:before="240" ns0:after="240"/>
-      </ns0:pPr>
-      <ns0:r>
-        <ns0:t>Windows</ns0:t>
-      </ns0:r>
-    </ns0:p>
-    <ns0:p ns2:paraId="2B606D24" ns2:textId="77777777" ns0:rsidR="0062794D" ns0:rsidRDefault="00000000">
-      <ns0:r>
-        <ns0:pict ns2:anchorId="6A9286BE">
-          <ns3:rect id="_x0000_i1040" style="width:0;height:1.5pt" ns4:hralign="center" ns4:hrstd="t" ns4:hr="t" fillcolor="#a0a0a0" stroked="f"/>
-        </ns0:pict>
-      </ns0:r>
-    </ns0:p>
-    <ns0:p ns2:paraId="2D47B6F3" ns2:textId="77777777" ns0:rsidR="0062794D" ns0:rsidRDefault="00000000">
-      <ns0:pPr>
-        <ns0:pStyle ns0:val="Heading2"/>
-        <ns0:keepNext ns0:val="0"/>
-        <ns0:keepLines ns0:val="0"/>
-        <ns0:spacing ns0:before="0" ns0:after="80"/>
-        <ns0:rPr>
-          <ns0:b/>
-          <ns0:bCs/>
-          <ns0:sz ns0:val="34"/>
-          <ns0:szCs ns0:val="34"/>
-        </ns0:rPr>
-      </ns0:pPr>
-      <ns0:bookmarkStart ns0:id="44" ns0:name="_plre0ticvi1f" ns0:colFirst="0" ns0:colLast="0"/>
-      <ns0:bookmarkEnd ns0:id="44"/>
-      <ns0:r>
-        <ns0:rPr>
-          <ns0:b/>
-          <ns0:bCs/>
-          <ns0:sz ns0:val="34"/>
-          <ns0:szCs ns0:val="34"/>
-        </ns0:rPr>
-        <ns0:t>Narrative</ns0:t>
-      </ns0:r>
-    </ns0:p>
-    <ns0:p ns2:paraId="33425CF3" ns2:textId="77777777" ns0:rsidR="0062794D" ns0:rsidRDefault="00000000">
-      <ns0:pPr>
-        <ns0:spacing ns0:before="240" ns0:after="240"/>
-      </ns0:pPr>
-      <ns0:r>
-        <ns0:t>The Forgotten Keep once guarded an ancient relic of immense power.</ns0:t>
-        <ns0:br/>
-        <ns0:t>After years of abandonment, dark forces have taken control.</ns0:t>
-      </ns0:r>
-    </ns0:p>
-    <ns0:p ns2:paraId="13F4937F" ns2:textId="77777777" ns0:rsidR="0062794D" ns0:rsidRDefault="00000000">
-      <ns0:pPr>
-        <ns0:spacing ns0:before="240" ns0:after="240"/>
-      </ns0:pPr>
-      <ns0:r>
-        <ns0:t>The player ventures inside to restore balance and uncover the fate of the fortress.</ns0:t>
-      </ns0:r>
-    </ns0:p>
-    <ns0:p ns2:paraId="28CB31F9" ns2:textId="77777777" ns0:rsidR="0062794D" ns0:rsidRDefault="00000000">
-      <ns0:pPr>
-        <ns0:spacing ns0:before="240" ns0:after="240"/>
-      </ns0:pPr>
-      <ns0:r>
-        <ns0:t>Story elements are delivered through:</ns0:t>
-      </ns0:r>
-    </ns0:p>
-    <ns0:p ns2:paraId="1648F833" ns2:textId="77777777" ns0:rsidR="0062794D" ns0:rsidRDefault="00000000">
-      <ns0:pPr>
-        <ns0:numPr>
-          <ns0:ilvl ns0:val="0"/>
-          <ns0:numId ns0:val="11"/>
-        </ns0:numPr>
-        <ns0:spacing ns0:before="240"/>
-      </ns0:pPr>
-      <ns0:r>
-        <ns0:t>Environmental design (dungeon atmosphere)</ns0:t>
-        <ns0:br/>
-        <ns0:t>Room progression (procedurally generated layouts)</ns0:t>
-        <ns0:br/>
-        <ns0:t>Enemy placement (skeleton enemies spawned per room)</ns0:t>
-        <ns0:br/>
-        <ns0:t>Interactive elements (doors and switches)</ns0:t>
-      </ns0:r>
-    </ns0:p>
-    <ns0:p ns2:paraId="08666EBC" ns2:textId="77777777" ns0:rsidR="0062794D" ns0:rsidRDefault="00000000">
-      <ns0:r>
-        <ns0:pict ns2:anchorId="1248085C">
-          <ns3:rect id="_x0000_i1041" style="width:0;height:1.5pt" ns4:hralign="center" ns4:hrstd="t" ns4:hr="t" fillcolor="#a0a0a0" stroked="f"/>
-        </ns0:pict>
-      </ns0:r>
-    </ns0:p>
-    <ns0:p ns2:paraId="5CB2CA3B" ns2:textId="77777777" ns0:rsidR="0062794D" ns0:rsidRDefault="00000000">
-      <ns0:pPr>
-        <ns0:pStyle ns0:val="Heading2"/>
-        <ns0:keepNext ns0:val="0"/>
-        <ns0:keepLines ns0:val="0"/>
-        <ns0:spacing ns0:before="0" ns0:after="80"/>
-        <ns0:rPr>
-          <ns0:b/>
-          <ns0:bCs/>
-          <ns0:sz ns0:val="34"/>
-          <ns0:szCs ns0:val="34"/>
-        </ns0:rPr>
-      </ns0:pPr>
-      <ns0:bookmarkStart ns0:id="45" ns0:name="_9u8rycgl9mc0" ns0:colFirst="0" ns0:colLast="0"/>
-      <ns0:bookmarkEnd ns0:id="45"/>
-      <ns0:r>
-        <ns0:rPr>
-          <ns0:b/>
-          <ns0:bCs/>
-          <ns0:sz ns0:val="34"/>
-          <ns0:szCs ns0:val="34"/>
-        </ns0:rPr>
-        <ns0:t>Art Assets</ns0:t>
-      </ns0:r>
-    </ns0:p>
-    <ns0:p ns2:paraId="52053284" ns2:textId="77777777" ns0:rsidR="0062794D" ns0:rsidRDefault="00000000">
-      <ns0:pPr>
-        <ns0:spacing ns0:before="240" ns0:after="240"/>
-      </ns0:pPr>
-      <ns0:r>
-        <ns0:t>Assets include:</ns0:t>
-      </ns0:r>
-    </ns0:p>
-    <ns0:p ns2:paraId="2C6FE02D" ns2:textId="77777777" ns0:rsidR="0062794D" ns0:rsidRDefault="00000000">
-      <ns0:pPr>
-        <ns0:numPr>
-          <ns0:ilvl ns0:val="0"/>
-          <ns0:numId ns0:val="24"/>
-        </ns0:numPr>
-        <ns0:spacing ns0:before="240"/>
-      </ns0:pPr>
-      <ns0:r>
-        <ns0:t>Royalty-free GLB/GLTF 3D models (characters, dungeon tiles, equipment)</ns0:t>
-        <ns0:br/>
-        <ns0:t>Skeletal animation clips (idle, run, attack combo, hit reaction, death)</ns0:t>
-        <ns0:br/>
-        <ns0:t>Free-use sound effects and background music (OGG format)</ns0:t>
-        <ns0:br/>
-        <ns0:t>TrueType fonts for UI text rendering</ns0:t>
-        <ns0:br/>
-        <ns0:t>Custom UI textures (health bar hearts, borders)</ns0:t>
-      </ns0:r>
-    </ns0:p>
-    <ns0:p ns2:paraId="5AF7D93D" ns2:textId="77777777" ns0:rsidR="0062794D" ns0:rsidRDefault="00000000">
-      <ns0:pPr>
-        <ns0:spacing ns0:before="240" ns0:after="240"/>
-      </ns0:pPr>
-      <ns0:r>
-        <ns0:t>All assets will be included within the GitHub repository.</ns0:t>
-      </ns0:r>
-    </ns0:p>
-    <ns0:p ns2:paraId="7155F085" ns2:textId="77777777" ns0:rsidR="0062794D" ns0:rsidRDefault="00000000">
-      <ns0:r>
-        <ns0:pict ns2:anchorId="70756306">
-          <ns3:rect id="_x0000_i1042" style="width:0;height:1.5pt" ns4:hralign="center" ns4:hrstd="t" ns4:hr="t" fillcolor="#a0a0a0" stroked="f"/>
-        </ns0:pict>
-      </ns0:r>
-    </ns0:p>
-    <ns0:p ns2:paraId="08F905B9" ns2:textId="77777777" ns0:rsidR="0062794D" ns0:rsidRDefault="00000000">
-      <ns0:pPr>
-        <ns0:pStyle ns0:val="Heading1"/>
-        <ns0:keepNext ns0:val="0"/>
-        <ns0:keepLines ns0:val="0"/>
-        <ns0:spacing ns0:before="0"/>
-        <ns0:rPr>
-          <ns0:b/>
-          <ns0:bCs/>
-          <ns0:sz ns0:val="46"/>
-          <ns0:szCs ns0:val="46"/>
-        </ns0:rPr>
-      </ns0:pPr>
-      <ns0:bookmarkStart ns0:id="46" ns0:name="_t042fpcp3hh2" ns0:colFirst="0" ns0:colLast="0"/>
-      <ns0:bookmarkEnd ns0:id="46"/>
-      <ns0:r>
-        <ns0:rPr>
-          <ns0:b/>
-          <ns0:bCs/>
-          <ns0:sz ns0:val="46"/>
-          <ns0:szCs ns0:val="46"/>
-        </ns0:rPr>
-        <ns0:t>5. Tools and Risks</ns0:t>
-      </ns0:r>
-    </ns0:p>
-    <ns0:p ns2:paraId="545D30CB" ns2:textId="77777777" ns0:rsidR="0062794D" ns0:rsidRDefault="00000000">
-      <ns0:pPr>
-        <ns0:pStyle ns0:val="Heading2"/>
-        <ns0:keepNext ns0:val="0"/>
-        <ns0:keepLines ns0:val="0"/>
-        <ns0:spacing ns0:after="80"/>
-        <ns0:sectPr ns0:rsidR="0062794D">
-          <ns0:pgSz ns0:w="12240" ns0:h="15840"/>
-          <ns0:pgMar ns0:top="1440" ns0:right="1440" ns0:bottom="1440" ns0:left="1440" ns0:header="720" ns0:footer="720" ns0:gutter="0"/>
-          <ns0:pgNumType ns0:start="1"/>
-          <ns0:cols ns0:space="720"/>
-        </ns0:sectPr>
-      </ns0:pPr>
-      <ns0:bookmarkStart ns0:id="47" ns0:name="_lcrrxhc68xnw" ns0:colFirst="0" ns0:colLast="0"/>
-      <ns0:bookmarkEnd ns0:id="47"/>
-      <ns0:r>
-        <ns0:rPr>
-          <ns0:b/>
-          <ns0:bCs/>
-          <ns0:sz ns0:val="34"/>
-          <ns0:szCs ns0:val="34"/>
-        </ns0:rPr>
-        <ns0:lastRenderedPageBreak/>
-        <ns0:t>Tools</ns0:t>
-      </ns0:r>
-    </ns0:p>
-    <ns0:p ns2:paraId="1625CA7E" ns2:textId="77777777" ns0:rsidR="0062794D" ns0:rsidRDefault="00000000">
-      <ns0:pPr>
-        <ns0:numPr>
-          <ns0:ilvl ns0:val="0"/>
-          <ns0:numId ns0:val="14"/>
-        </ns0:numPr>
-      </ns0:pPr>
-      <ns0:r>
-        <ns0:t>C++</ns0:t>
-      </ns0:r>
-    </ns0:p>
-    <ns0:p ns2:paraId="42D60915" ns2:textId="77777777" ns0:rsidR="0062794D" ns0:rsidRDefault="00000000">
-      <ns0:pPr>
-        <ns0:numPr>
-          <ns0:ilvl ns0:val="0"/>
-          <ns0:numId ns0:val="14"/>
-        </ns0:numPr>
-      </ns0:pPr>
-      <ns0:r>
-        <ns0:t>SDL3</ns0:t>
-      </ns0:r>
-    </ns0:p>
-    <ns0:p ns2:paraId="28274525" ns2:textId="77777777" ns0:rsidR="0062794D" ns0:rsidRDefault="00000000">
-      <ns0:pPr>
-        <ns0:numPr>
-          <ns0:ilvl ns0:val="0"/>
-          <ns0:numId ns0:val="14"/>
-        </ns0:numPr>
-      </ns0:pPr>
-      <ns0:r>
-        <ns0:t>OpenGL</ns0:t>
-      </ns0:r>
-    </ns0:p>
-    <ns0:p ns2:paraId="0594601B" ns2:textId="77777777" ns0:rsidR="0062794D" ns0:rsidRDefault="00000000">
-      <ns0:pPr>
-        <ns0:numPr>
-          <ns0:ilvl ns0:val="0"/>
-          <ns0:numId ns0:val="14"/>
-        </ns0:numPr>
-      </ns0:pPr>
-      <ns0:r>
-        <ns0:t>GLM</ns0:t>
-      </ns0:r>
-    </ns0:p>
-    <ns0:p ns2:paraId="2837A01C" ns2:textId="77777777" ns0:rsidR="0062794D" ns0:rsidRDefault="00000000">
-      <ns0:pPr>
-        <ns0:numPr>
-          <ns0:ilvl ns0:val="0"/>
-          <ns0:numId ns0:val="14"/>
-        </ns0:numPr>
-      </ns0:pPr>
-      <ns0:r>
-        <ns0:t>CMake</ns0:t>
-      </ns0:r>
-    </ns0:p>
-    <ns0:p ns2:paraId="790623C4" ns2:textId="77777777" ns0:rsidR="0062794D" ns0:rsidRDefault="00000000">
-      <ns0:pPr>
-        <ns0:numPr>
-          <ns0:ilvl ns0:val="0"/>
-          <ns0:numId ns0:val="14"/>
-        </ns0:numPr>
-      </ns0:pPr>
-      <ns0:r>
-        <ns0:t>CLion / Visual Studio</ns0:t>
-        <ns0:br/>
-        <ns0:t>Assimp 6.0.4 (3D model and animation loading)</ns0:t>
-        <ns0:br/>
-        <ns0:t>GLAD (OpenGL function loader)</ns0:t>
-        <ns0:br/>
-        <ns0:t>SDL3_mixer (audio playback)</ns0:t>
-        <ns0:br/>
-        <ns0:t>SDL3_image (image file loading)</ns0:t>
-        <ns0:br/>
-        <ns0:t>stb_truetype (font rasterization)</ns0:t>
-      </ns0:r>
-    </ns0:p>
-    <ns0:p ns2:paraId="7B970EFC" ns2:textId="77777777" ns0:rsidR="0062794D" ns0:rsidRDefault="00000000">
-      <ns0:pPr>
-        <ns0:numPr>
-          <ns0:ilvl ns0:val="0"/>
-          <ns0:numId ns0:val="14"/>
-        </ns0:numPr>
-      </ns0:pPr>
-      <ns0:r>
-        <ns0:t>GitHub</ns0:t>
-      </ns0:r>
-    </ns0:p>
-    <ns0:p ns2:paraId="6D26D241" ns2:textId="77777777" ns0:rsidR="0062794D" ns0:rsidRDefault="00000000">
-      <ns0:pPr>
-        <ns0:numPr>
-          <ns0:ilvl ns0:val="0"/>
-          <ns0:numId ns0:val="14"/>
-        </ns0:numPr>
-        <ns0:spacing ns0:after="240"/>
-        <ns0:sectPr ns0:rsidR="0062794D">
-          <ns0:type ns0:val="continuous"/>
-          <ns0:pgSz ns0:w="12240" ns0:h="15840"/>
-          <ns0:pgMar ns0:top="1440" ns0:right="1440" ns0:bottom="1440" ns0:left="1440" ns0:header="720" ns0:footer="720" ns0:gutter="0"/>
-          <ns0:cols ns0:num="2" ns0:space="720" ns0:equalWidth="0">
-            <ns0:col ns0:w="4320" ns0:space="720"/>
-            <ns0:col ns0:w="4320" ns0:space="0"/>
-          </ns0:cols>
-        </ns0:sectPr>
-      </ns0:pPr>
-      <ns0:r>
-        <ns0:t>Free GLB/GLTF asset libraries</ns0:t>
-      </ns0:r>
-    </ns0:p>
-    <ns0:p ns2:paraId="055CF96F" ns2:textId="77777777" ns0:rsidR="0062794D" ns0:rsidRDefault="00000000">
-      <ns0:r>
-        <ns0:pict ns2:anchorId="6264C075">
-          <ns3:rect id="_x0000_i1043" style="width:0;height:1.5pt" ns4:hralign="center" ns4:hrstd="t" ns4:hr="t" fillcolor="#a0a0a0" stroked="f"/>
-        </ns0:pict>
-      </ns0:r>
-    </ns0:p>
-    <ns0:p ns2:paraId="5AD9C780" ns2:textId="77777777" ns0:rsidR="0062794D" ns0:rsidRDefault="00000000">
-      <ns0:pPr>
-        <ns0:pStyle ns0:val="Heading2"/>
-        <ns0:keepNext ns0:val="0"/>
-        <ns0:keepLines ns0:val="0"/>
-        <ns0:spacing ns0:before="0" ns0:after="80"/>
-        <ns0:rPr>
-          <ns0:b/>
-          <ns0:bCs/>
-          <ns0:sz ns0:val="34"/>
-          <ns0:szCs ns0:val="34"/>
-        </ns0:rPr>
-      </ns0:pPr>
-      <ns0:bookmarkStart ns0:id="48" ns0:name="_esvhrcjoeg3" ns0:colFirst="0" ns0:colLast="0"/>
-      <ns0:bookmarkEnd ns0:id="48"/>
-      <ns0:r>
-        <ns0:rPr>
-          <ns0:b/>
-          <ns0:bCs/>
-          <ns0:sz ns0:val="34"/>
-          <ns0:szCs ns0:val="34"/>
-        </ns0:rPr>
-        <ns0:t>Risks</ns0:t>
-      </ns0:r>
-    </ns0:p>
-    <ns0:p ns2:paraId="6FC771D5" ns2:textId="77777777" ns0:rsidR="0062794D" ns0:rsidRDefault="00000000">
-      <ns0:pPr>
-        <ns0:pStyle ns0:val="Heading3"/>
-        <ns0:keepNext ns0:val="0"/>
-        <ns0:keepLines ns0:val="0"/>
-        <ns0:spacing ns0:before="280"/>
-        <ns0:rPr>
-          <ns0:b/>
-          <ns0:bCs/>
-          <ns0:color ns0:val="000000"/>
-          <ns0:sz ns0:val="26"/>
-          <ns0:szCs ns0:val="26"/>
-        </ns0:rPr>
-      </ns0:pPr>
-      <ns0:bookmarkStart ns0:id="49" ns0:name="_gkznoxmfml38" ns0:colFirst="0" ns0:colLast="0"/>
-      <ns0:bookmarkEnd ns0:id="49"/>
-      <ns0:r>
-        <ns0:rPr>
-          <ns0:b/>
-          <ns0:bCs/>
-          <ns0:color ns0:val="000000"/>
-          <ns0:sz ns0:val="26"/>
-          <ns0:szCs ns0:val="26"/>
-        </ns0:rPr>
-        <ns0:t>OpenGL Complexity</ns0:t>
-      </ns0:r>
-    </ns0:p>
-    <ns0:p ns2:paraId="5166EDA4" ns2:textId="77777777" ns0:rsidR="0062794D" ns0:rsidRDefault="00000000">
-      <ns0:pPr>
-        <ns0:spacing ns0:before="240" ns0:after="240"/>
-      </ns0:pPr>
-      <ns0:r>
-        <ns0:t>Shader debugging and state management may introduce errors.</ns0:t>
-      </ns0:r>
-    </ns0:p>
-    <ns0:p ns2:paraId="74B790C1" ns2:textId="77777777" ns0:rsidR="0062794D" ns0:rsidRDefault="00000000">
-      <ns0:pPr>
-        <ns0:spacing ns0:before="240" ns0:after="240"/>
-      </ns0:pPr>
-      <ns0:r>
-        <ns0:t>Mitigation:</ns0:t>
-      </ns0:r>
-    </ns0:p>
-    <ns0:p ns2:paraId="413936B2" ns2:textId="77777777" ns0:rsidR="0062794D" ns0:rsidRDefault="00000000">
-      <ns0:pPr>
-        <ns0:numPr>
-          <ns0:ilvl ns0:val="0"/>
-          <ns0:numId ns0:val="3"/>
-        </ns0:numPr>
-        <ns0:spacing ns0:before="240"/>
-      </ns0:pPr>
-      <ns0:r>
-        <ns0:t>Incremental development</ns0:t>
-      </ns0:r>
-    </ns0:p>
-    <ns0:p ns2:paraId="4AF42ACC" ns2:textId="77777777" ns0:rsidR="0062794D" ns0:rsidRDefault="00000000">
-      <ns0:pPr>
-        <ns0:numPr>
-          <ns0:ilvl ns0:val="0"/>
-          <ns0:numId ns0:val="3"/>
-        </ns0:numPr>
-        <ns0:spacing ns0:after="240"/>
-      </ns0:pPr>
-      <ns0:r>
-        <ns0:t>Start with simple primitives before complex models</ns0:t>
-      </ns0:r>
-    </ns0:p>
-    <ns0:p ns2:paraId="141AAFAD" ns2:textId="77777777" ns0:rsidR="0062794D" ns0:rsidRDefault="00000000">
-      <ns0:r>
-        <ns0:pict ns2:anchorId="4E383C44">
-          <ns3:rect id="_x0000_i1044" style="width:0;height:1.5pt" ns4:hralign="center" ns4:hrstd="t" ns4:hr="t" fillcolor="#a0a0a0" stroked="f"/>
-        </ns0:pict>
-      </ns0:r>
-    </ns0:p>
-    <ns0:p ns2:paraId="5ED231F9" ns2:textId="77777777" ns0:rsidR="0062794D" ns0:rsidRDefault="00000000">
-      <ns0:pPr>
-        <ns0:pStyle ns0:val="Heading3"/>
-        <ns0:keepNext ns0:val="0"/>
-        <ns0:keepLines ns0:val="0"/>
-        <ns0:spacing ns0:before="0"/>
-        <ns0:rPr>
-          <ns0:b/>
-          <ns0:bCs/>
-          <ns0:color ns0:val="000000"/>
-          <ns0:sz ns0:val="26"/>
-          <ns0:szCs ns0:val="26"/>
-        </ns0:rPr>
-      </ns0:pPr>
-      <ns0:bookmarkStart ns0:id="50" ns0:name="_l3iixaun7lyi" ns0:colFirst="0" ns0:colLast="0"/>
-      <ns0:bookmarkEnd ns0:id="50"/>
-      <ns0:r>
-        <ns0:rPr>
-          <ns0:b/>
-          <ns0:bCs/>
-          <ns0:color ns0:val="000000"/>
-          <ns0:sz ns0:val="26"/>
-          <ns0:szCs ns0:val="26"/>
-        </ns0:rPr>
-        <ns0:t>Asset Import Issues</ns0:t>
-      </ns0:r>
-    </ns0:p>
-    <ns0:p ns2:paraId="40D40B27" ns2:textId="77777777" ns0:rsidR="0062794D" ns0:rsidRDefault="00000000">
-      <ns0:pPr>
-        <ns0:spacing ns0:before="240" ns0:after="240"/>
-      </ns0:pPr>
-      <ns0:r>
-        <ns0:t>GLB compatibility problems may occur.</ns0:t>
-      </ns0:r>
-    </ns0:p>
-    <ns0:p ns2:paraId="21BCAE03" ns2:textId="77777777" ns0:rsidR="0062794D" ns0:rsidRDefault="00000000">
-      <ns0:pPr>
-        <ns0:spacing ns0:before="240" ns0:after="240"/>
-      </ns0:pPr>
-      <ns0:r>
-        <ns0:t>Mitigation:</ns0:t>
-      </ns0:r>
-    </ns0:p>
-    <ns0:p ns2:paraId="5E6C7092" ns2:textId="77777777" ns0:rsidR="0062794D" ns0:rsidRDefault="00000000">
-      <ns0:pPr>
-        <ns0:numPr>
-          <ns0:ilvl ns0:val="0"/>
-          <ns0:numId ns0:val="13"/>
-        </ns0:numPr>
-        <ns0:spacing ns0:before="240"/>
-      </ns0:pPr>
-      <ns0:r>
-        <ns0:t>Standardize asset format</ns0:t>
-      </ns0:r>
-    </ns0:p>
-    <ns0:p ns2:paraId="012775D2" ns2:textId="77777777" ns0:rsidR="0062794D" ns0:rsidRDefault="00000000">
-      <ns0:pPr>
-        <ns0:numPr>
-          <ns0:ilvl ns0:val="0"/>
-          <ns0:numId ns0:val="13"/>
-        </ns0:numPr>
-      </ns0:pPr>
-      <ns0:r>
-        <ns0:t>Test assets early</ns0:t>
-      </ns0:r>
-    </ns0:p>
-    <ns0:p ns2:paraId="61DFB887" ns2:textId="77777777" ns0:rsidR="0062794D" ns0:rsidRDefault="00000000">
-      <ns0:pPr>
-        <ns0:numPr>
-          <ns0:ilvl ns0:val="0"/>
-          <ns0:numId ns0:val="13"/>
-        </ns0:numPr>
-        <ns0:spacing ns0:after="240"/>
-      </ns0:pPr>
-      <ns0:r>
-        <ns0:t>Limit asset complexity</ns0:t>
-      </ns0:r>
-    </ns0:p>
-    <ns0:p ns2:paraId="5EB6F892" ns2:textId="77777777" ns0:rsidR="0062794D" ns0:rsidRDefault="00000000">
-      <ns0:r>
-        <ns0:pict ns2:anchorId="5E6CEEE4">
-          <ns3:rect id="_x0000_i1045" style="width:0;height:1.5pt" ns4:hralign="center" ns4:hrstd="t" ns4:hr="t" fillcolor="#a0a0a0" stroked="f"/>
-        </ns0:pict>
-      </ns0:r>
-    </ns0:p>
-    <ns0:p ns2:paraId="2C6AE310" ns2:textId="77777777" ns0:rsidR="0062794D" ns0:rsidRDefault="00000000">
-      <ns0:pPr>
-        <ns0:pStyle ns0:val="Heading3"/>
-        <ns0:keepNext ns0:val="0"/>
-        <ns0:keepLines ns0:val="0"/>
-        <ns0:spacing ns0:before="0"/>
-        <ns0:rPr>
-          <ns0:b/>
-          <ns0:bCs/>
-          <ns0:color ns0:val="000000"/>
-          <ns0:sz ns0:val="26"/>
-          <ns0:szCs ns0:val="26"/>
-        </ns0:rPr>
-      </ns0:pPr>
-      <ns0:bookmarkStart ns0:id="51" ns0:name="_6aeoooi8kyx" ns0:colFirst="0" ns0:colLast="0"/>
-      <ns0:bookmarkEnd ns0:id="51"/>
-      <ns0:r>
-        <ns0:rPr>
-          <ns0:b/>
-          <ns0:bCs/>
-          <ns0:color ns0:val="000000"/>
-          <ns0:sz ns0:val="26"/>
-          <ns0:szCs ns0:val="26"/>
-        </ns0:rPr>
-        <ns0:t>Time Constraints</ns0:t>
-      </ns0:r>
-    </ns0:p>
-    <ns0:p ns2:paraId="1B95B77A" ns2:textId="77777777" ns0:rsidR="0062794D" ns0:rsidRDefault="00000000">
-      <ns0:pPr>
-        <ns0:spacing ns0:before="240" ns0:after="240"/>
-      </ns0:pPr>
-      <ns0:r>
-        <ns0:t>Balancing engine development with gameplay implementation.</ns0:t>
-      </ns0:r>
-    </ns0:p>
-    <ns0:p ns2:paraId="59AC94EA" ns2:textId="77777777" ns0:rsidR="0062794D" ns0:rsidRDefault="00000000">
-      <ns0:pPr>
-        <ns0:spacing ns0:before="240" ns0:after="240"/>
-      </ns0:pPr>
-      <ns0:r>
-        <ns0:t>Mitigation:</ns0:t>
-      </ns0:r>
-    </ns0:p>
-    <ns0:p ns2:paraId="4CD9CDCB" ns2:textId="77777777" ns0:rsidR="0062794D" ns0:rsidRDefault="00000000">
-      <ns0:pPr>
-        <ns0:numPr>
-          <ns0:ilvl ns0:val="0"/>
-          <ns0:numId ns0:val="9"/>
-        </ns0:numPr>
-        <ns0:spacing ns0:before="240"/>
-      </ns0:pPr>
-      <ns0:r>
-        <ns0:t>Develop a vertical slice first (one playable room)</ns0:t>
-      </ns0:r>
-    </ns0:p>
-    <ns0:p ns2:paraId="5AB8B717" ns2:textId="77777777" ns0:rsidR="0062794D" ns0:rsidRDefault="00000000">
-      <ns0:pPr>
-        <ns0:numPr>
-          <ns0:ilvl ns0:val="0"/>
-          <ns0:numId ns0:val="9"/>
-        </ns0:numPr>
-        <ns0:spacing ns0:after="240"/>
-      </ns0:pPr>
-      <ns0:r>
-        <ns0:t>Expand only after core systems are stable</ns0:t>
-      </ns0:r>
-    </ns0:p>
-    <ns0:p ns2:paraId="7B54DF18" ns2:textId="77777777" ns0:rsidR="0062794D" ns0:rsidRDefault="00000000">
-      <ns0:r>
-        <ns0:pict ns2:anchorId="14159A24">
-          <ns3:rect id="_x0000_i1046" style="width:0;height:1.5pt" ns4:hralign="center" ns4:hrstd="t" ns4:hr="t" fillcolor="#a0a0a0" stroked="f"/>
-        </ns0:pict>
-      </ns0:r>
-    </ns0:p>
-    <ns0:p ns2:paraId="01FF9196" ns2:textId="77777777" ns0:rsidR="0062794D" ns0:rsidRDefault="00000000">
-      <ns0:pPr>
-        <ns0:pStyle ns0:val="Heading3"/>
-        <ns0:keepNext ns0:val="0"/>
-        <ns0:keepLines ns0:val="0"/>
-        <ns0:spacing ns0:before="0"/>
-        <ns0:rPr>
-          <ns0:b/>
-          <ns0:bCs/>
-          <ns0:color ns0:val="000000"/>
-          <ns0:sz ns0:val="26"/>
-          <ns0:szCs ns0:val="26"/>
-        </ns0:rPr>
-      </ns0:pPr>
-      <ns0:bookmarkStart ns0:id="52" ns0:name="_ajliz8rm9us8" ns0:colFirst="0" ns0:colLast="0"/>
-      <ns0:bookmarkEnd ns0:id="52"/>
-      <ns0:r>
-        <ns0:rPr>
-          <ns0:b/>
-          <ns0:bCs/>
-          <ns0:color ns0:val="000000"/>
-          <ns0:sz ns0:val="26"/>
-          <ns0:szCs ns0:val="26"/>
-        </ns0:rPr>
-        <ns0:t>Scope Creep</ns0:t>
-      </ns0:r>
-    </ns0:p>
-    <ns0:p ns2:paraId="4480D054" ns2:textId="77777777" ns0:rsidR="0062794D" ns0:rsidRDefault="00000000">
-      <ns0:pPr>
-        <ns0:spacing ns0:before="240" ns0:after="240"/>
-      </ns0:pPr>
-      <ns0:r>
-        <ns0:lastRenderedPageBreak/>
-        <ns0:t>Adding advanced rendering features (shadows, multiplayer, procedural generation).</ns0:t>
-      </ns0:r>
-    </ns0:p>
-    <ns0:p ns2:paraId="1CC50022" ns2:textId="77777777" ns0:rsidR="0062794D" ns0:rsidRDefault="00000000">
-      <ns0:pPr>
-        <ns0:spacing ns0:before="240" ns0:after="240"/>
-      </ns0:pPr>
-      <ns0:r>
-        <ns0:t>Mitigation:</ns0:t>
-      </ns0:r>
-    </ns0:p>
-    <ns0:p ns2:paraId="4CA2EC1F" ns2:textId="77777777" ns0:rsidR="0062794D" ns0:rsidRDefault="00000000">
-      <ns0:pPr>
-        <ns0:numPr>
-          <ns0:ilvl ns0:val="0"/>
-          <ns0:numId ns0:val="26"/>
-        </ns0:numPr>
-        <ns0:spacing ns0:before="240"/>
-      </ns0:pPr>
-      <ns0:r>
-        <ns0:t>Define core feature set</ns0:t>
-      </ns0:r>
-    </ns0:p>
-    <ns0:p ns2:paraId="21493DF3" ns2:textId="77777777" ns0:rsidR="0062794D" ns0:rsidRDefault="00000000">
-      <ns0:pPr>
-        <ns0:numPr>
-          <ns0:ilvl ns0:val="0"/>
-          <ns0:numId ns0:val="26"/>
-        </ns0:numPr>
-      </ns0:pPr>
-      <ns0:r>
-        <ns0:t>Avoid non-essential features</ns0:t>
-      </ns0:r>
-    </ns0:p>
-    <ns0:p ns2:paraId="11DA6135" ns2:textId="77777777" ns0:rsidR="0062794D" ns0:rsidRDefault="00000000">
-      <ns0:pPr>
-        <ns0:numPr>
-          <ns0:ilvl ns0:val="0"/>
-          <ns0:numId ns0:val="26"/>
-        </ns0:numPr>
-        <ns0:spacing ns0:after="240"/>
-      </ns0:pPr>
-      <ns0:r>
-        <ns0:t>Focus on stability before polish</ns0:t>
-      </ns0:r>
-    </ns0:p>
-    <ns0:p ns2:paraId="01CFDE23" ns2:textId="77777777" ns0:rsidR="0062794D" ns0:rsidRDefault="00000000">
-      <ns0:r>
-        <ns0:pict ns2:anchorId="1BC70D7B">
-          <ns3:rect id="_x0000_i1047" style="width:0;height:1.5pt" ns4:hralign="center" ns4:hrstd="t" ns4:hr="t" fillcolor="#a0a0a0" stroked="f"/>
-        </ns0:pict>
-      </ns0:r>
-    </ns0:p>
-    <ns0:p ns2:paraId="1E899AD1" ns2:textId="77777777" ns0:rsidR="0062794D" ns0:rsidRDefault="00000000">
-      <ns0:pPr>
-        <ns0:pStyle ns0:val="Heading1"/>
-        <ns0:keepNext ns0:val="0"/>
-        <ns0:keepLines ns0:val="0"/>
-        <ns0:spacing ns0:before="0"/>
-        <ns0:rPr>
-          <ns0:b/>
-          <ns0:bCs/>
-          <ns0:sz ns0:val="46"/>
-          <ns0:szCs ns0:val="46"/>
-        </ns0:rPr>
-      </ns0:pPr>
-      <ns0:bookmarkStart ns0:id="53" ns0:name="_vkbcxiw5jyn4" ns0:colFirst="0" ns0:colLast="0"/>
-      <ns0:bookmarkEnd ns0:id="53"/>
-      <ns0:r>
-        <ns0:rPr>
-          <ns0:b/>
-          <ns0:bCs/>
-          <ns0:sz ns0:val="46"/>
-          <ns0:szCs ns0:val="46"/>
-        </ns0:rPr>
-        <ns0:t>6. Development Milestones</ns0:t>
-      </ns0:r>
-    </ns0:p>
-    <ns0:p ns2:paraId="2004FCF3" ns2:textId="77777777" ns0:rsidR="0062794D" ns0:rsidRDefault="00000000">
-      <ns0:pPr>
-        <ns0:pStyle ns0:val="Heading3"/>
-        <ns0:keepNext ns0:val="0"/>
-        <ns0:keepLines ns0:val="0"/>
-        <ns0:spacing ns0:before="280"/>
-        <ns0:rPr>
-          <ns0:b/>
-          <ns0:bCs/>
-          <ns0:color ns0:val="000000"/>
-          <ns0:sz ns0:val="26"/>
-          <ns0:szCs ns0:val="26"/>
-        </ns0:rPr>
-      </ns0:pPr>
-      <ns0:bookmarkStart ns0:id="54" ns0:name="_guz62w1mgyz" ns0:colFirst="0" ns0:colLast="0"/>
-      <ns0:bookmarkEnd ns0:id="54"/>
-      <ns0:r>
-        <ns0:rPr>
-          <ns0:b/>
-          <ns0:bCs/>
-          <ns0:color ns0:val="000000"/>
-          <ns0:sz ns0:val="26"/>
-          <ns0:szCs ns0:val="26"/>
-        </ns0:rPr>
-        <ns0:t>Milestone 1 – Rendering Foundation (Complete)</ns0:t>
-      </ns0:r>
-    </ns0:p>
-    <ns0:p ns2:paraId="7A68C985" ns2:textId="77777777" ns0:rsidR="0062794D" ns0:rsidRDefault="00000000" ns0:rsidP="00E4296B">
-      <ns0:pPr>
-        <ns0:spacing ns0:before="240"/>
-      </ns0:pPr>
-      <ns0:r>
-        <ns0:t>SDL3 + OpenGL 4.6 context ✓</ns0:t>
-        <ns0:br/>
-        <ns0:t>Shader system with uniform caching ✓</ns0:t>
-        <ns0:br/>
-        <ns0:t>Render textured GLB models ✓</ns0:t>
-        <ns0:br/>
-        <ns0:t>Perspective camera system with zoom ✓</ns0:t>
-      </ns0:r>
-    </ns0:p>
-    <ns0:p ns2:paraId="2107EBF4" ns2:textId="77777777" ns0:rsidR="0062794D" ns0:rsidRDefault="00000000">
-      <ns0:pPr>
-        <ns0:pStyle ns0:val="Heading3"/>
-        <ns0:keepNext ns0:val="0"/>
-        <ns0:keepLines ns0:val="0"/>
-        <ns0:spacing ns0:before="280"/>
-        <ns0:rPr>
-          <ns0:b/>
-          <ns0:bCs/>
-          <ns0:color ns0:val="000000"/>
-          <ns0:sz ns0:val="26"/>
-          <ns0:szCs ns0:val="26"/>
-        </ns0:rPr>
-      </ns0:pPr>
-      <ns0:bookmarkStart ns0:id="55" ns0:name="_7ftpqb72ipj8" ns0:colFirst="0" ns0:colLast="0"/>
-      <ns0:bookmarkEnd ns0:id="55"/>
-      <ns0:r>
-        <ns0:rPr>
-          <ns0:b/>
-          <ns0:bCs/>
-          <ns0:color ns0:val="000000"/>
-          <ns0:sz ns0:val="26"/>
-          <ns0:szCs ns0:val="26"/>
-        </ns0:rPr>
-        <ns0:t>Milestone 2 – ECS Integration (Complete)</ns0:t>
-      </ns0:r>
-    </ns0:p>
-    <ns0:p ns2:paraId="47F3B433" ns2:textId="77777777" ns0:rsidR="0062794D" ns0:rsidRDefault="00000000" ns0:rsidP="00E4296B">
-      <ns0:pPr>
-        <ns0:spacing ns0:before="240"/>
-      </ns0:pPr>
-      <ns0:r>
-        <ns0:t>Entity registry with component storage ✓</ns0:t>
-        <ns0:br/>
-        <ns0:t>Transform, Render, and gameplay components ✓</ns0:t>
-        <ns0:br/>
-        <ns0:t>Scene management system with stack-based overlays ✓</ns0:t>
-        <ns0:br/>
-        <ns0:t>Skeletal animation system with blending ✓</ns0:t>
-      </ns0:r>
-    </ns0:p>
-    <ns0:p ns2:paraId="6B54EA15" ns2:textId="77777777" ns0:rsidR="0062794D" ns0:rsidRDefault="00000000">
-      <ns0:pPr>
-        <ns0:pStyle ns0:val="Heading3"/>
-        <ns0:keepNext ns0:val="0"/>
-        <ns0:keepLines ns0:val="0"/>
-        <ns0:spacing ns0:before="280"/>
-        <ns0:rPr>
-          <ns0:b/>
-          <ns0:bCs/>
-          <ns0:color ns0:val="000000"/>
-          <ns0:sz ns0:val="26"/>
-          <ns0:szCs ns0:val="26"/>
-        </ns0:rPr>
-      </ns0:pPr>
-      <ns0:bookmarkStart ns0:id="56" ns0:name="_7lo3bjerl0q" ns0:colFirst="0" ns0:colLast="0"/>
-      <ns0:bookmarkEnd ns0:id="56"/>
-      <ns0:r>
-        <ns0:rPr>
-          <ns0:b/>
-          <ns0:bCs/>
-          <ns0:color ns0:val="000000"/>
-          <ns0:sz ns0:val="26"/>
-          <ns0:szCs ns0:val="26"/>
-        </ns0:rPr>
-        <ns0:t>Milestone 3 – Vertical Slice (Complete)</ns0:t>
-      </ns0:r>
-    </ns0:p>
-    <ns0:p ns2:paraId="33A51480" ns2:textId="77777777" ns0:rsidR="0062794D" ns0:rsidRDefault="00000000" ns0:rsidP="00E4296B">
-      <ns0:pPr>
-        <ns0:spacing ns0:before="240"/>
-      </ns0:pPr>
-      <ns0:r>
-        <ns0:t>Procedurally generated multi-room dungeons ✓</ns0:t>
-        <ns0:br/>
-        <ns0:t>Player movement with smooth rotation ✓</ns0:t>
-        <ns0:br/>
-        <ns0:t>Skeleton enemy type with AI state machine ✓</ns0:t>
-        <ns0:br/>
-        <ns0:t>AABB collision + health + damage system ✓</ns0:t>
-        <ns0:br/>
-        <ns0:t>3-hit combo combat with lunge and knockback ✓</ns0:t>
-        <ns0:br/>
-        <ns0:t>Invincibility frames and death system ✓</ns0:t>
-      </ns0:r>
-    </ns0:p>
-    <ns0:p ns2:paraId="5F10497D" ns2:textId="77777777" ns0:rsidR="0062794D" ns0:rsidRDefault="00000000">
-      <ns0:pPr>
-        <ns0:pStyle ns0:val="Heading3"/>
-        <ns0:keepNext ns0:val="0"/>
-        <ns0:keepLines ns0:val="0"/>
-        <ns0:spacing ns0:before="280"/>
-        <ns0:rPr>
-          <ns0:b/>
-          <ns0:bCs/>
-          <ns0:color ns0:val="000000"/>
-          <ns0:sz ns0:val="26"/>
-          <ns0:szCs ns0:val="26"/>
-        </ns0:rPr>
-      </ns0:pPr>
-      <ns0:bookmarkStart ns0:id="57" ns0:name="_68lj9a9jocul" ns0:colFirst="0" ns0:colLast="0"/>
-      <ns0:bookmarkEnd ns0:id="57"/>
-      <ns0:r>
-        <ns0:rPr>
-          <ns0:b/>
-          <ns0:bCs/>
-          <ns0:color ns0:val="000000"/>
-          <ns0:sz ns0:val="26"/>
-          <ns0:szCs ns0:val="26"/>
-        </ns0:rPr>
-        <ns0:t>Milestone 4 – Polish &amp; Finalization (Complete)</ns0:t>
-      </ns0:r>
-    </ns0:p>
-    <ns0:p ns2:paraId="0EE03C32" ns2:textId="77777777" ns0:rsidR="0062794D" ns0:rsidRDefault="00000000">
-      <ns0:r>
-        <ns0:t>Audio integration (SDL3_mixer, music + SFX with volume control) ✓</ns0:t>
-        <ns0:br/>
-        <ns0:t>UI health bar (heart-based HUD) ✓</ns0:t>
-        <ns0:br/>
-        <ns0:t>Debug tools (FPS counter, collider visualization) ✓</ns0:t>
-        <ns0:br/>
-        <ns0:t>Menu system (main menu, pause menu, settings) ✓</ns0:t>
-        <ns0:br/>
-        <ns0:lastRenderedPageBreak/>
-        <ns0:t>Interactive doors and switch puzzles ✓</ns0:t>
-        <ns0:br/>
-        <ns0:t>Dungeon generation with prefab system ✓</ns0:t>
-      </ns0:r>
-    </ns0:p>
-    <ns0:p ns2:paraId="4B720056" ns2:textId="77777777" ns0:rsidR="0062794D" ns0:rsidRDefault="0062794D"/>
-    <ns0:sectPr ns0:rsidR="0062794D">
-      <ns0:type ns0:val="continuous"/>
-      <ns0:pgSz ns0:w="12240" ns0:h="15840"/>
-      <ns0:pgMar ns0:top="1440" ns0:right="1440" ns0:bottom="1440" ns0:left="1440" ns0:header="720" ns0:footer="720" ns0:gutter="0"/>
-      <ns0:cols ns0:space="720"/>
-    </ns0:sectPr>
-  </ns0:body>
-</ns0:document>
+<w:document xmlns:wpc="http://schemas.microsoft.com/office/word/2010/wordprocessingCanvas" xmlns:cx="http://schemas.microsoft.com/office/drawing/2014/chartex" xmlns:cx1="http://schemas.microsoft.com/office/drawing/2015/9/8/chartex" xmlns:cx2="http://schemas.microsoft.com/office/drawing/2015/10/21/chartex" xmlns:cx3="http://schemas.microsoft.com/office/drawing/2016/5/9/chartex" xmlns:cx4="http://schemas.microsoft.com/office/drawing/2016/5/10/chartex" xmlns:cx5="http://schemas.microsoft.com/office/drawing/2016/5/11/chartex" xmlns:cx6="http://schemas.microsoft.com/office/drawing/2016/5/12/chartex" xmlns:cx7="http://schemas.microsoft.com/office/drawing/2016/5/13/chartex" xmlns:cx8="http://schemas.microsoft.com/office/drawing/2016/5/14/chartex" xmlns:mc="http://schemas.openxmlformats.org/markup-compatibility/2006" xmlns:aink="http://schemas.microsoft.com/office/drawing/2016/ink" xmlns:am3d="http://schemas.microsoft.com/office/drawing/2017/model3d" xmlns:o="urn:schemas-microsoft-com:office:office" xmlns:oel="http://schemas.microsoft.com/office/2019/extlst" xmlns:r="http://schemas.openxmlformats.org/officeDocument/2006/relationships" xmlns:m="http://schemas.openxmlformats.org/officeDocument/2006/math" xmlns:v="urn:schemas-microsoft-com:vml" xmlns:wp14="http://schemas.microsoft.com/office/word/2010/wordprocessingDrawing" xmlns:wp="http://schemas.openxmlformats.org/drawingml/2006/wordprocessingDrawing" xmlns:w10="urn:schemas-microsoft-com:office:word" xmlns:w="http://schemas.openxmlformats.org/wordprocessingml/2006/main" xmlns:w14="http://schemas.microsoft.com/office/word/2010/wordml" xmlns:w15="http://schemas.microsoft.com/office/word/2012/wordml" xmlns:w16cex="http://schemas.microsoft.com/office/word/2018/wordml/cex" xmlns:w16cid="http://schemas.microsoft.com/office/word/2016/wordml/cid" xmlns:w16="http://schemas.microsoft.com/office/word/2018/wordml" xmlns:w16du="http://schemas.microsoft.com/office/word/2023/wordml/word16du" xmlns:w16sdtdh="http://schemas.microsoft.com/office/word/2020/wordml/sdtdatahash" xmlns:w16sdtfl="http://schemas.microsoft.com/office/word/2024/wordml/sdtformatlock" xmlns:w16se="http://schemas.microsoft.com/office/word/2015/wordml/symex" xmlns:wpg="http://schemas.microsoft.com/office/word/2010/wordprocessingGroup" xmlns:wpi="http://schemas.microsoft.com/office/word/2010/wordprocessingInk" xmlns:wne="http://schemas.microsoft.com/office/word/2006/wordml" xmlns:wps="http://schemas.microsoft.com/office/word/2010/wordprocessingShape" mc:Ignorable="w14 w15 w16se w16cid w16 w16cex w16sdtdh w16sdtfl w16du wp14">
+  <w:body>
+    <w:p>
+      <w:pPr>
+        <w:pStyle w:val="Heading1"/>
+        <w:keepNext w:val="0"/>
+        <w:keepLines w:val="0"/>
+        <w:spacing w:before="480"/>
+        <w:rPr>
+          <w:b/>
+          <w:bCs/>
+          <w:sz w:val="46"/>
+          <w:szCs w:val="46"/>
+        </w:rPr>
+      </w:pPr>
+      <w:bookmarkStart w:id="0" w:name="_f5f63ff8ea1l" w:colFirst="0" w:colLast="0"/>
+      <w:bookmarkEnd w:id="0"/>
+      <w:r>
+        <w:rPr>
+          <w:b/>
+          <w:bCs/>
+          <w:sz w:val="46"/>
+          <w:szCs w:val="46"/>
+        </w:rPr>
+        <w:t>COMP 8051 – Project Design Document</w:t>
+      </w:r>
+    </w:p>
+    <w:p>
+      <w:pPr>
+        <w:pStyle w:val="Heading2"/>
+        <w:keepNext w:val="0"/>
+        <w:keepLines w:val="0"/>
+        <w:spacing w:after="80"/>
+        <w:rPr>
+          <w:b/>
+          <w:bCs/>
+          <w:sz w:val="34"/>
+          <w:szCs w:val="34"/>
+        </w:rPr>
+      </w:pPr>
+      <w:bookmarkStart w:id="1" w:name="_trudukc4el3a" w:colFirst="0" w:colLast="0"/>
+      <w:bookmarkEnd w:id="1"/>
+      <w:r>
+        <w:rPr>
+          <w:b/>
+          <w:bCs/>
+          <w:sz w:val="34"/>
+          <w:szCs w:val="34"/>
+        </w:rPr>
+        <w:t>Echoes of the Forgotten Keep</w:t>
+      </w:r>
+    </w:p>
+    <w:p>
+      <w:r>
+        <w:pict w14:anchorId="515E6B56">
+          <v:rect id="_x0000_i1025" style="width:0;height:1.5pt" o:hralign="center" o:hrstd="t" o:hr="t" fillcolor="#a0a0a0" stroked="f"/>
+        </w:pict>
+      </w:r>
+    </w:p>
+    <w:p>
+      <w:pPr>
+        <w:pStyle w:val="Heading1"/>
+        <w:keepNext w:val="0"/>
+        <w:keepLines w:val="0"/>
+        <w:spacing w:before="0" w:line="240" w:lineRule="auto"/>
+        <w:rPr>
+          <w:b/>
+          <w:bCs/>
+          <w:sz w:val="46"/>
+          <w:szCs w:val="46"/>
+        </w:rPr>
+      </w:pPr>
+      <w:bookmarkStart w:id="2" w:name="_k9fqqynoh7hf" w:colFirst="0" w:colLast="0"/>
+      <w:bookmarkEnd w:id="2"/>
+      <w:r>
+        <w:rPr>
+          <w:b/>
+          <w:bCs/>
+          <w:sz w:val="46"/>
+          <w:szCs w:val="46"/>
+        </w:rPr>
+        <w:t>1. Team Members &amp; Roles</w:t>
+      </w:r>
+    </w:p>
+    <w:p>
+      <w:pPr>
+        <w:pStyle w:val="Heading3"/>
+        <w:keepNext w:val="0"/>
+        <w:keepLines w:val="0"/>
+        <w:spacing w:before="280"/>
+        <w:rPr>
+          <w:b/>
+          <w:bCs/>
+          <w:color w:val="000000"/>
+          <w:sz w:val="26"/>
+          <w:szCs w:val="26"/>
+        </w:rPr>
+      </w:pPr>
+      <w:bookmarkStart w:id="3" w:name="_rl76ee18b7j" w:colFirst="0" w:colLast="0"/>
+      <w:bookmarkEnd w:id="3"/>
+      <w:r>
+        <w:rPr>
+          <w:b/>
+          <w:bCs/>
+          <w:color w:val="000000"/>
+          <w:sz w:val="26"/>
+          <w:szCs w:val="26"/>
+        </w:rPr>
+        <w:t>Repository</w:t>
+      </w:r>
+    </w:p>
+    <w:p>
+      <w:pPr>
+        <w:spacing w:before="240" w:after="240"/>
+        <w:rPr>
+          <w:color w:val="1155CC"/>
+          <w:u w:val="single"/>
+        </w:rPr>
+      </w:pPr>
+      <w:r>
+        <w:t>GitHub Repository:</w:t>
+      </w:r>
+      <w:r>
+        <w:br/>
+      </w:r>
+      <w:hyperlink r:id="rId5">
+        <w:r>
+          <w:rPr>
+            <w:color w:val="1155CC"/>
+            <w:u w:val="single"/>
+          </w:rPr>
+          <w:t>https://github.com/JosephDriedger/echoes-of-the-forgotten-keep</w:t>
+        </w:r>
+      </w:hyperlink>
+    </w:p>
+    <w:p>
+      <w:pPr>
+        <w:spacing w:before="240" w:after="240"/>
+        <w:rPr>
+          <w:color w:val="1155CC"/>
+          <w:u w:val="single"/>
+        </w:rPr>
+      </w:pPr>
+      <w:r>
+        <w:t>Project Board:</w:t>
+      </w:r>
+      <w:r>
+        <w:br/>
+      </w:r>
+      <w:hyperlink r:id="rId6">
+        <w:r>
+          <w:rPr>
+            <w:color w:val="1155CC"/>
+            <w:u w:val="single"/>
+          </w:rPr>
+          <w:t>https://github.com/users/JosephDriedger/projects/2</w:t>
+        </w:r>
+      </w:hyperlink>
+    </w:p>
+    <w:p>
+      <w:r>
+        <w:pict w14:anchorId="51F8944B">
+          <v:rect id="_x0000_i1026" style="width:0;height:1.5pt" o:hralign="center" o:hrstd="t" o:hr="t" fillcolor="#a0a0a0" stroked="f"/>
+        </w:pict>
+      </w:r>
+    </w:p>
+    <w:p>
+      <w:pPr>
+        <w:pStyle w:val="Heading1"/>
+        <w:keepNext w:val="0"/>
+        <w:keepLines w:val="0"/>
+        <w:spacing w:before="0"/>
+        <w:rPr>
+          <w:b/>
+          <w:bCs/>
+          <w:sz w:val="46"/>
+          <w:szCs w:val="46"/>
+        </w:rPr>
+      </w:pPr>
+      <w:bookmarkStart w:id="4" w:name="_s29hd79rrg1a" w:colFirst="0" w:colLast="0"/>
+      <w:bookmarkEnd w:id="4"/>
+      <w:r>
+        <w:rPr>
+          <w:b/>
+          <w:bCs/>
+          <w:sz w:val="46"/>
+          <w:szCs w:val="46"/>
+        </w:rPr>
+        <w:t>Joey Driedger</w:t>
+      </w:r>
+    </w:p>
+    <w:p>
+      <w:pPr>
+        <w:spacing w:before="240" w:after="240"/>
+        <w:rPr>
+          <w:color w:val="1155CC"/>
+          <w:u w:val="single"/>
+        </w:rPr>
+      </w:pPr>
+      <w:r>
+        <w:t>GitHub:</w:t>
+      </w:r>
+      <w:hyperlink r:id="rId7">
+        <w:r>
+          <w:t xml:space="preserve"> </w:t>
+        </w:r>
+      </w:hyperlink>
+      <w:hyperlink r:id="rId8">
+        <w:r>
+          <w:rPr>
+            <w:color w:val="1155CC"/>
+            <w:u w:val="single"/>
+          </w:rPr>
+          <w:t>https://github.com/JosephDriedger</w:t>
+        </w:r>
+      </w:hyperlink>
+    </w:p>
+    <w:p>
+      <w:pPr>
+        <w:pStyle w:val="Heading3"/>
+        <w:keepNext w:val="0"/>
+        <w:keepLines w:val="0"/>
+        <w:spacing w:before="280"/>
+        <w:rPr>
+          <w:b/>
+          <w:bCs/>
+          <w:color w:val="000000"/>
+          <w:sz w:val="26"/>
+          <w:szCs w:val="26"/>
+        </w:rPr>
+      </w:pPr>
+      <w:bookmarkStart w:id="5" w:name="_4tjsbjowy6kn" w:colFirst="0" w:colLast="0"/>
+      <w:bookmarkEnd w:id="5"/>
+      <w:r>
+        <w:rPr>
+          <w:b/>
+          <w:bCs/>
+          <w:color w:val="000000"/>
+          <w:sz w:val="26"/>
+          <w:szCs w:val="26"/>
+        </w:rPr>
+        <w:t>Role: Engine &amp; Architecture Lead</w:t>
+      </w:r>
+    </w:p>
+    <w:p>
+      <w:pPr>
+        <w:pStyle w:val="Heading3"/>
+        <w:keepNext w:val="0"/>
+        <w:keepLines w:val="0"/>
+        <w:spacing w:before="280"/>
+        <w:rPr>
+          <w:b/>
+          <w:bCs/>
+          <w:color w:val="000000"/>
+          <w:sz w:val="26"/>
+          <w:szCs w:val="26"/>
+        </w:rPr>
+      </w:pPr>
+      <w:bookmarkStart w:id="6" w:name="_jdhbixnz0rc" w:colFirst="0" w:colLast="0"/>
+      <w:bookmarkEnd w:id="6"/>
+      <w:r>
+        <w:rPr>
+          <w:b/>
+          <w:bCs/>
+          <w:color w:val="000000"/>
+          <w:sz w:val="26"/>
+          <w:szCs w:val="26"/>
+        </w:rPr>
+        <w:t>Programming Responsibilities</w:t>
+      </w:r>
+    </w:p>
+    <w:p>
+      <w:pPr>
+        <w:spacing w:before="240" w:after="240"/>
+        <w:rPr>
+          <w:rFonts w:ascii="Arial Unicode MS" w:eastAsia="Arial Unicode MS" w:hAnsi="Arial Unicode MS" w:cs="Arial Unicode MS"/>
+        </w:rPr>
+      </w:pPr>
+      <w:r>
+        <w:rPr>
+          <w:rFonts w:ascii="Arial Unicode MS" w:eastAsia="Arial Unicode MS" w:hAnsi="Arial Unicode MS" w:cs="Arial Unicode MS"/>
+        </w:rPr>
+        <w:t>Core engine architecture design</w:t>
+      </w:r>
+      <w:r>
+        <w:rPr>
+          <w:rFonts w:ascii="Arial Unicode MS" w:eastAsia="Arial Unicode MS" w:hAnsi="Arial Unicode MS" w:cs="Arial Unicode MS"/>
+        </w:rPr>
+        <w:br/>
+        <w:t>Engine main loop implementation (initialize → update → render)</w:t>
+      </w:r>
+      <w:r>
+        <w:rPr>
+          <w:rFonts w:ascii="Arial Unicode MS" w:eastAsia="Arial Unicode MS" w:hAnsi="Arial Unicode MS" w:cs="Arial Unicode MS"/>
+        </w:rPr>
+        <w:br/>
+        <w:t>Hybrid ECS framework implementation</w:t>
+      </w:r>
+      <w:r>
+        <w:rPr>
+          <w:rFonts w:ascii="Arial Unicode MS" w:eastAsia="Arial Unicode MS" w:hAnsi="Arial Unicode MS" w:cs="Arial Unicode MS"/>
+        </w:rPr>
+        <w:br/>
+        <w:t>Scene management system (stack-based with overlays)</w:t>
+      </w:r>
+      <w:r>
+        <w:rPr>
+          <w:rFonts w:ascii="Arial Unicode MS" w:eastAsia="Arial Unicode MS" w:hAnsi="Arial Unicode MS" w:cs="Arial Unicode MS"/>
+        </w:rPr>
+        <w:br/>
+        <w:t>Time system (delta time with 100ms clamp)</w:t>
+      </w:r>
+      <w:r>
+        <w:rPr>
+          <w:rFonts w:ascii="Arial Unicode MS" w:eastAsia="Arial Unicode MS" w:hAnsi="Arial Unicode MS" w:cs="Arial Unicode MS"/>
+        </w:rPr>
+        <w:br/>
+        <w:t>Input handling system (keyboard, mouse, frame-based edge detection)</w:t>
+      </w:r>
+      <w:r>
+        <w:rPr>
+          <w:rFonts w:ascii="Arial Unicode MS" w:eastAsia="Arial Unicode MS" w:hAnsi="Arial Unicode MS" w:cs="Arial Unicode MS"/>
+        </w:rPr>
+        <w:br/>
+      </w:r>
+      <w:r>
+        <w:t>Text renderer (TrueType font atlas via stb_truetype)</w:t>
+      </w:r>
+      <w:r>
+        <w:br/>
+        <w:t>Quad renderer (solid-color rectangles for UI</w:t>
+      </w:r>
+      <w:r>
+        <w:t xml:space="preserve"> &amp; Debugging</w:t>
+      </w:r>
+      <w:r>
+        <w:t>)</w:t>
+      </w:r>
+    </w:p>
+    <w:p>
+      <w:pPr>
+        <w:pStyle w:val="Heading3"/>
+        <w:keepNext w:val="0"/>
+        <w:keepLines w:val="0"/>
+        <w:spacing w:before="280"/>
+        <w:rPr>
+          <w:b/>
+          <w:bCs/>
+          <w:color w:val="000000"/>
+          <w:sz w:val="26"/>
+          <w:szCs w:val="26"/>
+        </w:rPr>
+      </w:pPr>
+      <w:bookmarkStart w:id="7" w:name="_kxhui4vy8lh0" w:colFirst="0" w:colLast="0"/>
+      <w:bookmarkEnd w:id="7"/>
+      <w:r>
+        <w:rPr>
+          <w:b/>
+          <w:bCs/>
+          <w:color w:val="000000"/>
+          <w:sz w:val="26"/>
+          <w:szCs w:val="26"/>
+        </w:rPr>
+        <w:t>Documentation Responsibilities</w:t>
+      </w:r>
+    </w:p>
+    <w:p>
+      <w:pPr>
+        <w:spacing w:before="240" w:after="240"/>
+      </w:pPr>
+      <w:r>
+        <w:t>Engine architecture description</w:t>
+      </w:r>
+      <w:r>
+        <w:br/>
+        <w:t>ECS design explanation</w:t>
+      </w:r>
+      <w:r>
+        <w:br/>
+        <w:t>Scene management documentation</w:t>
+      </w:r>
+      <w:r>
+        <w:br/>
+        <w:t>Technical system overview</w:t>
+      </w:r>
+    </w:p>
+    <w:p>
+      <w:r>
+        <w:lastRenderedPageBreak/>
+        <w:pict w14:anchorId="4E4FC0F0">
+          <v:rect id="_x0000_i1027" style="width:0;height:1.5pt" o:hralign="center" o:hrstd="t" o:hr="t" fillcolor="#a0a0a0" stroked="f"/>
+        </w:pict>
+      </w:r>
+    </w:p>
+    <w:p>
+      <w:pPr>
+        <w:pStyle w:val="Heading1"/>
+        <w:keepNext w:val="0"/>
+        <w:keepLines w:val="0"/>
+        <w:spacing w:before="0"/>
+        <w:rPr>
+          <w:b/>
+          <w:bCs/>
+          <w:sz w:val="46"/>
+          <w:szCs w:val="46"/>
+        </w:rPr>
+      </w:pPr>
+      <w:bookmarkStart w:id="8" w:name="_pupwbo7ugddo" w:colFirst="0" w:colLast="0"/>
+      <w:bookmarkEnd w:id="8"/>
+      <w:r>
+        <w:rPr>
+          <w:b/>
+          <w:bCs/>
+          <w:sz w:val="46"/>
+          <w:szCs w:val="46"/>
+        </w:rPr>
+        <w:t>Adam Van Woerden</w:t>
+      </w:r>
+    </w:p>
+    <w:p>
+      <w:pPr>
+        <w:spacing w:before="240" w:after="240"/>
+        <w:rPr>
+          <w:color w:val="1155CC"/>
+          <w:u w:val="single"/>
+        </w:rPr>
+      </w:pPr>
+      <w:r>
+        <w:t>GitHub:</w:t>
+      </w:r>
+      <w:hyperlink r:id="rId9">
+        <w:r>
+          <w:t xml:space="preserve"> </w:t>
+        </w:r>
+      </w:hyperlink>
+      <w:hyperlink r:id="rId10">
+        <w:r>
+          <w:rPr>
+            <w:color w:val="1155CC"/>
+            <w:u w:val="single"/>
+          </w:rPr>
+          <w:t>https://github.com/AdamBcit</w:t>
+        </w:r>
+      </w:hyperlink>
+    </w:p>
+    <w:p>
+      <w:pPr>
+        <w:pStyle w:val="Heading3"/>
+        <w:keepNext w:val="0"/>
+        <w:keepLines w:val="0"/>
+        <w:spacing w:before="280"/>
+        <w:rPr>
+          <w:b/>
+          <w:bCs/>
+          <w:color w:val="000000"/>
+          <w:sz w:val="26"/>
+          <w:szCs w:val="26"/>
+        </w:rPr>
+      </w:pPr>
+      <w:bookmarkStart w:id="9" w:name="_tfv746uvut9r" w:colFirst="0" w:colLast="0"/>
+      <w:bookmarkEnd w:id="9"/>
+      <w:r>
+        <w:rPr>
+          <w:b/>
+          <w:bCs/>
+          <w:color w:val="000000"/>
+          <w:sz w:val="26"/>
+          <w:szCs w:val="26"/>
+        </w:rPr>
+        <w:t>Role: Graphics &amp; Rendering Lead</w:t>
+      </w:r>
+    </w:p>
+    <w:p>
+      <w:pPr>
+        <w:pStyle w:val="Heading3"/>
+        <w:keepNext w:val="0"/>
+        <w:keepLines w:val="0"/>
+        <w:spacing w:before="280"/>
+        <w:rPr>
+          <w:b/>
+          <w:bCs/>
+          <w:color w:val="000000"/>
+          <w:sz w:val="26"/>
+          <w:szCs w:val="26"/>
+        </w:rPr>
+      </w:pPr>
+      <w:bookmarkStart w:id="10" w:name="_9v8nvbcd3mv2" w:colFirst="0" w:colLast="0"/>
+      <w:bookmarkEnd w:id="10"/>
+      <w:r>
+        <w:rPr>
+          <w:b/>
+          <w:bCs/>
+          <w:color w:val="000000"/>
+          <w:sz w:val="26"/>
+          <w:szCs w:val="26"/>
+        </w:rPr>
+        <w:t>Programming Responsibilities</w:t>
+      </w:r>
+    </w:p>
+    <w:p>
+      <w:pPr>
+        <w:spacing w:before="240" w:after="240"/>
+      </w:pPr>
+      <w:r>
+        <w:t>Shader system (GLSL compilation, uniform caching)</w:t>
+      </w:r>
+      <w:r>
+        <w:br/>
+        <w:t>Mesh system (GLB/GLTF loading via Assimp)</w:t>
+      </w:r>
+      <w:r>
+        <w:br/>
+        <w:t>Texture manager (PNG loading via SDL3_image, path-based deduplication)</w:t>
+      </w:r>
+      <w:r>
+        <w:br/>
+        <w:t>Lighting system (Phong shading with directional light)</w:t>
+      </w:r>
+      <w:r>
+        <w:br/>
+        <w:t>Camera system (perspective for gameplay, orthographic for UI, zoom control)</w:t>
+      </w:r>
+      <w:r>
+        <w:br/>
+        <w:t>Render system (forward rendering pipeline)</w:t>
+      </w:r>
+      <w:r>
+        <w:br/>
+        <w:t>Skeletal animation system (bone hierarchy, keyframe interpolation, animation blending)</w:t>
+      </w:r>
+      <w:r>
+        <w:br/>
+      </w:r>
+      <w:r>
+        <w:rPr>
+          <w:rFonts w:ascii="Arial Unicode MS" w:eastAsia="Arial Unicode MS" w:hAnsi="Arial Unicode MS" w:cs="Arial Unicode MS"/>
+        </w:rPr>
+        <w:t>Prefab manager and procedural dungeon generation</w:t>
+      </w:r>
+      <w:r>
+        <w:rPr>
+          <w:rFonts w:ascii="Arial Unicode MS" w:eastAsia="Arial Unicode MS" w:hAnsi="Arial Unicode MS" w:cs="Arial Unicode MS"/>
+        </w:rPr>
+        <w:br/>
+        <w:t>Build room system and floor generator</w:t>
+      </w:r>
+    </w:p>
+    <w:p>
+      <w:pPr>
+        <w:pStyle w:val="Heading3"/>
+        <w:keepNext w:val="0"/>
+        <w:keepLines w:val="0"/>
+        <w:spacing w:before="280"/>
+        <w:rPr>
+          <w:b/>
+          <w:bCs/>
+          <w:color w:val="000000"/>
+          <w:sz w:val="26"/>
+          <w:szCs w:val="26"/>
+        </w:rPr>
+      </w:pPr>
+      <w:bookmarkStart w:id="11" w:name="_p39szu6pgc3w" w:colFirst="0" w:colLast="0"/>
+      <w:bookmarkEnd w:id="11"/>
+      <w:r>
+        <w:rPr>
+          <w:b/>
+          <w:bCs/>
+          <w:color w:val="000000"/>
+          <w:sz w:val="26"/>
+          <w:szCs w:val="26"/>
+        </w:rPr>
+        <w:t>Documentation Responsibilities</w:t>
+      </w:r>
+    </w:p>
+    <w:p>
+      <w:pPr>
+        <w:spacing w:before="240" w:after="240"/>
+      </w:pPr>
+      <w:r>
+        <w:t>Rendering pipeline explanation</w:t>
+      </w:r>
+      <w:r>
+        <w:br/>
+        <w:t>Graphics system documentation</w:t>
+      </w:r>
+      <w:r>
+        <w:br/>
+        <w:t>Skeletal animation design</w:t>
+      </w:r>
+      <w:r>
+        <w:br/>
+        <w:t>Camera and lighting design</w:t>
+      </w:r>
+      <w:r>
+        <w:br/>
+        <w:t>Graphics API decisions</w:t>
+      </w:r>
+    </w:p>
+    <w:p>
+      <w:r>
+        <w:pict w14:anchorId="5D59B669">
+          <v:rect id="_x0000_i1028" style="width:0;height:1.5pt" o:hralign="center" o:hrstd="t" o:hr="t" fillcolor="#a0a0a0" stroked="f"/>
+        </w:pict>
+      </w:r>
+    </w:p>
+    <w:p>
+      <w:pPr>
+        <w:pStyle w:val="Heading1"/>
+        <w:keepNext w:val="0"/>
+        <w:keepLines w:val="0"/>
+        <w:spacing w:before="0"/>
+        <w:rPr>
+          <w:b/>
+          <w:bCs/>
+          <w:sz w:val="46"/>
+          <w:szCs w:val="46"/>
+        </w:rPr>
+      </w:pPr>
+      <w:bookmarkStart w:id="12" w:name="_p03z6583ss2d" w:colFirst="0" w:colLast="0"/>
+      <w:bookmarkEnd w:id="12"/>
+      <w:r>
+        <w:rPr>
+          <w:b/>
+          <w:bCs/>
+          <w:sz w:val="46"/>
+          <w:szCs w:val="46"/>
+        </w:rPr>
+        <w:t>Elijah Fabon</w:t>
+      </w:r>
+    </w:p>
+    <w:p>
+      <w:pPr>
+        <w:spacing w:before="240" w:after="240"/>
+        <w:rPr>
+          <w:color w:val="1155CC"/>
+          <w:u w:val="single"/>
+        </w:rPr>
+      </w:pPr>
+      <w:r>
+        <w:t>GitHub:</w:t>
+      </w:r>
+      <w:hyperlink r:id="rId11">
+        <w:r>
+          <w:t xml:space="preserve"> </w:t>
+        </w:r>
+      </w:hyperlink>
+      <w:hyperlink r:id="rId12">
+        <w:r>
+          <w:rPr>
+            <w:color w:val="1155CC"/>
+            <w:u w:val="single"/>
+          </w:rPr>
+          <w:t>https://github.com/Elijah-Fabon</w:t>
+        </w:r>
+      </w:hyperlink>
+    </w:p>
+    <w:p>
+      <w:pPr>
+        <w:pStyle w:val="Heading3"/>
+        <w:keepNext w:val="0"/>
+        <w:keepLines w:val="0"/>
+        <w:spacing w:before="280"/>
+        <w:rPr>
+          <w:b/>
+          <w:bCs/>
+          <w:color w:val="000000"/>
+          <w:sz w:val="26"/>
+          <w:szCs w:val="26"/>
+        </w:rPr>
+      </w:pPr>
+      <w:bookmarkStart w:id="13" w:name="_rcx8rchmldz9" w:colFirst="0" w:colLast="0"/>
+      <w:bookmarkEnd w:id="13"/>
+      <w:r>
+        <w:rPr>
+          <w:b/>
+          <w:bCs/>
+          <w:color w:val="000000"/>
+          <w:sz w:val="26"/>
+          <w:szCs w:val="26"/>
+        </w:rPr>
+        <w:t>Role: Gameplay &amp; Systems Lead</w:t>
+      </w:r>
+    </w:p>
+    <w:p>
+      <w:pPr>
+        <w:pStyle w:val="Heading3"/>
+        <w:keepNext w:val="0"/>
+        <w:keepLines w:val="0"/>
+        <w:spacing w:before="280"/>
+        <w:rPr>
+          <w:b/>
+          <w:bCs/>
+          <w:color w:val="000000"/>
+          <w:sz w:val="26"/>
+          <w:szCs w:val="26"/>
+        </w:rPr>
+      </w:pPr>
+      <w:bookmarkStart w:id="14" w:name="_t99r37kt6up2" w:colFirst="0" w:colLast="0"/>
+      <w:bookmarkEnd w:id="14"/>
+      <w:r>
+        <w:rPr>
+          <w:b/>
+          <w:bCs/>
+          <w:color w:val="000000"/>
+          <w:sz w:val="26"/>
+          <w:szCs w:val="26"/>
+        </w:rPr>
+        <w:t>Programming Responsibilities</w:t>
+      </w:r>
+    </w:p>
+    <w:p>
+      <w:pPr>
+        <w:spacing w:before="240" w:after="240"/>
+      </w:pPr>
+      <w:r>
+        <w:t>Player movement system</w:t>
+      </w:r>
+      <w:r>
+        <w:br/>
+        <w:t>Collision detection system (AABB)</w:t>
+      </w:r>
+      <w:r>
+        <w:br/>
+        <w:t>Enemy AI system (patrol, chase, and attack behavior)</w:t>
+      </w:r>
+      <w:r>
+        <w:br/>
+        <w:t>Health and damage system</w:t>
+      </w:r>
+      <w:r>
+        <w:br/>
+        <w:t>Combat input system (3-hit combo chain with lunge)</w:t>
+      </w:r>
+      <w:r>
+        <w:br/>
+        <w:t>Attack hitbox system</w:t>
+      </w:r>
+      <w:r>
+        <w:br/>
+      </w:r>
+      <w:r>
+        <w:lastRenderedPageBreak/>
+        <w:t>Hit timer system (invincibility frames)</w:t>
+      </w:r>
+      <w:r>
+        <w:br/>
+        <w:t>Death system</w:t>
+      </w:r>
+      <w:r>
+        <w:br/>
+        <w:t>Door system (proximity-based and puzzle-triggered)</w:t>
+      </w:r>
+      <w:r>
+        <w:br/>
+        <w:t>Switch trigger system</w:t>
+      </w:r>
+      <w:r>
+        <w:br/>
+        <w:t>UI system (health bar HUD)</w:t>
+      </w:r>
+      <w:r>
+        <w:br/>
+        <w:t>Menu system (main menu, pause menu, settings)</w:t>
+      </w:r>
+      <w:r>
+        <w:br/>
+        <w:t>Audio integration (SDL3_mixer: background music, sword attack SFX, enemy death SFX, door open SFX)</w:t>
+      </w:r>
+      <w:bookmarkStart w:id="15" w:name="_4g5qs9oh7fby" w:colFirst="0" w:colLast="0"/>
+      <w:bookmarkEnd w:id="15"/>
+    </w:p>
+    <w:p>
+      <w:pPr>
+        <w:pStyle w:val="Heading3"/>
+        <w:keepNext w:val="0"/>
+        <w:keepLines w:val="0"/>
+        <w:spacing w:before="280"/>
+        <w:rPr>
+          <w:b/>
+          <w:bCs/>
+          <w:color w:val="000000"/>
+          <w:sz w:val="26"/>
+          <w:szCs w:val="26"/>
+        </w:rPr>
+      </w:pPr>
+      <w:bookmarkStart w:id="16" w:name="_bei0avimilnh" w:colFirst="0" w:colLast="0"/>
+      <w:bookmarkEnd w:id="16"/>
+      <w:r>
+        <w:rPr>
+          <w:b/>
+          <w:bCs/>
+          <w:color w:val="000000"/>
+          <w:sz w:val="26"/>
+          <w:szCs w:val="26"/>
+        </w:rPr>
+        <w:t>Documentation Responsibilities</w:t>
+      </w:r>
+    </w:p>
+    <w:p>
+      <w:pPr>
+        <w:spacing w:before="240" w:after="240"/>
+      </w:pPr>
+      <w:r>
+        <w:t>Game design section</w:t>
+      </w:r>
+      <w:r>
+        <w:br/>
+        <w:t>Gameplay systems documentation</w:t>
+      </w:r>
+      <w:r>
+        <w:br/>
+        <w:t>Combat system documentation</w:t>
+      </w:r>
+      <w:r>
+        <w:br/>
+        <w:t>Menu and UI system documentation</w:t>
+      </w:r>
+      <w:r>
+        <w:br/>
+        <w:t>Risk analysis</w:t>
+      </w:r>
+      <w:r>
+        <w:br/>
+        <w:t>Tools and technology section</w:t>
+      </w:r>
+    </w:p>
+    <w:p>
+      <w:r>
+        <w:pict w14:anchorId="5CF4666F">
+          <v:rect id="_x0000_i1029" style="width:0;height:1.5pt" o:hralign="center" o:hrstd="t" o:hr="t" fillcolor="#a0a0a0" stroked="f"/>
+        </w:pict>
+      </w:r>
+    </w:p>
+    <w:p>
+      <w:pPr>
+        <w:pStyle w:val="Heading1"/>
+        <w:keepNext w:val="0"/>
+        <w:keepLines w:val="0"/>
+        <w:spacing w:before="0"/>
+        <w:rPr>
+          <w:b/>
+          <w:bCs/>
+          <w:sz w:val="46"/>
+          <w:szCs w:val="46"/>
+        </w:rPr>
+      </w:pPr>
+      <w:bookmarkStart w:id="17" w:name="_4fpy8shehrt4" w:colFirst="0" w:colLast="0"/>
+      <w:bookmarkEnd w:id="17"/>
+      <w:r>
+        <w:rPr>
+          <w:b/>
+          <w:bCs/>
+          <w:sz w:val="46"/>
+          <w:szCs w:val="46"/>
+        </w:rPr>
+        <w:t>Shared Responsibilities</w:t>
+      </w:r>
+    </w:p>
+    <w:p>
+      <w:pPr>
+        <w:spacing w:before="240" w:after="240"/>
+      </w:pPr>
+      <w:r>
+        <w:t>All team members will contribute to:</w:t>
+      </w:r>
+    </w:p>
+    <w:p>
+      <w:pPr>
+        <w:spacing w:before="240" w:after="240"/>
+      </w:pPr>
+      <w:r>
+        <w:t>Code reviews</w:t>
+      </w:r>
+      <w:r>
+        <w:br/>
+        <w:t>Git version control and pull requests</w:t>
+      </w:r>
+      <w:r>
+        <w:br/>
+        <w:t>Testing and debugging</w:t>
+      </w:r>
+      <w:r>
+        <w:br/>
+        <w:t>Asset integration</w:t>
+      </w:r>
+      <w:r>
+        <w:br/>
+        <w:t>Final documentation review</w:t>
+      </w:r>
+      <w:r>
+        <w:br/>
+        <w:t>Final presentation preparation</w:t>
+      </w:r>
+    </w:p>
+    <w:p>
+      <w:r>
+        <w:pict w14:anchorId="3BABE428">
+          <v:rect id="_x0000_i1030" style="width:0;height:1.5pt" o:hralign="center" o:hrstd="t" o:hr="t" fillcolor="#a0a0a0" stroked="f"/>
+        </w:pict>
+      </w:r>
+    </w:p>
+    <w:p>
+      <w:pPr>
+        <w:pStyle w:val="Heading1"/>
+        <w:keepNext w:val="0"/>
+        <w:keepLines w:val="0"/>
+        <w:spacing w:before="0"/>
+        <w:rPr>
+          <w:b/>
+          <w:bCs/>
+          <w:sz w:val="46"/>
+          <w:szCs w:val="46"/>
+        </w:rPr>
+      </w:pPr>
+      <w:bookmarkStart w:id="18" w:name="_vjq9fy2y6qo" w:colFirst="0" w:colLast="0"/>
+      <w:bookmarkEnd w:id="18"/>
+      <w:r>
+        <w:rPr>
+          <w:b/>
+          <w:bCs/>
+          <w:sz w:val="46"/>
+          <w:szCs w:val="46"/>
+        </w:rPr>
+        <w:t>2. Engine Design</w:t>
+      </w:r>
+    </w:p>
+    <w:p>
+      <w:pPr>
+        <w:pStyle w:val="Heading2"/>
+        <w:keepNext w:val="0"/>
+        <w:keepLines w:val="0"/>
+        <w:spacing w:after="80"/>
+        <w:rPr>
+          <w:b/>
+          <w:bCs/>
+          <w:sz w:val="34"/>
+          <w:szCs w:val="34"/>
+        </w:rPr>
+      </w:pPr>
+      <w:bookmarkStart w:id="19" w:name="_erszi4llkw73" w:colFirst="0" w:colLast="0"/>
+      <w:bookmarkEnd w:id="19"/>
+      <w:r>
+        <w:rPr>
+          <w:b/>
+          <w:bCs/>
+          <w:sz w:val="34"/>
+          <w:szCs w:val="34"/>
+        </w:rPr>
+        <w:t>Overview</w:t>
+      </w:r>
+    </w:p>
+    <w:p>
+      <w:pPr>
+        <w:spacing w:before="240" w:after="240"/>
+      </w:pPr>
+      <w:r>
+        <w:t>Echoes of the Forgotten Keep is built on a custom 3D game engine developed in C++20.</w:t>
+      </w:r>
+    </w:p>
+    <w:p>
+      <w:pPr>
+        <w:spacing w:before="240" w:after="240"/>
+      </w:pPr>
+      <w:r>
+        <w:t>The engine extends lecture material and implements additional systems required for a complete 3D top-down dungeon game.</w:t>
+      </w:r>
+    </w:p>
+    <w:p>
+      <w:pPr>
+        <w:spacing w:before="240" w:after="240"/>
+      </w:pPr>
+      <w:r>
+        <w:t>The engine uses:</w:t>
+      </w:r>
+    </w:p>
+    <w:p>
+      <w:pPr>
+        <w:spacing w:before="240"/>
+      </w:pPr>
+      <w:r>
+        <w:lastRenderedPageBreak/>
+        <w:t>SDL3 for window creation, input handling, and platform abstraction</w:t>
+      </w:r>
+      <w:r>
+        <w:br/>
+        <w:t>SDL3_mixer for audio playback (music and sound effects)</w:t>
+      </w:r>
+      <w:r>
+        <w:br/>
+        <w:t>SDL3_image for texture loading (PNG)</w:t>
+      </w:r>
+      <w:r>
+        <w:br/>
+        <w:t>OpenGL 4.6 for 3D rendering (loaded via GLAD)</w:t>
+      </w:r>
+      <w:r>
+        <w:br/>
+        <w:t>GLM for vector and matrix mathematics</w:t>
+      </w:r>
+      <w:r>
+        <w:br/>
+        <w:t>Assimp for 3D model and animation loading (GLB/GLTF)</w:t>
+      </w:r>
+      <w:r>
+        <w:br/>
+        <w:t>stb_truetype for TrueType font rasterization</w:t>
+      </w:r>
+    </w:p>
+    <w:p>
+      <w:pPr>
+        <w:spacing w:before="240" w:after="240"/>
+      </w:pPr>
+      <w:r>
+        <w:t>The engine supports a fully 3D environment using a perspective camera to create a top-down dungeon perspective with depth and lighting. The engine also features full skeletal animation support with animation blending, a procedural dungeon generation system, and a menu/UI framework.</w:t>
+      </w:r>
+    </w:p>
+    <w:p>
+      <w:r>
+        <w:pict w14:anchorId="4AD6527E">
+          <v:rect id="_x0000_i1031" style="width:0;height:1.5pt" o:hralign="center" o:hrstd="t" o:hr="t" fillcolor="#a0a0a0" stroked="f"/>
+        </w:pict>
+      </w:r>
+    </w:p>
+    <w:p>
+      <w:pPr>
+        <w:pStyle w:val="Heading2"/>
+        <w:keepNext w:val="0"/>
+        <w:keepLines w:val="0"/>
+        <w:spacing w:before="0" w:after="80"/>
+        <w:rPr>
+          <w:b/>
+          <w:bCs/>
+          <w:sz w:val="34"/>
+          <w:szCs w:val="34"/>
+        </w:rPr>
+      </w:pPr>
+      <w:bookmarkStart w:id="20" w:name="_t8pjhw2k1ukx" w:colFirst="0" w:colLast="0"/>
+      <w:bookmarkEnd w:id="20"/>
+      <w:r>
+        <w:rPr>
+          <w:b/>
+          <w:bCs/>
+          <w:sz w:val="34"/>
+          <w:szCs w:val="34"/>
+        </w:rPr>
+        <w:t>2D vs 3D</w:t>
+      </w:r>
+    </w:p>
+    <w:p>
+      <w:pPr>
+        <w:spacing w:before="240" w:after="240"/>
+      </w:pPr>
+      <w:r>
+        <w:t>The engine is fully 3D and includes:</w:t>
+      </w:r>
+    </w:p>
+    <w:p>
+      <w:pPr>
+        <w:numPr>
+          <w:ilvl w:val="0"/>
+          <w:numId w:val="27"/>
+        </w:numPr>
+        <w:spacing w:before="240"/>
+      </w:pPr>
+      <w:r>
+        <w:t>3D models (GLB format)</w:t>
+      </w:r>
+    </w:p>
+    <w:p>
+      <w:pPr>
+        <w:numPr>
+          <w:ilvl w:val="0"/>
+          <w:numId w:val="27"/>
+        </w:numPr>
+      </w:pPr>
+      <w:r>
+        <w:t>Depth testing</w:t>
+      </w:r>
+    </w:p>
+    <w:p>
+      <w:pPr>
+        <w:numPr>
+          <w:ilvl w:val="0"/>
+          <w:numId w:val="27"/>
+        </w:numPr>
+      </w:pPr>
+      <w:r>
+        <w:t>Lighting and material shading</w:t>
+      </w:r>
+    </w:p>
+    <w:p>
+      <w:pPr>
+        <w:numPr>
+          <w:ilvl w:val="0"/>
+          <w:numId w:val="27"/>
+        </w:numPr>
+        <w:spacing w:after="240"/>
+      </w:pPr>
+      <w:r>
+        <w:t>3D transformations (translation, rotation, scaling)</w:t>
+      </w:r>
+    </w:p>
+    <w:p>
+      <w:pPr>
+        <w:spacing w:before="240" w:after="240"/>
+      </w:pPr>
+      <w:r>
+        <w:t>Gameplay is presented using a perspective projection with a top-down camera angle, providing 3D depth perception while maintaining a classic dungeon-crawler viewpoint. The camera supports zoom control via mouse wheel.</w:t>
+      </w:r>
+    </w:p>
+    <w:p>
+      <w:r>
+        <w:pict w14:anchorId="6A01AABF">
+          <v:rect id="_x0000_i1032" style="width:0;height:1.5pt" o:hralign="center" o:hrstd="t" o:hr="t" fillcolor="#a0a0a0" stroked="f"/>
+        </w:pict>
+      </w:r>
+    </w:p>
+    <w:p>
+      <w:pPr>
+        <w:pStyle w:val="Heading2"/>
+        <w:keepNext w:val="0"/>
+        <w:keepLines w:val="0"/>
+        <w:spacing w:before="0" w:after="80"/>
+        <w:rPr>
+          <w:b/>
+          <w:bCs/>
+          <w:sz w:val="34"/>
+          <w:szCs w:val="34"/>
+        </w:rPr>
+      </w:pPr>
+      <w:bookmarkStart w:id="21" w:name="_89wfjmgmrel" w:colFirst="0" w:colLast="0"/>
+      <w:bookmarkEnd w:id="21"/>
+      <w:r>
+        <w:rPr>
+          <w:b/>
+          <w:bCs/>
+          <w:sz w:val="34"/>
+          <w:szCs w:val="34"/>
+        </w:rPr>
+        <w:t>Engine Architecture</w:t>
+      </w:r>
+    </w:p>
+    <w:p>
+      <w:pPr>
+        <w:spacing w:before="240" w:after="240"/>
+      </w:pPr>
+      <w:r>
+        <w:t>The engine follows a layered architecture:</w:t>
+      </w:r>
+    </w:p>
+    <w:p>
+      <w:pPr>
+        <w:pStyle w:val="Heading3"/>
+        <w:keepNext w:val="0"/>
+        <w:keepLines w:val="0"/>
+        <w:spacing w:before="280"/>
+        <w:rPr>
+          <w:b/>
+          <w:bCs/>
+          <w:color w:val="000000"/>
+          <w:sz w:val="26"/>
+          <w:szCs w:val="26"/>
+        </w:rPr>
+      </w:pPr>
+      <w:bookmarkStart w:id="22" w:name="_2563fdmrl30x" w:colFirst="0" w:colLast="0"/>
+      <w:bookmarkEnd w:id="22"/>
+      <w:r>
+        <w:rPr>
+          <w:b/>
+          <w:bCs/>
+          <w:color w:val="000000"/>
+          <w:sz w:val="26"/>
+          <w:szCs w:val="26"/>
+        </w:rPr>
+        <w:t>Application Layer</w:t>
+      </w:r>
+    </w:p>
+    <w:p>
+      <w:pPr>
+        <w:numPr>
+          <w:ilvl w:val="0"/>
+          <w:numId w:val="7"/>
+        </w:numPr>
+        <w:spacing w:before="240"/>
+      </w:pPr>
+      <w:r>
+        <w:t>Game logic</w:t>
+      </w:r>
+    </w:p>
+    <w:p>
+      <w:pPr>
+        <w:numPr>
+          <w:ilvl w:val="0"/>
+          <w:numId w:val="7"/>
+        </w:numPr>
+      </w:pPr>
+      <w:r>
+        <w:t>Scene definitions</w:t>
+      </w:r>
+    </w:p>
+    <w:p>
+      <w:pPr>
+        <w:numPr>
+          <w:ilvl w:val="0"/>
+          <w:numId w:val="7"/>
+        </w:numPr>
+      </w:pPr>
+      <w:r>
+        <w:t>Room layout</w:t>
+      </w:r>
+    </w:p>
+    <w:p>
+      <w:pPr>
+        <w:numPr>
+          <w:ilvl w:val="0"/>
+          <w:numId w:val="7"/>
+        </w:numPr>
+        <w:spacing w:after="240"/>
+      </w:pPr>
+      <w:r>
+        <w:t>Enemy configuration</w:t>
+      </w:r>
+    </w:p>
+    <w:p>
+      <w:pPr>
+        <w:pStyle w:val="Heading3"/>
+        <w:keepNext w:val="0"/>
+        <w:keepLines w:val="0"/>
+        <w:spacing w:before="280"/>
+        <w:rPr>
+          <w:b/>
+          <w:bCs/>
+          <w:color w:val="000000"/>
+          <w:sz w:val="26"/>
+          <w:szCs w:val="26"/>
+        </w:rPr>
+      </w:pPr>
+      <w:bookmarkStart w:id="23" w:name="_do8u6yvdo3gc" w:colFirst="0" w:colLast="0"/>
+      <w:bookmarkEnd w:id="23"/>
+      <w:r>
+        <w:rPr>
+          <w:b/>
+          <w:bCs/>
+          <w:color w:val="000000"/>
+          <w:sz w:val="26"/>
+          <w:szCs w:val="26"/>
+        </w:rPr>
+        <w:t>Engine Core Layer</w:t>
+      </w:r>
+    </w:p>
+    <w:p>
+      <w:pPr>
+        <w:numPr>
+          <w:ilvl w:val="0"/>
+          <w:numId w:val="21"/>
+        </w:numPr>
+        <w:spacing w:before="240"/>
+      </w:pPr>
+      <w:r>
+        <w:rPr>
+          <w:rFonts w:ascii="Arial Unicode MS" w:eastAsia="Arial Unicode MS" w:hAnsi="Arial Unicode MS" w:cs="Arial Unicode MS"/>
+        </w:rPr>
+        <w:t>Main loop (initialize → update → render)</w:t>
+      </w:r>
+    </w:p>
+    <w:p>
+      <w:pPr>
+        <w:numPr>
+          <w:ilvl w:val="0"/>
+          <w:numId w:val="21"/>
+        </w:numPr>
+      </w:pPr>
+      <w:r>
+        <w:t>ECS framework</w:t>
+      </w:r>
+    </w:p>
+    <w:p>
+      <w:pPr>
+        <w:numPr>
+          <w:ilvl w:val="0"/>
+          <w:numId w:val="21"/>
+        </w:numPr>
+      </w:pPr>
+      <w:r>
+        <w:t>Scene management</w:t>
+      </w:r>
+    </w:p>
+    <w:p>
+      <w:pPr>
+        <w:numPr>
+          <w:ilvl w:val="0"/>
+          <w:numId w:val="21"/>
+        </w:numPr>
+        <w:spacing w:after="240"/>
+      </w:pPr>
+      <w:r>
+        <w:lastRenderedPageBreak/>
+        <w:t>Input handling</w:t>
+      </w:r>
+    </w:p>
+    <w:p>
+      <w:pPr>
+        <w:pStyle w:val="Heading3"/>
+        <w:keepNext w:val="0"/>
+        <w:keepLines w:val="0"/>
+        <w:spacing w:before="280"/>
+        <w:rPr>
+          <w:b/>
+          <w:bCs/>
+          <w:color w:val="000000"/>
+          <w:sz w:val="26"/>
+          <w:szCs w:val="26"/>
+        </w:rPr>
+      </w:pPr>
+      <w:bookmarkStart w:id="24" w:name="_rjogtxl7b1hw" w:colFirst="0" w:colLast="0"/>
+      <w:bookmarkEnd w:id="24"/>
+      <w:r>
+        <w:rPr>
+          <w:b/>
+          <w:bCs/>
+          <w:color w:val="000000"/>
+          <w:sz w:val="26"/>
+          <w:szCs w:val="26"/>
+        </w:rPr>
+        <w:t>Rendering Layer</w:t>
+      </w:r>
+    </w:p>
+    <w:p>
+      <w:pPr>
+        <w:numPr>
+          <w:ilvl w:val="0"/>
+          <w:numId w:val="16"/>
+        </w:numPr>
+        <w:spacing w:before="240"/>
+      </w:pPr>
+      <w:r>
+        <w:t>Shader abstraction system</w:t>
+      </w:r>
+    </w:p>
+    <w:p>
+      <w:pPr>
+        <w:numPr>
+          <w:ilvl w:val="0"/>
+          <w:numId w:val="16"/>
+        </w:numPr>
+      </w:pPr>
+      <w:r>
+        <w:t>Mesh loading system (GLB support)</w:t>
+      </w:r>
+    </w:p>
+    <w:p>
+      <w:pPr>
+        <w:numPr>
+          <w:ilvl w:val="0"/>
+          <w:numId w:val="16"/>
+        </w:numPr>
+      </w:pPr>
+      <w:r>
+        <w:t>Texture management</w:t>
+      </w:r>
+    </w:p>
+    <w:p>
+      <w:pPr>
+        <w:pStyle w:val="Heading3"/>
+        <w:keepNext w:val="0"/>
+        <w:keepLines w:val="0"/>
+        <w:spacing w:before="280"/>
+        <w:rPr>
+          <w:b/>
+          <w:bCs/>
+          <w:color w:val="000000"/>
+          <w:sz w:val="26"/>
+          <w:szCs w:val="26"/>
+        </w:rPr>
+      </w:pPr>
+      <w:bookmarkStart w:id="25" w:name="_vmef45wsyz99" w:colFirst="0" w:colLast="0"/>
+      <w:bookmarkEnd w:id="25"/>
+      <w:r>
+        <w:rPr>
+          <w:b/>
+          <w:bCs/>
+          <w:color w:val="000000"/>
+          <w:sz w:val="26"/>
+          <w:szCs w:val="26"/>
+        </w:rPr>
+        <w:t>Platform Layer</w:t>
+      </w:r>
+    </w:p>
+    <w:p>
+      <w:pPr>
+        <w:numPr>
+          <w:ilvl w:val="0"/>
+          <w:numId w:val="30"/>
+        </w:numPr>
+        <w:spacing w:before="240"/>
+      </w:pPr>
+      <w:r>
+        <w:t>SDL3 window management</w:t>
+      </w:r>
+    </w:p>
+    <w:p>
+      <w:pPr>
+        <w:numPr>
+          <w:ilvl w:val="0"/>
+          <w:numId w:val="30"/>
+        </w:numPr>
+      </w:pPr>
+      <w:r>
+        <w:t>OpenGL context handling</w:t>
+      </w:r>
+    </w:p>
+    <w:p>
+      <w:pPr>
+        <w:numPr>
+          <w:ilvl w:val="0"/>
+          <w:numId w:val="30"/>
+        </w:numPr>
+        <w:spacing w:after="240"/>
+      </w:pPr>
+      <w:r>
+        <w:t>Input abstraction (keyboard, mouse, frame-based edge detection)</w:t>
+      </w:r>
+      <w:r>
+        <w:br/>
+        <w:t>Audio system (SDL3_mixer for music and sound effects)</w:t>
+      </w:r>
+    </w:p>
+    <w:p>
+      <w:pPr>
+        <w:spacing w:before="240" w:after="240"/>
+      </w:pPr>
+      <w:r>
+        <w:t>This layered approach ensures:</w:t>
+      </w:r>
+    </w:p>
+    <w:p>
+      <w:pPr>
+        <w:numPr>
+          <w:ilvl w:val="0"/>
+          <w:numId w:val="8"/>
+        </w:numPr>
+        <w:spacing w:before="240"/>
+      </w:pPr>
+      <w:r>
+        <w:t>Separation of engine and gameplay logic</w:t>
+      </w:r>
+    </w:p>
+    <w:p>
+      <w:pPr>
+        <w:numPr>
+          <w:ilvl w:val="0"/>
+          <w:numId w:val="8"/>
+        </w:numPr>
+      </w:pPr>
+      <w:r>
+        <w:t>Modular design</w:t>
+      </w:r>
+    </w:p>
+    <w:p>
+      <w:pPr>
+        <w:numPr>
+          <w:ilvl w:val="0"/>
+          <w:numId w:val="8"/>
+        </w:numPr>
+      </w:pPr>
+      <w:r>
+        <w:t>Improved maintainability</w:t>
+      </w:r>
+    </w:p>
+    <w:p>
+      <w:pPr>
+        <w:numPr>
+          <w:ilvl w:val="0"/>
+          <w:numId w:val="8"/>
+        </w:numPr>
+        <w:spacing w:after="240"/>
+      </w:pPr>
+      <w:r>
+        <w:t>Clear system boundaries</w:t>
+      </w:r>
+    </w:p>
+    <w:p>
+      <w:r>
+        <w:pict w14:anchorId="4B3E4C21">
+          <v:rect id="_x0000_i1033" style="width:0;height:1.5pt" o:hralign="center" o:hrstd="t" o:hr="t" fillcolor="#a0a0a0" stroked="f"/>
+        </w:pict>
+      </w:r>
+    </w:p>
+    <w:p>
+      <w:pPr>
+        <w:pStyle w:val="Heading2"/>
+        <w:keepNext w:val="0"/>
+        <w:keepLines w:val="0"/>
+        <w:spacing w:before="0" w:after="80"/>
+        <w:rPr>
+          <w:b/>
+          <w:bCs/>
+          <w:sz w:val="34"/>
+          <w:szCs w:val="34"/>
+        </w:rPr>
+      </w:pPr>
+      <w:bookmarkStart w:id="26" w:name="_2lic3y6gcgmg" w:colFirst="0" w:colLast="0"/>
+      <w:bookmarkEnd w:id="26"/>
+      <w:r>
+        <w:rPr>
+          <w:b/>
+          <w:bCs/>
+          <w:sz w:val="34"/>
+          <w:szCs w:val="34"/>
+        </w:rPr>
+        <w:t>Graphics &amp; Math</w:t>
+      </w:r>
+    </w:p>
+    <w:p>
+      <w:pPr>
+        <w:spacing w:before="240" w:after="240"/>
+      </w:pPr>
+      <w:r>
+        <w:t>The engine will use GLM for:</w:t>
+      </w:r>
+    </w:p>
+    <w:p>
+      <w:pPr>
+        <w:numPr>
+          <w:ilvl w:val="0"/>
+          <w:numId w:val="1"/>
+        </w:numPr>
+        <w:spacing w:before="240"/>
+      </w:pPr>
+      <w:r>
+        <w:t>vec3 (positions, directions)</w:t>
+      </w:r>
+    </w:p>
+    <w:p>
+      <w:pPr>
+        <w:numPr>
+          <w:ilvl w:val="0"/>
+          <w:numId w:val="1"/>
+        </w:numPr>
+      </w:pPr>
+      <w:r>
+        <w:t>mat4 (transformation matrices)</w:t>
+      </w:r>
+    </w:p>
+    <w:p>
+      <w:pPr>
+        <w:numPr>
+          <w:ilvl w:val="0"/>
+          <w:numId w:val="1"/>
+        </w:numPr>
+      </w:pPr>
+      <w:r>
+        <w:t>lookAt (view matrix)</w:t>
+      </w:r>
+    </w:p>
+    <w:p>
+      <w:pPr>
+        <w:numPr>
+          <w:ilvl w:val="0"/>
+          <w:numId w:val="1"/>
+        </w:numPr>
+        <w:spacing w:after="240"/>
+      </w:pPr>
+      <w:r>
+        <w:t>perspective / ortho (projection matrices)</w:t>
+      </w:r>
+      <w:r>
+        <w:br/>
+        <w:t>quaternion interpolation (animation blending)</w:t>
+      </w:r>
+    </w:p>
+    <w:p>
+      <w:pPr>
+        <w:spacing w:before="240" w:after="240"/>
+      </w:pPr>
+      <w:r>
+        <w:t>Matrices used:</w:t>
+      </w:r>
+    </w:p>
+    <w:p>
+      <w:pPr>
+        <w:numPr>
+          <w:ilvl w:val="0"/>
+          <w:numId w:val="6"/>
+        </w:numPr>
+        <w:spacing w:before="240"/>
+      </w:pPr>
+      <w:r>
+        <w:t>Model matrix</w:t>
+      </w:r>
+    </w:p>
+    <w:p>
+      <w:pPr>
+        <w:numPr>
+          <w:ilvl w:val="0"/>
+          <w:numId w:val="6"/>
+        </w:numPr>
+      </w:pPr>
+      <w:r>
+        <w:t>View matrix</w:t>
+      </w:r>
+    </w:p>
+    <w:p>
+      <w:pPr>
+        <w:numPr>
+          <w:ilvl w:val="0"/>
+          <w:numId w:val="6"/>
+        </w:numPr>
+        <w:spacing w:after="240"/>
+      </w:pPr>
+      <w:r>
+        <w:t>Orthographic projection matrix</w:t>
+      </w:r>
+    </w:p>
+    <w:p>
+      <w:r>
+        <w:pict w14:anchorId="49565817">
+          <v:rect id="_x0000_i1034" style="width:0;height:1.5pt" o:hralign="center" o:hrstd="t" o:hr="t" fillcolor="#a0a0a0" stroked="f"/>
+        </w:pict>
+      </w:r>
+    </w:p>
+    <w:p>
+      <w:pPr>
+        <w:pStyle w:val="Heading2"/>
+        <w:keepNext w:val="0"/>
+        <w:keepLines w:val="0"/>
+        <w:spacing w:before="0" w:after="80"/>
+        <w:rPr>
+          <w:b/>
+          <w:bCs/>
+          <w:sz w:val="34"/>
+          <w:szCs w:val="34"/>
+        </w:rPr>
+      </w:pPr>
+      <w:bookmarkStart w:id="27" w:name="_ivantk7mgrdv" w:colFirst="0" w:colLast="0"/>
+      <w:bookmarkEnd w:id="27"/>
+      <w:r>
+        <w:rPr>
+          <w:b/>
+          <w:bCs/>
+          <w:sz w:val="34"/>
+          <w:szCs w:val="34"/>
+        </w:rPr>
+        <w:t>Rendering Pipeline</w:t>
+      </w:r>
+    </w:p>
+    <w:p>
+      <w:pPr>
+        <w:spacing w:before="240" w:after="240"/>
+      </w:pPr>
+      <w:r>
+        <w:t>The rendering pipeline will follow this sequence each frame:</w:t>
+      </w:r>
+    </w:p>
+    <w:p>
+      <w:pPr>
+        <w:numPr>
+          <w:ilvl w:val="0"/>
+          <w:numId w:val="18"/>
+        </w:numPr>
+        <w:spacing w:before="240"/>
+      </w:pPr>
+      <w:r>
+        <w:t>Clear color and depth buffers</w:t>
+      </w:r>
+    </w:p>
+    <w:p>
+      <w:pPr>
+        <w:numPr>
+          <w:ilvl w:val="0"/>
+          <w:numId w:val="18"/>
+        </w:numPr>
+      </w:pPr>
+      <w:r>
+        <w:lastRenderedPageBreak/>
+        <w:t>Update camera view and projection matrices</w:t>
+      </w:r>
+    </w:p>
+    <w:p>
+      <w:pPr>
+        <w:numPr>
+          <w:ilvl w:val="0"/>
+          <w:numId w:val="18"/>
+        </w:numPr>
+      </w:pPr>
+      <w:r>
+        <w:t>For each renderable entity:</w:t>
+      </w:r>
+    </w:p>
+    <w:p>
+      <w:pPr>
+        <w:numPr>
+          <w:ilvl w:val="1"/>
+          <w:numId w:val="18"/>
+        </w:numPr>
+      </w:pPr>
+      <w:r>
+        <w:t>Compute model matrix</w:t>
+      </w:r>
+    </w:p>
+    <w:p>
+      <w:pPr>
+        <w:numPr>
+          <w:ilvl w:val="1"/>
+          <w:numId w:val="18"/>
+        </w:numPr>
+      </w:pPr>
+      <w:r>
+        <w:t>Bind shader program</w:t>
+      </w:r>
+    </w:p>
+    <w:p>
+      <w:pPr>
+        <w:numPr>
+          <w:ilvl w:val="1"/>
+          <w:numId w:val="18"/>
+        </w:numPr>
+      </w:pPr>
+      <w:r>
+        <w:t>Send uniforms (model, view, projection)</w:t>
+      </w:r>
+    </w:p>
+    <w:p>
+      <w:pPr>
+        <w:numPr>
+          <w:ilvl w:val="1"/>
+          <w:numId w:val="18"/>
+        </w:numPr>
+      </w:pPr>
+      <w:r>
+        <w:t>Bind texture and material</w:t>
+      </w:r>
+    </w:p>
+    <w:p>
+      <w:pPr>
+        <w:numPr>
+          <w:ilvl w:val="1"/>
+          <w:numId w:val="18"/>
+        </w:numPr>
+      </w:pPr>
+      <w:r>
+        <w:t>Issue draw call</w:t>
+      </w:r>
+    </w:p>
+    <w:p>
+      <w:pPr>
+        <w:numPr>
+          <w:ilvl w:val="0"/>
+          <w:numId w:val="18"/>
+        </w:numPr>
+        <w:spacing w:after="240"/>
+      </w:pPr>
+      <w:r>
+        <w:t>Swap buffers</w:t>
+      </w:r>
+    </w:p>
+    <w:p>
+      <w:pPr>
+        <w:spacing w:before="240" w:after="240"/>
+      </w:pPr>
+      <w:r>
+        <w:t>Rendering features include:</w:t>
+      </w:r>
+    </w:p>
+    <w:p>
+      <w:pPr>
+        <w:numPr>
+          <w:ilvl w:val="0"/>
+          <w:numId w:val="23"/>
+        </w:numPr>
+        <w:spacing w:before="240"/>
+      </w:pPr>
+      <w:r>
+        <w:t>Depth testing enabled</w:t>
+      </w:r>
+    </w:p>
+    <w:p>
+      <w:pPr>
+        <w:numPr>
+          <w:ilvl w:val="0"/>
+          <w:numId w:val="23"/>
+        </w:numPr>
+      </w:pPr>
+      <w:r>
+        <w:t>Back-face culling enabled</w:t>
+      </w:r>
+    </w:p>
+    <w:p>
+      <w:pPr>
+        <w:numPr>
+          <w:ilvl w:val="0"/>
+          <w:numId w:val="23"/>
+        </w:numPr>
+      </w:pPr>
+      <w:r>
+        <w:t>Phong shading model (ambient + diffuse + specular)</w:t>
+      </w:r>
+      <w:r>
+        <w:br/>
+        <w:t>Directional light source</w:t>
+      </w:r>
+      <w:r>
+        <w:br/>
+        <w:t>Skeletal animation with GPU skinning (100 bone matrices per entity)</w:t>
+      </w:r>
+      <w:r>
+        <w:br/>
+        <w:t>Animation blending for smooth transitions between states</w:t>
+      </w:r>
+    </w:p>
+    <w:p>
+      <w:r>
+        <w:pict w14:anchorId="67DDC608">
+          <v:rect id="_x0000_i1035" style="width:0;height:1.5pt" o:hralign="center" o:hrstd="t" o:hr="t" fillcolor="#a0a0a0" stroked="f"/>
+        </w:pict>
+      </w:r>
+    </w:p>
+    <w:p>
+      <w:pPr>
+        <w:pStyle w:val="Heading2"/>
+        <w:keepNext w:val="0"/>
+        <w:keepLines w:val="0"/>
+        <w:spacing w:before="0" w:after="80"/>
+        <w:rPr>
+          <w:b/>
+          <w:bCs/>
+          <w:sz w:val="34"/>
+          <w:szCs w:val="34"/>
+        </w:rPr>
+      </w:pPr>
+      <w:bookmarkStart w:id="28" w:name="_pc5ae7xr78pl" w:colFirst="0" w:colLast="0"/>
+      <w:bookmarkEnd w:id="28"/>
+      <w:r>
+        <w:rPr>
+          <w:b/>
+          <w:bCs/>
+          <w:sz w:val="34"/>
+          <w:szCs w:val="34"/>
+        </w:rPr>
+        <w:t>Architecture Approach –</w:t>
+      </w:r>
+      <w:r>
+        <w:rPr>
+          <w:b/>
+          <w:bCs/>
+          <w:sz w:val="34"/>
+          <w:szCs w:val="34"/>
+        </w:rPr>
+        <w:t xml:space="preserve"> </w:t>
+      </w:r>
+      <w:r>
+        <w:rPr>
+          <w:b/>
+          <w:bCs/>
+          <w:sz w:val="34"/>
+          <w:szCs w:val="34"/>
+        </w:rPr>
+        <w:t>ECS</w:t>
+      </w:r>
+    </w:p>
+    <w:p>
+      <w:pPr>
+        <w:spacing w:before="240" w:after="240"/>
+      </w:pPr>
+      <w:r>
+        <w:t>The engine implements a</w:t>
+      </w:r>
+      <w:r>
+        <w:t>n</w:t>
+      </w:r>
+      <w:r>
+        <w:t xml:space="preserve"> Entity Component System.</w:t>
+      </w:r>
+    </w:p>
+    <w:p>
+      <w:pPr>
+        <w:pStyle w:val="Heading3"/>
+        <w:keepNext w:val="0"/>
+        <w:keepLines w:val="0"/>
+        <w:spacing w:before="280"/>
+        <w:rPr>
+          <w:b/>
+          <w:bCs/>
+          <w:color w:val="000000"/>
+          <w:sz w:val="26"/>
+          <w:szCs w:val="26"/>
+        </w:rPr>
+      </w:pPr>
+      <w:bookmarkStart w:id="29" w:name="_11p9yirvha7d" w:colFirst="0" w:colLast="0"/>
+      <w:bookmarkEnd w:id="29"/>
+      <w:r>
+        <w:rPr>
+          <w:b/>
+          <w:bCs/>
+          <w:color w:val="000000"/>
+          <w:sz w:val="26"/>
+          <w:szCs w:val="26"/>
+        </w:rPr>
+        <w:t>Design Principles</w:t>
+      </w:r>
+    </w:p>
+    <w:p>
+      <w:pPr>
+        <w:numPr>
+          <w:ilvl w:val="0"/>
+          <w:numId w:val="29"/>
+        </w:numPr>
+        <w:spacing w:before="240"/>
+      </w:pPr>
+      <w:r>
+        <w:t>Entities are represented by integer IDs</w:t>
+      </w:r>
+    </w:p>
+    <w:p>
+      <w:pPr>
+        <w:numPr>
+          <w:ilvl w:val="0"/>
+          <w:numId w:val="29"/>
+        </w:numPr>
+      </w:pPr>
+      <w:r>
+        <w:t>Components store data only</w:t>
+      </w:r>
+    </w:p>
+    <w:p>
+      <w:pPr>
+        <w:numPr>
+          <w:ilvl w:val="0"/>
+          <w:numId w:val="29"/>
+        </w:numPr>
+      </w:pPr>
+      <w:r>
+        <w:t>Systems contain logic and operate on relevant components</w:t>
+      </w:r>
+    </w:p>
+    <w:p>
+      <w:pPr>
+        <w:numPr>
+          <w:ilvl w:val="0"/>
+          <w:numId w:val="29"/>
+        </w:numPr>
+        <w:spacing w:after="240"/>
+      </w:pPr>
+      <w:r>
+        <w:t>Scene manager owns and manages entity registry</w:t>
+      </w:r>
+      <w:r>
+        <w:br/>
+        <w:t>Systems are either static (stateless) or instance-based (hold persistent state)</w:t>
+      </w:r>
+    </w:p>
+    <w:p>
+      <w:pPr>
+        <w:pStyle w:val="Heading3"/>
+        <w:keepNext w:val="0"/>
+        <w:keepLines w:val="0"/>
+        <w:spacing w:before="280"/>
+        <w:rPr>
+          <w:b/>
+          <w:bCs/>
+          <w:color w:val="000000"/>
+          <w:sz w:val="26"/>
+          <w:szCs w:val="26"/>
+        </w:rPr>
+      </w:pPr>
+      <w:bookmarkStart w:id="30" w:name="_dm0l4le0omjc" w:colFirst="0" w:colLast="0"/>
+      <w:bookmarkEnd w:id="30"/>
+      <w:r>
+        <w:rPr>
+          <w:b/>
+          <w:bCs/>
+          <w:color w:val="000000"/>
+          <w:sz w:val="26"/>
+          <w:szCs w:val="26"/>
+        </w:rPr>
+        <w:t>Rationale</w:t>
+      </w:r>
+    </w:p>
+    <w:p>
+      <w:pPr>
+        <w:spacing w:before="240" w:after="240"/>
+      </w:pPr>
+      <w:r>
+        <w:t>A pure data-oriented ECS (e.g., Unity DOTS) is unnecessary for this project’s scope.</w:t>
+      </w:r>
+      <w:r>
+        <w:br/>
+        <w:t>A hybrid approach balances:</w:t>
+      </w:r>
+    </w:p>
+    <w:p>
+      <w:pPr>
+        <w:numPr>
+          <w:ilvl w:val="0"/>
+          <w:numId w:val="19"/>
+        </w:numPr>
+        <w:spacing w:before="240"/>
+      </w:pPr>
+      <w:r>
+        <w:t>Performance</w:t>
+      </w:r>
+    </w:p>
+    <w:p>
+      <w:pPr>
+        <w:numPr>
+          <w:ilvl w:val="0"/>
+          <w:numId w:val="19"/>
+        </w:numPr>
+      </w:pPr>
+      <w:r>
+        <w:t>Simplicity</w:t>
+      </w:r>
+    </w:p>
+    <w:p>
+      <w:pPr>
+        <w:numPr>
+          <w:ilvl w:val="0"/>
+          <w:numId w:val="19"/>
+        </w:numPr>
+      </w:pPr>
+      <w:r>
+        <w:t>Development speed</w:t>
+      </w:r>
+    </w:p>
+    <w:p>
+      <w:pPr>
+        <w:numPr>
+          <w:ilvl w:val="0"/>
+          <w:numId w:val="19"/>
+        </w:numPr>
+        <w:spacing w:after="240"/>
+      </w:pPr>
+      <w:r>
+        <w:t>Maintainability</w:t>
+      </w:r>
+    </w:p>
+    <w:p>
+      <w:r>
+        <w:pict w14:anchorId="36DCE668">
+          <v:rect id="_x0000_i1036" style="width:0;height:1.5pt" o:hralign="center" o:hrstd="t" o:hr="t" fillcolor="#a0a0a0" stroked="f"/>
+        </w:pict>
+      </w:r>
+    </w:p>
+    <w:p>
+      <w:pPr>
+        <w:pStyle w:val="Heading1"/>
+        <w:keepNext w:val="0"/>
+        <w:keepLines w:val="0"/>
+        <w:spacing w:before="0"/>
+        <w:rPr>
+          <w:b/>
+          <w:bCs/>
+          <w:sz w:val="46"/>
+          <w:szCs w:val="46"/>
+        </w:rPr>
+      </w:pPr>
+      <w:bookmarkStart w:id="31" w:name="_xzxolg8ff7bv" w:colFirst="0" w:colLast="0"/>
+      <w:bookmarkEnd w:id="31"/>
+      <w:r>
+        <w:rPr>
+          <w:b/>
+          <w:bCs/>
+          <w:sz w:val="46"/>
+          <w:szCs w:val="46"/>
+        </w:rPr>
+        <w:t>3. Systems</w:t>
+      </w:r>
+    </w:p>
+    <w:p>
+      <w:pPr>
+        <w:pStyle w:val="Heading2"/>
+        <w:keepNext w:val="0"/>
+        <w:keepLines w:val="0"/>
+        <w:spacing w:after="80"/>
+        <w:rPr>
+          <w:b/>
+          <w:bCs/>
+          <w:sz w:val="34"/>
+          <w:szCs w:val="34"/>
+        </w:rPr>
+      </w:pPr>
+      <w:bookmarkStart w:id="32" w:name="_okf5yp4jzqay" w:colFirst="0" w:colLast="0"/>
+      <w:bookmarkEnd w:id="32"/>
+      <w:r>
+        <w:rPr>
+          <w:b/>
+          <w:bCs/>
+          <w:sz w:val="34"/>
+          <w:szCs w:val="34"/>
+        </w:rPr>
+        <w:lastRenderedPageBreak/>
+        <w:t>Core Systems</w:t>
+      </w:r>
+    </w:p>
+    <w:p>
+      <w:pPr>
+        <w:spacing w:before="240"/>
+      </w:pPr>
+      <w:r>
+        <w:t>Engine loop (initialize → update → render)</w:t>
+      </w:r>
+      <w:r>
+        <w:br/>
+        <w:t>Time system (delta time with 100ms clamp)</w:t>
+      </w:r>
+      <w:r>
+        <w:br/>
+        <w:t>Scene manager (scene stack with push/pop for overlays)</w:t>
+      </w:r>
+      <w:r>
+        <w:br/>
+        <w:t>Input system (keyboard and mouse with frame-based edge detection)</w:t>
+      </w:r>
+      <w:r>
+        <w:br/>
+        <w:t>Audio manager (SDL3_mixer, music and SFX with volume control)</w:t>
+      </w:r>
+      <w:r>
+        <w:br/>
+        <w:t>Audio event queue (deferred audio playback: attack SFX on combo hits, death SFX on enemy kill, door open SFX on proximity trigger)</w:t>
+      </w:r>
+    </w:p>
+    <w:p>
+      <w:pPr>
+        <w:pStyle w:val="Heading2"/>
+        <w:keepNext w:val="0"/>
+        <w:keepLines w:val="0"/>
+        <w:spacing w:after="80"/>
+        <w:rPr>
+          <w:b/>
+          <w:bCs/>
+          <w:sz w:val="34"/>
+          <w:szCs w:val="34"/>
+        </w:rPr>
+      </w:pPr>
+      <w:bookmarkStart w:id="33" w:name="_3wyl5gf5c0fp" w:colFirst="0" w:colLast="0"/>
+      <w:bookmarkEnd w:id="33"/>
+      <w:r>
+        <w:rPr>
+          <w:b/>
+          <w:bCs/>
+          <w:sz w:val="34"/>
+          <w:szCs w:val="34"/>
+        </w:rPr>
+        <w:t>Rendering Systems</w:t>
+      </w:r>
+    </w:p>
+    <w:p>
+      <w:r>
+        <w:t>Shader system (GLSL compilation, uniform caching)</w:t>
+      </w:r>
+      <w:r>
+        <w:br/>
+        <w:t>Mesh system (GLB/GLTF loading via Assimp)</w:t>
+      </w:r>
+      <w:r>
+        <w:br/>
+        <w:t>Texture manager (PNG loading via SDL3_image, path-based deduplication)</w:t>
+      </w:r>
+      <w:r>
+        <w:br/>
+        <w:t>Lighting system (Phong shading with directional light)</w:t>
+      </w:r>
+      <w:r>
+        <w:br/>
+        <w:t>Camera system (perspective for gameplay, orthographic for UI, zoom control)</w:t>
+      </w:r>
+      <w:r>
+        <w:br/>
+        <w:t>Render system (forward rendering pipeline)</w:t>
+      </w:r>
+      <w:r>
+        <w:br/>
+        <w:t>Skeletal animation system (bone hierarchy, keyframe interpolation, animation blending)</w:t>
+      </w:r>
+      <w:r>
+        <w:br/>
+        <w:t>Text renderer (TrueType font atlas via stb_truetype)</w:t>
+      </w:r>
+      <w:r>
+        <w:br/>
+        <w:t>Quad renderer (solid-color rectangles for UI)</w:t>
+      </w:r>
+      <w:bookmarkStart w:id="34" w:name="_y5phravvmn0t" w:colFirst="0" w:colLast="0"/>
+      <w:bookmarkEnd w:id="34"/>
+    </w:p>
+    <w:p>
+      <w:pPr>
+        <w:pStyle w:val="Heading2"/>
+        <w:keepNext w:val="0"/>
+        <w:keepLines w:val="0"/>
+        <w:spacing w:after="80"/>
+        <w:rPr>
+          <w:b/>
+          <w:bCs/>
+          <w:sz w:val="34"/>
+          <w:szCs w:val="34"/>
+        </w:rPr>
+      </w:pPr>
+      <w:bookmarkStart w:id="35" w:name="_6uq9axncdi6s" w:colFirst="0" w:colLast="0"/>
+      <w:bookmarkEnd w:id="35"/>
+      <w:r>
+        <w:rPr>
+          <w:b/>
+          <w:bCs/>
+          <w:sz w:val="34"/>
+          <w:szCs w:val="34"/>
+        </w:rPr>
+        <w:t>Gameplay Systems</w:t>
+      </w:r>
+    </w:p>
+    <w:p>
+      <w:pPr>
+        <w:spacing w:before="240"/>
+      </w:pPr>
+      <w:r>
+        <w:t>Movement system (WASD input, smooth rotation, lunge during attacks)</w:t>
+      </w:r>
+      <w:r>
+        <w:br/>
+        <w:t>Collision system (AABB-based detection and resolution)</w:t>
+      </w:r>
+      <w:r>
+        <w:br/>
+        <w:t>Combat input system (space key to attack, combo queuing)</w:t>
+      </w:r>
+      <w:r>
+        <w:br/>
+        <w:t>Attack hitbox system (temporary hitbox creation, multi-hit prevention)</w:t>
+      </w:r>
+      <w:r>
+        <w:br/>
+        <w:t>Damage system (applies incoming hits, triggers knockback and hit reactions)</w:t>
+      </w:r>
+      <w:r>
+        <w:br/>
+        <w:t>Hit timer system (invincibility frames, 0.5s duration after being hit)</w:t>
+      </w:r>
+      <w:r>
+        <w:br/>
+        <w:t>Death system (marks dead entities, converts colliders to triggers so corpses don’t block movement, plays death SFX, adds corpse lifetime timer)</w:t>
+      </w:r>
+      <w:r>
+        <w:br/>
+        <w:t>Health system (current/max HP tracking)</w:t>
+      </w:r>
+      <w:r>
+        <w:br/>
+        <w:t>Enemy AI system (state machine: idle, patrol, chase, attack with knockback; enemies attack immediately upon entering attack range)</w:t>
+      </w:r>
+      <w:r>
+        <w:br/>
+        <w:t>Door system (proximity-based automatic opening with swing animation and door open SFX)</w:t>
+      </w:r>
+      <w:r>
+        <w:br/>
+        <w:t>Door puzzle system (switch-triggered doors linked by trigger IDs)</w:t>
+      </w:r>
+      <w:r>
+        <w:br/>
+        <w:t>Switch trigger system (floor switches activated by player collision)</w:t>
+      </w:r>
+      <w:r>
+        <w:br/>
+        <w:t>Bone attachment system (attaches weapons to skeleton bones)</w:t>
+      </w:r>
+      <w:r>
+        <w:br/>
+        <w:t>Lifetime system (auto-destroys entities after duration)</w:t>
+      </w:r>
+      <w:r>
+        <w:br/>
+        <w:t>Camera follow system (smooth follow with mouse wheel zoom, range 8-60)</w:t>
+      </w:r>
+      <w:r>
+        <w:br/>
+        <w:t xml:space="preserve">Dungeon spawn system (procedural dungeon generation with prefabs including wall variants: </w:t>
+      </w:r>
+      <w:r>
+        <w:lastRenderedPageBreak/>
+        <w:t>broken, pillar, shelves, scaffold, window; and floor variant: grate)</w:t>
+      </w:r>
+      <w:r>
+        <w:br/>
+        <w:t>Entity spawn system (component registration and entity prefab creation)</w:t>
+      </w:r>
+    </w:p>
+    <w:p>
+      <w:pPr>
+        <w:pStyle w:val="Heading2"/>
+        <w:keepNext w:val="0"/>
+        <w:keepLines w:val="0"/>
+        <w:spacing w:after="80"/>
+        <w:rPr>
+          <w:b/>
+          <w:bCs/>
+          <w:sz w:val="34"/>
+          <w:szCs w:val="34"/>
+        </w:rPr>
+      </w:pPr>
+      <w:bookmarkStart w:id="36" w:name="_rtev1cd2zy6z" w:colFirst="0" w:colLast="0"/>
+      <w:bookmarkEnd w:id="36"/>
+      <w:r>
+        <w:rPr>
+          <w:b/>
+          <w:bCs/>
+          <w:sz w:val="34"/>
+          <w:szCs w:val="34"/>
+        </w:rPr>
+        <w:t>Utility &amp; Debug Systems</w:t>
+      </w:r>
+    </w:p>
+    <w:p>
+      <w:pPr>
+        <w:spacing w:before="240"/>
+      </w:pPr>
+      <w:r>
+        <w:t>FPS counter (frame rate tracking, toggled with F4)</w:t>
+      </w:r>
+      <w:r>
+        <w:br/>
+        <w:t>Debug collider visualization (wireframe AABB rendering, toggled with F5)</w:t>
+      </w:r>
+      <w:r>
+        <w:br/>
+        <w:t>Debug mode toggle (F3 enables debug features)</w:t>
+      </w:r>
+    </w:p>
+    <w:p>
+      <w:r>
+        <w:pict w14:anchorId="6F83C997">
+          <v:rect id="_x0000_i1037" style="width:0;height:1.5pt" o:hralign="center" o:hrstd="t" o:hr="t" fillcolor="#a0a0a0" stroked="f"/>
+        </w:pict>
+      </w:r>
+    </w:p>
+    <w:p>
+      <w:pPr>
+        <w:pStyle w:val="Heading1"/>
+        <w:keepNext w:val="0"/>
+        <w:keepLines w:val="0"/>
+        <w:spacing w:before="0"/>
+        <w:rPr>
+          <w:b/>
+          <w:bCs/>
+          <w:sz w:val="46"/>
+          <w:szCs w:val="46"/>
+        </w:rPr>
+      </w:pPr>
+      <w:bookmarkStart w:id="37" w:name="_lzqbt5offga0" w:colFirst="0" w:colLast="0"/>
+      <w:bookmarkEnd w:id="37"/>
+      <w:r>
+        <w:rPr>
+          <w:b/>
+          <w:bCs/>
+          <w:sz w:val="46"/>
+          <w:szCs w:val="46"/>
+        </w:rPr>
+        <w:t>4. Game Design</w:t>
+      </w:r>
+    </w:p>
+    <w:p>
+      <w:pPr>
+        <w:pStyle w:val="Heading2"/>
+        <w:keepNext w:val="0"/>
+        <w:keepLines w:val="0"/>
+        <w:spacing w:after="80"/>
+        <w:rPr>
+          <w:b/>
+          <w:bCs/>
+          <w:sz w:val="34"/>
+          <w:szCs w:val="34"/>
+        </w:rPr>
+      </w:pPr>
+      <w:bookmarkStart w:id="38" w:name="_7l3gd7k2np0j" w:colFirst="0" w:colLast="0"/>
+      <w:bookmarkEnd w:id="38"/>
+      <w:r>
+        <w:rPr>
+          <w:b/>
+          <w:bCs/>
+          <w:sz w:val="34"/>
+          <w:szCs w:val="34"/>
+        </w:rPr>
+        <w:t>Game Title</w:t>
+      </w:r>
+    </w:p>
+    <w:p>
+      <w:pPr>
+        <w:spacing w:before="240" w:after="240"/>
+      </w:pPr>
+      <w:r>
+        <w:t>Echoes of the Forgotten Keep</w:t>
+      </w:r>
+    </w:p>
+    <w:p>
+      <w:pPr>
+        <w:pStyle w:val="Heading2"/>
+        <w:keepNext w:val="0"/>
+        <w:keepLines w:val="0"/>
+        <w:spacing w:after="80"/>
+        <w:rPr>
+          <w:b/>
+          <w:bCs/>
+          <w:sz w:val="34"/>
+          <w:szCs w:val="34"/>
+        </w:rPr>
+      </w:pPr>
+      <w:bookmarkStart w:id="39" w:name="_oyx67lt9e96l" w:colFirst="0" w:colLast="0"/>
+      <w:bookmarkEnd w:id="39"/>
+      <w:r>
+        <w:rPr>
+          <w:b/>
+          <w:bCs/>
+          <w:sz w:val="34"/>
+          <w:szCs w:val="34"/>
+        </w:rPr>
+        <w:t>Genre</w:t>
+      </w:r>
+    </w:p>
+    <w:p>
+      <w:pPr>
+        <w:spacing w:before="240" w:after="240"/>
+      </w:pPr>
+      <w:r>
+        <w:t>3D Top-Down Dungeon Action Game</w:t>
+      </w:r>
+    </w:p>
+    <w:p>
+      <w:pPr>
+        <w:pStyle w:val="Heading2"/>
+        <w:keepNext w:val="0"/>
+        <w:keepLines w:val="0"/>
+        <w:spacing w:after="80"/>
+        <w:rPr>
+          <w:b/>
+          <w:bCs/>
+          <w:sz w:val="34"/>
+          <w:szCs w:val="34"/>
+        </w:rPr>
+      </w:pPr>
+      <w:bookmarkStart w:id="40" w:name="_cix12z399v7" w:colFirst="0" w:colLast="0"/>
+      <w:bookmarkEnd w:id="40"/>
+      <w:r>
+        <w:rPr>
+          <w:b/>
+          <w:bCs/>
+          <w:sz w:val="34"/>
+          <w:szCs w:val="34"/>
+        </w:rPr>
+        <w:t>Description</w:t>
+      </w:r>
+    </w:p>
+    <w:p>
+      <w:pPr>
+        <w:spacing w:before="240" w:after="240"/>
+      </w:pPr>
+      <w:r>
+        <w:t>The player explores an abandoned dungeon once used to protect a sacred relic.</w:t>
+      </w:r>
+      <w:r>
+        <w:br/>
+        <w:t>Now corrupted and overrun by hostile creatures, the dungeon presents increasingly dangerous rooms.</w:t>
+      </w:r>
+    </w:p>
+    <w:p>
+      <w:pPr>
+        <w:spacing w:before="240" w:after="240"/>
+      </w:pPr>
+      <w:r>
+        <w:t>Each room presents combat encounters with skeleton enemies that must be defeated.</w:t>
+      </w:r>
+      <w:r>
+        <w:br/>
+        <w:t>The player uses a 3-hit melee combo system with knockback and invincibility frames.</w:t>
+      </w:r>
+    </w:p>
+    <w:p>
+      <w:pPr>
+        <w:spacing w:before="240" w:after="240"/>
+      </w:pPr>
+      <w:r>
+        <w:t>The game uses a perspective camera that follows the player from above, with adjustable zoom.</w:t>
+      </w:r>
+    </w:p>
+    <w:p>
+      <w:r>
+        <w:pict w14:anchorId="2DD9AAB4">
+          <v:rect id="_x0000_i1038" style="width:0;height:1.5pt" o:hralign="center" o:hrstd="t" o:hr="t" fillcolor="#a0a0a0" stroked="f"/>
+        </w:pict>
+      </w:r>
+    </w:p>
+    <w:p>
+      <w:pPr>
+        <w:pStyle w:val="Heading2"/>
+        <w:keepNext w:val="0"/>
+        <w:keepLines w:val="0"/>
+        <w:spacing w:after="80"/>
+        <w:rPr>
+          <w:b/>
+          <w:bCs/>
+          <w:sz w:val="34"/>
+          <w:szCs w:val="34"/>
+        </w:rPr>
+      </w:pPr>
+      <w:bookmarkStart w:id="41" w:name="_nqaxosd78gwt" w:colFirst="0" w:colLast="0"/>
+      <w:bookmarkEnd w:id="41"/>
+    </w:p>
+    <w:p>
+      <w:pPr>
+        <w:pStyle w:val="Heading2"/>
+        <w:keepNext w:val="0"/>
+        <w:keepLines w:val="0"/>
+        <w:spacing w:before="0" w:after="80"/>
+        <w:rPr>
+          <w:b/>
+          <w:bCs/>
+          <w:sz w:val="34"/>
+          <w:szCs w:val="34"/>
+        </w:rPr>
+      </w:pPr>
+      <w:bookmarkStart w:id="42" w:name="_8v3t21r43twr" w:colFirst="0" w:colLast="0"/>
+      <w:bookmarkEnd w:id="42"/>
+      <w:r>
+        <w:rPr>
+          <w:b/>
+          <w:bCs/>
+          <w:sz w:val="34"/>
+          <w:szCs w:val="34"/>
+        </w:rPr>
+        <w:t>High-Level Features</w:t>
+      </w:r>
+    </w:p>
+    <w:p>
+      <w:pPr>
+        <w:numPr>
+          <w:ilvl w:val="0"/>
+          <w:numId w:val="4"/>
+        </w:numPr>
+        <w:spacing w:before="240"/>
+      </w:pPr>
+      <w:r>
+        <w:t>3D top-down movement with smooth rotation</w:t>
+      </w:r>
+      <w:r>
+        <w:br/>
+        <w:t>Perspective camera with zoom control</w:t>
+      </w:r>
+      <w:r>
+        <w:br/>
+        <w:t>Procedurally generated dungeon layout</w:t>
+      </w:r>
+      <w:r>
+        <w:br/>
+        <w:t>3-hit combo melee combat system with lunge on final attack</w:t>
+      </w:r>
+      <w:r>
+        <w:br/>
+        <w:t>Enemy AI (idle, patrol, chase, and attack states with knockback)</w:t>
+      </w:r>
+      <w:r>
+        <w:br/>
+      </w:r>
+      <w:r>
+        <w:lastRenderedPageBreak/>
+        <w:t>Health and damage system with invincibility frames</w:t>
+      </w:r>
+      <w:r>
+        <w:br/>
+        <w:t>Skeletal animation with blending</w:t>
+      </w:r>
+      <w:r>
+        <w:br/>
+        <w:t>Sound effects and background music with volume control</w:t>
+      </w:r>
+      <w:r>
+        <w:br/>
+        <w:t>UI health bar (heart-based display)</w:t>
+      </w:r>
+      <w:r>
+        <w:br/>
+        <w:t>Menu system (main menu, pause menu, settings with volume sliders)</w:t>
+      </w:r>
+      <w:r>
+        <w:br/>
+        <w:t>Interactive doors (proximity-based and switch-triggered)</w:t>
+      </w:r>
+      <w:r>
+        <w:br/>
+        <w:t>Debug tools (FPS counter, collider visualization)</w:t>
+      </w:r>
+      <w:r>
+        <w:br/>
+        <w:t>Procedural dungeon generation with configurable room count and seed</w:t>
+      </w:r>
+    </w:p>
+    <w:p>
+      <w:pPr>
+        <w:spacing w:before="240" w:after="240"/>
+      </w:pPr>
+      <w:r>
+        <w:t>Multiplayer is not included to maintain scope control.</w:t>
+      </w:r>
+    </w:p>
+    <w:p>
+      <w:r>
+        <w:pict w14:anchorId="1276972E">
+          <v:rect id="_x0000_i1039" style="width:0;height:1.5pt" o:hralign="center" o:hrstd="t" o:hr="t" fillcolor="#a0a0a0" stroked="f"/>
+        </w:pict>
+      </w:r>
+    </w:p>
+    <w:p>
+      <w:pPr>
+        <w:pStyle w:val="Heading2"/>
+        <w:keepNext w:val="0"/>
+        <w:keepLines w:val="0"/>
+        <w:spacing w:before="0" w:after="80"/>
+        <w:rPr>
+          <w:b/>
+          <w:bCs/>
+          <w:sz w:val="34"/>
+          <w:szCs w:val="34"/>
+        </w:rPr>
+      </w:pPr>
+      <w:bookmarkStart w:id="43" w:name="_4cxpu8vayg7e" w:colFirst="0" w:colLast="0"/>
+      <w:bookmarkEnd w:id="43"/>
+      <w:r>
+        <w:rPr>
+          <w:b/>
+          <w:bCs/>
+          <w:sz w:val="34"/>
+          <w:szCs w:val="34"/>
+        </w:rPr>
+        <w:t>Platform</w:t>
+      </w:r>
+    </w:p>
+    <w:p>
+      <w:pPr>
+        <w:spacing w:before="240" w:after="240"/>
+      </w:pPr>
+      <w:r>
+        <w:t>Primary platform:</w:t>
+      </w:r>
+    </w:p>
+    <w:p>
+      <w:pPr>
+        <w:numPr>
+          <w:ilvl w:val="0"/>
+          <w:numId w:val="20"/>
+        </w:numPr>
+        <w:spacing w:before="240" w:after="240"/>
+      </w:pPr>
+      <w:r>
+        <w:t>Windows</w:t>
+      </w:r>
+    </w:p>
+    <w:p>
+      <w:r>
+        <w:pict w14:anchorId="6A9286BE">
+          <v:rect id="_x0000_i1040" style="width:0;height:1.5pt" o:hralign="center" o:hrstd="t" o:hr="t" fillcolor="#a0a0a0" stroked="f"/>
+        </w:pict>
+      </w:r>
+    </w:p>
+    <w:p>
+      <w:pPr>
+        <w:pStyle w:val="Heading2"/>
+        <w:keepNext w:val="0"/>
+        <w:keepLines w:val="0"/>
+        <w:spacing w:before="0" w:after="80"/>
+        <w:rPr>
+          <w:b/>
+          <w:bCs/>
+          <w:sz w:val="34"/>
+          <w:szCs w:val="34"/>
+        </w:rPr>
+      </w:pPr>
+      <w:bookmarkStart w:id="44" w:name="_plre0ticvi1f" w:colFirst="0" w:colLast="0"/>
+      <w:bookmarkEnd w:id="44"/>
+      <w:r>
+        <w:rPr>
+          <w:b/>
+          <w:bCs/>
+          <w:sz w:val="34"/>
+          <w:szCs w:val="34"/>
+        </w:rPr>
+        <w:t>Narrative</w:t>
+      </w:r>
+    </w:p>
+    <w:p>
+      <w:pPr>
+        <w:spacing w:before="240" w:after="240"/>
+      </w:pPr>
+      <w:r>
+        <w:t>The Forgotten Keep once guarded an ancient relic of immense power.</w:t>
+      </w:r>
+      <w:r>
+        <w:br/>
+        <w:t>After years of abandonment, dark forces have taken control.</w:t>
+      </w:r>
+    </w:p>
+    <w:p>
+      <w:pPr>
+        <w:spacing w:before="240" w:after="240"/>
+      </w:pPr>
+      <w:r>
+        <w:t>The player ventures inside to restore balance and uncover the fate of the fortress.</w:t>
+      </w:r>
+    </w:p>
+    <w:p>
+      <w:pPr>
+        <w:spacing w:before="240" w:after="240"/>
+      </w:pPr>
+      <w:r>
+        <w:t>Story elements are delivered through:</w:t>
+      </w:r>
+    </w:p>
+    <w:p>
+      <w:pPr>
+        <w:numPr>
+          <w:ilvl w:val="0"/>
+          <w:numId w:val="11"/>
+        </w:numPr>
+        <w:spacing w:before="240"/>
+      </w:pPr>
+      <w:r>
+        <w:t>Environmental design (dungeon atmosphere)</w:t>
+      </w:r>
+      <w:r>
+        <w:br/>
+        <w:t>Room progression (procedurally generated layouts)</w:t>
+      </w:r>
+      <w:r>
+        <w:br/>
+        <w:t>Enemy placement (skeleton enemies spawned per room)</w:t>
+      </w:r>
+      <w:r>
+        <w:br/>
+        <w:t>Interactive elements (doors and switches)</w:t>
+      </w:r>
+    </w:p>
+    <w:p>
+      <w:r>
+        <w:pict w14:anchorId="1248085C">
+          <v:rect id="_x0000_i1041" style="width:0;height:1.5pt" o:hralign="center" o:hrstd="t" o:hr="t" fillcolor="#a0a0a0" stroked="f"/>
+        </w:pict>
+      </w:r>
+    </w:p>
+    <w:p>
+      <w:pPr>
+        <w:pStyle w:val="Heading2"/>
+        <w:keepNext w:val="0"/>
+        <w:keepLines w:val="0"/>
+        <w:spacing w:before="0" w:after="80"/>
+        <w:rPr>
+          <w:b/>
+          <w:bCs/>
+          <w:sz w:val="34"/>
+          <w:szCs w:val="34"/>
+        </w:rPr>
+      </w:pPr>
+      <w:bookmarkStart w:id="45" w:name="_9u8rycgl9mc0" w:colFirst="0" w:colLast="0"/>
+      <w:bookmarkEnd w:id="45"/>
+      <w:r>
+        <w:rPr>
+          <w:b/>
+          <w:bCs/>
+          <w:sz w:val="34"/>
+          <w:szCs w:val="34"/>
+        </w:rPr>
+        <w:t>Art Assets</w:t>
+      </w:r>
+    </w:p>
+    <w:p>
+      <w:pPr>
+        <w:spacing w:before="240" w:after="240"/>
+      </w:pPr>
+      <w:r>
+        <w:t>Assets include:</w:t>
+      </w:r>
+    </w:p>
+    <w:p>
+      <w:pPr>
+        <w:numPr>
+          <w:ilvl w:val="0"/>
+          <w:numId w:val="24"/>
+        </w:numPr>
+        <w:spacing w:before="240"/>
+      </w:pPr>
+      <w:r>
+        <w:t>Royalty-free GLB/GLTF 3D models (characters, dungeon tiles, equipment)</w:t>
+      </w:r>
+      <w:r>
+        <w:br/>
+        <w:t>Skeletal animation clips (idle, run, attack combo, hit reaction, death)</w:t>
+      </w:r>
+      <w:r>
+        <w:br/>
+        <w:t>Free-use sound effects and background music (OGG format)</w:t>
+      </w:r>
+      <w:r>
+        <w:br/>
+        <w:t>TrueType fonts for UI text rendering</w:t>
+      </w:r>
+      <w:r>
+        <w:br/>
+        <w:t>Custom UI textures (health bar hearts, borders)</w:t>
+      </w:r>
+    </w:p>
+    <w:p>
+      <w:pPr>
+        <w:spacing w:before="240" w:after="240"/>
+      </w:pPr>
+      <w:r>
+        <w:t>All assets will be included within the GitHub repository.</w:t>
+      </w:r>
+    </w:p>
+    <w:p>
+      <w:r>
+        <w:lastRenderedPageBreak/>
+        <w:pict w14:anchorId="70756306">
+          <v:rect id="_x0000_i1042" style="width:0;height:1.5pt" o:hralign="center" o:hrstd="t" o:hr="t" fillcolor="#a0a0a0" stroked="f"/>
+        </w:pict>
+      </w:r>
+    </w:p>
+    <w:p>
+      <w:pPr>
+        <w:pStyle w:val="Heading1"/>
+        <w:keepNext w:val="0"/>
+        <w:keepLines w:val="0"/>
+        <w:spacing w:before="0"/>
+        <w:rPr>
+          <w:b/>
+          <w:bCs/>
+          <w:sz w:val="46"/>
+          <w:szCs w:val="46"/>
+        </w:rPr>
+      </w:pPr>
+      <w:bookmarkStart w:id="46" w:name="_t042fpcp3hh2" w:colFirst="0" w:colLast="0"/>
+      <w:bookmarkEnd w:id="46"/>
+      <w:r>
+        <w:rPr>
+          <w:b/>
+          <w:bCs/>
+          <w:sz w:val="46"/>
+          <w:szCs w:val="46"/>
+        </w:rPr>
+        <w:t>5. Tools and Risks</w:t>
+      </w:r>
+    </w:p>
+    <w:p>
+      <w:pPr>
+        <w:pStyle w:val="Heading2"/>
+        <w:keepNext w:val="0"/>
+        <w:keepLines w:val="0"/>
+        <w:spacing w:after="80"/>
+        <w:sectPr>
+          <w:pgSz w:w="12240" w:h="15840"/>
+          <w:pgMar w:top="1440" w:right="1440" w:bottom="1440" w:left="1440" w:header="720" w:footer="720" w:gutter="0"/>
+          <w:pgNumType w:start="1"/>
+          <w:cols w:space="720"/>
+        </w:sectPr>
+      </w:pPr>
+      <w:bookmarkStart w:id="47" w:name="_lcrrxhc68xnw" w:colFirst="0" w:colLast="0"/>
+      <w:bookmarkEnd w:id="47"/>
+      <w:r>
+        <w:rPr>
+          <w:b/>
+          <w:bCs/>
+          <w:sz w:val="34"/>
+          <w:szCs w:val="34"/>
+        </w:rPr>
+        <w:t>Tools</w:t>
+      </w:r>
+    </w:p>
+    <w:p>
+      <w:pPr>
+        <w:numPr>
+          <w:ilvl w:val="0"/>
+          <w:numId w:val="14"/>
+        </w:numPr>
+      </w:pPr>
+      <w:r>
+        <w:t>C++</w:t>
+      </w:r>
+    </w:p>
+    <w:p>
+      <w:pPr>
+        <w:numPr>
+          <w:ilvl w:val="0"/>
+          <w:numId w:val="14"/>
+        </w:numPr>
+      </w:pPr>
+      <w:r>
+        <w:t>SDL3</w:t>
+      </w:r>
+    </w:p>
+    <w:p>
+      <w:pPr>
+        <w:numPr>
+          <w:ilvl w:val="0"/>
+          <w:numId w:val="14"/>
+        </w:numPr>
+      </w:pPr>
+      <w:r>
+        <w:t>OpenGL</w:t>
+      </w:r>
+    </w:p>
+    <w:p>
+      <w:pPr>
+        <w:numPr>
+          <w:ilvl w:val="0"/>
+          <w:numId w:val="14"/>
+        </w:numPr>
+      </w:pPr>
+      <w:r>
+        <w:t>GLM</w:t>
+      </w:r>
+    </w:p>
+    <w:p>
+      <w:pPr>
+        <w:numPr>
+          <w:ilvl w:val="0"/>
+          <w:numId w:val="14"/>
+        </w:numPr>
+      </w:pPr>
+      <w:r>
+        <w:t>CMake</w:t>
+      </w:r>
+    </w:p>
+    <w:p>
+      <w:pPr>
+        <w:numPr>
+          <w:ilvl w:val="0"/>
+          <w:numId w:val="14"/>
+        </w:numPr>
+      </w:pPr>
+      <w:r>
+        <w:t>CLion / Visual Studio</w:t>
+      </w:r>
+      <w:r>
+        <w:br/>
+        <w:t xml:space="preserve">Assimp 6.0.4 (3D model and </w:t>
+      </w:r>
+      <w:r>
+        <w:t>animation loading)</w:t>
+      </w:r>
+      <w:r>
+        <w:br/>
+        <w:t>GLAD (OpenGL function loader)</w:t>
+      </w:r>
+      <w:r>
+        <w:br/>
+        <w:t>SDL3_mixer (audio playback)</w:t>
+      </w:r>
+      <w:r>
+        <w:br/>
+        <w:t>SDL3_image (image file loading)</w:t>
+      </w:r>
+      <w:r>
+        <w:br/>
+        <w:t>stb_truetype (font rasterization)</w:t>
+      </w:r>
+    </w:p>
+    <w:p>
+      <w:pPr>
+        <w:numPr>
+          <w:ilvl w:val="0"/>
+          <w:numId w:val="14"/>
+        </w:numPr>
+      </w:pPr>
+      <w:r>
+        <w:t>GitHub</w:t>
+      </w:r>
+    </w:p>
+    <w:p>
+      <w:pPr>
+        <w:numPr>
+          <w:ilvl w:val="0"/>
+          <w:numId w:val="14"/>
+        </w:numPr>
+        <w:spacing w:after="240"/>
+        <w:sectPr>
+          <w:type w:val="continuous"/>
+          <w:pgSz w:w="12240" w:h="15840"/>
+          <w:pgMar w:top="1440" w:right="1440" w:bottom="1440" w:left="1440" w:header="720" w:footer="720" w:gutter="0"/>
+          <w:cols w:num="2" w:space="720" w:equalWidth="0">
+            <w:col w:w="4320" w:space="720"/>
+            <w:col w:w="4320" w:space="0"/>
+          </w:cols>
+        </w:sectPr>
+      </w:pPr>
+      <w:r>
+        <w:t>Free GLB/GLTF asset libraries</w:t>
+      </w:r>
+    </w:p>
+    <w:p>
+      <w:r>
+        <w:pict w14:anchorId="6264C075">
+          <v:rect id="_x0000_i1043" style="width:0;height:1.5pt" o:hralign="center" o:hrstd="t" o:hr="t" fillcolor="#a0a0a0" stroked="f"/>
+        </w:pict>
+      </w:r>
+    </w:p>
+    <w:p>
+      <w:pPr>
+        <w:pStyle w:val="Heading2"/>
+        <w:keepNext w:val="0"/>
+        <w:keepLines w:val="0"/>
+        <w:spacing w:before="0" w:after="80"/>
+        <w:rPr>
+          <w:b/>
+          <w:bCs/>
+          <w:sz w:val="34"/>
+          <w:szCs w:val="34"/>
+        </w:rPr>
+      </w:pPr>
+      <w:bookmarkStart w:id="48" w:name="_esvhrcjoeg3" w:colFirst="0" w:colLast="0"/>
+      <w:bookmarkEnd w:id="48"/>
+      <w:r>
+        <w:rPr>
+          <w:b/>
+          <w:bCs/>
+          <w:sz w:val="34"/>
+          <w:szCs w:val="34"/>
+        </w:rPr>
+        <w:t>Risks</w:t>
+      </w:r>
+    </w:p>
+    <w:p>
+      <w:pPr>
+        <w:pStyle w:val="Heading3"/>
+        <w:keepNext w:val="0"/>
+        <w:keepLines w:val="0"/>
+        <w:spacing w:before="280"/>
+        <w:rPr>
+          <w:b/>
+          <w:bCs/>
+          <w:color w:val="000000"/>
+          <w:sz w:val="26"/>
+          <w:szCs w:val="26"/>
+        </w:rPr>
+      </w:pPr>
+      <w:bookmarkStart w:id="49" w:name="_gkznoxmfml38" w:colFirst="0" w:colLast="0"/>
+      <w:bookmarkEnd w:id="49"/>
+      <w:r>
+        <w:rPr>
+          <w:b/>
+          <w:bCs/>
+          <w:color w:val="000000"/>
+          <w:sz w:val="26"/>
+          <w:szCs w:val="26"/>
+        </w:rPr>
+        <w:t>OpenGL Complexity</w:t>
+      </w:r>
+    </w:p>
+    <w:p>
+      <w:pPr>
+        <w:spacing w:before="240" w:after="240"/>
+      </w:pPr>
+      <w:r>
+        <w:t>Shader debugging and state management may introduce errors.</w:t>
+      </w:r>
+    </w:p>
+    <w:p>
+      <w:pPr>
+        <w:spacing w:before="240" w:after="240"/>
+      </w:pPr>
+      <w:r>
+        <w:t>Mitigation:</w:t>
+      </w:r>
+    </w:p>
+    <w:p>
+      <w:pPr>
+        <w:numPr>
+          <w:ilvl w:val="0"/>
+          <w:numId w:val="3"/>
+        </w:numPr>
+        <w:spacing w:before="240"/>
+      </w:pPr>
+      <w:r>
+        <w:t>Incremental development</w:t>
+      </w:r>
+    </w:p>
+    <w:p>
+      <w:pPr>
+        <w:numPr>
+          <w:ilvl w:val="0"/>
+          <w:numId w:val="3"/>
+        </w:numPr>
+        <w:spacing w:after="240"/>
+      </w:pPr>
+      <w:r>
+        <w:t>Start with simple primitives before complex models</w:t>
+      </w:r>
+    </w:p>
+    <w:p>
+      <w:r>
+        <w:pict w14:anchorId="4E383C44">
+          <v:rect id="_x0000_i1044" style="width:0;height:1.5pt" o:hralign="center" o:hrstd="t" o:hr="t" fillcolor="#a0a0a0" stroked="f"/>
+        </w:pict>
+      </w:r>
+    </w:p>
+    <w:p>
+      <w:pPr>
+        <w:pStyle w:val="Heading3"/>
+        <w:keepNext w:val="0"/>
+        <w:keepLines w:val="0"/>
+        <w:spacing w:before="0"/>
+        <w:rPr>
+          <w:b/>
+          <w:bCs/>
+          <w:color w:val="000000"/>
+          <w:sz w:val="26"/>
+          <w:szCs w:val="26"/>
+        </w:rPr>
+      </w:pPr>
+      <w:bookmarkStart w:id="50" w:name="_l3iixaun7lyi" w:colFirst="0" w:colLast="0"/>
+      <w:bookmarkEnd w:id="50"/>
+      <w:r>
+        <w:rPr>
+          <w:b/>
+          <w:bCs/>
+          <w:color w:val="000000"/>
+          <w:sz w:val="26"/>
+          <w:szCs w:val="26"/>
+        </w:rPr>
+        <w:t>Asset Import Issues</w:t>
+      </w:r>
+    </w:p>
+    <w:p>
+      <w:pPr>
+        <w:spacing w:before="240" w:after="240"/>
+      </w:pPr>
+      <w:r>
+        <w:t>GLB compatibility problems may occur.</w:t>
+      </w:r>
+    </w:p>
+    <w:p>
+      <w:pPr>
+        <w:spacing w:before="240" w:after="240"/>
+      </w:pPr>
+      <w:r>
+        <w:t>Mitigation:</w:t>
+      </w:r>
+    </w:p>
+    <w:p>
+      <w:pPr>
+        <w:numPr>
+          <w:ilvl w:val="0"/>
+          <w:numId w:val="13"/>
+        </w:numPr>
+        <w:spacing w:before="240"/>
+      </w:pPr>
+      <w:r>
+        <w:t>Standardize asset format</w:t>
+      </w:r>
+    </w:p>
+    <w:p>
+      <w:pPr>
+        <w:numPr>
+          <w:ilvl w:val="0"/>
+          <w:numId w:val="13"/>
+        </w:numPr>
+      </w:pPr>
+      <w:r>
+        <w:t>Test assets early</w:t>
+      </w:r>
+    </w:p>
+    <w:p>
+      <w:pPr>
+        <w:numPr>
+          <w:ilvl w:val="0"/>
+          <w:numId w:val="13"/>
+        </w:numPr>
+        <w:spacing w:after="240"/>
+      </w:pPr>
+      <w:r>
+        <w:t>Limit asset complexity</w:t>
+      </w:r>
+    </w:p>
+    <w:p>
+      <w:r>
+        <w:pict w14:anchorId="5E6CEEE4">
+          <v:rect id="_x0000_i1045" style="width:0;height:1.5pt" o:hralign="center" o:hrstd="t" o:hr="t" fillcolor="#a0a0a0" stroked="f"/>
+        </w:pict>
+      </w:r>
+    </w:p>
+    <w:p>
+      <w:pPr>
+        <w:pStyle w:val="Heading3"/>
+        <w:keepNext w:val="0"/>
+        <w:keepLines w:val="0"/>
+        <w:spacing w:before="0"/>
+        <w:rPr>
+          <w:b/>
+          <w:bCs/>
+          <w:color w:val="000000"/>
+          <w:sz w:val="26"/>
+          <w:szCs w:val="26"/>
+        </w:rPr>
+      </w:pPr>
+      <w:bookmarkStart w:id="51" w:name="_6aeoooi8kyx" w:colFirst="0" w:colLast="0"/>
+      <w:bookmarkEnd w:id="51"/>
+      <w:r>
+        <w:rPr>
+          <w:b/>
+          <w:bCs/>
+          <w:color w:val="000000"/>
+          <w:sz w:val="26"/>
+          <w:szCs w:val="26"/>
+        </w:rPr>
+        <w:t>Time Constraints</w:t>
+      </w:r>
+    </w:p>
+    <w:p>
+      <w:pPr>
+        <w:spacing w:before="240" w:after="240"/>
+      </w:pPr>
+      <w:r>
+        <w:t>Balancing engine development with gameplay implementation.</w:t>
+      </w:r>
+    </w:p>
+    <w:p>
+      <w:pPr>
+        <w:spacing w:before="240" w:after="240"/>
+      </w:pPr>
+      <w:r>
+        <w:t>Mitigation:</w:t>
+      </w:r>
+    </w:p>
+    <w:p>
+      <w:pPr>
+        <w:numPr>
+          <w:ilvl w:val="0"/>
+          <w:numId w:val="9"/>
+        </w:numPr>
+        <w:spacing w:before="240"/>
+      </w:pPr>
+      <w:r>
+        <w:t>Develop a vertical slice first (one playable room)</w:t>
+      </w:r>
+    </w:p>
+    <w:p>
+      <w:pPr>
+        <w:numPr>
+          <w:ilvl w:val="0"/>
+          <w:numId w:val="9"/>
+        </w:numPr>
+        <w:spacing w:after="240"/>
+      </w:pPr>
+      <w:r>
+        <w:lastRenderedPageBreak/>
+        <w:t>Expand only after core systems are stable</w:t>
+      </w:r>
+    </w:p>
+    <w:p>
+      <w:r>
+        <w:pict w14:anchorId="14159A24">
+          <v:rect id="_x0000_i1046" style="width:0;height:1.5pt" o:hralign="center" o:hrstd="t" o:hr="t" fillcolor="#a0a0a0" stroked="f"/>
+        </w:pict>
+      </w:r>
+    </w:p>
+    <w:p>
+      <w:pPr>
+        <w:pStyle w:val="Heading3"/>
+        <w:keepNext w:val="0"/>
+        <w:keepLines w:val="0"/>
+        <w:spacing w:before="0"/>
+        <w:rPr>
+          <w:b/>
+          <w:bCs/>
+          <w:color w:val="000000"/>
+          <w:sz w:val="26"/>
+          <w:szCs w:val="26"/>
+        </w:rPr>
+      </w:pPr>
+      <w:bookmarkStart w:id="52" w:name="_ajliz8rm9us8" w:colFirst="0" w:colLast="0"/>
+      <w:bookmarkEnd w:id="52"/>
+      <w:r>
+        <w:rPr>
+          <w:b/>
+          <w:bCs/>
+          <w:color w:val="000000"/>
+          <w:sz w:val="26"/>
+          <w:szCs w:val="26"/>
+        </w:rPr>
+        <w:t>Scope Creep</w:t>
+      </w:r>
+    </w:p>
+    <w:p>
+      <w:pPr>
+        <w:spacing w:before="240" w:after="240"/>
+      </w:pPr>
+      <w:r>
+        <w:t>Adding advanced rendering features (shadows, multiplayer, procedural generation).</w:t>
+      </w:r>
+    </w:p>
+    <w:p>
+      <w:pPr>
+        <w:spacing w:before="240" w:after="240"/>
+      </w:pPr>
+      <w:r>
+        <w:t>Mitigation:</w:t>
+      </w:r>
+    </w:p>
+    <w:p>
+      <w:pPr>
+        <w:numPr>
+          <w:ilvl w:val="0"/>
+          <w:numId w:val="26"/>
+        </w:numPr>
+        <w:spacing w:before="240"/>
+      </w:pPr>
+      <w:r>
+        <w:t>Define core feature set</w:t>
+      </w:r>
+    </w:p>
+    <w:p>
+      <w:pPr>
+        <w:numPr>
+          <w:ilvl w:val="0"/>
+          <w:numId w:val="26"/>
+        </w:numPr>
+      </w:pPr>
+      <w:r>
+        <w:t>Avoid non-essential features</w:t>
+      </w:r>
+    </w:p>
+    <w:p>
+      <w:pPr>
+        <w:numPr>
+          <w:ilvl w:val="0"/>
+          <w:numId w:val="26"/>
+        </w:numPr>
+        <w:spacing w:after="240"/>
+      </w:pPr>
+      <w:r>
+        <w:t>Focus on stability before polish</w:t>
+      </w:r>
+    </w:p>
+    <w:p>
+      <w:r>
+        <w:pict w14:anchorId="1BC70D7B">
+          <v:rect id="_x0000_i1047" style="width:0;height:1.5pt" o:hralign="center" o:hrstd="t" o:hr="t" fillcolor="#a0a0a0" stroked="f"/>
+        </w:pict>
+      </w:r>
+    </w:p>
+    <w:p>
+      <w:pPr>
+        <w:pStyle w:val="Heading1"/>
+        <w:keepNext w:val="0"/>
+        <w:keepLines w:val="0"/>
+        <w:spacing w:before="0"/>
+        <w:rPr>
+          <w:b/>
+          <w:bCs/>
+          <w:sz w:val="46"/>
+          <w:szCs w:val="46"/>
+        </w:rPr>
+      </w:pPr>
+      <w:bookmarkStart w:id="53" w:name="_vkbcxiw5jyn4" w:colFirst="0" w:colLast="0"/>
+      <w:bookmarkEnd w:id="53"/>
+      <w:r>
+        <w:rPr>
+          <w:b/>
+          <w:bCs/>
+          <w:sz w:val="46"/>
+          <w:szCs w:val="46"/>
+        </w:rPr>
+        <w:t>6. Development Milestones</w:t>
+      </w:r>
+    </w:p>
+    <w:p>
+      <w:pPr>
+        <w:pStyle w:val="Heading3"/>
+        <w:keepNext w:val="0"/>
+        <w:keepLines w:val="0"/>
+        <w:spacing w:before="280"/>
+        <w:rPr>
+          <w:b/>
+          <w:bCs/>
+          <w:color w:val="000000"/>
+          <w:sz w:val="26"/>
+          <w:szCs w:val="26"/>
+        </w:rPr>
+      </w:pPr>
+      <w:bookmarkStart w:id="54" w:name="_guz62w1mgyz" w:colFirst="0" w:colLast="0"/>
+      <w:bookmarkEnd w:id="54"/>
+      <w:r>
+        <w:rPr>
+          <w:b/>
+          <w:bCs/>
+          <w:color w:val="000000"/>
+          <w:sz w:val="26"/>
+          <w:szCs w:val="26"/>
+        </w:rPr>
+        <w:t>Milestone 1 – Rendering Foundation (Complete)</w:t>
+      </w:r>
+    </w:p>
+    <w:p>
+      <w:pPr>
+        <w:spacing w:before="240"/>
+      </w:pPr>
+      <w:r>
+        <w:t>SDL3 + OpenGL 4.6 context ✓</w:t>
+      </w:r>
+      <w:r>
+        <w:br/>
+        <w:t>Shader system with uniform caching ✓</w:t>
+      </w:r>
+      <w:r>
+        <w:br/>
+        <w:t>Render textured GLB models ✓</w:t>
+      </w:r>
+      <w:r>
+        <w:br/>
+        <w:t>Perspective camera system with zoom ✓</w:t>
+      </w:r>
+    </w:p>
+    <w:p>
+      <w:pPr>
+        <w:pStyle w:val="Heading3"/>
+        <w:keepNext w:val="0"/>
+        <w:keepLines w:val="0"/>
+        <w:spacing w:before="280"/>
+        <w:rPr>
+          <w:b/>
+          <w:bCs/>
+          <w:color w:val="000000"/>
+          <w:sz w:val="26"/>
+          <w:szCs w:val="26"/>
+        </w:rPr>
+      </w:pPr>
+      <w:bookmarkStart w:id="55" w:name="_7ftpqb72ipj8" w:colFirst="0" w:colLast="0"/>
+      <w:bookmarkEnd w:id="55"/>
+      <w:r>
+        <w:rPr>
+          <w:b/>
+          <w:bCs/>
+          <w:color w:val="000000"/>
+          <w:sz w:val="26"/>
+          <w:szCs w:val="26"/>
+        </w:rPr>
+        <w:t>Milestone 2 – ECS Integration (Complete)</w:t>
+      </w:r>
+    </w:p>
+    <w:p>
+      <w:pPr>
+        <w:spacing w:before="240"/>
+      </w:pPr>
+      <w:r>
+        <w:t>Entity registry with component storage ✓</w:t>
+      </w:r>
+      <w:r>
+        <w:br/>
+        <w:t>Transform, Render, and gameplay components ✓</w:t>
+      </w:r>
+      <w:r>
+        <w:br/>
+        <w:t>Scene management system with stack-based overlays ✓</w:t>
+      </w:r>
+      <w:r>
+        <w:br/>
+        <w:t>Skeletal animation system with blending ✓</w:t>
+      </w:r>
+    </w:p>
+    <w:p>
+      <w:pPr>
+        <w:pStyle w:val="Heading3"/>
+        <w:keepNext w:val="0"/>
+        <w:keepLines w:val="0"/>
+        <w:spacing w:before="280"/>
+        <w:rPr>
+          <w:b/>
+          <w:bCs/>
+          <w:color w:val="000000"/>
+          <w:sz w:val="26"/>
+          <w:szCs w:val="26"/>
+        </w:rPr>
+      </w:pPr>
+      <w:bookmarkStart w:id="56" w:name="_7lo3bjerl0q" w:colFirst="0" w:colLast="0"/>
+      <w:bookmarkEnd w:id="56"/>
+      <w:r>
+        <w:rPr>
+          <w:b/>
+          <w:bCs/>
+          <w:color w:val="000000"/>
+          <w:sz w:val="26"/>
+          <w:szCs w:val="26"/>
+        </w:rPr>
+        <w:t>Milestone 3 – Vertical Slice (Complete)</w:t>
+      </w:r>
+    </w:p>
+    <w:p>
+      <w:pPr>
+        <w:spacing w:before="240"/>
+      </w:pPr>
+      <w:r>
+        <w:t>Procedurally generated multi-room dungeons ✓</w:t>
+      </w:r>
+      <w:r>
+        <w:br/>
+        <w:t>Player movement with smooth rotation ✓</w:t>
+      </w:r>
+      <w:r>
+        <w:br/>
+        <w:t>Skeleton enemy type with AI state machine ✓</w:t>
+      </w:r>
+      <w:r>
+        <w:br/>
+        <w:t>AABB collision + health + damage system ✓</w:t>
+      </w:r>
+      <w:r>
+        <w:br/>
+        <w:t>3-hit combo combat with lunge and knockback ✓</w:t>
+      </w:r>
+      <w:r>
+        <w:br/>
+        <w:t>Invincibility frames and death system ✓</w:t>
+      </w:r>
+    </w:p>
+    <w:p>
+      <w:pPr>
+        <w:pStyle w:val="Heading3"/>
+        <w:keepNext w:val="0"/>
+        <w:keepLines w:val="0"/>
+        <w:spacing w:before="280"/>
+        <w:rPr>
+          <w:b/>
+          <w:bCs/>
+          <w:color w:val="000000"/>
+          <w:sz w:val="26"/>
+          <w:szCs w:val="26"/>
+        </w:rPr>
+      </w:pPr>
+      <w:bookmarkStart w:id="57" w:name="_68lj9a9jocul" w:colFirst="0" w:colLast="0"/>
+      <w:bookmarkEnd w:id="57"/>
+      <w:r>
+        <w:rPr>
+          <w:b/>
+          <w:bCs/>
+          <w:color w:val="000000"/>
+          <w:sz w:val="26"/>
+          <w:szCs w:val="26"/>
+        </w:rPr>
+        <w:t>Milestone 4 – Polish &amp; Finalization (Complete)</w:t>
+      </w:r>
+    </w:p>
+    <w:p>
+      <w:r>
+        <w:lastRenderedPageBreak/>
+        <w:t>Audio integration (SDL3_mixer, music + SFX with volume control) ✓</w:t>
+      </w:r>
+      <w:r>
+        <w:br/>
+        <w:t>UI health bar (heart-based HUD) ✓</w:t>
+      </w:r>
+      <w:r>
+        <w:br/>
+        <w:t>Debug tools (FPS counter, collider visualization) ✓</w:t>
+      </w:r>
+      <w:r>
+        <w:br/>
+        <w:t>Menu system (main menu, pause menu, settings) ✓</w:t>
+      </w:r>
+      <w:r>
+        <w:br/>
+        <w:t>Interactive doors and switch puzzles ✓</w:t>
+      </w:r>
+      <w:r>
+        <w:br/>
+        <w:t>Dungeon generation with prefab system ✓</w:t>
+      </w:r>
+    </w:p>
+    <w:p/>
+    <w:sectPr>
+      <w:type w:val="continuous"/>
+      <w:pgSz w:w="12240" w:h="15840"/>
+      <w:pgMar w:top="1440" w:right="1440" w:bottom="1440" w:left="1440" w:header="720" w:footer="720" w:gutter="0"/>
+      <w:cols w:space="720"/>
+    </w:sectPr>
+  </w:body>
+</w:document>
 </file>
 
 <file path=word/numbering.xml><?xml version="1.0" encoding="utf-8"?>
